--- a/doc/report.docx
+++ b/doc/report.docx
@@ -31,7 +31,7 @@
         <w:pStyle w:val="Date"/>
       </w:pPr>
       <w:r>
-        <w:t xml:space="preserve">2026-07-07</w:t>
+        <w:t xml:space="preserve">2026-07-23</w:t>
       </w:r>
     </w:p>
     <w:sdt>
@@ -235,7 +235,7 @@
       </w:tr>
     </w:tbl>
     <w:bookmarkEnd w:id="12"/>
-    <w:bookmarkStart w:id="21" w:name="descriptive-statistics"/>
+    <w:bookmarkStart w:id="25" w:name="descriptive-statistics"/>
     <w:p>
       <w:pPr>
         <w:pStyle w:val="Heading1"/>
@@ -288,13 +288,13 @@
               <w:tblLook w:firstRow="1" w:lastRow="0" w:firstColumn="0" w:lastColumn="0" w:noHBand="0" w:noVBand="0" w:val="0020"/>
             </w:tblPr>
             <w:tblGrid>
-              <w:gridCol w:w="3204"/>
-              <w:gridCol w:w="785"/>
-              <w:gridCol w:w="785"/>
-              <w:gridCol w:w="785"/>
-              <w:gridCol w:w="785"/>
-              <w:gridCol w:w="785"/>
-              <w:gridCol w:w="785"/>
+              <w:gridCol w:w="3309"/>
+              <w:gridCol w:w="768"/>
+              <w:gridCol w:w="768"/>
+              <w:gridCol w:w="768"/>
+              <w:gridCol w:w="768"/>
+              <w:gridCol w:w="768"/>
+              <w:gridCol w:w="768"/>
             </w:tblGrid>
             <w:tr>
               <w:trPr>
@@ -2804,6 +2804,99 @@
                   </w:pPr>
                   <w:r>
                     <w:t xml:space="preserve">1412 (36.8)</w:t>
+                  </w:r>
+                </w:p>
+              </w:tc>
+            </w:tr>
+            <w:tr>
+              <w:tc>
+                <w:tcPr/>
+                <w:p>
+                  <w:pPr>
+                    <w:pStyle w:val="Compact"/>
+                    <w:jc w:val="left"/>
+                    <w:jc w:val="center"/>
+                  </w:pPr>
+                  <w:r>
+                    <w:t xml:space="preserve">Body Dissatisfaction (Any Direction) = Dissatisfied (%)</w:t>
+                  </w:r>
+                </w:p>
+              </w:tc>
+              <w:tc>
+                <w:tcPr/>
+                <w:p>
+                  <w:pPr>
+                    <w:pStyle w:val="Compact"/>
+                    <w:jc w:val="left"/>
+                    <w:jc w:val="center"/>
+                  </w:pPr>
+                  <w:r>
+                    <w:t xml:space="preserve">2016 (50.5)</w:t>
+                  </w:r>
+                </w:p>
+              </w:tc>
+              <w:tc>
+                <w:tcPr/>
+                <w:p>
+                  <w:pPr>
+                    <w:pStyle w:val="Compact"/>
+                    <w:jc w:val="left"/>
+                    <w:jc w:val="center"/>
+                  </w:pPr>
+                  <w:r>
+                    <w:t xml:space="preserve">2335 (55.1)</w:t>
+                  </w:r>
+                </w:p>
+              </w:tc>
+              <w:tc>
+                <w:tcPr/>
+                <w:p>
+                  <w:pPr>
+                    <w:pStyle w:val="Compact"/>
+                    <w:jc w:val="left"/>
+                    <w:jc w:val="center"/>
+                  </w:pPr>
+                  <w:r>
+                    <w:t xml:space="preserve">1562 (43.7)</w:t>
+                  </w:r>
+                </w:p>
+              </w:tc>
+              <w:tc>
+                <w:tcPr/>
+                <w:p>
+                  <w:pPr>
+                    <w:pStyle w:val="Compact"/>
+                    <w:jc w:val="left"/>
+                    <w:jc w:val="center"/>
+                  </w:pPr>
+                  <w:r>
+                    <w:t xml:space="preserve">1858 (45.5)</w:t>
+                  </w:r>
+                </w:p>
+              </w:tc>
+              <w:tc>
+                <w:tcPr/>
+                <w:p>
+                  <w:pPr>
+                    <w:pStyle w:val="Compact"/>
+                    <w:jc w:val="left"/>
+                    <w:jc w:val="center"/>
+                  </w:pPr>
+                  <w:r>
+                    <w:t xml:space="preserve">1410 (44.2)</w:t>
+                  </w:r>
+                </w:p>
+              </w:tc>
+              <w:tc>
+                <w:tcPr/>
+                <w:p>
+                  <w:pPr>
+                    <w:pStyle w:val="Compact"/>
+                    <w:jc w:val="left"/>
+                    <w:jc w:val="center"/>
+                  </w:pPr>
+                  <w:r>
+                    <w:t xml:space="preserve">1687 (43.9)</w:t>
                   </w:r>
                 </w:p>
               </w:tc>
@@ -3740,10 +3833,10 @@
               <w:tblLook w:firstRow="1" w:lastRow="0" w:firstColumn="0" w:lastColumn="0" w:noHBand="0" w:noVBand="0" w:val="0020"/>
             </w:tblPr>
             <w:tblGrid>
-              <w:gridCol w:w="4562"/>
-              <w:gridCol w:w="1119"/>
-              <w:gridCol w:w="1119"/>
-              <w:gridCol w:w="1119"/>
+              <w:gridCol w:w="4668"/>
+              <w:gridCol w:w="1083"/>
+              <w:gridCol w:w="1083"/>
+              <w:gridCol w:w="1083"/>
             </w:tblGrid>
             <w:tr>
               <w:trPr>
@@ -5206,6 +5299,60 @@
                   </w:pPr>
                   <w:r>
                     <w:t xml:space="preserve">2617 (37.2)</w:t>
+                  </w:r>
+                </w:p>
+              </w:tc>
+            </w:tr>
+            <w:tr>
+              <w:tc>
+                <w:tcPr/>
+                <w:p>
+                  <w:pPr>
+                    <w:pStyle w:val="Compact"/>
+                    <w:jc w:val="left"/>
+                    <w:jc w:val="center"/>
+                  </w:pPr>
+                  <w:r>
+                    <w:t xml:space="preserve">Body Dissatisfaction (Any Direction) = Dissatisfied (%)</w:t>
+                  </w:r>
+                </w:p>
+              </w:tc>
+              <w:tc>
+                <w:tcPr/>
+                <w:p>
+                  <w:pPr>
+                    <w:pStyle w:val="Compact"/>
+                    <w:jc w:val="left"/>
+                    <w:jc w:val="center"/>
+                  </w:pPr>
+                  <w:r>
+                    <w:t xml:space="preserve">4351 (52.8)</w:t>
+                  </w:r>
+                </w:p>
+              </w:tc>
+              <w:tc>
+                <w:tcPr/>
+                <w:p>
+                  <w:pPr>
+                    <w:pStyle w:val="Compact"/>
+                    <w:jc w:val="left"/>
+                    <w:jc w:val="center"/>
+                  </w:pPr>
+                  <w:r>
+                    <w:t xml:space="preserve">3420 (44.6)</w:t>
+                  </w:r>
+                </w:p>
+              </w:tc>
+              <w:tc>
+                <w:tcPr/>
+                <w:p>
+                  <w:pPr>
+                    <w:pStyle w:val="Compact"/>
+                    <w:jc w:val="left"/>
+                    <w:jc w:val="center"/>
+                  </w:pPr>
+                  <w:r>
+                    <w:t xml:space="preserve">3097 (44.1)</w:t>
                   </w:r>
                 </w:p>
               </w:tc>
@@ -5778,6 +5925,24 @@
               </w:numPr>
             </w:pPr>
             <w:r>
+              <w:t xml:space="preserve">The direction-agnostic dissatisfaction indicator (</w:t>
+            </w:r>
+            <w:r>
+              <w:t xml:space="preserve">“Any Direction”</w:t>
+            </w:r>
+            <w:r>
+              <w:t xml:space="preserve">) shows just under half of children pick an ideal different from their current figure at every age.</w:t>
+            </w:r>
+          </w:p>
+          <w:p>
+            <w:pPr>
+              <w:pStyle w:val="Compact"/>
+              <w:numPr>
+                <w:ilvl w:val="0"/>
+                <w:numId w:val="1003"/>
+              </w:numPr>
+            </w:pPr>
+            <w:r>
               <w:t xml:space="preserve">The dissatisfaction also looks broadly like you would expect: most children either pick an ideal the same as their current, or a smaller one, with a smaller share picking a larger ideal.</w:t>
             </w:r>
           </w:p>
@@ -5834,8 +5999,3538 @@
       </w:tr>
     </w:tbl>
     <w:bookmarkEnd w:id="20"/>
-    <w:bookmarkEnd w:id="21"/>
-    <w:bookmarkStart w:id="27" w:name="preliminary-plots"/>
+    <w:bookmarkStart w:id="24" w:name="by-sex-within-age-group"/>
+    <w:p>
+      <w:pPr>
+        <w:pStyle w:val="Heading2"/>
+      </w:pPr>
+      <w:r>
+        <w:t xml:space="preserve">2.3 By sex within age group</w:t>
+      </w:r>
+    </w:p>
+    <w:tbl>
+      <w:tblPr>
+        <w:tblStyle w:val="Table"/>
+        <w:tblW w:type="pct" w:w="5000"/>
+        <w:tblLayout w:type="fixed"/>
+        <w:tblLook w:firstRow="0" w:lastRow="0" w:firstColumn="0" w:lastColumn="0" w:noHBand="0" w:noVBand="0" w:val="0000"/>
+      </w:tblPr>
+      <w:tblGrid>
+        <w:gridCol w:w="7920"/>
+      </w:tblGrid>
+      <w:tr>
+        <w:tc>
+          <w:tcPr/>
+          <w:bookmarkStart w:id="21" w:name="tbl-by-sex-age"/>
+          <w:p>
+            <w:pPr>
+              <w:jc w:val="center"/>
+            </w:pPr>
+            <w:pPr>
+              <w:jc w:val="left"/>
+              <w:spacing w:before="200"/>
+              <w:pStyle w:val="ImageCaption"/>
+            </w:pPr>
+            <w:r>
+              <w:t xml:space="preserve">Table 3: Descriptive statistics by sex within age group (cohorts pooled).</w:t>
+            </w:r>
+          </w:p>
+          <w:tbl>
+            <w:tblPr>
+              <w:tblStyle w:val="Table"/>
+              <w:tblW w:type="pct" w:w="5000"/>
+              <w:tblLayout w:type="fixed"/>
+              <w:tblLook w:firstRow="1" w:lastRow="0" w:firstColumn="0" w:lastColumn="0" w:noHBand="0" w:noVBand="0" w:val="0020"/>
+            </w:tblPr>
+            <w:tblGrid>
+              <w:gridCol w:w="3261"/>
+              <w:gridCol w:w="757"/>
+              <w:gridCol w:w="757"/>
+              <w:gridCol w:w="757"/>
+              <w:gridCol w:w="815"/>
+              <w:gridCol w:w="757"/>
+              <w:gridCol w:w="815"/>
+            </w:tblGrid>
+            <w:tr>
+              <w:trPr>
+                <w:tblHeader w:val="on"/>
+              </w:trPr>
+              <w:tc>
+                <w:tcPr/>
+                <w:p>
+                  <w:pPr>
+                    <w:pStyle w:val="Compact"/>
+                  </w:pPr>
+                </w:p>
+              </w:tc>
+              <w:tc>
+                <w:tcPr/>
+                <w:p>
+                  <w:pPr>
+                    <w:pStyle w:val="Compact"/>
+                    <w:jc w:val="left"/>
+                    <w:jc w:val="center"/>
+                  </w:pPr>
+                  <w:r>
+                    <w:t xml:space="preserve">Male:Age 8</w:t>
+                  </w:r>
+                </w:p>
+              </w:tc>
+              <w:tc>
+                <w:tcPr/>
+                <w:p>
+                  <w:pPr>
+                    <w:pStyle w:val="Compact"/>
+                    <w:jc w:val="left"/>
+                    <w:jc w:val="center"/>
+                  </w:pPr>
+                  <w:r>
+                    <w:t xml:space="preserve">Female:Age 8</w:t>
+                  </w:r>
+                </w:p>
+              </w:tc>
+              <w:tc>
+                <w:tcPr/>
+                <w:p>
+                  <w:pPr>
+                    <w:pStyle w:val="Compact"/>
+                    <w:jc w:val="left"/>
+                    <w:jc w:val="center"/>
+                  </w:pPr>
+                  <w:r>
+                    <w:t xml:space="preserve">Male:Age 10</w:t>
+                  </w:r>
+                </w:p>
+              </w:tc>
+              <w:tc>
+                <w:tcPr/>
+                <w:p>
+                  <w:pPr>
+                    <w:pStyle w:val="Compact"/>
+                    <w:jc w:val="left"/>
+                    <w:jc w:val="center"/>
+                  </w:pPr>
+                  <w:r>
+                    <w:t xml:space="preserve">Female:Age 10</w:t>
+                  </w:r>
+                </w:p>
+              </w:tc>
+              <w:tc>
+                <w:tcPr/>
+                <w:p>
+                  <w:pPr>
+                    <w:pStyle w:val="Compact"/>
+                    <w:jc w:val="left"/>
+                    <w:jc w:val="center"/>
+                  </w:pPr>
+                  <w:r>
+                    <w:t xml:space="preserve">Male:Age 12</w:t>
+                  </w:r>
+                </w:p>
+              </w:tc>
+              <w:tc>
+                <w:tcPr/>
+                <w:p>
+                  <w:pPr>
+                    <w:pStyle w:val="Compact"/>
+                    <w:jc w:val="left"/>
+                    <w:jc w:val="center"/>
+                  </w:pPr>
+                  <w:r>
+                    <w:t xml:space="preserve">Female:Age 12</w:t>
+                  </w:r>
+                </w:p>
+              </w:tc>
+            </w:tr>
+            <w:tr>
+              <w:tc>
+                <w:tcPr/>
+                <w:p>
+                  <w:pPr>
+                    <w:pStyle w:val="Compact"/>
+                    <w:jc w:val="left"/>
+                    <w:jc w:val="center"/>
+                  </w:pPr>
+                  <w:r>
+                    <w:t xml:space="preserve">n</w:t>
+                  </w:r>
+                </w:p>
+              </w:tc>
+              <w:tc>
+                <w:tcPr/>
+                <w:p>
+                  <w:pPr>
+                    <w:pStyle w:val="Compact"/>
+                    <w:jc w:val="left"/>
+                    <w:jc w:val="center"/>
+                  </w:pPr>
+                  <w:r>
+                    <w:t xml:space="preserve">4307</w:t>
+                  </w:r>
+                </w:p>
+              </w:tc>
+              <w:tc>
+                <w:tcPr/>
+                <w:p>
+                  <w:pPr>
+                    <w:pStyle w:val="Compact"/>
+                    <w:jc w:val="left"/>
+                    <w:jc w:val="center"/>
+                  </w:pPr>
+                  <w:r>
+                    <w:t xml:space="preserve">4109</w:t>
+                  </w:r>
+                </w:p>
+              </w:tc>
+              <w:tc>
+                <w:tcPr/>
+                <w:p>
+                  <w:pPr>
+                    <w:pStyle w:val="Compact"/>
+                    <w:jc w:val="left"/>
+                    <w:jc w:val="center"/>
+                  </w:pPr>
+                  <w:r>
+                    <w:t xml:space="preserve">4061</w:t>
+                  </w:r>
+                </w:p>
+              </w:tc>
+              <w:tc>
+                <w:tcPr/>
+                <w:p>
+                  <w:pPr>
+                    <w:pStyle w:val="Compact"/>
+                    <w:jc w:val="left"/>
+                    <w:jc w:val="center"/>
+                  </w:pPr>
+                  <w:r>
+                    <w:t xml:space="preserve">3872</w:t>
+                  </w:r>
+                </w:p>
+              </w:tc>
+              <w:tc>
+                <w:tcPr/>
+                <w:p>
+                  <w:pPr>
+                    <w:pStyle w:val="Compact"/>
+                    <w:jc w:val="left"/>
+                    <w:jc w:val="center"/>
+                  </w:pPr>
+                  <w:r>
+                    <w:t xml:space="preserve">3754</w:t>
+                  </w:r>
+                </w:p>
+              </w:tc>
+              <w:tc>
+                <w:tcPr/>
+                <w:p>
+                  <w:pPr>
+                    <w:pStyle w:val="Compact"/>
+                    <w:jc w:val="left"/>
+                    <w:jc w:val="center"/>
+                  </w:pPr>
+                  <w:r>
+                    <w:t xml:space="preserve">3583</w:t>
+                  </w:r>
+                </w:p>
+              </w:tc>
+            </w:tr>
+            <w:tr>
+              <w:tc>
+                <w:tcPr/>
+                <w:p>
+                  <w:pPr>
+                    <w:pStyle w:val="Compact"/>
+                    <w:jc w:val="left"/>
+                    <w:jc w:val="center"/>
+                  </w:pPr>
+                  <w:r>
+                    <w:t xml:space="preserve">Age (Years) (mean (SD))</w:t>
+                  </w:r>
+                </w:p>
+              </w:tc>
+              <w:tc>
+                <w:tcPr/>
+                <w:p>
+                  <w:pPr>
+                    <w:pStyle w:val="Compact"/>
+                    <w:jc w:val="left"/>
+                    <w:jc w:val="center"/>
+                  </w:pPr>
+                  <w:r>
+                    <w:t xml:space="preserve">8.32 (0.47)</w:t>
+                  </w:r>
+                </w:p>
+              </w:tc>
+              <w:tc>
+                <w:tcPr/>
+                <w:p>
+                  <w:pPr>
+                    <w:pStyle w:val="Compact"/>
+                    <w:jc w:val="left"/>
+                    <w:jc w:val="center"/>
+                  </w:pPr>
+                  <w:r>
+                    <w:t xml:space="preserve">8.33 (0.47)</w:t>
+                  </w:r>
+                </w:p>
+              </w:tc>
+              <w:tc>
+                <w:tcPr/>
+                <w:p>
+                  <w:pPr>
+                    <w:pStyle w:val="Compact"/>
+                    <w:jc w:val="left"/>
+                    <w:jc w:val="center"/>
+                  </w:pPr>
+                  <w:r>
+                    <w:t xml:space="preserve">10.37 (0.48)</w:t>
+                  </w:r>
+                </w:p>
+              </w:tc>
+              <w:tc>
+                <w:tcPr/>
+                <w:p>
+                  <w:pPr>
+                    <w:pStyle w:val="Compact"/>
+                    <w:jc w:val="left"/>
+                    <w:jc w:val="center"/>
+                  </w:pPr>
+                  <w:r>
+                    <w:t xml:space="preserve">10.37 (0.48)</w:t>
+                  </w:r>
+                </w:p>
+              </w:tc>
+              <w:tc>
+                <w:tcPr/>
+                <w:p>
+                  <w:pPr>
+                    <w:pStyle w:val="Compact"/>
+                    <w:jc w:val="left"/>
+                    <w:jc w:val="center"/>
+                  </w:pPr>
+                  <w:r>
+                    <w:t xml:space="preserve">12.44 (0.50)</w:t>
+                  </w:r>
+                </w:p>
+              </w:tc>
+              <w:tc>
+                <w:tcPr/>
+                <w:p>
+                  <w:pPr>
+                    <w:pStyle w:val="Compact"/>
+                    <w:jc w:val="left"/>
+                    <w:jc w:val="center"/>
+                  </w:pPr>
+                  <w:r>
+                    <w:t xml:space="preserve">12.45 (0.50)</w:t>
+                  </w:r>
+                </w:p>
+              </w:tc>
+            </w:tr>
+            <w:tr>
+              <w:tc>
+                <w:tcPr/>
+                <w:p>
+                  <w:pPr>
+                    <w:pStyle w:val="Compact"/>
+                    <w:jc w:val="left"/>
+                    <w:jc w:val="center"/>
+                  </w:pPr>
+                  <w:r>
+                    <w:t xml:space="preserve">Socioeconomic Position (mean (SD))</w:t>
+                  </w:r>
+                </w:p>
+              </w:tc>
+              <w:tc>
+                <w:tcPr/>
+                <w:p>
+                  <w:pPr>
+                    <w:pStyle w:val="Compact"/>
+                    <w:jc w:val="left"/>
+                    <w:jc w:val="center"/>
+                  </w:pPr>
+                  <w:r>
+                    <w:t xml:space="preserve">0.00 (0.96)</w:t>
+                  </w:r>
+                </w:p>
+              </w:tc>
+              <w:tc>
+                <w:tcPr/>
+                <w:p>
+                  <w:pPr>
+                    <w:pStyle w:val="Compact"/>
+                    <w:jc w:val="left"/>
+                    <w:jc w:val="center"/>
+                  </w:pPr>
+                  <w:r>
+                    <w:t xml:space="preserve">0.01 (0.99)</w:t>
+                  </w:r>
+                </w:p>
+              </w:tc>
+              <w:tc>
+                <w:tcPr/>
+                <w:p>
+                  <w:pPr>
+                    <w:pStyle w:val="Compact"/>
+                    <w:jc w:val="left"/>
+                    <w:jc w:val="center"/>
+                  </w:pPr>
+                  <w:r>
+                    <w:t xml:space="preserve">0.00 (0.98)</w:t>
+                  </w:r>
+                </w:p>
+              </w:tc>
+              <w:tc>
+                <w:tcPr/>
+                <w:p>
+                  <w:pPr>
+                    <w:pStyle w:val="Compact"/>
+                    <w:jc w:val="left"/>
+                    <w:jc w:val="center"/>
+                  </w:pPr>
+                  <w:r>
+                    <w:t xml:space="preserve">0.02 (0.98)</w:t>
+                  </w:r>
+                </w:p>
+              </w:tc>
+              <w:tc>
+                <w:tcPr/>
+                <w:p>
+                  <w:pPr>
+                    <w:pStyle w:val="Compact"/>
+                    <w:jc w:val="left"/>
+                    <w:jc w:val="center"/>
+                  </w:pPr>
+                  <w:r>
+                    <w:t xml:space="preserve">0.00 (0.97)</w:t>
+                  </w:r>
+                </w:p>
+              </w:tc>
+              <w:tc>
+                <w:tcPr/>
+                <w:p>
+                  <w:pPr>
+                    <w:pStyle w:val="Compact"/>
+                    <w:jc w:val="left"/>
+                    <w:jc w:val="center"/>
+                  </w:pPr>
+                  <w:r>
+                    <w:t xml:space="preserve">0.01 (1.00)</w:t>
+                  </w:r>
+                </w:p>
+              </w:tc>
+            </w:tr>
+            <w:tr>
+              <w:tc>
+                <w:tcPr/>
+                <w:p>
+                  <w:pPr>
+                    <w:pStyle w:val="Compact"/>
+                    <w:jc w:val="left"/>
+                    <w:jc w:val="center"/>
+                  </w:pPr>
+                  <w:r>
+                    <w:t xml:space="preserve">Body Mass Index (mean (SD))</w:t>
+                  </w:r>
+                </w:p>
+              </w:tc>
+              <w:tc>
+                <w:tcPr/>
+                <w:p>
+                  <w:pPr>
+                    <w:pStyle w:val="Compact"/>
+                    <w:jc w:val="left"/>
+                    <w:jc w:val="center"/>
+                  </w:pPr>
+                  <w:r>
+                    <w:t xml:space="preserve">17.59 (2.86)</w:t>
+                  </w:r>
+                </w:p>
+              </w:tc>
+              <w:tc>
+                <w:tcPr/>
+                <w:p>
+                  <w:pPr>
+                    <w:pStyle w:val="Compact"/>
+                    <w:jc w:val="left"/>
+                    <w:jc w:val="center"/>
+                  </w:pPr>
+                  <w:r>
+                    <w:t xml:space="preserve">17.62 (2.81)</w:t>
+                  </w:r>
+                </w:p>
+              </w:tc>
+              <w:tc>
+                <w:tcPr/>
+                <w:p>
+                  <w:pPr>
+                    <w:pStyle w:val="Compact"/>
+                    <w:jc w:val="left"/>
+                    <w:jc w:val="center"/>
+                  </w:pPr>
+                  <w:r>
+                    <w:t xml:space="preserve">18.90 (3.57)</w:t>
+                  </w:r>
+                </w:p>
+              </w:tc>
+              <w:tc>
+                <w:tcPr/>
+                <w:p>
+                  <w:pPr>
+                    <w:pStyle w:val="Compact"/>
+                    <w:jc w:val="left"/>
+                    <w:jc w:val="center"/>
+                  </w:pPr>
+                  <w:r>
+                    <w:t xml:space="preserve">18.94 (3.89)</w:t>
+                  </w:r>
+                </w:p>
+              </w:tc>
+              <w:tc>
+                <w:tcPr/>
+                <w:p>
+                  <w:pPr>
+                    <w:pStyle w:val="Compact"/>
+                    <w:jc w:val="left"/>
+                    <w:jc w:val="center"/>
+                  </w:pPr>
+                  <w:r>
+                    <w:t xml:space="preserve">20.19 (3.88)</w:t>
+                  </w:r>
+                </w:p>
+              </w:tc>
+              <w:tc>
+                <w:tcPr/>
+                <w:p>
+                  <w:pPr>
+                    <w:pStyle w:val="Compact"/>
+                    <w:jc w:val="left"/>
+                    <w:jc w:val="center"/>
+                  </w:pPr>
+                  <w:r>
+                    <w:t xml:space="preserve">20.72 (3.79)</w:t>
+                  </w:r>
+                </w:p>
+              </w:tc>
+            </w:tr>
+            <w:tr>
+              <w:tc>
+                <w:tcPr/>
+                <w:p>
+                  <w:pPr>
+                    <w:pStyle w:val="Compact"/>
+                    <w:jc w:val="left"/>
+                    <w:jc w:val="center"/>
+                  </w:pPr>
+                  <w:r>
+                    <w:t xml:space="preserve">BMI z-score (mean (SD))</w:t>
+                  </w:r>
+                </w:p>
+              </w:tc>
+              <w:tc>
+                <w:tcPr/>
+                <w:p>
+                  <w:pPr>
+                    <w:pStyle w:val="Compact"/>
+                    <w:jc w:val="left"/>
+                    <w:jc w:val="center"/>
+                  </w:pPr>
+                  <w:r>
+                    <w:t xml:space="preserve">0.41 (0.99)</w:t>
+                  </w:r>
+                </w:p>
+              </w:tc>
+              <w:tc>
+                <w:tcPr/>
+                <w:p>
+                  <w:pPr>
+                    <w:pStyle w:val="Compact"/>
+                    <w:jc w:val="left"/>
+                    <w:jc w:val="center"/>
+                  </w:pPr>
+                  <w:r>
+                    <w:t xml:space="preserve">0.36 (0.96)</w:t>
+                  </w:r>
+                </w:p>
+              </w:tc>
+              <w:tc>
+                <w:tcPr/>
+                <w:p>
+                  <w:pPr>
+                    <w:pStyle w:val="Compact"/>
+                    <w:jc w:val="left"/>
+                    <w:jc w:val="center"/>
+                  </w:pPr>
+                  <w:r>
+                    <w:t xml:space="preserve">0.39 (1.03)</w:t>
+                  </w:r>
+                </w:p>
+              </w:tc>
+              <w:tc>
+                <w:tcPr/>
+                <w:p>
+                  <w:pPr>
+                    <w:pStyle w:val="Compact"/>
+                    <w:jc w:val="left"/>
+                    <w:jc w:val="center"/>
+                  </w:pPr>
+                  <w:r>
+                    <w:t xml:space="preserve">0.29 (1.01)</w:t>
+                  </w:r>
+                </w:p>
+              </w:tc>
+              <w:tc>
+                <w:tcPr/>
+                <w:p>
+                  <w:pPr>
+                    <w:pStyle w:val="Compact"/>
+                    <w:jc w:val="left"/>
+                    <w:jc w:val="center"/>
+                  </w:pPr>
+                  <w:r>
+                    <w:t xml:space="preserve">0.31 (1.06)</w:t>
+                  </w:r>
+                </w:p>
+              </w:tc>
+              <w:tc>
+                <w:tcPr/>
+                <w:p>
+                  <w:pPr>
+                    <w:pStyle w:val="Compact"/>
+                    <w:jc w:val="left"/>
+                    <w:jc w:val="center"/>
+                  </w:pPr>
+                  <w:r>
+                    <w:t xml:space="preserve">0.39 (0.95)</w:t>
+                  </w:r>
+                </w:p>
+              </w:tc>
+            </w:tr>
+            <w:tr>
+              <w:tc>
+                <w:tcPr/>
+                <w:p>
+                  <w:pPr>
+                    <w:pStyle w:val="Compact"/>
+                    <w:jc w:val="left"/>
+                    <w:jc w:val="center"/>
+                  </w:pPr>
+                  <w:r>
+                    <w:t xml:space="preserve">Body Image (Current) (%)</w:t>
+                  </w:r>
+                </w:p>
+              </w:tc>
+              <w:tc>
+                <w:tcPr/>
+                <w:p>
+                  <w:pPr>
+                    <w:pStyle w:val="Compact"/>
+                  </w:pPr>
+                </w:p>
+              </w:tc>
+              <w:tc>
+                <w:tcPr/>
+                <w:p>
+                  <w:pPr>
+                    <w:pStyle w:val="Compact"/>
+                  </w:pPr>
+                </w:p>
+              </w:tc>
+              <w:tc>
+                <w:tcPr/>
+                <w:p>
+                  <w:pPr>
+                    <w:pStyle w:val="Compact"/>
+                  </w:pPr>
+                </w:p>
+              </w:tc>
+              <w:tc>
+                <w:tcPr/>
+                <w:p>
+                  <w:pPr>
+                    <w:pStyle w:val="Compact"/>
+                  </w:pPr>
+                </w:p>
+              </w:tc>
+              <w:tc>
+                <w:tcPr/>
+                <w:p>
+                  <w:pPr>
+                    <w:pStyle w:val="Compact"/>
+                  </w:pPr>
+                </w:p>
+              </w:tc>
+              <w:tc>
+                <w:tcPr/>
+                <w:p>
+                  <w:pPr>
+                    <w:pStyle w:val="Compact"/>
+                  </w:pPr>
+                </w:p>
+              </w:tc>
+            </w:tr>
+            <w:tr>
+              <w:tc>
+                <w:tcPr/>
+                <w:p>
+                  <w:pPr>
+                    <w:pStyle w:val="Compact"/>
+                    <w:jc w:val="left"/>
+                    <w:jc w:val="center"/>
+                  </w:pPr>
+                  <w:r>
+                    <w:t xml:space="preserve">Picture 1</w:t>
+                  </w:r>
+                </w:p>
+              </w:tc>
+              <w:tc>
+                <w:tcPr/>
+                <w:p>
+                  <w:pPr>
+                    <w:pStyle w:val="Compact"/>
+                    <w:jc w:val="left"/>
+                    <w:jc w:val="center"/>
+                  </w:pPr>
+                  <w:r>
+                    <w:t xml:space="preserve">137 (3.3)</w:t>
+                  </w:r>
+                </w:p>
+              </w:tc>
+              <w:tc>
+                <w:tcPr/>
+                <w:p>
+                  <w:pPr>
+                    <w:pStyle w:val="Compact"/>
+                    <w:jc w:val="left"/>
+                    <w:jc w:val="center"/>
+                  </w:pPr>
+                  <w:r>
+                    <w:t xml:space="preserve">76 (1.9)</w:t>
+                  </w:r>
+                </w:p>
+              </w:tc>
+              <w:tc>
+                <w:tcPr/>
+                <w:p>
+                  <w:pPr>
+                    <w:pStyle w:val="Compact"/>
+                    <w:jc w:val="left"/>
+                    <w:jc w:val="center"/>
+                  </w:pPr>
+                  <w:r>
+                    <w:t xml:space="preserve">31 (0.8)</w:t>
+                  </w:r>
+                </w:p>
+              </w:tc>
+              <w:tc>
+                <w:tcPr/>
+                <w:p>
+                  <w:pPr>
+                    <w:pStyle w:val="Compact"/>
+                    <w:jc w:val="left"/>
+                    <w:jc w:val="center"/>
+                  </w:pPr>
+                  <w:r>
+                    <w:t xml:space="preserve">21 (0.6)</w:t>
+                  </w:r>
+                </w:p>
+              </w:tc>
+              <w:tc>
+                <w:tcPr/>
+                <w:p>
+                  <w:pPr>
+                    <w:pStyle w:val="Compact"/>
+                    <w:jc w:val="left"/>
+                    <w:jc w:val="center"/>
+                  </w:pPr>
+                  <w:r>
+                    <w:t xml:space="preserve">12 (0.3)</w:t>
+                  </w:r>
+                </w:p>
+              </w:tc>
+              <w:tc>
+                <w:tcPr/>
+                <w:p>
+                  <w:pPr>
+                    <w:pStyle w:val="Compact"/>
+                    <w:jc w:val="left"/>
+                    <w:jc w:val="center"/>
+                  </w:pPr>
+                  <w:r>
+                    <w:t xml:space="preserve">9 (0.3)</w:t>
+                  </w:r>
+                </w:p>
+              </w:tc>
+            </w:tr>
+            <w:tr>
+              <w:tc>
+                <w:tcPr/>
+                <w:p>
+                  <w:pPr>
+                    <w:pStyle w:val="Compact"/>
+                    <w:jc w:val="left"/>
+                    <w:jc w:val="center"/>
+                  </w:pPr>
+                  <w:r>
+                    <w:t xml:space="preserve">Picture 2</w:t>
+                  </w:r>
+                </w:p>
+              </w:tc>
+              <w:tc>
+                <w:tcPr/>
+                <w:p>
+                  <w:pPr>
+                    <w:pStyle w:val="Compact"/>
+                    <w:jc w:val="left"/>
+                    <w:jc w:val="center"/>
+                  </w:pPr>
+                  <w:r>
+                    <w:t xml:space="preserve">340 (8.1)</w:t>
+                  </w:r>
+                </w:p>
+              </w:tc>
+              <w:tc>
+                <w:tcPr/>
+                <w:p>
+                  <w:pPr>
+                    <w:pStyle w:val="Compact"/>
+                    <w:jc w:val="left"/>
+                    <w:jc w:val="center"/>
+                  </w:pPr>
+                  <w:r>
+                    <w:t xml:space="preserve">339 (8.4)</w:t>
+                  </w:r>
+                </w:p>
+              </w:tc>
+              <w:tc>
+                <w:tcPr/>
+                <w:p>
+                  <w:pPr>
+                    <w:pStyle w:val="Compact"/>
+                    <w:jc w:val="left"/>
+                    <w:jc w:val="center"/>
+                  </w:pPr>
+                  <w:r>
+                    <w:t xml:space="preserve">154 (3.9)</w:t>
+                  </w:r>
+                </w:p>
+              </w:tc>
+              <w:tc>
+                <w:tcPr/>
+                <w:p>
+                  <w:pPr>
+                    <w:pStyle w:val="Compact"/>
+                    <w:jc w:val="left"/>
+                    <w:jc w:val="center"/>
+                  </w:pPr>
+                  <w:r>
+                    <w:t xml:space="preserve">177 (4.7)</w:t>
+                  </w:r>
+                </w:p>
+              </w:tc>
+              <w:tc>
+                <w:tcPr/>
+                <w:p>
+                  <w:pPr>
+                    <w:pStyle w:val="Compact"/>
+                    <w:jc w:val="left"/>
+                    <w:jc w:val="center"/>
+                  </w:pPr>
+                  <w:r>
+                    <w:t xml:space="preserve">133 (3.7)</w:t>
+                  </w:r>
+                </w:p>
+              </w:tc>
+              <w:tc>
+                <w:tcPr/>
+                <w:p>
+                  <w:pPr>
+                    <w:pStyle w:val="Compact"/>
+                    <w:jc w:val="left"/>
+                    <w:jc w:val="center"/>
+                  </w:pPr>
+                  <w:r>
+                    <w:t xml:space="preserve">118 (3.4)</w:t>
+                  </w:r>
+                </w:p>
+              </w:tc>
+            </w:tr>
+            <w:tr>
+              <w:tc>
+                <w:tcPr/>
+                <w:p>
+                  <w:pPr>
+                    <w:pStyle w:val="Compact"/>
+                    <w:jc w:val="left"/>
+                    <w:jc w:val="center"/>
+                  </w:pPr>
+                  <w:r>
+                    <w:t xml:space="preserve">Picture 3</w:t>
+                  </w:r>
+                </w:p>
+              </w:tc>
+              <w:tc>
+                <w:tcPr/>
+                <w:p>
+                  <w:pPr>
+                    <w:pStyle w:val="Compact"/>
+                    <w:jc w:val="left"/>
+                    <w:jc w:val="center"/>
+                  </w:pPr>
+                  <w:r>
+                    <w:t xml:space="preserve">1375 (32.6)</w:t>
+                  </w:r>
+                </w:p>
+              </w:tc>
+              <w:tc>
+                <w:tcPr/>
+                <w:p>
+                  <w:pPr>
+                    <w:pStyle w:val="Compact"/>
+                    <w:jc w:val="left"/>
+                    <w:jc w:val="center"/>
+                  </w:pPr>
+                  <w:r>
+                    <w:t xml:space="preserve">918 (22.8)</w:t>
+                  </w:r>
+                </w:p>
+              </w:tc>
+              <w:tc>
+                <w:tcPr/>
+                <w:p>
+                  <w:pPr>
+                    <w:pStyle w:val="Compact"/>
+                    <w:jc w:val="left"/>
+                    <w:jc w:val="center"/>
+                  </w:pPr>
+                  <w:r>
+                    <w:t xml:space="preserve">1059 (27.1)</w:t>
+                  </w:r>
+                </w:p>
+              </w:tc>
+              <w:tc>
+                <w:tcPr/>
+                <w:p>
+                  <w:pPr>
+                    <w:pStyle w:val="Compact"/>
+                    <w:jc w:val="left"/>
+                    <w:jc w:val="center"/>
+                  </w:pPr>
+                  <w:r>
+                    <w:t xml:space="preserve">740 (19.7)</w:t>
+                  </w:r>
+                </w:p>
+              </w:tc>
+              <w:tc>
+                <w:tcPr/>
+                <w:p>
+                  <w:pPr>
+                    <w:pStyle w:val="Compact"/>
+                    <w:jc w:val="left"/>
+                    <w:jc w:val="center"/>
+                  </w:pPr>
+                  <w:r>
+                    <w:t xml:space="preserve">955 (26.6)</w:t>
+                  </w:r>
+                </w:p>
+              </w:tc>
+              <w:tc>
+                <w:tcPr/>
+                <w:p>
+                  <w:pPr>
+                    <w:pStyle w:val="Compact"/>
+                    <w:jc w:val="left"/>
+                    <w:jc w:val="center"/>
+                  </w:pPr>
+                  <w:r>
+                    <w:t xml:space="preserve">646 (18.8)</w:t>
+                  </w:r>
+                </w:p>
+              </w:tc>
+            </w:tr>
+            <w:tr>
+              <w:tc>
+                <w:tcPr/>
+                <w:p>
+                  <w:pPr>
+                    <w:pStyle w:val="Compact"/>
+                    <w:jc w:val="left"/>
+                    <w:jc w:val="center"/>
+                  </w:pPr>
+                  <w:r>
+                    <w:t xml:space="preserve">Picture 4</w:t>
+                  </w:r>
+                </w:p>
+              </w:tc>
+              <w:tc>
+                <w:tcPr/>
+                <w:p>
+                  <w:pPr>
+                    <w:pStyle w:val="Compact"/>
+                    <w:jc w:val="left"/>
+                    <w:jc w:val="center"/>
+                  </w:pPr>
+                  <w:r>
+                    <w:t xml:space="preserve">1843 (43.7)</w:t>
+                  </w:r>
+                </w:p>
+              </w:tc>
+              <w:tc>
+                <w:tcPr/>
+                <w:p>
+                  <w:pPr>
+                    <w:pStyle w:val="Compact"/>
+                    <w:jc w:val="left"/>
+                    <w:jc w:val="center"/>
+                  </w:pPr>
+                  <w:r>
+                    <w:t xml:space="preserve">2027 (50.3)</w:t>
+                  </w:r>
+                </w:p>
+              </w:tc>
+              <w:tc>
+                <w:tcPr/>
+                <w:p>
+                  <w:pPr>
+                    <w:pStyle w:val="Compact"/>
+                    <w:jc w:val="left"/>
+                    <w:jc w:val="center"/>
+                  </w:pPr>
+                  <w:r>
+                    <w:t xml:space="preserve">1807 (46.2)</w:t>
+                  </w:r>
+                </w:p>
+              </w:tc>
+              <w:tc>
+                <w:tcPr/>
+                <w:p>
+                  <w:pPr>
+                    <w:pStyle w:val="Compact"/>
+                    <w:jc w:val="left"/>
+                    <w:jc w:val="center"/>
+                  </w:pPr>
+                  <w:r>
+                    <w:t xml:space="preserve">1972 (52.5)</w:t>
+                  </w:r>
+                </w:p>
+              </w:tc>
+              <w:tc>
+                <w:tcPr/>
+                <w:p>
+                  <w:pPr>
+                    <w:pStyle w:val="Compact"/>
+                    <w:jc w:val="left"/>
+                    <w:jc w:val="center"/>
+                  </w:pPr>
+                  <w:r>
+                    <w:t xml:space="preserve">1552 (43.3)</w:t>
+                  </w:r>
+                </w:p>
+              </w:tc>
+              <w:tc>
+                <w:tcPr/>
+                <w:p>
+                  <w:pPr>
+                    <w:pStyle w:val="Compact"/>
+                    <w:jc w:val="left"/>
+                    <w:jc w:val="center"/>
+                  </w:pPr>
+                  <w:r>
+                    <w:t xml:space="preserve">1675 (48.6)</w:t>
+                  </w:r>
+                </w:p>
+              </w:tc>
+            </w:tr>
+            <w:tr>
+              <w:tc>
+                <w:tcPr/>
+                <w:p>
+                  <w:pPr>
+                    <w:pStyle w:val="Compact"/>
+                    <w:jc w:val="left"/>
+                    <w:jc w:val="center"/>
+                  </w:pPr>
+                  <w:r>
+                    <w:t xml:space="preserve">Picture 5</w:t>
+                  </w:r>
+                </w:p>
+              </w:tc>
+              <w:tc>
+                <w:tcPr/>
+                <w:p>
+                  <w:pPr>
+                    <w:pStyle w:val="Compact"/>
+                    <w:jc w:val="left"/>
+                    <w:jc w:val="center"/>
+                  </w:pPr>
+                  <w:r>
+                    <w:t xml:space="preserve">462 (11.0)</w:t>
+                  </w:r>
+                </w:p>
+              </w:tc>
+              <w:tc>
+                <w:tcPr/>
+                <w:p>
+                  <w:pPr>
+                    <w:pStyle w:val="Compact"/>
+                    <w:jc w:val="left"/>
+                    <w:jc w:val="center"/>
+                  </w:pPr>
+                  <w:r>
+                    <w:t xml:space="preserve">608 (15.1)</w:t>
+                  </w:r>
+                </w:p>
+              </w:tc>
+              <w:tc>
+                <w:tcPr/>
+                <w:p>
+                  <w:pPr>
+                    <w:pStyle w:val="Compact"/>
+                    <w:jc w:val="left"/>
+                    <w:jc w:val="center"/>
+                  </w:pPr>
+                  <w:r>
+                    <w:t xml:space="preserve">736 (18.8)</w:t>
+                  </w:r>
+                </w:p>
+              </w:tc>
+              <w:tc>
+                <w:tcPr/>
+                <w:p>
+                  <w:pPr>
+                    <w:pStyle w:val="Compact"/>
+                    <w:jc w:val="left"/>
+                    <w:jc w:val="center"/>
+                  </w:pPr>
+                  <w:r>
+                    <w:t xml:space="preserve">742 (19.8)</w:t>
+                  </w:r>
+                </w:p>
+              </w:tc>
+              <w:tc>
+                <w:tcPr/>
+                <w:p>
+                  <w:pPr>
+                    <w:pStyle w:val="Compact"/>
+                    <w:jc w:val="left"/>
+                    <w:jc w:val="center"/>
+                  </w:pPr>
+                  <w:r>
+                    <w:t xml:space="preserve">765 (21.3)</w:t>
+                  </w:r>
+                </w:p>
+              </w:tc>
+              <w:tc>
+                <w:tcPr/>
+                <w:p>
+                  <w:pPr>
+                    <w:pStyle w:val="Compact"/>
+                    <w:jc w:val="left"/>
+                    <w:jc w:val="center"/>
+                  </w:pPr>
+                  <w:r>
+                    <w:t xml:space="preserve">858 (24.9)</w:t>
+                  </w:r>
+                </w:p>
+              </w:tc>
+            </w:tr>
+            <w:tr>
+              <w:tc>
+                <w:tcPr/>
+                <w:p>
+                  <w:pPr>
+                    <w:pStyle w:val="Compact"/>
+                    <w:jc w:val="left"/>
+                    <w:jc w:val="center"/>
+                  </w:pPr>
+                  <w:r>
+                    <w:t xml:space="preserve">Picture 6</w:t>
+                  </w:r>
+                </w:p>
+              </w:tc>
+              <w:tc>
+                <w:tcPr/>
+                <w:p>
+                  <w:pPr>
+                    <w:pStyle w:val="Compact"/>
+                    <w:jc w:val="left"/>
+                    <w:jc w:val="center"/>
+                  </w:pPr>
+                  <w:r>
+                    <w:t xml:space="preserve">48 (1.1)</w:t>
+                  </w:r>
+                </w:p>
+              </w:tc>
+              <w:tc>
+                <w:tcPr/>
+                <w:p>
+                  <w:pPr>
+                    <w:pStyle w:val="Compact"/>
+                    <w:jc w:val="left"/>
+                    <w:jc w:val="center"/>
+                  </w:pPr>
+                  <w:r>
+                    <w:t xml:space="preserve">46 (1.1)</w:t>
+                  </w:r>
+                </w:p>
+              </w:tc>
+              <w:tc>
+                <w:tcPr/>
+                <w:p>
+                  <w:pPr>
+                    <w:pStyle w:val="Compact"/>
+                    <w:jc w:val="left"/>
+                    <w:jc w:val="center"/>
+                  </w:pPr>
+                  <w:r>
+                    <w:t xml:space="preserve">109 (2.8)</w:t>
+                  </w:r>
+                </w:p>
+              </w:tc>
+              <w:tc>
+                <w:tcPr/>
+                <w:p>
+                  <w:pPr>
+                    <w:pStyle w:val="Compact"/>
+                    <w:jc w:val="left"/>
+                    <w:jc w:val="center"/>
+                  </w:pPr>
+                  <w:r>
+                    <w:t xml:space="preserve">88 (2.3)</w:t>
+                  </w:r>
+                </w:p>
+              </w:tc>
+              <w:tc>
+                <w:tcPr/>
+                <w:p>
+                  <w:pPr>
+                    <w:pStyle w:val="Compact"/>
+                    <w:jc w:val="left"/>
+                    <w:jc w:val="center"/>
+                  </w:pPr>
+                  <w:r>
+                    <w:t xml:space="preserve">154 (4.3)</w:t>
+                  </w:r>
+                </w:p>
+              </w:tc>
+              <w:tc>
+                <w:tcPr/>
+                <w:p>
+                  <w:pPr>
+                    <w:pStyle w:val="Compact"/>
+                    <w:jc w:val="left"/>
+                    <w:jc w:val="center"/>
+                  </w:pPr>
+                  <w:r>
+                    <w:t xml:space="preserve">127 (3.7)</w:t>
+                  </w:r>
+                </w:p>
+              </w:tc>
+            </w:tr>
+            <w:tr>
+              <w:tc>
+                <w:tcPr/>
+                <w:p>
+                  <w:pPr>
+                    <w:pStyle w:val="Compact"/>
+                    <w:jc w:val="left"/>
+                    <w:jc w:val="center"/>
+                  </w:pPr>
+                  <w:r>
+                    <w:t xml:space="preserve">Picture 7</w:t>
+                  </w:r>
+                </w:p>
+              </w:tc>
+              <w:tc>
+                <w:tcPr/>
+                <w:p>
+                  <w:pPr>
+                    <w:pStyle w:val="Compact"/>
+                    <w:jc w:val="left"/>
+                    <w:jc w:val="center"/>
+                  </w:pPr>
+                  <w:r>
+                    <w:t xml:space="preserve">8 (0.2)</w:t>
+                  </w:r>
+                </w:p>
+              </w:tc>
+              <w:tc>
+                <w:tcPr/>
+                <w:p>
+                  <w:pPr>
+                    <w:pStyle w:val="Compact"/>
+                    <w:jc w:val="left"/>
+                    <w:jc w:val="center"/>
+                  </w:pPr>
+                  <w:r>
+                    <w:t xml:space="preserve">16 (0.4)</w:t>
+                  </w:r>
+                </w:p>
+              </w:tc>
+              <w:tc>
+                <w:tcPr/>
+                <w:p>
+                  <w:pPr>
+                    <w:pStyle w:val="Compact"/>
+                    <w:jc w:val="left"/>
+                    <w:jc w:val="center"/>
+                  </w:pPr>
+                  <w:r>
+                    <w:t xml:space="preserve">18 (0.5)</w:t>
+                  </w:r>
+                </w:p>
+              </w:tc>
+              <w:tc>
+                <w:tcPr/>
+                <w:p>
+                  <w:pPr>
+                    <w:pStyle w:val="Compact"/>
+                    <w:jc w:val="left"/>
+                    <w:jc w:val="center"/>
+                  </w:pPr>
+                  <w:r>
+                    <w:t xml:space="preserve">14 (0.4)</w:t>
+                  </w:r>
+                </w:p>
+              </w:tc>
+              <w:tc>
+                <w:tcPr/>
+                <w:p>
+                  <w:pPr>
+                    <w:pStyle w:val="Compact"/>
+                    <w:jc w:val="left"/>
+                    <w:jc w:val="center"/>
+                  </w:pPr>
+                  <w:r>
+                    <w:t xml:space="preserve">17 (0.5)</w:t>
+                  </w:r>
+                </w:p>
+              </w:tc>
+              <w:tc>
+                <w:tcPr/>
+                <w:p>
+                  <w:pPr>
+                    <w:pStyle w:val="Compact"/>
+                    <w:jc w:val="left"/>
+                    <w:jc w:val="center"/>
+                  </w:pPr>
+                  <w:r>
+                    <w:t xml:space="preserve">12 (0.3)</w:t>
+                  </w:r>
+                </w:p>
+              </w:tc>
+            </w:tr>
+            <w:tr>
+              <w:tc>
+                <w:tcPr/>
+                <w:p>
+                  <w:pPr>
+                    <w:pStyle w:val="Compact"/>
+                    <w:jc w:val="left"/>
+                    <w:jc w:val="center"/>
+                  </w:pPr>
+                  <w:r>
+                    <w:t xml:space="preserve">Body Image (Ideal) (%)</w:t>
+                  </w:r>
+                </w:p>
+              </w:tc>
+              <w:tc>
+                <w:tcPr/>
+                <w:p>
+                  <w:pPr>
+                    <w:pStyle w:val="Compact"/>
+                  </w:pPr>
+                </w:p>
+              </w:tc>
+              <w:tc>
+                <w:tcPr/>
+                <w:p>
+                  <w:pPr>
+                    <w:pStyle w:val="Compact"/>
+                  </w:pPr>
+                </w:p>
+              </w:tc>
+              <w:tc>
+                <w:tcPr/>
+                <w:p>
+                  <w:pPr>
+                    <w:pStyle w:val="Compact"/>
+                  </w:pPr>
+                </w:p>
+              </w:tc>
+              <w:tc>
+                <w:tcPr/>
+                <w:p>
+                  <w:pPr>
+                    <w:pStyle w:val="Compact"/>
+                  </w:pPr>
+                </w:p>
+              </w:tc>
+              <w:tc>
+                <w:tcPr/>
+                <w:p>
+                  <w:pPr>
+                    <w:pStyle w:val="Compact"/>
+                  </w:pPr>
+                </w:p>
+              </w:tc>
+              <w:tc>
+                <w:tcPr/>
+                <w:p>
+                  <w:pPr>
+                    <w:pStyle w:val="Compact"/>
+                  </w:pPr>
+                </w:p>
+              </w:tc>
+            </w:tr>
+            <w:tr>
+              <w:tc>
+                <w:tcPr/>
+                <w:p>
+                  <w:pPr>
+                    <w:pStyle w:val="Compact"/>
+                    <w:jc w:val="left"/>
+                    <w:jc w:val="center"/>
+                  </w:pPr>
+                  <w:r>
+                    <w:t xml:space="preserve">Picture 1</w:t>
+                  </w:r>
+                </w:p>
+              </w:tc>
+              <w:tc>
+                <w:tcPr/>
+                <w:p>
+                  <w:pPr>
+                    <w:pStyle w:val="Compact"/>
+                    <w:jc w:val="left"/>
+                    <w:jc w:val="center"/>
+                  </w:pPr>
+                  <w:r>
+                    <w:t xml:space="preserve">300 (7.1)</w:t>
+                  </w:r>
+                </w:p>
+              </w:tc>
+              <w:tc>
+                <w:tcPr/>
+                <w:p>
+                  <w:pPr>
+                    <w:pStyle w:val="Compact"/>
+                    <w:jc w:val="left"/>
+                    <w:jc w:val="center"/>
+                  </w:pPr>
+                  <w:r>
+                    <w:t xml:space="preserve">255 (6.3)</w:t>
+                  </w:r>
+                </w:p>
+              </w:tc>
+              <w:tc>
+                <w:tcPr/>
+                <w:p>
+                  <w:pPr>
+                    <w:pStyle w:val="Compact"/>
+                    <w:jc w:val="left"/>
+                    <w:jc w:val="center"/>
+                  </w:pPr>
+                  <w:r>
+                    <w:t xml:space="preserve">67 (1.7)</w:t>
+                  </w:r>
+                </w:p>
+              </w:tc>
+              <w:tc>
+                <w:tcPr/>
+                <w:p>
+                  <w:pPr>
+                    <w:pStyle w:val="Compact"/>
+                    <w:jc w:val="left"/>
+                    <w:jc w:val="center"/>
+                  </w:pPr>
+                  <w:r>
+                    <w:t xml:space="preserve">50 (1.3)</w:t>
+                  </w:r>
+                </w:p>
+              </w:tc>
+              <w:tc>
+                <w:tcPr/>
+                <w:p>
+                  <w:pPr>
+                    <w:pStyle w:val="Compact"/>
+                    <w:jc w:val="left"/>
+                    <w:jc w:val="center"/>
+                  </w:pPr>
+                  <w:r>
+                    <w:t xml:space="preserve">18 (0.5)</w:t>
+                  </w:r>
+                </w:p>
+              </w:tc>
+              <w:tc>
+                <w:tcPr/>
+                <w:p>
+                  <w:pPr>
+                    <w:pStyle w:val="Compact"/>
+                    <w:jc w:val="left"/>
+                    <w:jc w:val="center"/>
+                  </w:pPr>
+                  <w:r>
+                    <w:t xml:space="preserve">26 (0.8)</w:t>
+                  </w:r>
+                </w:p>
+              </w:tc>
+            </w:tr>
+            <w:tr>
+              <w:tc>
+                <w:tcPr/>
+                <w:p>
+                  <w:pPr>
+                    <w:pStyle w:val="Compact"/>
+                    <w:jc w:val="left"/>
+                    <w:jc w:val="center"/>
+                  </w:pPr>
+                  <w:r>
+                    <w:t xml:space="preserve">Picture 2</w:t>
+                  </w:r>
+                </w:p>
+              </w:tc>
+              <w:tc>
+                <w:tcPr/>
+                <w:p>
+                  <w:pPr>
+                    <w:pStyle w:val="Compact"/>
+                    <w:jc w:val="left"/>
+                    <w:jc w:val="center"/>
+                  </w:pPr>
+                  <w:r>
+                    <w:t xml:space="preserve">611 (14.5)</w:t>
+                  </w:r>
+                </w:p>
+              </w:tc>
+              <w:tc>
+                <w:tcPr/>
+                <w:p>
+                  <w:pPr>
+                    <w:pStyle w:val="Compact"/>
+                    <w:jc w:val="left"/>
+                    <w:jc w:val="center"/>
+                  </w:pPr>
+                  <w:r>
+                    <w:t xml:space="preserve">612 (15.2)</w:t>
+                  </w:r>
+                </w:p>
+              </w:tc>
+              <w:tc>
+                <w:tcPr/>
+                <w:p>
+                  <w:pPr>
+                    <w:pStyle w:val="Compact"/>
+                    <w:jc w:val="left"/>
+                    <w:jc w:val="center"/>
+                  </w:pPr>
+                  <w:r>
+                    <w:t xml:space="preserve">266 (6.8)</w:t>
+                  </w:r>
+                </w:p>
+              </w:tc>
+              <w:tc>
+                <w:tcPr/>
+                <w:p>
+                  <w:pPr>
+                    <w:pStyle w:val="Compact"/>
+                    <w:jc w:val="left"/>
+                    <w:jc w:val="center"/>
+                  </w:pPr>
+                  <w:r>
+                    <w:t xml:space="preserve">291 (7.8)</w:t>
+                  </w:r>
+                </w:p>
+              </w:tc>
+              <w:tc>
+                <w:tcPr/>
+                <w:p>
+                  <w:pPr>
+                    <w:pStyle w:val="Compact"/>
+                    <w:jc w:val="left"/>
+                    <w:jc w:val="center"/>
+                  </w:pPr>
+                  <w:r>
+                    <w:t xml:space="preserve">185 (5.2)</w:t>
+                  </w:r>
+                </w:p>
+              </w:tc>
+              <w:tc>
+                <w:tcPr/>
+                <w:p>
+                  <w:pPr>
+                    <w:pStyle w:val="Compact"/>
+                    <w:jc w:val="left"/>
+                    <w:jc w:val="center"/>
+                  </w:pPr>
+                  <w:r>
+                    <w:t xml:space="preserve">200 (5.8)</w:t>
+                  </w:r>
+                </w:p>
+              </w:tc>
+            </w:tr>
+            <w:tr>
+              <w:tc>
+                <w:tcPr/>
+                <w:p>
+                  <w:pPr>
+                    <w:pStyle w:val="Compact"/>
+                    <w:jc w:val="left"/>
+                    <w:jc w:val="center"/>
+                  </w:pPr>
+                  <w:r>
+                    <w:t xml:space="preserve">Picture 3</w:t>
+                  </w:r>
+                </w:p>
+              </w:tc>
+              <w:tc>
+                <w:tcPr/>
+                <w:p>
+                  <w:pPr>
+                    <w:pStyle w:val="Compact"/>
+                    <w:jc w:val="left"/>
+                    <w:jc w:val="center"/>
+                  </w:pPr>
+                  <w:r>
+                    <w:t xml:space="preserve">1646 (39.1)</w:t>
+                  </w:r>
+                </w:p>
+              </w:tc>
+              <w:tc>
+                <w:tcPr/>
+                <w:p>
+                  <w:pPr>
+                    <w:pStyle w:val="Compact"/>
+                    <w:jc w:val="left"/>
+                    <w:jc w:val="center"/>
+                  </w:pPr>
+                  <w:r>
+                    <w:t xml:space="preserve">1362 (33.8)</w:t>
+                  </w:r>
+                </w:p>
+              </w:tc>
+              <w:tc>
+                <w:tcPr/>
+                <w:p>
+                  <w:pPr>
+                    <w:pStyle w:val="Compact"/>
+                    <w:jc w:val="left"/>
+                    <w:jc w:val="center"/>
+                  </w:pPr>
+                  <w:r>
+                    <w:t xml:space="preserve">1469 (37.5)</w:t>
+                  </w:r>
+                </w:p>
+              </w:tc>
+              <w:tc>
+                <w:tcPr/>
+                <w:p>
+                  <w:pPr>
+                    <w:pStyle w:val="Compact"/>
+                    <w:jc w:val="left"/>
+                    <w:jc w:val="center"/>
+                  </w:pPr>
+                  <w:r>
+                    <w:t xml:space="preserve">1205 (32.1)</w:t>
+                  </w:r>
+                </w:p>
+              </w:tc>
+              <w:tc>
+                <w:tcPr/>
+                <w:p>
+                  <w:pPr>
+                    <w:pStyle w:val="Compact"/>
+                    <w:jc w:val="left"/>
+                    <w:jc w:val="center"/>
+                  </w:pPr>
+                  <w:r>
+                    <w:t xml:space="preserve">1182 (33.0)</w:t>
+                  </w:r>
+                </w:p>
+              </w:tc>
+              <w:tc>
+                <w:tcPr/>
+                <w:p>
+                  <w:pPr>
+                    <w:pStyle w:val="Compact"/>
+                    <w:jc w:val="left"/>
+                    <w:jc w:val="center"/>
+                  </w:pPr>
+                  <w:r>
+                    <w:t xml:space="preserve">1104 (32.0)</w:t>
+                  </w:r>
+                </w:p>
+              </w:tc>
+            </w:tr>
+            <w:tr>
+              <w:tc>
+                <w:tcPr/>
+                <w:p>
+                  <w:pPr>
+                    <w:pStyle w:val="Compact"/>
+                    <w:jc w:val="left"/>
+                    <w:jc w:val="center"/>
+                  </w:pPr>
+                  <w:r>
+                    <w:t xml:space="preserve">Picture 4</w:t>
+                  </w:r>
+                </w:p>
+              </w:tc>
+              <w:tc>
+                <w:tcPr/>
+                <w:p>
+                  <w:pPr>
+                    <w:pStyle w:val="Compact"/>
+                    <w:jc w:val="left"/>
+                    <w:jc w:val="center"/>
+                  </w:pPr>
+                  <w:r>
+                    <w:t xml:space="preserve">1422 (33.8)</w:t>
+                  </w:r>
+                </w:p>
+              </w:tc>
+              <w:tc>
+                <w:tcPr/>
+                <w:p>
+                  <w:pPr>
+                    <w:pStyle w:val="Compact"/>
+                    <w:jc w:val="left"/>
+                    <w:jc w:val="center"/>
+                  </w:pPr>
+                  <w:r>
+                    <w:t xml:space="preserve">1642 (40.8)</w:t>
+                  </w:r>
+                </w:p>
+              </w:tc>
+              <w:tc>
+                <w:tcPr/>
+                <w:p>
+                  <w:pPr>
+                    <w:pStyle w:val="Compact"/>
+                    <w:jc w:val="left"/>
+                    <w:jc w:val="center"/>
+                  </w:pPr>
+                  <w:r>
+                    <w:t xml:space="preserve">1889 (48.2)</w:t>
+                  </w:r>
+                </w:p>
+              </w:tc>
+              <w:tc>
+                <w:tcPr/>
+                <w:p>
+                  <w:pPr>
+                    <w:pStyle w:val="Compact"/>
+                    <w:jc w:val="left"/>
+                    <w:jc w:val="center"/>
+                  </w:pPr>
+                  <w:r>
+                    <w:t xml:space="preserve">2076 (55.3)</w:t>
+                  </w:r>
+                </w:p>
+              </w:tc>
+              <w:tc>
+                <w:tcPr/>
+                <w:p>
+                  <w:pPr>
+                    <w:pStyle w:val="Compact"/>
+                    <w:jc w:val="left"/>
+                    <w:jc w:val="center"/>
+                  </w:pPr>
+                  <w:r>
+                    <w:t xml:space="preserve">1878 (52.4)</w:t>
+                  </w:r>
+                </w:p>
+              </w:tc>
+              <w:tc>
+                <w:tcPr/>
+                <w:p>
+                  <w:pPr>
+                    <w:pStyle w:val="Compact"/>
+                    <w:jc w:val="left"/>
+                    <w:jc w:val="center"/>
+                  </w:pPr>
+                  <w:r>
+                    <w:t xml:space="preserve">1984 (57.6)</w:t>
+                  </w:r>
+                </w:p>
+              </w:tc>
+            </w:tr>
+            <w:tr>
+              <w:tc>
+                <w:tcPr/>
+                <w:p>
+                  <w:pPr>
+                    <w:pStyle w:val="Compact"/>
+                    <w:jc w:val="left"/>
+                    <w:jc w:val="center"/>
+                  </w:pPr>
+                  <w:r>
+                    <w:t xml:space="preserve">Picture 5</w:t>
+                  </w:r>
+                </w:p>
+              </w:tc>
+              <w:tc>
+                <w:tcPr/>
+                <w:p>
+                  <w:pPr>
+                    <w:pStyle w:val="Compact"/>
+                    <w:jc w:val="left"/>
+                    <w:jc w:val="center"/>
+                  </w:pPr>
+                  <w:r>
+                    <w:t xml:space="preserve">209 (5.0)</w:t>
+                  </w:r>
+                </w:p>
+              </w:tc>
+              <w:tc>
+                <w:tcPr/>
+                <w:p>
+                  <w:pPr>
+                    <w:pStyle w:val="Compact"/>
+                    <w:jc w:val="left"/>
+                    <w:jc w:val="center"/>
+                  </w:pPr>
+                  <w:r>
+                    <w:t xml:space="preserve">150 (3.7)</w:t>
+                  </w:r>
+                </w:p>
+              </w:tc>
+              <w:tc>
+                <w:tcPr/>
+                <w:p>
+                  <w:pPr>
+                    <w:pStyle w:val="Compact"/>
+                    <w:jc w:val="left"/>
+                    <w:jc w:val="center"/>
+                  </w:pPr>
+                  <w:r>
+                    <w:t xml:space="preserve">211 (5.4)</w:t>
+                  </w:r>
+                </w:p>
+              </w:tc>
+              <w:tc>
+                <w:tcPr/>
+                <w:p>
+                  <w:pPr>
+                    <w:pStyle w:val="Compact"/>
+                    <w:jc w:val="left"/>
+                    <w:jc w:val="center"/>
+                  </w:pPr>
+                  <w:r>
+                    <w:t xml:space="preserve">125 (3.3)</w:t>
+                  </w:r>
+                </w:p>
+              </w:tc>
+              <w:tc>
+                <w:tcPr/>
+                <w:p>
+                  <w:pPr>
+                    <w:pStyle w:val="Compact"/>
+                    <w:jc w:val="left"/>
+                    <w:jc w:val="center"/>
+                  </w:pPr>
+                  <w:r>
+                    <w:t xml:space="preserve">302 (8.4)</w:t>
+                  </w:r>
+                </w:p>
+              </w:tc>
+              <w:tc>
+                <w:tcPr/>
+                <w:p>
+                  <w:pPr>
+                    <w:pStyle w:val="Compact"/>
+                    <w:jc w:val="left"/>
+                    <w:jc w:val="center"/>
+                  </w:pPr>
+                  <w:r>
+                    <w:t xml:space="preserve">125 (3.6)</w:t>
+                  </w:r>
+                </w:p>
+              </w:tc>
+            </w:tr>
+            <w:tr>
+              <w:tc>
+                <w:tcPr/>
+                <w:p>
+                  <w:pPr>
+                    <w:pStyle w:val="Compact"/>
+                    <w:jc w:val="left"/>
+                    <w:jc w:val="center"/>
+                  </w:pPr>
+                  <w:r>
+                    <w:t xml:space="preserve">Picture 6</w:t>
+                  </w:r>
+                </w:p>
+              </w:tc>
+              <w:tc>
+                <w:tcPr/>
+                <w:p>
+                  <w:pPr>
+                    <w:pStyle w:val="Compact"/>
+                    <w:jc w:val="left"/>
+                    <w:jc w:val="center"/>
+                  </w:pPr>
+                  <w:r>
+                    <w:t xml:space="preserve">11 (0.3)</w:t>
+                  </w:r>
+                </w:p>
+              </w:tc>
+              <w:tc>
+                <w:tcPr/>
+                <w:p>
+                  <w:pPr>
+                    <w:pStyle w:val="Compact"/>
+                    <w:jc w:val="left"/>
+                    <w:jc w:val="center"/>
+                  </w:pPr>
+                  <w:r>
+                    <w:t xml:space="preserve">5 (0.1)</w:t>
+                  </w:r>
+                </w:p>
+              </w:tc>
+              <w:tc>
+                <w:tcPr/>
+                <w:p>
+                  <w:pPr>
+                    <w:pStyle w:val="Compact"/>
+                    <w:jc w:val="left"/>
+                    <w:jc w:val="center"/>
+                  </w:pPr>
+                  <w:r>
+                    <w:t xml:space="preserve">11 (0.3)</w:t>
+                  </w:r>
+                </w:p>
+              </w:tc>
+              <w:tc>
+                <w:tcPr/>
+                <w:p>
+                  <w:pPr>
+                    <w:pStyle w:val="Compact"/>
+                    <w:jc w:val="left"/>
+                    <w:jc w:val="center"/>
+                  </w:pPr>
+                  <w:r>
+                    <w:t xml:space="preserve">5 (0.1)</w:t>
+                  </w:r>
+                </w:p>
+              </w:tc>
+              <w:tc>
+                <w:tcPr/>
+                <w:p>
+                  <w:pPr>
+                    <w:pStyle w:val="Compact"/>
+                    <w:jc w:val="left"/>
+                    <w:jc w:val="center"/>
+                  </w:pPr>
+                  <w:r>
+                    <w:t xml:space="preserve">13 (0.4)</w:t>
+                  </w:r>
+                </w:p>
+              </w:tc>
+              <w:tc>
+                <w:tcPr/>
+                <w:p>
+                  <w:pPr>
+                    <w:pStyle w:val="Compact"/>
+                    <w:jc w:val="left"/>
+                    <w:jc w:val="center"/>
+                  </w:pPr>
+                  <w:r>
+                    <w:t xml:space="preserve">6 (0.2)</w:t>
+                  </w:r>
+                </w:p>
+              </w:tc>
+            </w:tr>
+            <w:tr>
+              <w:tc>
+                <w:tcPr/>
+                <w:p>
+                  <w:pPr>
+                    <w:pStyle w:val="Compact"/>
+                    <w:jc w:val="left"/>
+                    <w:jc w:val="center"/>
+                  </w:pPr>
+                  <w:r>
+                    <w:t xml:space="preserve">Picture 7</w:t>
+                  </w:r>
+                </w:p>
+              </w:tc>
+              <w:tc>
+                <w:tcPr/>
+                <w:p>
+                  <w:pPr>
+                    <w:pStyle w:val="Compact"/>
+                    <w:jc w:val="left"/>
+                    <w:jc w:val="center"/>
+                  </w:pPr>
+                  <w:r>
+                    <w:t xml:space="preserve">9 (0.2)</w:t>
+                  </w:r>
+                </w:p>
+              </w:tc>
+              <w:tc>
+                <w:tcPr/>
+                <w:p>
+                  <w:pPr>
+                    <w:pStyle w:val="Compact"/>
+                    <w:jc w:val="left"/>
+                    <w:jc w:val="center"/>
+                  </w:pPr>
+                  <w:r>
+                    <w:t xml:space="preserve">2 (0.0)</w:t>
+                  </w:r>
+                </w:p>
+              </w:tc>
+              <w:tc>
+                <w:tcPr/>
+                <w:p>
+                  <w:pPr>
+                    <w:pStyle w:val="Compact"/>
+                    <w:jc w:val="left"/>
+                    <w:jc w:val="center"/>
+                  </w:pPr>
+                  <w:r>
+                    <w:t xml:space="preserve">5 (0.1)</w:t>
+                  </w:r>
+                </w:p>
+              </w:tc>
+              <w:tc>
+                <w:tcPr/>
+                <w:p>
+                  <w:pPr>
+                    <w:pStyle w:val="Compact"/>
+                    <w:jc w:val="left"/>
+                    <w:jc w:val="center"/>
+                  </w:pPr>
+                  <w:r>
+                    <w:t xml:space="preserve">2 (0.1)</w:t>
+                  </w:r>
+                </w:p>
+              </w:tc>
+              <w:tc>
+                <w:tcPr/>
+                <w:p>
+                  <w:pPr>
+                    <w:pStyle w:val="Compact"/>
+                    <w:jc w:val="left"/>
+                    <w:jc w:val="center"/>
+                  </w:pPr>
+                  <w:r>
+                    <w:t xml:space="preserve">7 (0.2)</w:t>
+                  </w:r>
+                </w:p>
+              </w:tc>
+              <w:tc>
+                <w:tcPr/>
+                <w:p>
+                  <w:pPr>
+                    <w:pStyle w:val="Compact"/>
+                    <w:jc w:val="left"/>
+                    <w:jc w:val="center"/>
+                  </w:pPr>
+                  <w:r>
+                    <w:t xml:space="preserve">1 (0.0)</w:t>
+                  </w:r>
+                </w:p>
+              </w:tc>
+            </w:tr>
+            <w:tr>
+              <w:tc>
+                <w:tcPr/>
+                <w:p>
+                  <w:pPr>
+                    <w:pStyle w:val="Compact"/>
+                    <w:jc w:val="left"/>
+                    <w:jc w:val="center"/>
+                  </w:pPr>
+                  <w:r>
+                    <w:t xml:space="preserve">Body Dissatisfaction (Perceived - Ideal) (mean (SD))</w:t>
+                  </w:r>
+                </w:p>
+              </w:tc>
+              <w:tc>
+                <w:tcPr/>
+                <w:p>
+                  <w:pPr>
+                    <w:pStyle w:val="Compact"/>
+                    <w:jc w:val="left"/>
+                    <w:jc w:val="center"/>
+                  </w:pPr>
+                  <w:r>
+                    <w:t xml:space="preserve">0.39 (1.06)</w:t>
+                  </w:r>
+                </w:p>
+              </w:tc>
+              <w:tc>
+                <w:tcPr/>
+                <w:p>
+                  <w:pPr>
+                    <w:pStyle w:val="Compact"/>
+                    <w:jc w:val="left"/>
+                    <w:jc w:val="center"/>
+                  </w:pPr>
+                  <w:r>
+                    <w:t xml:space="preserve">0.52 (1.01)</w:t>
+                  </w:r>
+                </w:p>
+              </w:tc>
+              <w:tc>
+                <w:tcPr/>
+                <w:p>
+                  <w:pPr>
+                    <w:pStyle w:val="Compact"/>
+                    <w:jc w:val="left"/>
+                    <w:jc w:val="center"/>
+                  </w:pPr>
+                  <w:r>
+                    <w:t xml:space="preserve">0.38 (0.89)</w:t>
+                  </w:r>
+                </w:p>
+              </w:tc>
+              <w:tc>
+                <w:tcPr/>
+                <w:p>
+                  <w:pPr>
+                    <w:pStyle w:val="Compact"/>
+                    <w:jc w:val="left"/>
+                    <w:jc w:val="center"/>
+                  </w:pPr>
+                  <w:r>
+                    <w:t xml:space="preserve">0.43 (0.80)</w:t>
+                  </w:r>
+                </w:p>
+              </w:tc>
+              <w:tc>
+                <w:tcPr/>
+                <w:p>
+                  <w:pPr>
+                    <w:pStyle w:val="Compact"/>
+                    <w:jc w:val="left"/>
+                    <w:jc w:val="center"/>
+                  </w:pPr>
+                  <w:r>
+                    <w:t xml:space="preserve">0.31 (0.82)</w:t>
+                  </w:r>
+                </w:p>
+              </w:tc>
+              <w:tc>
+                <w:tcPr/>
+                <w:p>
+                  <w:pPr>
+                    <w:pStyle w:val="Compact"/>
+                    <w:jc w:val="left"/>
+                    <w:jc w:val="center"/>
+                  </w:pPr>
+                  <w:r>
+                    <w:t xml:space="preserve">0.49 (0.81)</w:t>
+                  </w:r>
+                </w:p>
+              </w:tc>
+            </w:tr>
+            <w:tr>
+              <w:tc>
+                <w:tcPr/>
+                <w:p>
+                  <w:pPr>
+                    <w:pStyle w:val="Compact"/>
+                    <w:jc w:val="left"/>
+                    <w:jc w:val="center"/>
+                  </w:pPr>
+                  <w:r>
+                    <w:t xml:space="preserve">Body Dissatisfaction (%)</w:t>
+                  </w:r>
+                </w:p>
+              </w:tc>
+              <w:tc>
+                <w:tcPr/>
+                <w:p>
+                  <w:pPr>
+                    <w:pStyle w:val="Compact"/>
+                  </w:pPr>
+                </w:p>
+              </w:tc>
+              <w:tc>
+                <w:tcPr/>
+                <w:p>
+                  <w:pPr>
+                    <w:pStyle w:val="Compact"/>
+                  </w:pPr>
+                </w:p>
+              </w:tc>
+              <w:tc>
+                <w:tcPr/>
+                <w:p>
+                  <w:pPr>
+                    <w:pStyle w:val="Compact"/>
+                  </w:pPr>
+                </w:p>
+              </w:tc>
+              <w:tc>
+                <w:tcPr/>
+                <w:p>
+                  <w:pPr>
+                    <w:pStyle w:val="Compact"/>
+                  </w:pPr>
+                </w:p>
+              </w:tc>
+              <w:tc>
+                <w:tcPr/>
+                <w:p>
+                  <w:pPr>
+                    <w:pStyle w:val="Compact"/>
+                  </w:pPr>
+                </w:p>
+              </w:tc>
+              <w:tc>
+                <w:tcPr/>
+                <w:p>
+                  <w:pPr>
+                    <w:pStyle w:val="Compact"/>
+                  </w:pPr>
+                </w:p>
+              </w:tc>
+            </w:tr>
+            <w:tr>
+              <w:tc>
+                <w:tcPr/>
+                <w:p>
+                  <w:pPr>
+                    <w:pStyle w:val="Compact"/>
+                    <w:jc w:val="left"/>
+                    <w:jc w:val="center"/>
+                  </w:pPr>
+                  <w:r>
+                    <w:t xml:space="preserve">Thinner than ideal</w:t>
+                  </w:r>
+                </w:p>
+              </w:tc>
+              <w:tc>
+                <w:tcPr/>
+                <w:p>
+                  <w:pPr>
+                    <w:pStyle w:val="Compact"/>
+                    <w:jc w:val="left"/>
+                    <w:jc w:val="center"/>
+                  </w:pPr>
+                  <w:r>
+                    <w:t xml:space="preserve">555 (13.2)</w:t>
+                  </w:r>
+                </w:p>
+              </w:tc>
+              <w:tc>
+                <w:tcPr/>
+                <w:p>
+                  <w:pPr>
+                    <w:pStyle w:val="Compact"/>
+                    <w:jc w:val="left"/>
+                    <w:jc w:val="center"/>
+                  </w:pPr>
+                  <w:r>
+                    <w:t xml:space="preserve">334 (8.3)</w:t>
+                  </w:r>
+                </w:p>
+              </w:tc>
+              <w:tc>
+                <w:tcPr/>
+                <w:p>
+                  <w:pPr>
+                    <w:pStyle w:val="Compact"/>
+                    <w:jc w:val="left"/>
+                    <w:jc w:val="center"/>
+                  </w:pPr>
+                  <w:r>
+                    <w:t xml:space="preserve">330 (8.4)</w:t>
+                  </w:r>
+                </w:p>
+              </w:tc>
+              <w:tc>
+                <w:tcPr/>
+                <w:p>
+                  <w:pPr>
+                    <w:pStyle w:val="Compact"/>
+                    <w:jc w:val="left"/>
+                    <w:jc w:val="center"/>
+                  </w:pPr>
+                  <w:r>
+                    <w:t xml:space="preserve">222 (5.9)</w:t>
+                  </w:r>
+                </w:p>
+              </w:tc>
+              <w:tc>
+                <w:tcPr/>
+                <w:p>
+                  <w:pPr>
+                    <w:pStyle w:val="Compact"/>
+                    <w:jc w:val="left"/>
+                    <w:jc w:val="center"/>
+                  </w:pPr>
+                  <w:r>
+                    <w:t xml:space="preserve">321 (9.0)</w:t>
+                  </w:r>
+                </w:p>
+              </w:tc>
+              <w:tc>
+                <w:tcPr/>
+                <w:p>
+                  <w:pPr>
+                    <w:pStyle w:val="Compact"/>
+                    <w:jc w:val="left"/>
+                    <w:jc w:val="center"/>
+                  </w:pPr>
+                  <w:r>
+                    <w:t xml:space="preserve">159 (4.6)</w:t>
+                  </w:r>
+                </w:p>
+              </w:tc>
+            </w:tr>
+            <w:tr>
+              <w:tc>
+                <w:tcPr/>
+                <w:p>
+                  <w:pPr>
+                    <w:pStyle w:val="Compact"/>
+                    <w:jc w:val="left"/>
+                    <w:jc w:val="center"/>
+                  </w:pPr>
+                  <w:r>
+                    <w:t xml:space="preserve">Ideal</w:t>
+                  </w:r>
+                </w:p>
+              </w:tc>
+              <w:tc>
+                <w:tcPr/>
+                <w:p>
+                  <w:pPr>
+                    <w:pStyle w:val="Compact"/>
+                    <w:jc w:val="left"/>
+                    <w:jc w:val="center"/>
+                  </w:pPr>
+                  <w:r>
+                    <w:t xml:space="preserve">1958 (46.5)</w:t>
+                  </w:r>
+                </w:p>
+              </w:tc>
+              <w:tc>
+                <w:tcPr/>
+                <w:p>
+                  <w:pPr>
+                    <w:pStyle w:val="Compact"/>
+                    <w:jc w:val="left"/>
+                    <w:jc w:val="center"/>
+                  </w:pPr>
+                  <w:r>
+                    <w:t xml:space="preserve">1924 (47.8)</w:t>
+                  </w:r>
+                </w:p>
+              </w:tc>
+              <w:tc>
+                <w:tcPr/>
+                <w:p>
+                  <w:pPr>
+                    <w:pStyle w:val="Compact"/>
+                    <w:jc w:val="left"/>
+                    <w:jc w:val="center"/>
+                  </w:pPr>
+                  <w:r>
+                    <w:t xml:space="preserve">2172 (55.5)</w:t>
+                  </w:r>
+                </w:p>
+              </w:tc>
+              <w:tc>
+                <w:tcPr/>
+                <w:p>
+                  <w:pPr>
+                    <w:pStyle w:val="Compact"/>
+                    <w:jc w:val="left"/>
+                    <w:jc w:val="center"/>
+                  </w:pPr>
+                  <w:r>
+                    <w:t xml:space="preserve">2070 (55.2)</w:t>
+                  </w:r>
+                </w:p>
+              </w:tc>
+              <w:tc>
+                <w:tcPr/>
+                <w:p>
+                  <w:pPr>
+                    <w:pStyle w:val="Compact"/>
+                    <w:jc w:val="left"/>
+                    <w:jc w:val="center"/>
+                  </w:pPr>
+                  <w:r>
+                    <w:t xml:space="preserve">2112 (58.9)</w:t>
+                  </w:r>
+                </w:p>
+              </w:tc>
+              <w:tc>
+                <w:tcPr/>
+                <w:p>
+                  <w:pPr>
+                    <w:pStyle w:val="Compact"/>
+                    <w:jc w:val="left"/>
+                    <w:jc w:val="center"/>
+                  </w:pPr>
+                  <w:r>
+                    <w:t xml:space="preserve">1820 (52.8)</w:t>
+                  </w:r>
+                </w:p>
+              </w:tc>
+            </w:tr>
+            <w:tr>
+              <w:tc>
+                <w:tcPr/>
+                <w:p>
+                  <w:pPr>
+                    <w:pStyle w:val="Compact"/>
+                    <w:jc w:val="left"/>
+                    <w:jc w:val="center"/>
+                  </w:pPr>
+                  <w:r>
+                    <w:t xml:space="preserve">Larger than ideal</w:t>
+                  </w:r>
+                </w:p>
+              </w:tc>
+              <w:tc>
+                <w:tcPr/>
+                <w:p>
+                  <w:pPr>
+                    <w:pStyle w:val="Compact"/>
+                    <w:jc w:val="left"/>
+                    <w:jc w:val="center"/>
+                  </w:pPr>
+                  <w:r>
+                    <w:t xml:space="preserve">1694 (40.3)</w:t>
+                  </w:r>
+                </w:p>
+              </w:tc>
+              <w:tc>
+                <w:tcPr/>
+                <w:p>
+                  <w:pPr>
+                    <w:pStyle w:val="Compact"/>
+                    <w:jc w:val="left"/>
+                    <w:jc w:val="center"/>
+                  </w:pPr>
+                  <w:r>
+                    <w:t xml:space="preserve">1768 (43.9)</w:t>
+                  </w:r>
+                </w:p>
+              </w:tc>
+              <w:tc>
+                <w:tcPr/>
+                <w:p>
+                  <w:pPr>
+                    <w:pStyle w:val="Compact"/>
+                    <w:jc w:val="left"/>
+                    <w:jc w:val="center"/>
+                  </w:pPr>
+                  <w:r>
+                    <w:t xml:space="preserve">1408 (36.0)</w:t>
+                  </w:r>
+                </w:p>
+              </w:tc>
+              <w:tc>
+                <w:tcPr/>
+                <w:p>
+                  <w:pPr>
+                    <w:pStyle w:val="Compact"/>
+                    <w:jc w:val="left"/>
+                    <w:jc w:val="center"/>
+                  </w:pPr>
+                  <w:r>
+                    <w:t xml:space="preserve">1460 (38.9)</w:t>
+                  </w:r>
+                </w:p>
+              </w:tc>
+              <w:tc>
+                <w:tcPr/>
+                <w:p>
+                  <w:pPr>
+                    <w:pStyle w:val="Compact"/>
+                    <w:jc w:val="left"/>
+                    <w:jc w:val="center"/>
+                  </w:pPr>
+                  <w:r>
+                    <w:t xml:space="preserve">1151 (32.1)</w:t>
+                  </w:r>
+                </w:p>
+              </w:tc>
+              <w:tc>
+                <w:tcPr/>
+                <w:p>
+                  <w:pPr>
+                    <w:pStyle w:val="Compact"/>
+                    <w:jc w:val="left"/>
+                    <w:jc w:val="center"/>
+                  </w:pPr>
+                  <w:r>
+                    <w:t xml:space="preserve">1466 (42.6)</w:t>
+                  </w:r>
+                </w:p>
+              </w:tc>
+            </w:tr>
+            <w:tr>
+              <w:tc>
+                <w:tcPr/>
+                <w:p>
+                  <w:pPr>
+                    <w:pStyle w:val="Compact"/>
+                    <w:jc w:val="left"/>
+                    <w:jc w:val="center"/>
+                  </w:pPr>
+                  <w:r>
+                    <w:t xml:space="preserve">Body Dissatisfaction (Any Direction) = Dissatisfied (%)</w:t>
+                  </w:r>
+                </w:p>
+              </w:tc>
+              <w:tc>
+                <w:tcPr/>
+                <w:p>
+                  <w:pPr>
+                    <w:pStyle w:val="Compact"/>
+                    <w:jc w:val="left"/>
+                    <w:jc w:val="center"/>
+                  </w:pPr>
+                  <w:r>
+                    <w:t xml:space="preserve">2249 (53.5)</w:t>
+                  </w:r>
+                </w:p>
+              </w:tc>
+              <w:tc>
+                <w:tcPr/>
+                <w:p>
+                  <w:pPr>
+                    <w:pStyle w:val="Compact"/>
+                    <w:jc w:val="left"/>
+                    <w:jc w:val="center"/>
+                  </w:pPr>
+                  <w:r>
+                    <w:t xml:space="preserve">2102 (52.2)</w:t>
+                  </w:r>
+                </w:p>
+              </w:tc>
+              <w:tc>
+                <w:tcPr/>
+                <w:p>
+                  <w:pPr>
+                    <w:pStyle w:val="Compact"/>
+                    <w:jc w:val="left"/>
+                    <w:jc w:val="center"/>
+                  </w:pPr>
+                  <w:r>
+                    <w:t xml:space="preserve">1738 (44.5)</w:t>
+                  </w:r>
+                </w:p>
+              </w:tc>
+              <w:tc>
+                <w:tcPr/>
+                <w:p>
+                  <w:pPr>
+                    <w:pStyle w:val="Compact"/>
+                    <w:jc w:val="left"/>
+                    <w:jc w:val="center"/>
+                  </w:pPr>
+                  <w:r>
+                    <w:t xml:space="preserve">1682 (44.8)</w:t>
+                  </w:r>
+                </w:p>
+              </w:tc>
+              <w:tc>
+                <w:tcPr/>
+                <w:p>
+                  <w:pPr>
+                    <w:pStyle w:val="Compact"/>
+                    <w:jc w:val="left"/>
+                    <w:jc w:val="center"/>
+                  </w:pPr>
+                  <w:r>
+                    <w:t xml:space="preserve">1472 (41.1)</w:t>
+                  </w:r>
+                </w:p>
+              </w:tc>
+              <w:tc>
+                <w:tcPr/>
+                <w:p>
+                  <w:pPr>
+                    <w:pStyle w:val="Compact"/>
+                    <w:jc w:val="left"/>
+                    <w:jc w:val="center"/>
+                  </w:pPr>
+                  <w:r>
+                    <w:t xml:space="preserve">1625 (47.2)</w:t>
+                  </w:r>
+                </w:p>
+              </w:tc>
+            </w:tr>
+            <w:tr>
+              <w:tc>
+                <w:tcPr/>
+                <w:p>
+                  <w:pPr>
+                    <w:pStyle w:val="Compact"/>
+                    <w:jc w:val="left"/>
+                    <w:jc w:val="center"/>
+                  </w:pPr>
+                  <w:r>
+                    <w:t xml:space="preserve">Parental Warmth (Parent 1) (mean (SD))</w:t>
+                  </w:r>
+                </w:p>
+              </w:tc>
+              <w:tc>
+                <w:tcPr/>
+                <w:p>
+                  <w:pPr>
+                    <w:pStyle w:val="Compact"/>
+                    <w:jc w:val="left"/>
+                    <w:jc w:val="center"/>
+                  </w:pPr>
+                  <w:r>
+                    <w:t xml:space="preserve">4.37 (0.55)</w:t>
+                  </w:r>
+                </w:p>
+              </w:tc>
+              <w:tc>
+                <w:tcPr/>
+                <w:p>
+                  <w:pPr>
+                    <w:pStyle w:val="Compact"/>
+                    <w:jc w:val="left"/>
+                    <w:jc w:val="center"/>
+                  </w:pPr>
+                  <w:r>
+                    <w:t xml:space="preserve">4.39 (0.54)</w:t>
+                  </w:r>
+                </w:p>
+              </w:tc>
+              <w:tc>
+                <w:tcPr/>
+                <w:p>
+                  <w:pPr>
+                    <w:pStyle w:val="Compact"/>
+                    <w:jc w:val="left"/>
+                    <w:jc w:val="center"/>
+                  </w:pPr>
+                  <w:r>
+                    <w:t xml:space="preserve">4.30 (0.58)</w:t>
+                  </w:r>
+                </w:p>
+              </w:tc>
+              <w:tc>
+                <w:tcPr/>
+                <w:p>
+                  <w:pPr>
+                    <w:pStyle w:val="Compact"/>
+                    <w:jc w:val="left"/>
+                    <w:jc w:val="center"/>
+                  </w:pPr>
+                  <w:r>
+                    <w:t xml:space="preserve">4.32 (0.58)</w:t>
+                  </w:r>
+                </w:p>
+              </w:tc>
+              <w:tc>
+                <w:tcPr/>
+                <w:p>
+                  <w:pPr>
+                    <w:pStyle w:val="Compact"/>
+                    <w:jc w:val="left"/>
+                    <w:jc w:val="center"/>
+                  </w:pPr>
+                  <w:r>
+                    <w:t xml:space="preserve">4.16 (0.63)</w:t>
+                  </w:r>
+                </w:p>
+              </w:tc>
+              <w:tc>
+                <w:tcPr/>
+                <w:p>
+                  <w:pPr>
+                    <w:pStyle w:val="Compact"/>
+                    <w:jc w:val="left"/>
+                    <w:jc w:val="center"/>
+                  </w:pPr>
+                  <w:r>
+                    <w:t xml:space="preserve">4.21 (0.62)</w:t>
+                  </w:r>
+                </w:p>
+              </w:tc>
+            </w:tr>
+            <w:tr>
+              <w:tc>
+                <w:tcPr/>
+                <w:p>
+                  <w:pPr>
+                    <w:pStyle w:val="Compact"/>
+                    <w:jc w:val="left"/>
+                    <w:jc w:val="center"/>
+                  </w:pPr>
+                  <w:r>
+                    <w:t xml:space="preserve">Parental Anger (Parent 1) (mean (SD))</w:t>
+                  </w:r>
+                </w:p>
+              </w:tc>
+              <w:tc>
+                <w:tcPr/>
+                <w:p>
+                  <w:pPr>
+                    <w:pStyle w:val="Compact"/>
+                    <w:jc w:val="left"/>
+                    <w:jc w:val="center"/>
+                  </w:pPr>
+                  <w:r>
+                    <w:t xml:space="preserve">2.22 (0.62)</w:t>
+                  </w:r>
+                </w:p>
+              </w:tc>
+              <w:tc>
+                <w:tcPr/>
+                <w:p>
+                  <w:pPr>
+                    <w:pStyle w:val="Compact"/>
+                    <w:jc w:val="left"/>
+                    <w:jc w:val="center"/>
+                  </w:pPr>
+                  <w:r>
+                    <w:t xml:space="preserve">2.09 (0.59)</w:t>
+                  </w:r>
+                </w:p>
+              </w:tc>
+              <w:tc>
+                <w:tcPr/>
+                <w:p>
+                  <w:pPr>
+                    <w:pStyle w:val="Compact"/>
+                    <w:jc w:val="left"/>
+                    <w:jc w:val="center"/>
+                  </w:pPr>
+                  <w:r>
+                    <w:t xml:space="preserve">2.19 (0.66)</w:t>
+                  </w:r>
+                </w:p>
+              </w:tc>
+              <w:tc>
+                <w:tcPr/>
+                <w:p>
+                  <w:pPr>
+                    <w:pStyle w:val="Compact"/>
+                    <w:jc w:val="left"/>
+                    <w:jc w:val="center"/>
+                  </w:pPr>
+                  <w:r>
+                    <w:t xml:space="preserve">2.09 (0.62)</w:t>
+                  </w:r>
+                </w:p>
+              </w:tc>
+              <w:tc>
+                <w:tcPr/>
+                <w:p>
+                  <w:pPr>
+                    <w:pStyle w:val="Compact"/>
+                    <w:jc w:val="left"/>
+                    <w:jc w:val="center"/>
+                  </w:pPr>
+                  <w:r>
+                    <w:t xml:space="preserve">2.19 (0.68)</w:t>
+                  </w:r>
+                </w:p>
+              </w:tc>
+              <w:tc>
+                <w:tcPr/>
+                <w:p>
+                  <w:pPr>
+                    <w:pStyle w:val="Compact"/>
+                    <w:jc w:val="left"/>
+                    <w:jc w:val="center"/>
+                  </w:pPr>
+                  <w:r>
+                    <w:t xml:space="preserve">2.07 (0.65)</w:t>
+                  </w:r>
+                </w:p>
+              </w:tc>
+            </w:tr>
+            <w:tr>
+              <w:tc>
+                <w:tcPr/>
+                <w:p>
+                  <w:pPr>
+                    <w:pStyle w:val="Compact"/>
+                    <w:jc w:val="left"/>
+                    <w:jc w:val="center"/>
+                  </w:pPr>
+                  <w:r>
+                    <w:t xml:space="preserve">Parental Warmth (Parent 2) (mean (SD))</w:t>
+                  </w:r>
+                </w:p>
+              </w:tc>
+              <w:tc>
+                <w:tcPr/>
+                <w:p>
+                  <w:pPr>
+                    <w:pStyle w:val="Compact"/>
+                    <w:jc w:val="left"/>
+                    <w:jc w:val="center"/>
+                  </w:pPr>
+                  <w:r>
+                    <w:t xml:space="preserve">4.01 (0.64)</w:t>
+                  </w:r>
+                </w:p>
+              </w:tc>
+              <w:tc>
+                <w:tcPr/>
+                <w:p>
+                  <w:pPr>
+                    <w:pStyle w:val="Compact"/>
+                    <w:jc w:val="left"/>
+                    <w:jc w:val="center"/>
+                  </w:pPr>
+                  <w:r>
+                    <w:t xml:space="preserve">4.07 (0.62)</w:t>
+                  </w:r>
+                </w:p>
+              </w:tc>
+              <w:tc>
+                <w:tcPr/>
+                <w:p>
+                  <w:pPr>
+                    <w:pStyle w:val="Compact"/>
+                    <w:jc w:val="left"/>
+                    <w:jc w:val="center"/>
+                  </w:pPr>
+                  <w:r>
+                    <w:t xml:space="preserve">3.92 (0.65)</w:t>
+                  </w:r>
+                </w:p>
+              </w:tc>
+              <w:tc>
+                <w:tcPr/>
+                <w:p>
+                  <w:pPr>
+                    <w:pStyle w:val="Compact"/>
+                    <w:jc w:val="left"/>
+                    <w:jc w:val="center"/>
+                  </w:pPr>
+                  <w:r>
+                    <w:t xml:space="preserve">3.99 (0.65)</w:t>
+                  </w:r>
+                </w:p>
+              </w:tc>
+              <w:tc>
+                <w:tcPr/>
+                <w:p>
+                  <w:pPr>
+                    <w:pStyle w:val="Compact"/>
+                    <w:jc w:val="left"/>
+                    <w:jc w:val="center"/>
+                  </w:pPr>
+                  <w:r>
+                    <w:t xml:space="preserve">3.78 (0.71)</w:t>
+                  </w:r>
+                </w:p>
+              </w:tc>
+              <w:tc>
+                <w:tcPr/>
+                <w:p>
+                  <w:pPr>
+                    <w:pStyle w:val="Compact"/>
+                    <w:jc w:val="left"/>
+                    <w:jc w:val="center"/>
+                  </w:pPr>
+                  <w:r>
+                    <w:t xml:space="preserve">3.83 (0.69)</w:t>
+                  </w:r>
+                </w:p>
+              </w:tc>
+            </w:tr>
+            <w:tr>
+              <w:tc>
+                <w:tcPr/>
+                <w:p>
+                  <w:pPr>
+                    <w:pStyle w:val="Compact"/>
+                    <w:jc w:val="left"/>
+                    <w:jc w:val="center"/>
+                  </w:pPr>
+                  <w:r>
+                    <w:t xml:space="preserve">Parental Anger (Parent 2) (mean (SD))</w:t>
+                  </w:r>
+                </w:p>
+              </w:tc>
+              <w:tc>
+                <w:tcPr/>
+                <w:p>
+                  <w:pPr>
+                    <w:pStyle w:val="Compact"/>
+                    <w:jc w:val="left"/>
+                    <w:jc w:val="center"/>
+                  </w:pPr>
+                  <w:r>
+                    <w:t xml:space="preserve">2.23 (0.63)</w:t>
+                  </w:r>
+                </w:p>
+              </w:tc>
+              <w:tc>
+                <w:tcPr/>
+                <w:p>
+                  <w:pPr>
+                    <w:pStyle w:val="Compact"/>
+                    <w:jc w:val="left"/>
+                    <w:jc w:val="center"/>
+                  </w:pPr>
+                  <w:r>
+                    <w:t xml:space="preserve">2.10 (0.59)</w:t>
+                  </w:r>
+                </w:p>
+              </w:tc>
+              <w:tc>
+                <w:tcPr/>
+                <w:p>
+                  <w:pPr>
+                    <w:pStyle w:val="Compact"/>
+                    <w:jc w:val="left"/>
+                    <w:jc w:val="center"/>
+                  </w:pPr>
+                  <w:r>
+                    <w:t xml:space="preserve">2.19 (0.62)</w:t>
+                  </w:r>
+                </w:p>
+              </w:tc>
+              <w:tc>
+                <w:tcPr/>
+                <w:p>
+                  <w:pPr>
+                    <w:pStyle w:val="Compact"/>
+                    <w:jc w:val="left"/>
+                    <w:jc w:val="center"/>
+                  </w:pPr>
+                  <w:r>
+                    <w:t xml:space="preserve">2.07 (0.61)</w:t>
+                  </w:r>
+                </w:p>
+              </w:tc>
+              <w:tc>
+                <w:tcPr/>
+                <w:p>
+                  <w:pPr>
+                    <w:pStyle w:val="Compact"/>
+                    <w:jc w:val="left"/>
+                    <w:jc w:val="center"/>
+                  </w:pPr>
+                  <w:r>
+                    <w:t xml:space="preserve">2.17 (0.66)</w:t>
+                  </w:r>
+                </w:p>
+              </w:tc>
+              <w:tc>
+                <w:tcPr/>
+                <w:p>
+                  <w:pPr>
+                    <w:pStyle w:val="Compact"/>
+                    <w:jc w:val="left"/>
+                    <w:jc w:val="center"/>
+                  </w:pPr>
+                  <w:r>
+                    <w:t xml:space="preserve">2.05 (0.64)</w:t>
+                  </w:r>
+                </w:p>
+              </w:tc>
+            </w:tr>
+            <w:tr>
+              <w:tc>
+                <w:tcPr/>
+                <w:p>
+                  <w:pPr>
+                    <w:pStyle w:val="Compact"/>
+                    <w:jc w:val="left"/>
+                    <w:jc w:val="center"/>
+                  </w:pPr>
+                  <w:r>
+                    <w:t xml:space="preserve">Parental Warmth (Mother) (mean (SD))</w:t>
+                  </w:r>
+                </w:p>
+              </w:tc>
+              <w:tc>
+                <w:tcPr/>
+                <w:p>
+                  <w:pPr>
+                    <w:pStyle w:val="Compact"/>
+                    <w:jc w:val="left"/>
+                    <w:jc w:val="center"/>
+                  </w:pPr>
+                  <w:r>
+                    <w:t xml:space="preserve">4.38 (0.54)</w:t>
+                  </w:r>
+                </w:p>
+              </w:tc>
+              <w:tc>
+                <w:tcPr/>
+                <w:p>
+                  <w:pPr>
+                    <w:pStyle w:val="Compact"/>
+                    <w:jc w:val="left"/>
+                    <w:jc w:val="center"/>
+                  </w:pPr>
+                  <w:r>
+                    <w:t xml:space="preserve">4.39 (0.54)</w:t>
+                  </w:r>
+                </w:p>
+              </w:tc>
+              <w:tc>
+                <w:tcPr/>
+                <w:p>
+                  <w:pPr>
+                    <w:pStyle w:val="Compact"/>
+                    <w:jc w:val="left"/>
+                    <w:jc w:val="center"/>
+                  </w:pPr>
+                  <w:r>
+                    <w:t xml:space="preserve">4.31 (0.58)</w:t>
+                  </w:r>
+                </w:p>
+              </w:tc>
+              <w:tc>
+                <w:tcPr/>
+                <w:p>
+                  <w:pPr>
+                    <w:pStyle w:val="Compact"/>
+                    <w:jc w:val="left"/>
+                    <w:jc w:val="center"/>
+                  </w:pPr>
+                  <w:r>
+                    <w:t xml:space="preserve">4.32 (0.58)</w:t>
+                  </w:r>
+                </w:p>
+              </w:tc>
+              <w:tc>
+                <w:tcPr/>
+                <w:p>
+                  <w:pPr>
+                    <w:pStyle w:val="Compact"/>
+                    <w:jc w:val="left"/>
+                    <w:jc w:val="center"/>
+                  </w:pPr>
+                  <w:r>
+                    <w:t xml:space="preserve">4.17 (0.62)</w:t>
+                  </w:r>
+                </w:p>
+              </w:tc>
+              <w:tc>
+                <w:tcPr/>
+                <w:p>
+                  <w:pPr>
+                    <w:pStyle w:val="Compact"/>
+                    <w:jc w:val="left"/>
+                    <w:jc w:val="center"/>
+                  </w:pPr>
+                  <w:r>
+                    <w:t xml:space="preserve">4.21 (0.63)</w:t>
+                  </w:r>
+                </w:p>
+              </w:tc>
+            </w:tr>
+            <w:tr>
+              <w:tc>
+                <w:tcPr/>
+                <w:p>
+                  <w:pPr>
+                    <w:pStyle w:val="Compact"/>
+                    <w:jc w:val="left"/>
+                    <w:jc w:val="center"/>
+                  </w:pPr>
+                  <w:r>
+                    <w:t xml:space="preserve">Parental Anger (Mother) (mean (SD))</w:t>
+                  </w:r>
+                </w:p>
+              </w:tc>
+              <w:tc>
+                <w:tcPr/>
+                <w:p>
+                  <w:pPr>
+                    <w:pStyle w:val="Compact"/>
+                    <w:jc w:val="left"/>
+                    <w:jc w:val="center"/>
+                  </w:pPr>
+                  <w:r>
+                    <w:t xml:space="preserve">2.22 (0.62)</w:t>
+                  </w:r>
+                </w:p>
+              </w:tc>
+              <w:tc>
+                <w:tcPr/>
+                <w:p>
+                  <w:pPr>
+                    <w:pStyle w:val="Compact"/>
+                    <w:jc w:val="left"/>
+                    <w:jc w:val="center"/>
+                  </w:pPr>
+                  <w:r>
+                    <w:t xml:space="preserve">2.09 (0.59)</w:t>
+                  </w:r>
+                </w:p>
+              </w:tc>
+              <w:tc>
+                <w:tcPr/>
+                <w:p>
+                  <w:pPr>
+                    <w:pStyle w:val="Compact"/>
+                    <w:jc w:val="left"/>
+                    <w:jc w:val="center"/>
+                  </w:pPr>
+                  <w:r>
+                    <w:t xml:space="preserve">2.20 (0.66)</w:t>
+                  </w:r>
+                </w:p>
+              </w:tc>
+              <w:tc>
+                <w:tcPr/>
+                <w:p>
+                  <w:pPr>
+                    <w:pStyle w:val="Compact"/>
+                    <w:jc w:val="left"/>
+                    <w:jc w:val="center"/>
+                  </w:pPr>
+                  <w:r>
+                    <w:t xml:space="preserve">2.09 (0.62)</w:t>
+                  </w:r>
+                </w:p>
+              </w:tc>
+              <w:tc>
+                <w:tcPr/>
+                <w:p>
+                  <w:pPr>
+                    <w:pStyle w:val="Compact"/>
+                    <w:jc w:val="left"/>
+                    <w:jc w:val="center"/>
+                  </w:pPr>
+                  <w:r>
+                    <w:t xml:space="preserve">2.20 (0.68)</w:t>
+                  </w:r>
+                </w:p>
+              </w:tc>
+              <w:tc>
+                <w:tcPr/>
+                <w:p>
+                  <w:pPr>
+                    <w:pStyle w:val="Compact"/>
+                    <w:jc w:val="left"/>
+                    <w:jc w:val="center"/>
+                  </w:pPr>
+                  <w:r>
+                    <w:t xml:space="preserve">2.07 (0.65)</w:t>
+                  </w:r>
+                </w:p>
+              </w:tc>
+            </w:tr>
+            <w:tr>
+              <w:tc>
+                <w:tcPr/>
+                <w:p>
+                  <w:pPr>
+                    <w:pStyle w:val="Compact"/>
+                    <w:jc w:val="left"/>
+                    <w:jc w:val="center"/>
+                  </w:pPr>
+                  <w:r>
+                    <w:t xml:space="preserve">Parental Warmth (Father) (mean (SD))</w:t>
+                  </w:r>
+                </w:p>
+              </w:tc>
+              <w:tc>
+                <w:tcPr/>
+                <w:p>
+                  <w:pPr>
+                    <w:pStyle w:val="Compact"/>
+                    <w:jc w:val="left"/>
+                    <w:jc w:val="center"/>
+                  </w:pPr>
+                  <w:r>
+                    <w:t xml:space="preserve">4.00 (0.64)</w:t>
+                  </w:r>
+                </w:p>
+              </w:tc>
+              <w:tc>
+                <w:tcPr/>
+                <w:p>
+                  <w:pPr>
+                    <w:pStyle w:val="Compact"/>
+                    <w:jc w:val="left"/>
+                    <w:jc w:val="center"/>
+                  </w:pPr>
+                  <w:r>
+                    <w:t xml:space="preserve">4.08 (0.62)</w:t>
+                  </w:r>
+                </w:p>
+              </w:tc>
+              <w:tc>
+                <w:tcPr/>
+                <w:p>
+                  <w:pPr>
+                    <w:pStyle w:val="Compact"/>
+                    <w:jc w:val="left"/>
+                    <w:jc w:val="center"/>
+                  </w:pPr>
+                  <w:r>
+                    <w:t xml:space="preserve">3.92 (0.65)</w:t>
+                  </w:r>
+                </w:p>
+              </w:tc>
+              <w:tc>
+                <w:tcPr/>
+                <w:p>
+                  <w:pPr>
+                    <w:pStyle w:val="Compact"/>
+                    <w:jc w:val="left"/>
+                    <w:jc w:val="center"/>
+                  </w:pPr>
+                  <w:r>
+                    <w:t xml:space="preserve">4.00 (0.65)</w:t>
+                  </w:r>
+                </w:p>
+              </w:tc>
+              <w:tc>
+                <w:tcPr/>
+                <w:p>
+                  <w:pPr>
+                    <w:pStyle w:val="Compact"/>
+                    <w:jc w:val="left"/>
+                    <w:jc w:val="center"/>
+                  </w:pPr>
+                  <w:r>
+                    <w:t xml:space="preserve">3.78 (0.71)</w:t>
+                  </w:r>
+                </w:p>
+              </w:tc>
+              <w:tc>
+                <w:tcPr/>
+                <w:p>
+                  <w:pPr>
+                    <w:pStyle w:val="Compact"/>
+                    <w:jc w:val="left"/>
+                    <w:jc w:val="center"/>
+                  </w:pPr>
+                  <w:r>
+                    <w:t xml:space="preserve">3.83 (0.69)</w:t>
+                  </w:r>
+                </w:p>
+              </w:tc>
+            </w:tr>
+            <w:tr>
+              <w:tc>
+                <w:tcPr/>
+                <w:p>
+                  <w:pPr>
+                    <w:pStyle w:val="Compact"/>
+                    <w:jc w:val="left"/>
+                    <w:jc w:val="center"/>
+                  </w:pPr>
+                  <w:r>
+                    <w:t xml:space="preserve">Parental Anger (Father) (mean (SD))</w:t>
+                  </w:r>
+                </w:p>
+              </w:tc>
+              <w:tc>
+                <w:tcPr/>
+                <w:p>
+                  <w:pPr>
+                    <w:pStyle w:val="Compact"/>
+                    <w:jc w:val="left"/>
+                    <w:jc w:val="center"/>
+                  </w:pPr>
+                  <w:r>
+                    <w:t xml:space="preserve">2.22 (0.63)</w:t>
+                  </w:r>
+                </w:p>
+              </w:tc>
+              <w:tc>
+                <w:tcPr/>
+                <w:p>
+                  <w:pPr>
+                    <w:pStyle w:val="Compact"/>
+                    <w:jc w:val="left"/>
+                    <w:jc w:val="center"/>
+                  </w:pPr>
+                  <w:r>
+                    <w:t xml:space="preserve">2.10 (0.59)</w:t>
+                  </w:r>
+                </w:p>
+              </w:tc>
+              <w:tc>
+                <w:tcPr/>
+                <w:p>
+                  <w:pPr>
+                    <w:pStyle w:val="Compact"/>
+                    <w:jc w:val="left"/>
+                    <w:jc w:val="center"/>
+                  </w:pPr>
+                  <w:r>
+                    <w:t xml:space="preserve">2.19 (0.63)</w:t>
+                  </w:r>
+                </w:p>
+              </w:tc>
+              <w:tc>
+                <w:tcPr/>
+                <w:p>
+                  <w:pPr>
+                    <w:pStyle w:val="Compact"/>
+                    <w:jc w:val="left"/>
+                    <w:jc w:val="center"/>
+                  </w:pPr>
+                  <w:r>
+                    <w:t xml:space="preserve">2.07 (0.61)</w:t>
+                  </w:r>
+                </w:p>
+              </w:tc>
+              <w:tc>
+                <w:tcPr/>
+                <w:p>
+                  <w:pPr>
+                    <w:pStyle w:val="Compact"/>
+                    <w:jc w:val="left"/>
+                    <w:jc w:val="center"/>
+                  </w:pPr>
+                  <w:r>
+                    <w:t xml:space="preserve">2.17 (0.65)</w:t>
+                  </w:r>
+                </w:p>
+              </w:tc>
+              <w:tc>
+                <w:tcPr/>
+                <w:p>
+                  <w:pPr>
+                    <w:pStyle w:val="Compact"/>
+                    <w:jc w:val="left"/>
+                    <w:jc w:val="center"/>
+                  </w:pPr>
+                  <w:r>
+                    <w:t xml:space="preserve">2.06 (0.63)</w:t>
+                  </w:r>
+                </w:p>
+              </w:tc>
+            </w:tr>
+          </w:tbl>
+          <w:bookmarkEnd w:id="21"/>
+          <w:p/>
+        </w:tc>
+      </w:tr>
+    </w:tbl>
+    <w:p>
+      <w:pPr>
+        <w:pStyle w:val="BodyText"/>
+      </w:pPr>
+      <w:r>
+        <w:t xml:space="preserve"> </w:t>
+      </w:r>
+    </w:p>
+    <w:tbl>
+      <w:tblPr>
+        <w:tblStyle w:val="Table"/>
+        <w:tblLook w:firstRow="0" w:lastRow="0" w:firstColumn="0" w:lastColumn="0" w:noHBand="0" w:noVBand="0" w:val="0000"/>
+        <w:tblBorders>
+          <w:top w:val="single" w:sz="4" w:space="0" w:color="0758E5"/>
+          <w:left w:val="single" w:sz="24" w:space="0" w:color="0758E5"/>
+          <w:bottom w:val="single" w:sz="4" w:space="0" w:color="0758E5"/>
+          <w:right w:val="single" w:sz="4" w:space="0" w:color="0758E5"/>
+        </w:tblBorders>
+        <w:tblCellMar>
+          <w:left w:w="144" w:type="dxa"/>
+          <w:right w:w="144" w:type="dxa"/>
+        </w:tblCellMar>
+        <w:tblLook w:firstRow="0" w:lastRow="0" w:firstColumn="0" w:lastColumn="0" w:noHBand="0" w:noVBand="0" w:val="0000"/>
+      </w:tblPr>
+      <w:tr>
+        <w:trPr>
+          <w:cantSplit/>
+        </w:trPr>
+        <w:tc>
+          <w:tcPr>
+            <w:shd w:color="auto" w:fill="dae6fb" w:val="clear"/>
+            <w:tcMar>
+              <w:top w:w="92" w:type="dxa"/>
+              <w:bottom w:w="92" w:type="dxa"/>
+            </w:tcMar>
+          </w:tcPr>
+          <w:p>
+            <w:pPr>
+              <w:pStyle w:val="BodyText"/>
+            </w:pPr>
+            <w:pPr>
+              <w:spacing w:before="0" w:after="0"/>
+              <w:textAlignment w:val="center"/>
+            </w:pPr>
+            <w:r>
+              <w:drawing>
+                <wp:inline>
+                  <wp:extent cx="152400" cy="152400"/>
+                  <wp:effectExtent b="0" l="0" r="0" t="0"/>
+                  <wp:docPr descr="" title="" id="22" name="Picture"/>
+                  <a:graphic>
+                    <a:graphicData uri="http://schemas.openxmlformats.org/drawingml/2006/picture">
+                      <pic:pic>
+                        <pic:nvPicPr>
+                          <pic:cNvPr descr="/opt/quarto/share/formats/docx/note.png" id="23" name="Picture"/>
+                          <pic:cNvPicPr>
+                            <a:picLocks noChangeArrowheads="1" noChangeAspect="1"/>
+                          </pic:cNvPicPr>
+                        </pic:nvPicPr>
+                        <pic:blipFill>
+                          <a:blip r:embed="rId9"/>
+                          <a:stretch>
+                            <a:fillRect/>
+                          </a:stretch>
+                        </pic:blipFill>
+                        <pic:spPr bwMode="auto">
+                          <a:xfrm>
+                            <a:off x="0" y="0"/>
+                            <a:ext cx="152400" cy="152400"/>
+                          </a:xfrm>
+                          <a:prstGeom prst="rect">
+                            <a:avLst/>
+                          </a:prstGeom>
+                          <a:noFill/>
+                          <a:ln w="9525">
+                            <a:noFill/>
+                            <a:headEnd/>
+                            <a:tailEnd/>
+                          </a:ln>
+                        </pic:spPr>
+                      </pic:pic>
+                    </a:graphicData>
+                  </a:graphic>
+                </wp:inline>
+              </w:drawing>
+            </w:r>
+            <w:r>
+              <w:t xml:space="preserve"> </w:t>
+            </w:r>
+            <w:r>
+              <w:t xml:space="preserve"> </w:t>
+            </w:r>
+            <w:r>
+              <w:t xml:space="preserve">Interpretation</w:t>
+            </w:r>
+          </w:p>
+        </w:tc>
+      </w:tr>
+      <w:tr>
+        <w:trPr>
+          <w:cantSplit/>
+        </w:trPr>
+        <w:tc>
+          <w:tcPr>
+            <w:tcMar>
+              <w:top w:w="108" w:type="dxa"/>
+              <w:bottom w:w="108" w:type="dxa"/>
+            </w:tcMar>
+          </w:tcPr>
+          <w:p>
+            <w:pPr>
+              <w:pStyle w:val="Compact"/>
+              <w:numPr>
+                <w:ilvl w:val="0"/>
+                <w:numId w:val="1004"/>
+              </w:numPr>
+            </w:pPr>
+            <w:r>
+              <w:t xml:space="preserve">The decline in dissatisfaction with age noted above is mostly a boys’ pattern: any-direction dissatisfaction falls steadily for boys (53.5% → 44.5% → 41.1%), while for girls it drops from 8 to 10 (52.2% → 44.8%) and then rises again at 12 (47.2%).</w:t>
+            </w:r>
+          </w:p>
+          <w:p>
+            <w:pPr>
+              <w:pStyle w:val="Compact"/>
+              <w:numPr>
+                <w:ilvl w:val="0"/>
+                <w:numId w:val="1004"/>
+              </w:numPr>
+            </w:pPr>
+            <w:r>
+              <w:t xml:space="preserve">The rebound for girls at 12 is driven by</w:t>
+            </w:r>
+            <w:r>
+              <w:t xml:space="preserve"> </w:t>
+            </w:r>
+            <w:r>
+              <w:t xml:space="preserve">“larger than ideal”</w:t>
+            </w:r>
+            <w:r>
+              <w:t xml:space="preserve"> </w:t>
+            </w:r>
+            <w:r>
+              <w:t xml:space="preserve">(38.9% → 42.6%), whereas for boys</w:t>
+            </w:r>
+            <w:r>
+              <w:t xml:space="preserve"> </w:t>
+            </w:r>
+            <w:r>
+              <w:t xml:space="preserve">“larger than ideal”</w:t>
+            </w:r>
+            <w:r>
+              <w:t xml:space="preserve"> </w:t>
+            </w:r>
+            <w:r>
+              <w:t xml:space="preserve">keeps falling (40.3% → 36.0% → 32.1%) — plausibly early-puberty timing for girls.</w:t>
+            </w:r>
+          </w:p>
+          <w:p>
+            <w:pPr>
+              <w:pStyle w:val="Compact"/>
+              <w:numPr>
+                <w:ilvl w:val="0"/>
+                <w:numId w:val="1004"/>
+              </w:numPr>
+            </w:pPr>
+            <w:r>
+              <w:t xml:space="preserve">The direction differs consistently: girls are more likely to be</w:t>
+            </w:r>
+            <w:r>
+              <w:t xml:space="preserve"> </w:t>
+            </w:r>
+            <w:r>
+              <w:t xml:space="preserve">“larger than ideal”</w:t>
+            </w:r>
+            <w:r>
+              <w:t xml:space="preserve"> </w:t>
+            </w:r>
+            <w:r>
+              <w:t xml:space="preserve">at every age despite similar BMI z-scores, so the difference is not explained by actual body size.</w:t>
+            </w:r>
+          </w:p>
+          <w:p>
+            <w:pPr>
+              <w:pStyle w:val="Compact"/>
+              <w:numPr>
+                <w:ilvl w:val="0"/>
+                <w:numId w:val="1004"/>
+              </w:numPr>
+            </w:pPr>
+            <w:r>
+              <w:t xml:space="preserve">“Thinner than ideal”</w:t>
+            </w:r>
+            <w:r>
+              <w:t xml:space="preserve"> </w:t>
+            </w:r>
+            <w:r>
+              <w:t xml:space="preserve">declines with age in both sexes but is roughly twice as common in boys at every age.</w:t>
+            </w:r>
+          </w:p>
+          <w:p>
+            <w:pPr>
+              <w:pStyle w:val="Compact"/>
+              <w:numPr>
+                <w:ilvl w:val="0"/>
+                <w:numId w:val="1004"/>
+              </w:numPr>
+            </w:pPr>
+            <w:r>
+              <w:t xml:space="preserve">Together this suggests both the level (at older ages) and especially the direction of dissatisfaction are sex-related, so models should at minimum include a sex interaction (or be sex-stratified).</w:t>
+            </w:r>
+          </w:p>
+          <w:p/>
+        </w:tc>
+      </w:tr>
+    </w:tbl>
+    <w:bookmarkEnd w:id="24"/>
+    <w:bookmarkEnd w:id="25"/>
+    <w:bookmarkStart w:id="31" w:name="preliminary-plots"/>
     <w:p>
       <w:pPr>
         <w:pStyle w:val="Heading1"/>
@@ -5853,18 +9548,18 @@
           <wp:inline>
             <wp:extent cx="5334000" cy="3048000"/>
             <wp:effectExtent b="0" l="0" r="0" t="0"/>
-            <wp:docPr descr="Body dissatisfaction category proportions by age and cohort." title="" id="23" name="Picture"/>
+            <wp:docPr descr="Body dissatisfaction category proportions by age and cohort." title="" id="27" name="Picture"/>
             <a:graphic>
               <a:graphicData uri="http://schemas.openxmlformats.org/drawingml/2006/picture">
                 <pic:pic>
                   <pic:nvPicPr>
-                    <pic:cNvPr descr="report_files/figure-docx/plot-body-dissat-1.png" id="24" name="Picture"/>
+                    <pic:cNvPr descr="report_files/figure-docx/plot-body-dissat-1.png" id="28" name="Picture"/>
                     <pic:cNvPicPr>
                       <a:picLocks noChangeArrowheads="1" noChangeAspect="1"/>
                     </pic:cNvPicPr>
                   </pic:nvPicPr>
                   <pic:blipFill>
-                    <a:blip r:embed="rId22"/>
+                    <a:blip r:embed="rId26"/>
                     <a:stretch>
                       <a:fillRect/>
                     </a:stretch>
@@ -5940,12 +9635,12 @@
                 <wp:inline>
                   <wp:extent cx="152400" cy="152400"/>
                   <wp:effectExtent b="0" l="0" r="0" t="0"/>
-                  <wp:docPr descr="" title="" id="25" name="Picture"/>
+                  <wp:docPr descr="" title="" id="29" name="Picture"/>
                   <a:graphic>
                     <a:graphicData uri="http://schemas.openxmlformats.org/drawingml/2006/picture">
                       <pic:pic>
                         <pic:nvPicPr>
-                          <pic:cNvPr descr="/opt/quarto/share/formats/docx/note.png" id="26" name="Picture"/>
+                          <pic:cNvPr descr="/opt/quarto/share/formats/docx/note.png" id="30" name="Picture"/>
                           <pic:cNvPicPr>
                             <a:picLocks noChangeArrowheads="1" noChangeAspect="1"/>
                           </pic:cNvPicPr>
@@ -6005,7 +9700,7 @@
               <w:pStyle w:val="Compact"/>
               <w:numPr>
                 <w:ilvl w:val="0"/>
-                <w:numId w:val="1004"/>
+                <w:numId w:val="1005"/>
               </w:numPr>
             </w:pPr>
             <w:r>
@@ -6023,7 +9718,7 @@
               <w:pStyle w:val="Compact"/>
               <w:numPr>
                 <w:ilvl w:val="0"/>
-                <w:numId w:val="1004"/>
+                <w:numId w:val="1005"/>
               </w:numPr>
             </w:pPr>
             <w:r>
@@ -6034,8 +9729,8 @@
         </w:tc>
       </w:tr>
     </w:tbl>
-    <w:bookmarkEnd w:id="27"/>
-    <w:bookmarkStart w:id="28" w:name="results"/>
+    <w:bookmarkEnd w:id="31"/>
+    <w:bookmarkStart w:id="32" w:name="results"/>
     <w:p>
       <w:pPr>
         <w:pStyle w:val="Heading1"/>
@@ -6056,7 +9751,7 @@
         <w:t xml:space="preserve">Placeholder</w:t>
       </w:r>
     </w:p>
-    <w:bookmarkEnd w:id="28"/>
+    <w:bookmarkEnd w:id="32"/>
     <w:sectPr>
       <w:footnotePr>
         <w:numRestart w:val="eachSect"/>
@@ -6283,6 +9978,9 @@
     <w:abstractNumId w:val="991"/>
   </w:num>
   <w:num w:numId="1004">
+    <w:abstractNumId w:val="991"/>
+  </w:num>
+  <w:num w:numId="1005">
     <w:abstractNumId w:val="991"/>
   </w:num>
 </w:numbering>

--- a/doc/report.docx
+++ b/doc/report.docx
@@ -9479,30 +9479,6 @@
               </w:numPr>
             </w:pPr>
             <w:r>
-              <w:t xml:space="preserve">The direction differs consistently: girls are more likely to be</w:t>
-            </w:r>
-            <w:r>
-              <w:t xml:space="preserve"> </w:t>
-            </w:r>
-            <w:r>
-              <w:t xml:space="preserve">“larger than ideal”</w:t>
-            </w:r>
-            <w:r>
-              <w:t xml:space="preserve"> </w:t>
-            </w:r>
-            <w:r>
-              <w:t xml:space="preserve">at every age despite similar BMI z-scores, so the difference is not explained by actual body size.</w:t>
-            </w:r>
-          </w:p>
-          <w:p>
-            <w:pPr>
-              <w:pStyle w:val="Compact"/>
-              <w:numPr>
-                <w:ilvl w:val="0"/>
-                <w:numId w:val="1004"/>
-              </w:numPr>
-            </w:pPr>
-            <w:r>
               <w:t xml:space="preserve">“Thinner than ideal”</w:t>
             </w:r>
             <w:r>
@@ -9521,7 +9497,7 @@
               </w:numPr>
             </w:pPr>
             <w:r>
-              <w:t xml:space="preserve">Together this suggests both the level (at older ages) and especially the direction of dissatisfaction are sex-related, so models should at minimum include a sex interaction (or be sex-stratified).</w:t>
+              <w:t xml:space="preserve">Together this suggests both the level (at older ages) and especially the direction of dissatisfaction are sex-related, so models should be sex-stratified.</w:t>
             </w:r>
           </w:p>
           <w:p/>

--- a/doc/report.docx
+++ b/doc/report.docx
@@ -9706,13 +9706,1040 @@
       </w:tr>
     </w:tbl>
     <w:bookmarkEnd w:id="31"/>
-    <w:bookmarkStart w:id="32" w:name="results"/>
+    <w:bookmarkStart w:id="36" w:name="analysis-sample"/>
     <w:p>
       <w:pPr>
         <w:pStyle w:val="Heading1"/>
       </w:pPr>
       <w:r>
-        <w:t xml:space="preserve">4. Results</w:t>
+        <w:t xml:space="preserve">4. Analysis sample</w:t>
+      </w:r>
+    </w:p>
+    <w:p>
+      <w:pPr>
+        <w:pStyle w:val="FirstParagraph"/>
+      </w:pPr>
+      <w:r>
+        <w:t xml:space="preserve">The trajectory analyses use children with a CBIS body dissatisfaction score at</w:t>
+      </w:r>
+      <w:r>
+        <w:t xml:space="preserve"> </w:t>
+      </w:r>
+      <w:r>
+        <w:t xml:space="preserve">two or more of the three ages (N = 7,843).</w:t>
+      </w:r>
+      <w:r>
+        <w:t xml:space="preserve"> </w:t>
+      </w:r>
+      <w:r>
+        <w:t xml:space="preserve">The primary class-membership regressions additionally require complete baseline</w:t>
+      </w:r>
+      <w:r>
+        <w:t xml:space="preserve"> </w:t>
+      </w:r>
+      <w:r>
+        <w:t xml:space="preserve">(age 8) covariates — sex, SES, BMI z-score, and Parent 1 warmth and anger</w:t>
+      </w:r>
+      <w:r>
+        <w:t xml:space="preserve"> </w:t>
+      </w:r>
+      <w:r>
+        <w:t xml:space="preserve">(N = 7,090). A sensitivity model adding</w:t>
+      </w:r>
+      <w:r>
+        <w:t xml:space="preserve"> </w:t>
+      </w:r>
+      <w:r>
+        <w:t xml:space="preserve">Parent 2 warmth and anger uses the subset with second-carer data</w:t>
+      </w:r>
+      <w:r>
+        <w:t xml:space="preserve"> </w:t>
+      </w:r>
+      <w:r>
+        <w:t xml:space="preserve">(N = 4,780).</w:t>
+      </w:r>
+    </w:p>
+    <w:tbl>
+      <w:tblPr>
+        <w:tblStyle w:val="Table"/>
+        <w:tblW w:type="pct" w:w="5000"/>
+        <w:tblLayout w:type="fixed"/>
+        <w:tblLook w:firstRow="0" w:lastRow="0" w:firstColumn="0" w:lastColumn="0" w:noHBand="0" w:noVBand="0" w:val="0000"/>
+      </w:tblPr>
+      <w:tblGrid>
+        <w:gridCol w:w="7920"/>
+      </w:tblGrid>
+      <w:tr>
+        <w:tc>
+          <w:tcPr/>
+          <w:bookmarkStart w:id="32" w:name="tbl-sample-flow"/>
+          <w:p>
+            <w:pPr>
+              <w:jc w:val="center"/>
+            </w:pPr>
+            <w:pPr>
+              <w:jc w:val="left"/>
+              <w:spacing w:before="200"/>
+              <w:pStyle w:val="ImageCaption"/>
+            </w:pPr>
+            <w:r>
+              <w:t xml:space="preserve">Table 4: Sample flow from the cleaned data to the analysis samples.</w:t>
+            </w:r>
+          </w:p>
+          <w:tbl>
+            <w:tblPr>
+              <w:tblStyle w:val="Table"/>
+              <w:tblW w:type="pct" w:w="5000"/>
+              <w:tblLayout w:type="fixed"/>
+              <w:tblLook w:firstRow="1" w:lastRow="0" w:firstColumn="0" w:lastColumn="0" w:noHBand="0" w:noVBand="0" w:val="0020"/>
+            </w:tblPr>
+            <w:tblGrid>
+              <w:gridCol w:w="5917"/>
+              <w:gridCol w:w="1001"/>
+              <w:gridCol w:w="1001"/>
+            </w:tblGrid>
+            <w:tr>
+              <w:trPr>
+                <w:tblHeader w:val="on"/>
+              </w:trPr>
+              <w:tc>
+                <w:tcPr/>
+                <w:p>
+                  <w:pPr>
+                    <w:pStyle w:val="Compact"/>
+                    <w:jc w:val="left"/>
+                    <w:jc w:val="center"/>
+                  </w:pPr>
+                  <w:r>
+                    <w:t xml:space="preserve">Stage</w:t>
+                  </w:r>
+                </w:p>
+              </w:tc>
+              <w:tc>
+                <w:tcPr/>
+                <w:p>
+                  <w:pPr>
+                    <w:pStyle w:val="Compact"/>
+                    <w:jc w:val="right"/>
+                    <w:jc w:val="center"/>
+                  </w:pPr>
+                  <w:r>
+                    <w:t xml:space="preserve">N children</w:t>
+                  </w:r>
+                </w:p>
+              </w:tc>
+              <w:tc>
+                <w:tcPr/>
+                <w:p>
+                  <w:pPr>
+                    <w:pStyle w:val="Compact"/>
+                    <w:jc w:val="left"/>
+                    <w:jc w:val="center"/>
+                  </w:pPr>
+                  <w:r>
+                    <w:t xml:space="preserve">% of total</w:t>
+                  </w:r>
+                </w:p>
+              </w:tc>
+            </w:tr>
+            <w:tr>
+              <w:tc>
+                <w:tcPr/>
+                <w:p>
+                  <w:pPr>
+                    <w:pStyle w:val="Compact"/>
+                    <w:jc w:val="left"/>
+                    <w:jc w:val="center"/>
+                  </w:pPr>
+                  <w:r>
+                    <w:t xml:space="preserve">Children in cleaned data</w:t>
+                  </w:r>
+                </w:p>
+              </w:tc>
+              <w:tc>
+                <w:tcPr/>
+                <w:p>
+                  <w:pPr>
+                    <w:pStyle w:val="Compact"/>
+                    <w:jc w:val="right"/>
+                    <w:jc w:val="center"/>
+                  </w:pPr>
+                  <w:r>
+                    <w:t xml:space="preserve">8660</w:t>
+                  </w:r>
+                </w:p>
+              </w:tc>
+              <w:tc>
+                <w:tcPr/>
+                <w:p>
+                  <w:pPr>
+                    <w:pStyle w:val="Compact"/>
+                    <w:jc w:val="left"/>
+                    <w:jc w:val="center"/>
+                  </w:pPr>
+                  <w:r>
+                    <w:t xml:space="preserve">100.0</w:t>
+                  </w:r>
+                </w:p>
+              </w:tc>
+            </w:tr>
+            <w:tr>
+              <w:tc>
+                <w:tcPr/>
+                <w:p>
+                  <w:pPr>
+                    <w:pStyle w:val="Compact"/>
+                    <w:jc w:val="left"/>
+                    <w:jc w:val="center"/>
+                  </w:pPr>
+                  <w:r>
+                    <w:t xml:space="preserve">≥ 1 wave with a CBIS score</w:t>
+                  </w:r>
+                </w:p>
+              </w:tc>
+              <w:tc>
+                <w:tcPr/>
+                <w:p>
+                  <w:pPr>
+                    <w:pStyle w:val="Compact"/>
+                    <w:jc w:val="right"/>
+                    <w:jc w:val="center"/>
+                  </w:pPr>
+                  <w:r>
+                    <w:t xml:space="preserve">8572</w:t>
+                  </w:r>
+                </w:p>
+              </w:tc>
+              <w:tc>
+                <w:tcPr/>
+                <w:p>
+                  <w:pPr>
+                    <w:pStyle w:val="Compact"/>
+                    <w:jc w:val="left"/>
+                    <w:jc w:val="center"/>
+                  </w:pPr>
+                  <w:r>
+                    <w:t xml:space="preserve">99.0</w:t>
+                  </w:r>
+                </w:p>
+              </w:tc>
+            </w:tr>
+            <w:tr>
+              <w:tc>
+                <w:tcPr/>
+                <w:p>
+                  <w:pPr>
+                    <w:pStyle w:val="Compact"/>
+                    <w:jc w:val="left"/>
+                    <w:jc w:val="center"/>
+                  </w:pPr>
+                  <w:r>
+                    <w:t xml:space="preserve">≥ 2 waves with a CBIS score (trajectory sample)</w:t>
+                  </w:r>
+                </w:p>
+              </w:tc>
+              <w:tc>
+                <w:tcPr/>
+                <w:p>
+                  <w:pPr>
+                    <w:pStyle w:val="Compact"/>
+                    <w:jc w:val="right"/>
+                    <w:jc w:val="center"/>
+                  </w:pPr>
+                  <w:r>
+                    <w:t xml:space="preserve">7843</w:t>
+                  </w:r>
+                </w:p>
+              </w:tc>
+              <w:tc>
+                <w:tcPr/>
+                <w:p>
+                  <w:pPr>
+                    <w:pStyle w:val="Compact"/>
+                    <w:jc w:val="left"/>
+                    <w:jc w:val="center"/>
+                  </w:pPr>
+                  <w:r>
+                    <w:t xml:space="preserve">90.6</w:t>
+                  </w:r>
+                </w:p>
+              </w:tc>
+            </w:tr>
+            <w:tr>
+              <w:tc>
+                <w:tcPr/>
+                <w:p>
+                  <w:pPr>
+                    <w:pStyle w:val="Compact"/>
+                    <w:jc w:val="left"/>
+                    <w:jc w:val="center"/>
+                  </w:pPr>
+                  <w:r>
+                    <w:t xml:space="preserve">All 3 waves with a CBIS score</w:t>
+                  </w:r>
+                </w:p>
+              </w:tc>
+              <w:tc>
+                <w:tcPr/>
+                <w:p>
+                  <w:pPr>
+                    <w:pStyle w:val="Compact"/>
+                    <w:jc w:val="right"/>
+                    <w:jc w:val="center"/>
+                  </w:pPr>
+                  <w:r>
+                    <w:t xml:space="preserve">6509</w:t>
+                  </w:r>
+                </w:p>
+              </w:tc>
+              <w:tc>
+                <w:tcPr/>
+                <w:p>
+                  <w:pPr>
+                    <w:pStyle w:val="Compact"/>
+                    <w:jc w:val="left"/>
+                    <w:jc w:val="center"/>
+                  </w:pPr>
+                  <w:r>
+                    <w:t xml:space="preserve">75.2</w:t>
+                  </w:r>
+                </w:p>
+              </w:tc>
+            </w:tr>
+            <w:tr>
+              <w:tc>
+                <w:tcPr/>
+                <w:p>
+                  <w:pPr>
+                    <w:pStyle w:val="Compact"/>
+                    <w:jc w:val="left"/>
+                    <w:jc w:val="center"/>
+                  </w:pPr>
+                  <w:r>
+                    <w:t xml:space="preserve">Complete baseline covariates, Parent 1 model (regression sample)</w:t>
+                  </w:r>
+                </w:p>
+              </w:tc>
+              <w:tc>
+                <w:tcPr/>
+                <w:p>
+                  <w:pPr>
+                    <w:pStyle w:val="Compact"/>
+                    <w:jc w:val="right"/>
+                    <w:jc w:val="center"/>
+                  </w:pPr>
+                  <w:r>
+                    <w:t xml:space="preserve">7090</w:t>
+                  </w:r>
+                </w:p>
+              </w:tc>
+              <w:tc>
+                <w:tcPr/>
+                <w:p>
+                  <w:pPr>
+                    <w:pStyle w:val="Compact"/>
+                    <w:jc w:val="left"/>
+                    <w:jc w:val="center"/>
+                  </w:pPr>
+                  <w:r>
+                    <w:t xml:space="preserve">81.9</w:t>
+                  </w:r>
+                </w:p>
+              </w:tc>
+            </w:tr>
+            <w:tr>
+              <w:tc>
+                <w:tcPr/>
+                <w:p>
+                  <w:pPr>
+                    <w:pStyle w:val="Compact"/>
+                    <w:jc w:val="left"/>
+                    <w:jc w:val="center"/>
+                  </w:pPr>
+                  <w:r>
+                    <w:t xml:space="preserve">Complete baseline covariates incl. Parent 2 (sensitivity sample)</w:t>
+                  </w:r>
+                </w:p>
+              </w:tc>
+              <w:tc>
+                <w:tcPr/>
+                <w:p>
+                  <w:pPr>
+                    <w:pStyle w:val="Compact"/>
+                    <w:jc w:val="right"/>
+                    <w:jc w:val="center"/>
+                  </w:pPr>
+                  <w:r>
+                    <w:t xml:space="preserve">4780</w:t>
+                  </w:r>
+                </w:p>
+              </w:tc>
+              <w:tc>
+                <w:tcPr/>
+                <w:p>
+                  <w:pPr>
+                    <w:pStyle w:val="Compact"/>
+                    <w:jc w:val="left"/>
+                    <w:jc w:val="center"/>
+                  </w:pPr>
+                  <w:r>
+                    <w:t xml:space="preserve">55.2</w:t>
+                  </w:r>
+                </w:p>
+              </w:tc>
+            </w:tr>
+          </w:tbl>
+          <w:bookmarkEnd w:id="32"/>
+          <w:p/>
+        </w:tc>
+      </w:tr>
+    </w:tbl>
+    <w:p>
+      <w:pPr>
+        <w:pStyle w:val="BodyText"/>
+      </w:pPr>
+      <w:r>
+        <w:t xml:space="preserve"> </w:t>
+      </w:r>
+    </w:p>
+    <w:tbl>
+      <w:tblPr>
+        <w:tblStyle w:val="Table"/>
+        <w:tblW w:type="pct" w:w="5000"/>
+        <w:tblLayout w:type="fixed"/>
+        <w:tblLook w:firstRow="0" w:lastRow="0" w:firstColumn="0" w:lastColumn="0" w:noHBand="0" w:noVBand="0" w:val="0000"/>
+      </w:tblPr>
+      <w:tblGrid>
+        <w:gridCol w:w="7920"/>
+      </w:tblGrid>
+      <w:tr>
+        <w:tc>
+          <w:tcPr/>
+          <w:bookmarkStart w:id="33" w:name="tbl-baseline-missingness"/>
+          <w:p>
+            <w:pPr>
+              <w:jc w:val="center"/>
+            </w:pPr>
+            <w:pPr>
+              <w:jc w:val="left"/>
+              <w:spacing w:before="200"/>
+              <w:pStyle w:val="ImageCaption"/>
+            </w:pPr>
+            <w:r>
+              <w:t xml:space="preserve">Table 5: Baseline (age 8) covariate missingness in the trajectory sample.</w:t>
+            </w:r>
+          </w:p>
+          <w:tbl>
+            <w:tblPr>
+              <w:tblStyle w:val="Table"/>
+              <w:tblW w:type="auto" w:w="0"/>
+              <w:tblLook w:firstRow="1" w:lastRow="0" w:firstColumn="0" w:lastColumn="0" w:noHBand="0" w:noVBand="0" w:val="0020"/>
+            </w:tblPr>
+            <w:tblGrid>
+              <w:gridCol w:w="2640"/>
+              <w:gridCol w:w="2640"/>
+              <w:gridCol w:w="2640"/>
+            </w:tblGrid>
+            <w:tr>
+              <w:trPr>
+                <w:tblHeader w:val="on"/>
+              </w:trPr>
+              <w:tc>
+                <w:tcPr/>
+                <w:p>
+                  <w:pPr>
+                    <w:pStyle w:val="Compact"/>
+                    <w:jc w:val="left"/>
+                    <w:jc w:val="center"/>
+                  </w:pPr>
+                  <w:r>
+                    <w:t xml:space="preserve">Covariate</w:t>
+                  </w:r>
+                </w:p>
+              </w:tc>
+              <w:tc>
+                <w:tcPr/>
+                <w:p>
+                  <w:pPr>
+                    <w:pStyle w:val="Compact"/>
+                    <w:jc w:val="right"/>
+                    <w:jc w:val="center"/>
+                  </w:pPr>
+                  <w:r>
+                    <w:t xml:space="preserve">N missing</w:t>
+                  </w:r>
+                </w:p>
+              </w:tc>
+              <w:tc>
+                <w:tcPr/>
+                <w:p>
+                  <w:pPr>
+                    <w:pStyle w:val="Compact"/>
+                    <w:jc w:val="left"/>
+                    <w:jc w:val="center"/>
+                  </w:pPr>
+                  <w:r>
+                    <w:t xml:space="preserve">% missing</w:t>
+                  </w:r>
+                </w:p>
+              </w:tc>
+            </w:tr>
+            <w:tr>
+              <w:tc>
+                <w:tcPr/>
+                <w:p>
+                  <w:pPr>
+                    <w:pStyle w:val="Compact"/>
+                    <w:jc w:val="left"/>
+                    <w:jc w:val="center"/>
+                  </w:pPr>
+                  <w:r>
+                    <w:t xml:space="preserve">Sex</w:t>
+                  </w:r>
+                </w:p>
+              </w:tc>
+              <w:tc>
+                <w:tcPr/>
+                <w:p>
+                  <w:pPr>
+                    <w:pStyle w:val="Compact"/>
+                    <w:jc w:val="right"/>
+                    <w:jc w:val="center"/>
+                  </w:pPr>
+                  <w:r>
+                    <w:t xml:space="preserve">129</w:t>
+                  </w:r>
+                </w:p>
+              </w:tc>
+              <w:tc>
+                <w:tcPr/>
+                <w:p>
+                  <w:pPr>
+                    <w:pStyle w:val="Compact"/>
+                    <w:jc w:val="left"/>
+                    <w:jc w:val="center"/>
+                  </w:pPr>
+                  <w:r>
+                    <w:t xml:space="preserve">1.6</w:t>
+                  </w:r>
+                </w:p>
+              </w:tc>
+            </w:tr>
+            <w:tr>
+              <w:tc>
+                <w:tcPr/>
+                <w:p>
+                  <w:pPr>
+                    <w:pStyle w:val="Compact"/>
+                    <w:jc w:val="left"/>
+                    <w:jc w:val="center"/>
+                  </w:pPr>
+                  <w:r>
+                    <w:t xml:space="preserve">Socioeconomic position (z)</w:t>
+                  </w:r>
+                </w:p>
+              </w:tc>
+              <w:tc>
+                <w:tcPr/>
+                <w:p>
+                  <w:pPr>
+                    <w:pStyle w:val="Compact"/>
+                    <w:jc w:val="right"/>
+                    <w:jc w:val="center"/>
+                  </w:pPr>
+                  <w:r>
+                    <w:t xml:space="preserve">188</w:t>
+                  </w:r>
+                </w:p>
+              </w:tc>
+              <w:tc>
+                <w:tcPr/>
+                <w:p>
+                  <w:pPr>
+                    <w:pStyle w:val="Compact"/>
+                    <w:jc w:val="left"/>
+                    <w:jc w:val="center"/>
+                  </w:pPr>
+                  <w:r>
+                    <w:t xml:space="preserve">2.4</w:t>
+                  </w:r>
+                </w:p>
+              </w:tc>
+            </w:tr>
+            <w:tr>
+              <w:tc>
+                <w:tcPr/>
+                <w:p>
+                  <w:pPr>
+                    <w:pStyle w:val="Compact"/>
+                    <w:jc w:val="left"/>
+                    <w:jc w:val="center"/>
+                  </w:pPr>
+                  <w:r>
+                    <w:t xml:space="preserve">BMI z-score</w:t>
+                  </w:r>
+                </w:p>
+              </w:tc>
+              <w:tc>
+                <w:tcPr/>
+                <w:p>
+                  <w:pPr>
+                    <w:pStyle w:val="Compact"/>
+                    <w:jc w:val="right"/>
+                    <w:jc w:val="center"/>
+                  </w:pPr>
+                  <w:r>
+                    <w:t xml:space="preserve">198</w:t>
+                  </w:r>
+                </w:p>
+              </w:tc>
+              <w:tc>
+                <w:tcPr/>
+                <w:p>
+                  <w:pPr>
+                    <w:pStyle w:val="Compact"/>
+                    <w:jc w:val="left"/>
+                    <w:jc w:val="center"/>
+                  </w:pPr>
+                  <w:r>
+                    <w:t xml:space="preserve">2.5</w:t>
+                  </w:r>
+                </w:p>
+              </w:tc>
+            </w:tr>
+            <w:tr>
+              <w:tc>
+                <w:tcPr/>
+                <w:p>
+                  <w:pPr>
+                    <w:pStyle w:val="Compact"/>
+                    <w:jc w:val="left"/>
+                    <w:jc w:val="center"/>
+                  </w:pPr>
+                  <w:r>
+                    <w:t xml:space="preserve">Parental warmth, Parent 1 (z)</w:t>
+                  </w:r>
+                </w:p>
+              </w:tc>
+              <w:tc>
+                <w:tcPr/>
+                <w:p>
+                  <w:pPr>
+                    <w:pStyle w:val="Compact"/>
+                    <w:jc w:val="right"/>
+                    <w:jc w:val="center"/>
+                  </w:pPr>
+                  <w:r>
+                    <w:t xml:space="preserve">645</w:t>
+                  </w:r>
+                </w:p>
+              </w:tc>
+              <w:tc>
+                <w:tcPr/>
+                <w:p>
+                  <w:pPr>
+                    <w:pStyle w:val="Compact"/>
+                    <w:jc w:val="left"/>
+                    <w:jc w:val="center"/>
+                  </w:pPr>
+                  <w:r>
+                    <w:t xml:space="preserve">8.2</w:t>
+                  </w:r>
+                </w:p>
+              </w:tc>
+            </w:tr>
+            <w:tr>
+              <w:tc>
+                <w:tcPr/>
+                <w:p>
+                  <w:pPr>
+                    <w:pStyle w:val="Compact"/>
+                    <w:jc w:val="left"/>
+                    <w:jc w:val="center"/>
+                  </w:pPr>
+                  <w:r>
+                    <w:t xml:space="preserve">Parental warmth, Parent 2 (z)</w:t>
+                  </w:r>
+                </w:p>
+              </w:tc>
+              <w:tc>
+                <w:tcPr/>
+                <w:p>
+                  <w:pPr>
+                    <w:pStyle w:val="Compact"/>
+                    <w:jc w:val="right"/>
+                    <w:jc w:val="center"/>
+                  </w:pPr>
+                  <w:r>
+                    <w:t xml:space="preserve">2972</w:t>
+                  </w:r>
+                </w:p>
+              </w:tc>
+              <w:tc>
+                <w:tcPr/>
+                <w:p>
+                  <w:pPr>
+                    <w:pStyle w:val="Compact"/>
+                    <w:jc w:val="left"/>
+                    <w:jc w:val="center"/>
+                  </w:pPr>
+                  <w:r>
+                    <w:t xml:space="preserve">37.9</w:t>
+                  </w:r>
+                </w:p>
+              </w:tc>
+            </w:tr>
+            <w:tr>
+              <w:tc>
+                <w:tcPr/>
+                <w:p>
+                  <w:pPr>
+                    <w:pStyle w:val="Compact"/>
+                    <w:jc w:val="left"/>
+                    <w:jc w:val="center"/>
+                  </w:pPr>
+                  <w:r>
+                    <w:t xml:space="preserve">Parental anger, Parent 1 (z)</w:t>
+                  </w:r>
+                </w:p>
+              </w:tc>
+              <w:tc>
+                <w:tcPr/>
+                <w:p>
+                  <w:pPr>
+                    <w:pStyle w:val="Compact"/>
+                    <w:jc w:val="right"/>
+                    <w:jc w:val="center"/>
+                  </w:pPr>
+                  <w:r>
+                    <w:t xml:space="preserve">635</w:t>
+                  </w:r>
+                </w:p>
+              </w:tc>
+              <w:tc>
+                <w:tcPr/>
+                <w:p>
+                  <w:pPr>
+                    <w:pStyle w:val="Compact"/>
+                    <w:jc w:val="left"/>
+                    <w:jc w:val="center"/>
+                  </w:pPr>
+                  <w:r>
+                    <w:t xml:space="preserve">8.1</w:t>
+                  </w:r>
+                </w:p>
+              </w:tc>
+            </w:tr>
+            <w:tr>
+              <w:tc>
+                <w:tcPr/>
+                <w:p>
+                  <w:pPr>
+                    <w:pStyle w:val="Compact"/>
+                    <w:jc w:val="left"/>
+                    <w:jc w:val="center"/>
+                  </w:pPr>
+                  <w:r>
+                    <w:t xml:space="preserve">Parental anger, Parent 2 (z)</w:t>
+                  </w:r>
+                </w:p>
+              </w:tc>
+              <w:tc>
+                <w:tcPr/>
+                <w:p>
+                  <w:pPr>
+                    <w:pStyle w:val="Compact"/>
+                    <w:jc w:val="right"/>
+                    <w:jc w:val="center"/>
+                  </w:pPr>
+                  <w:r>
+                    <w:t xml:space="preserve">2977</w:t>
+                  </w:r>
+                </w:p>
+              </w:tc>
+              <w:tc>
+                <w:tcPr/>
+                <w:p>
+                  <w:pPr>
+                    <w:pStyle w:val="Compact"/>
+                    <w:jc w:val="left"/>
+                    <w:jc w:val="center"/>
+                  </w:pPr>
+                  <w:r>
+                    <w:t xml:space="preserve">38.0</w:t>
+                  </w:r>
+                </w:p>
+              </w:tc>
+            </w:tr>
+          </w:tbl>
+          <w:bookmarkEnd w:id="33"/>
+          <w:p/>
+        </w:tc>
+      </w:tr>
+    </w:tbl>
+    <w:p>
+      <w:pPr>
+        <w:pStyle w:val="BodyText"/>
+      </w:pPr>
+      <w:r>
+        <w:t xml:space="preserve"> </w:t>
+      </w:r>
+    </w:p>
+    <w:tbl>
+      <w:tblPr>
+        <w:tblStyle w:val="Table"/>
+        <w:tblLook w:firstRow="0" w:lastRow="0" w:firstColumn="0" w:lastColumn="0" w:noHBand="0" w:noVBand="0" w:val="0000"/>
+        <w:tblBorders>
+          <w:top w:val="single" w:sz="4" w:space="0" w:color="0758E5"/>
+          <w:left w:val="single" w:sz="24" w:space="0" w:color="0758E5"/>
+          <w:bottom w:val="single" w:sz="4" w:space="0" w:color="0758E5"/>
+          <w:right w:val="single" w:sz="4" w:space="0" w:color="0758E5"/>
+        </w:tblBorders>
+        <w:tblCellMar>
+          <w:left w:w="144" w:type="dxa"/>
+          <w:right w:w="144" w:type="dxa"/>
+        </w:tblCellMar>
+        <w:tblLook w:firstRow="0" w:lastRow="0" w:firstColumn="0" w:lastColumn="0" w:noHBand="0" w:noVBand="0" w:val="0000"/>
+      </w:tblPr>
+      <w:tr>
+        <w:trPr>
+          <w:cantSplit/>
+        </w:trPr>
+        <w:tc>
+          <w:tcPr>
+            <w:shd w:color="auto" w:fill="dae6fb" w:val="clear"/>
+            <w:tcMar>
+              <w:top w:w="92" w:type="dxa"/>
+              <w:bottom w:w="92" w:type="dxa"/>
+            </w:tcMar>
+          </w:tcPr>
+          <w:p>
+            <w:pPr>
+              <w:pStyle w:val="BodyText"/>
+            </w:pPr>
+            <w:pPr>
+              <w:spacing w:before="0" w:after="0"/>
+              <w:textAlignment w:val="center"/>
+            </w:pPr>
+            <w:r>
+              <w:drawing>
+                <wp:inline>
+                  <wp:extent cx="152400" cy="152400"/>
+                  <wp:effectExtent b="0" l="0" r="0" t="0"/>
+                  <wp:docPr descr="" title="" id="34" name="Picture"/>
+                  <a:graphic>
+                    <a:graphicData uri="http://schemas.openxmlformats.org/drawingml/2006/picture">
+                      <pic:pic>
+                        <pic:nvPicPr>
+                          <pic:cNvPr descr="/opt/quarto/share/formats/docx/note.png" id="35" name="Picture"/>
+                          <pic:cNvPicPr>
+                            <a:picLocks noChangeArrowheads="1" noChangeAspect="1"/>
+                          </pic:cNvPicPr>
+                        </pic:nvPicPr>
+                        <pic:blipFill>
+                          <a:blip r:embed="rId9"/>
+                          <a:stretch>
+                            <a:fillRect/>
+                          </a:stretch>
+                        </pic:blipFill>
+                        <pic:spPr bwMode="auto">
+                          <a:xfrm>
+                            <a:off x="0" y="0"/>
+                            <a:ext cx="152400" cy="152400"/>
+                          </a:xfrm>
+                          <a:prstGeom prst="rect">
+                            <a:avLst/>
+                          </a:prstGeom>
+                          <a:noFill/>
+                          <a:ln w="9525">
+                            <a:noFill/>
+                            <a:headEnd/>
+                            <a:tailEnd/>
+                          </a:ln>
+                        </pic:spPr>
+                      </pic:pic>
+                    </a:graphicData>
+                  </a:graphic>
+                </wp:inline>
+              </w:drawing>
+            </w:r>
+            <w:r>
+              <w:t xml:space="preserve"> </w:t>
+            </w:r>
+            <w:r>
+              <w:t xml:space="preserve"> </w:t>
+            </w:r>
+            <w:r>
+              <w:t xml:space="preserve">Interpretation</w:t>
+            </w:r>
+          </w:p>
+        </w:tc>
+      </w:tr>
+      <w:tr>
+        <w:trPr>
+          <w:cantSplit/>
+        </w:trPr>
+        <w:tc>
+          <w:tcPr>
+            <w:tcMar>
+              <w:top w:w="108" w:type="dxa"/>
+              <w:bottom w:w="108" w:type="dxa"/>
+            </w:tcMar>
+          </w:tcPr>
+          <w:p>
+            <w:pPr>
+              <w:pStyle w:val="Compact"/>
+              <w:numPr>
+                <w:ilvl w:val="0"/>
+                <w:numId w:val="1006"/>
+              </w:numPr>
+            </w:pPr>
+            <w:r>
+              <w:t xml:space="preserve">Attrition on the outcome is modest: 91% of children contribute at least two</w:t>
+            </w:r>
+            <w:r>
+              <w:t xml:space="preserve"> </w:t>
+            </w:r>
+            <w:r>
+              <w:t xml:space="preserve">CBIS waves, and 75% contribute all three, so the trajectory sample retains</w:t>
+            </w:r>
+            <w:r>
+              <w:t xml:space="preserve"> </w:t>
+            </w:r>
+            <w:r>
+              <w:t xml:space="preserve">most of the cohort.</w:t>
+            </w:r>
+          </w:p>
+          <w:p>
+            <w:pPr>
+              <w:pStyle w:val="Compact"/>
+              <w:numPr>
+                <w:ilvl w:val="0"/>
+                <w:numId w:val="1006"/>
+              </w:numPr>
+            </w:pPr>
+            <w:r>
+              <w:t xml:space="preserve">Parent 2 warmth/anger are missing for ~38% of the trajectory sample —</w:t>
+            </w:r>
+            <w:r>
+              <w:t xml:space="preserve"> </w:t>
+            </w:r>
+            <w:r>
+              <w:t xml:space="preserve">largely single-parent households or no second-carer questionnaire — while</w:t>
+            </w:r>
+            <w:r>
+              <w:t xml:space="preserve"> </w:t>
+            </w:r>
+            <w:r>
+              <w:t xml:space="preserve">every other covariate is missing for under 9%. Requiring Parent 2 scores</w:t>
+            </w:r>
+            <w:r>
+              <w:t xml:space="preserve"> </w:t>
+            </w:r>
+            <w:r>
+              <w:t xml:space="preserve">would cost ~2,300 children.</w:t>
+            </w:r>
+          </w:p>
+          <w:p>
+            <w:pPr>
+              <w:pStyle w:val="Compact"/>
+              <w:numPr>
+                <w:ilvl w:val="0"/>
+                <w:numId w:val="1006"/>
+              </w:numPr>
+            </w:pPr>
+            <w:r>
+              <w:rPr>
+                <w:b/>
+                <w:bCs/>
+              </w:rPr>
+              <w:t xml:space="preserve">Decision (2026-07-23):</w:t>
+            </w:r>
+            <w:r>
+              <w:t xml:space="preserve"> </w:t>
+            </w:r>
+            <w:r>
+              <w:t xml:space="preserve">the primary regressions therefore use Parent 1</w:t>
+            </w:r>
+            <w:r>
+              <w:t xml:space="preserve"> </w:t>
+            </w:r>
+            <w:r>
+              <w:t xml:space="preserve">parenting only, keeping the larger sample; the both-parent model (all four</w:t>
+            </w:r>
+            <w:r>
+              <w:t xml:space="preserve"> </w:t>
+            </w:r>
+            <w:r>
+              <w:t xml:space="preserve">parenting variables jointly, as in the original proposal) becomes a</w:t>
+            </w:r>
+            <w:r>
+              <w:t xml:space="preserve"> </w:t>
+            </w:r>
+            <w:r>
+              <w:t xml:space="preserve">sensitivity analysis on the subset with second-carer data. Note the</w:t>
+            </w:r>
+            <w:r>
+              <w:t xml:space="preserve"> </w:t>
+            </w:r>
+            <w:r>
+              <w:t xml:space="preserve">sensitivity subset is also selectively two-parent households, so any</w:t>
+            </w:r>
+            <w:r>
+              <w:t xml:space="preserve"> </w:t>
+            </w:r>
+            <w:r>
+              <w:t xml:space="preserve">differences may reflect the sample as much as mutual adjustment.</w:t>
+            </w:r>
+          </w:p>
+          <w:p>
+            <w:pPr>
+              <w:pStyle w:val="Compact"/>
+              <w:numPr>
+                <w:ilvl w:val="0"/>
+                <w:numId w:val="1006"/>
+              </w:numPr>
+            </w:pPr>
+            <w:r>
+              <w:t xml:space="preserve">The 129 children</w:t>
+            </w:r>
+            <w:r>
+              <w:t xml:space="preserve"> </w:t>
+            </w:r>
+            <w:r>
+              <w:t xml:space="preserve">“missing”</w:t>
+            </w:r>
+            <w:r>
+              <w:t xml:space="preserve"> </w:t>
+            </w:r>
+            <w:r>
+              <w:t xml:space="preserve">sex are those with no age-8 record at all (their</w:t>
+            </w:r>
+            <w:r>
+              <w:t xml:space="preserve"> </w:t>
+            </w:r>
+            <w:r>
+              <w:t xml:space="preserve">baselines are taken from the age-8 wave); they are excluded from the</w:t>
+            </w:r>
+            <w:r>
+              <w:t xml:space="preserve"> </w:t>
+            </w:r>
+            <w:r>
+              <w:t xml:space="preserve">regressions anyway by their other missing baselines.</w:t>
+            </w:r>
+          </w:p>
+          <w:p/>
+        </w:tc>
+      </w:tr>
+    </w:tbl>
+    <w:bookmarkEnd w:id="36"/>
+    <w:bookmarkStart w:id="37" w:name="results"/>
+    <w:p>
+      <w:pPr>
+        <w:pStyle w:val="Heading1"/>
+      </w:pPr>
+      <w:r>
+        <w:t xml:space="preserve">5. Results</w:t>
       </w:r>
     </w:p>
     <w:p>
@@ -9727,7 +10754,7 @@
         <w:t xml:space="preserve">Placeholder</w:t>
       </w:r>
     </w:p>
-    <w:bookmarkEnd w:id="32"/>
+    <w:bookmarkEnd w:id="37"/>
     <w:sectPr>
       <w:footnotePr>
         <w:numRestart w:val="eachSect"/>
@@ -9957,6 +10984,9 @@
     <w:abstractNumId w:val="991"/>
   </w:num>
   <w:num w:numId="1005">
+    <w:abstractNumId w:val="991"/>
+  </w:num>
+  <w:num w:numId="1006">
     <w:abstractNumId w:val="991"/>
   </w:num>
 </w:numbering>

--- a/doc/report.docx
+++ b/doc/report.docx
@@ -10733,13 +10733,4311 @@
       </w:tr>
     </w:tbl>
     <w:bookmarkEnd w:id="36"/>
-    <w:bookmarkStart w:id="37" w:name="results"/>
+    <w:bookmarkStart w:id="53" w:name="trajectory-class-enumeration"/>
     <w:p>
       <w:pPr>
         <w:pStyle w:val="Heading1"/>
       </w:pPr>
       <w:r>
-        <w:t xml:space="preserve">5. Results</w:t>
+        <w:t xml:space="preserve">5. Trajectory class enumeration</w:t>
+      </w:r>
+    </w:p>
+    <w:p>
+      <w:pPr>
+        <w:pStyle w:val="FirstParagraph"/>
+      </w:pPr>
+      <w:r>
+        <w:t xml:space="preserve">Latent class growth analyses (linear class trajectories, no within-class</w:t>
+      </w:r>
+      <w:r>
+        <w:t xml:space="preserve"> </w:t>
+      </w:r>
+      <w:r>
+        <w:t xml:space="preserve">random effects, equal residual variance across classes) were fit for K = 1–5</w:t>
+      </w:r>
+      <w:r>
+        <w:t xml:space="preserve"> </w:t>
+      </w:r>
+      <w:r>
+        <w:t xml:space="preserve">classes with</w:t>
+      </w:r>
+      <w:r>
+        <w:t xml:space="preserve"> </w:t>
+      </w:r>
+      <w:r>
+        <w:rPr>
+          <w:rStyle w:val="VerbatimChar"/>
+        </w:rPr>
+        <w:t xml:space="preserve">lcmm::hlme()</w:t>
+      </w:r>
+      <w:r>
+        <w:t xml:space="preserve">, each multi-class model from 50 random starts</w:t>
+      </w:r>
+      <w:r>
+        <w:t xml:space="preserve"> </w:t>
+      </w:r>
+      <w:r>
+        <w:t xml:space="preserve">(gridsearch initialised from the one-class model).</w:t>
+      </w:r>
+    </w:p>
+    <w:tbl>
+      <w:tblPr>
+        <w:tblStyle w:val="Table"/>
+        <w:tblW w:type="pct" w:w="5000"/>
+        <w:tblLayout w:type="fixed"/>
+        <w:tblLook w:firstRow="0" w:lastRow="0" w:firstColumn="0" w:lastColumn="0" w:noHBand="0" w:noVBand="0" w:val="0000"/>
+      </w:tblPr>
+      <w:tblGrid>
+        <w:gridCol w:w="7920"/>
+      </w:tblGrid>
+      <w:tr>
+        <w:tc>
+          <w:tcPr/>
+          <w:bookmarkStart w:id="37" w:name="tbl-lcga-fit"/>
+          <w:p>
+            <w:pPr>
+              <w:jc w:val="center"/>
+            </w:pPr>
+            <w:pPr>
+              <w:jc w:val="left"/>
+              <w:spacing w:before="200"/>
+              <w:pStyle w:val="ImageCaption"/>
+            </w:pPr>
+            <w:r>
+              <w:t xml:space="preserve">Table 6: Fit statistics for K = 1-5 latent class growth models of body dissatisfaction.</w:t>
+            </w:r>
+          </w:p>
+          <w:tbl>
+            <w:tblPr>
+              <w:tblStyle w:val="Table"/>
+              <w:tblW w:type="pct" w:w="5000"/>
+              <w:tblLayout w:type="fixed"/>
+              <w:tblLook w:firstRow="1" w:lastRow="0" w:firstColumn="0" w:lastColumn="0" w:noHBand="0" w:noVBand="0" w:val="0020"/>
+            </w:tblPr>
+            <w:tblGrid>
+              <w:gridCol w:w="250"/>
+              <w:gridCol w:w="833"/>
+              <w:gridCol w:w="1250"/>
+              <w:gridCol w:w="917"/>
+              <w:gridCol w:w="500"/>
+              <w:gridCol w:w="500"/>
+              <w:gridCol w:w="500"/>
+              <w:gridCol w:w="666"/>
+              <w:gridCol w:w="2501"/>
+            </w:tblGrid>
+            <w:tr>
+              <w:trPr>
+                <w:tblHeader w:val="on"/>
+              </w:trPr>
+              <w:tc>
+                <w:tcPr/>
+                <w:p>
+                  <w:pPr>
+                    <w:pStyle w:val="Compact"/>
+                    <w:jc w:val="left"/>
+                    <w:jc w:val="center"/>
+                  </w:pPr>
+                  <w:r>
+                    <w:t xml:space="preserve">K</w:t>
+                  </w:r>
+                </w:p>
+              </w:tc>
+              <w:tc>
+                <w:tcPr/>
+                <w:p>
+                  <w:pPr>
+                    <w:pStyle w:val="Compact"/>
+                    <w:jc w:val="right"/>
+                    <w:jc w:val="center"/>
+                  </w:pPr>
+                  <w:r>
+                    <w:t xml:space="preserve">Converged</w:t>
+                  </w:r>
+                </w:p>
+              </w:tc>
+              <w:tc>
+                <w:tcPr/>
+                <w:p>
+                  <w:pPr>
+                    <w:pStyle w:val="Compact"/>
+                    <w:jc w:val="right"/>
+                    <w:jc w:val="center"/>
+                  </w:pPr>
+                  <w:r>
+                    <w:t xml:space="preserve">Log-likelihood</w:t>
+                  </w:r>
+                </w:p>
+              </w:tc>
+              <w:tc>
+                <w:tcPr/>
+                <w:p>
+                  <w:pPr>
+                    <w:pStyle w:val="Compact"/>
+                    <w:jc w:val="right"/>
+                    <w:jc w:val="center"/>
+                  </w:pPr>
+                  <w:r>
+                    <w:t xml:space="preserve">Parameters</w:t>
+                  </w:r>
+                </w:p>
+              </w:tc>
+              <w:tc>
+                <w:tcPr/>
+                <w:p>
+                  <w:pPr>
+                    <w:pStyle w:val="Compact"/>
+                    <w:jc w:val="right"/>
+                    <w:jc w:val="center"/>
+                  </w:pPr>
+                  <w:r>
+                    <w:t xml:space="preserve">AIC</w:t>
+                  </w:r>
+                </w:p>
+              </w:tc>
+              <w:tc>
+                <w:tcPr/>
+                <w:p>
+                  <w:pPr>
+                    <w:pStyle w:val="Compact"/>
+                    <w:jc w:val="right"/>
+                    <w:jc w:val="center"/>
+                  </w:pPr>
+                  <w:r>
+                    <w:t xml:space="preserve">BIC</w:t>
+                  </w:r>
+                </w:p>
+              </w:tc>
+              <w:tc>
+                <w:tcPr/>
+                <w:p>
+                  <w:pPr>
+                    <w:pStyle w:val="Compact"/>
+                    <w:jc w:val="right"/>
+                    <w:jc w:val="center"/>
+                  </w:pPr>
+                  <w:r>
+                    <w:t xml:space="preserve">SABIC</w:t>
+                  </w:r>
+                </w:p>
+              </w:tc>
+              <w:tc>
+                <w:tcPr/>
+                <w:p>
+                  <w:pPr>
+                    <w:pStyle w:val="Compact"/>
+                    <w:jc w:val="right"/>
+                    <w:jc w:val="center"/>
+                  </w:pPr>
+                  <w:r>
+                    <w:t xml:space="preserve">Entropy</w:t>
+                  </w:r>
+                </w:p>
+              </w:tc>
+              <w:tc>
+                <w:tcPr/>
+                <w:p>
+                  <w:pPr>
+                    <w:pStyle w:val="Compact"/>
+                    <w:jc w:val="right"/>
+                    <w:jc w:val="center"/>
+                  </w:pPr>
+                  <w:r>
+                    <w:t xml:space="preserve">Class % (largest → smallest)</w:t>
+                  </w:r>
+                </w:p>
+              </w:tc>
+            </w:tr>
+            <w:tr>
+              <w:tc>
+                <w:tcPr/>
+                <w:p>
+                  <w:pPr>
+                    <w:pStyle w:val="Compact"/>
+                    <w:jc w:val="left"/>
+                    <w:jc w:val="center"/>
+                  </w:pPr>
+                  <w:r>
+                    <w:t xml:space="preserve">1</w:t>
+                  </w:r>
+                </w:p>
+              </w:tc>
+              <w:tc>
+                <w:tcPr/>
+                <w:p>
+                  <w:pPr>
+                    <w:pStyle w:val="Compact"/>
+                    <w:jc w:val="right"/>
+                    <w:jc w:val="center"/>
+                  </w:pPr>
+                  <w:r>
+                    <w:t xml:space="preserve">Yes</w:t>
+                  </w:r>
+                </w:p>
+              </w:tc>
+              <w:tc>
+                <w:tcPr/>
+                <w:p>
+                  <w:pPr>
+                    <w:pStyle w:val="Compact"/>
+                    <w:jc w:val="right"/>
+                    <w:jc w:val="center"/>
+                  </w:pPr>
+                  <w:r>
+                    <w:t xml:space="preserve">-29234.7</w:t>
+                  </w:r>
+                </w:p>
+              </w:tc>
+              <w:tc>
+                <w:tcPr/>
+                <w:p>
+                  <w:pPr>
+                    <w:pStyle w:val="Compact"/>
+                    <w:jc w:val="right"/>
+                    <w:jc w:val="center"/>
+                  </w:pPr>
+                  <w:r>
+                    <w:t xml:space="preserve">3</w:t>
+                  </w:r>
+                </w:p>
+              </w:tc>
+              <w:tc>
+                <w:tcPr/>
+                <w:p>
+                  <w:pPr>
+                    <w:pStyle w:val="Compact"/>
+                    <w:jc w:val="right"/>
+                    <w:jc w:val="center"/>
+                  </w:pPr>
+                  <w:r>
+                    <w:t xml:space="preserve">58475</w:t>
+                  </w:r>
+                </w:p>
+              </w:tc>
+              <w:tc>
+                <w:tcPr/>
+                <w:p>
+                  <w:pPr>
+                    <w:pStyle w:val="Compact"/>
+                    <w:jc w:val="right"/>
+                    <w:jc w:val="center"/>
+                  </w:pPr>
+                  <w:r>
+                    <w:t xml:space="preserve">58496</w:t>
+                  </w:r>
+                </w:p>
+              </w:tc>
+              <w:tc>
+                <w:tcPr/>
+                <w:p>
+                  <w:pPr>
+                    <w:pStyle w:val="Compact"/>
+                    <w:jc w:val="right"/>
+                    <w:jc w:val="center"/>
+                  </w:pPr>
+                  <w:r>
+                    <w:t xml:space="preserve">58487</w:t>
+                  </w:r>
+                </w:p>
+              </w:tc>
+              <w:tc>
+                <w:tcPr/>
+                <w:p>
+                  <w:pPr>
+                    <w:pStyle w:val="Compact"/>
+                    <w:jc w:val="right"/>
+                    <w:jc w:val="center"/>
+                  </w:pPr>
+                  <w:r>
+                    <w:t xml:space="preserve">—</w:t>
+                  </w:r>
+                </w:p>
+              </w:tc>
+              <w:tc>
+                <w:tcPr/>
+                <w:p>
+                  <w:pPr>
+                    <w:pStyle w:val="Compact"/>
+                    <w:jc w:val="right"/>
+                    <w:jc w:val="center"/>
+                  </w:pPr>
+                  <w:r>
+                    <w:t xml:space="preserve">100.0</w:t>
+                  </w:r>
+                </w:p>
+              </w:tc>
+            </w:tr>
+            <w:tr>
+              <w:tc>
+                <w:tcPr/>
+                <w:p>
+                  <w:pPr>
+                    <w:pStyle w:val="Compact"/>
+                    <w:jc w:val="left"/>
+                    <w:jc w:val="center"/>
+                  </w:pPr>
+                  <w:r>
+                    <w:t xml:space="preserve">2</w:t>
+                  </w:r>
+                </w:p>
+              </w:tc>
+              <w:tc>
+                <w:tcPr/>
+                <w:p>
+                  <w:pPr>
+                    <w:pStyle w:val="Compact"/>
+                    <w:jc w:val="right"/>
+                    <w:jc w:val="center"/>
+                  </w:pPr>
+                  <w:r>
+                    <w:t xml:space="preserve">Yes</w:t>
+                  </w:r>
+                </w:p>
+              </w:tc>
+              <w:tc>
+                <w:tcPr/>
+                <w:p>
+                  <w:pPr>
+                    <w:pStyle w:val="Compact"/>
+                    <w:jc w:val="right"/>
+                    <w:jc w:val="center"/>
+                  </w:pPr>
+                  <w:r>
+                    <w:t xml:space="preserve">-27805.2</w:t>
+                  </w:r>
+                </w:p>
+              </w:tc>
+              <w:tc>
+                <w:tcPr/>
+                <w:p>
+                  <w:pPr>
+                    <w:pStyle w:val="Compact"/>
+                    <w:jc w:val="right"/>
+                    <w:jc w:val="center"/>
+                  </w:pPr>
+                  <w:r>
+                    <w:t xml:space="preserve">6</w:t>
+                  </w:r>
+                </w:p>
+              </w:tc>
+              <w:tc>
+                <w:tcPr/>
+                <w:p>
+                  <w:pPr>
+                    <w:pStyle w:val="Compact"/>
+                    <w:jc w:val="right"/>
+                    <w:jc w:val="center"/>
+                  </w:pPr>
+                  <w:r>
+                    <w:t xml:space="preserve">55622</w:t>
+                  </w:r>
+                </w:p>
+              </w:tc>
+              <w:tc>
+                <w:tcPr/>
+                <w:p>
+                  <w:pPr>
+                    <w:pStyle w:val="Compact"/>
+                    <w:jc w:val="right"/>
+                    <w:jc w:val="center"/>
+                  </w:pPr>
+                  <w:r>
+                    <w:t xml:space="preserve">55664</w:t>
+                  </w:r>
+                </w:p>
+              </w:tc>
+              <w:tc>
+                <w:tcPr/>
+                <w:p>
+                  <w:pPr>
+                    <w:pStyle w:val="Compact"/>
+                    <w:jc w:val="right"/>
+                    <w:jc w:val="center"/>
+                  </w:pPr>
+                  <w:r>
+                    <w:t xml:space="preserve">55645</w:t>
+                  </w:r>
+                </w:p>
+              </w:tc>
+              <w:tc>
+                <w:tcPr/>
+                <w:p>
+                  <w:pPr>
+                    <w:pStyle w:val="Compact"/>
+                    <w:jc w:val="right"/>
+                    <w:jc w:val="center"/>
+                  </w:pPr>
+                  <w:r>
+                    <w:t xml:space="preserve">0.77</w:t>
+                  </w:r>
+                </w:p>
+              </w:tc>
+              <w:tc>
+                <w:tcPr/>
+                <w:p>
+                  <w:pPr>
+                    <w:pStyle w:val="Compact"/>
+                    <w:jc w:val="right"/>
+                    <w:jc w:val="center"/>
+                  </w:pPr>
+                  <w:r>
+                    <w:t xml:space="preserve">84.7 / 15.3</w:t>
+                  </w:r>
+                </w:p>
+              </w:tc>
+            </w:tr>
+            <w:tr>
+              <w:tc>
+                <w:tcPr/>
+                <w:p>
+                  <w:pPr>
+                    <w:pStyle w:val="Compact"/>
+                    <w:jc w:val="left"/>
+                    <w:jc w:val="center"/>
+                  </w:pPr>
+                  <w:r>
+                    <w:t xml:space="preserve">3</w:t>
+                  </w:r>
+                </w:p>
+              </w:tc>
+              <w:tc>
+                <w:tcPr/>
+                <w:p>
+                  <w:pPr>
+                    <w:pStyle w:val="Compact"/>
+                    <w:jc w:val="right"/>
+                    <w:jc w:val="center"/>
+                  </w:pPr>
+                  <w:r>
+                    <w:t xml:space="preserve">Yes</w:t>
+                  </w:r>
+                </w:p>
+              </w:tc>
+              <w:tc>
+                <w:tcPr/>
+                <w:p>
+                  <w:pPr>
+                    <w:pStyle w:val="Compact"/>
+                    <w:jc w:val="right"/>
+                    <w:jc w:val="center"/>
+                  </w:pPr>
+                  <w:r>
+                    <w:t xml:space="preserve">-27407.3</w:t>
+                  </w:r>
+                </w:p>
+              </w:tc>
+              <w:tc>
+                <w:tcPr/>
+                <w:p>
+                  <w:pPr>
+                    <w:pStyle w:val="Compact"/>
+                    <w:jc w:val="right"/>
+                    <w:jc w:val="center"/>
+                  </w:pPr>
+                  <w:r>
+                    <w:t xml:space="preserve">9</w:t>
+                  </w:r>
+                </w:p>
+              </w:tc>
+              <w:tc>
+                <w:tcPr/>
+                <w:p>
+                  <w:pPr>
+                    <w:pStyle w:val="Compact"/>
+                    <w:jc w:val="right"/>
+                    <w:jc w:val="center"/>
+                  </w:pPr>
+                  <w:r>
+                    <w:t xml:space="preserve">54833</w:t>
+                  </w:r>
+                </w:p>
+              </w:tc>
+              <w:tc>
+                <w:tcPr/>
+                <w:p>
+                  <w:pPr>
+                    <w:pStyle w:val="Compact"/>
+                    <w:jc w:val="right"/>
+                    <w:jc w:val="center"/>
+                  </w:pPr>
+                  <w:r>
+                    <w:t xml:space="preserve">54895</w:t>
+                  </w:r>
+                </w:p>
+              </w:tc>
+              <w:tc>
+                <w:tcPr/>
+                <w:p>
+                  <w:pPr>
+                    <w:pStyle w:val="Compact"/>
+                    <w:jc w:val="right"/>
+                    <w:jc w:val="center"/>
+                  </w:pPr>
+                  <w:r>
+                    <w:t xml:space="preserve">54867</w:t>
+                  </w:r>
+                </w:p>
+              </w:tc>
+              <w:tc>
+                <w:tcPr/>
+                <w:p>
+                  <w:pPr>
+                    <w:pStyle w:val="Compact"/>
+                    <w:jc w:val="right"/>
+                    <w:jc w:val="center"/>
+                  </w:pPr>
+                  <w:r>
+                    <w:t xml:space="preserve">0.85</w:t>
+                  </w:r>
+                </w:p>
+              </w:tc>
+              <w:tc>
+                <w:tcPr/>
+                <w:p>
+                  <w:pPr>
+                    <w:pStyle w:val="Compact"/>
+                    <w:jc w:val="right"/>
+                    <w:jc w:val="center"/>
+                  </w:pPr>
+                  <w:r>
+                    <w:t xml:space="preserve">83.8 / 13.5 / 2.8</w:t>
+                  </w:r>
+                </w:p>
+              </w:tc>
+            </w:tr>
+            <w:tr>
+              <w:tc>
+                <w:tcPr/>
+                <w:p>
+                  <w:pPr>
+                    <w:pStyle w:val="Compact"/>
+                    <w:jc w:val="left"/>
+                    <w:jc w:val="center"/>
+                  </w:pPr>
+                  <w:r>
+                    <w:t xml:space="preserve">4</w:t>
+                  </w:r>
+                </w:p>
+              </w:tc>
+              <w:tc>
+                <w:tcPr/>
+                <w:p>
+                  <w:pPr>
+                    <w:pStyle w:val="Compact"/>
+                    <w:jc w:val="right"/>
+                    <w:jc w:val="center"/>
+                  </w:pPr>
+                  <w:r>
+                    <w:t xml:space="preserve">Yes</w:t>
+                  </w:r>
+                </w:p>
+              </w:tc>
+              <w:tc>
+                <w:tcPr/>
+                <w:p>
+                  <w:pPr>
+                    <w:pStyle w:val="Compact"/>
+                    <w:jc w:val="right"/>
+                    <w:jc w:val="center"/>
+                  </w:pPr>
+                  <w:r>
+                    <w:t xml:space="preserve">-27142.6</w:t>
+                  </w:r>
+                </w:p>
+              </w:tc>
+              <w:tc>
+                <w:tcPr/>
+                <w:p>
+                  <w:pPr>
+                    <w:pStyle w:val="Compact"/>
+                    <w:jc w:val="right"/>
+                    <w:jc w:val="center"/>
+                  </w:pPr>
+                  <w:r>
+                    <w:t xml:space="preserve">12</w:t>
+                  </w:r>
+                </w:p>
+              </w:tc>
+              <w:tc>
+                <w:tcPr/>
+                <w:p>
+                  <w:pPr>
+                    <w:pStyle w:val="Compact"/>
+                    <w:jc w:val="right"/>
+                    <w:jc w:val="center"/>
+                  </w:pPr>
+                  <w:r>
+                    <w:t xml:space="preserve">54309</w:t>
+                  </w:r>
+                </w:p>
+              </w:tc>
+              <w:tc>
+                <w:tcPr/>
+                <w:p>
+                  <w:pPr>
+                    <w:pStyle w:val="Compact"/>
+                    <w:jc w:val="right"/>
+                    <w:jc w:val="center"/>
+                  </w:pPr>
+                  <w:r>
+                    <w:t xml:space="preserve">54393</w:t>
+                  </w:r>
+                </w:p>
+              </w:tc>
+              <w:tc>
+                <w:tcPr/>
+                <w:p>
+                  <w:pPr>
+                    <w:pStyle w:val="Compact"/>
+                    <w:jc w:val="right"/>
+                    <w:jc w:val="center"/>
+                  </w:pPr>
+                  <w:r>
+                    <w:t xml:space="preserve">54355</w:t>
+                  </w:r>
+                </w:p>
+              </w:tc>
+              <w:tc>
+                <w:tcPr/>
+                <w:p>
+                  <w:pPr>
+                    <w:pStyle w:val="Compact"/>
+                    <w:jc w:val="right"/>
+                    <w:jc w:val="center"/>
+                  </w:pPr>
+                  <w:r>
+                    <w:t xml:space="preserve">0.81</w:t>
+                  </w:r>
+                </w:p>
+              </w:tc>
+              <w:tc>
+                <w:tcPr/>
+                <w:p>
+                  <w:pPr>
+                    <w:pStyle w:val="Compact"/>
+                    <w:jc w:val="right"/>
+                    <w:jc w:val="center"/>
+                  </w:pPr>
+                  <w:r>
+                    <w:t xml:space="preserve">72.1 / 22.6 / 2.7 / 2.6</w:t>
+                  </w:r>
+                </w:p>
+              </w:tc>
+            </w:tr>
+            <w:tr>
+              <w:tc>
+                <w:tcPr/>
+                <w:p>
+                  <w:pPr>
+                    <w:pStyle w:val="Compact"/>
+                    <w:jc w:val="left"/>
+                    <w:jc w:val="center"/>
+                  </w:pPr>
+                  <w:r>
+                    <w:t xml:space="preserve">5</w:t>
+                  </w:r>
+                </w:p>
+              </w:tc>
+              <w:tc>
+                <w:tcPr/>
+                <w:p>
+                  <w:pPr>
+                    <w:pStyle w:val="Compact"/>
+                    <w:jc w:val="right"/>
+                    <w:jc w:val="center"/>
+                  </w:pPr>
+                  <w:r>
+                    <w:t xml:space="preserve">Yes</w:t>
+                  </w:r>
+                </w:p>
+              </w:tc>
+              <w:tc>
+                <w:tcPr/>
+                <w:p>
+                  <w:pPr>
+                    <w:pStyle w:val="Compact"/>
+                    <w:jc w:val="right"/>
+                    <w:jc w:val="center"/>
+                  </w:pPr>
+                  <w:r>
+                    <w:t xml:space="preserve">-26950.2</w:t>
+                  </w:r>
+                </w:p>
+              </w:tc>
+              <w:tc>
+                <w:tcPr/>
+                <w:p>
+                  <w:pPr>
+                    <w:pStyle w:val="Compact"/>
+                    <w:jc w:val="right"/>
+                    <w:jc w:val="center"/>
+                  </w:pPr>
+                  <w:r>
+                    <w:t xml:space="preserve">15</w:t>
+                  </w:r>
+                </w:p>
+              </w:tc>
+              <w:tc>
+                <w:tcPr/>
+                <w:p>
+                  <w:pPr>
+                    <w:pStyle w:val="Compact"/>
+                    <w:jc w:val="right"/>
+                    <w:jc w:val="center"/>
+                  </w:pPr>
+                  <w:r>
+                    <w:t xml:space="preserve">53930</w:t>
+                  </w:r>
+                </w:p>
+              </w:tc>
+              <w:tc>
+                <w:tcPr/>
+                <w:p>
+                  <w:pPr>
+                    <w:pStyle w:val="Compact"/>
+                    <w:jc w:val="right"/>
+                    <w:jc w:val="center"/>
+                  </w:pPr>
+                  <w:r>
+                    <w:t xml:space="preserve">54035</w:t>
+                  </w:r>
+                </w:p>
+              </w:tc>
+              <w:tc>
+                <w:tcPr/>
+                <w:p>
+                  <w:pPr>
+                    <w:pStyle w:val="Compact"/>
+                    <w:jc w:val="right"/>
+                    <w:jc w:val="center"/>
+                  </w:pPr>
+                  <w:r>
+                    <w:t xml:space="preserve">53987</w:t>
+                  </w:r>
+                </w:p>
+              </w:tc>
+              <w:tc>
+                <w:tcPr/>
+                <w:p>
+                  <w:pPr>
+                    <w:pStyle w:val="Compact"/>
+                    <w:jc w:val="right"/>
+                    <w:jc w:val="center"/>
+                  </w:pPr>
+                  <w:r>
+                    <w:t xml:space="preserve">0.81</w:t>
+                  </w:r>
+                </w:p>
+              </w:tc>
+              <w:tc>
+                <w:tcPr/>
+                <w:p>
+                  <w:pPr>
+                    <w:pStyle w:val="Compact"/>
+                    <w:jc w:val="right"/>
+                    <w:jc w:val="center"/>
+                  </w:pPr>
+                  <w:r>
+                    <w:t xml:space="preserve">72.2 / 19.1 / 4.4 / 2.8 / 1.6</w:t>
+                  </w:r>
+                </w:p>
+              </w:tc>
+            </w:tr>
+          </w:tbl>
+          <w:bookmarkEnd w:id="37"/>
+          <w:p/>
+        </w:tc>
+      </w:tr>
+    </w:tbl>
+    <w:p>
+      <w:pPr>
+        <w:pStyle w:val="CaptionedFigure"/>
+      </w:pPr>
+      <w:r>
+        <w:drawing>
+          <wp:inline>
+            <wp:extent cx="5334000" cy="1866900"/>
+            <wp:effectExtent b="0" l="0" r="0" t="0"/>
+            <wp:docPr descr="Predicted class trajectories (95% bands) by number of classes. Dashed line: observed overall means." title="" id="39" name="Picture"/>
+            <a:graphic>
+              <a:graphicData uri="http://schemas.openxmlformats.org/drawingml/2006/picture">
+                <pic:pic>
+                  <pic:nvPicPr>
+                    <pic:cNvPr descr="report_files/figure-docx/plot-lcga-trajectories-1.png" id="40" name="Picture"/>
+                    <pic:cNvPicPr>
+                      <a:picLocks noChangeArrowheads="1" noChangeAspect="1"/>
+                    </pic:cNvPicPr>
+                  </pic:nvPicPr>
+                  <pic:blipFill>
+                    <a:blip r:embed="rId38"/>
+                    <a:stretch>
+                      <a:fillRect/>
+                    </a:stretch>
+                  </pic:blipFill>
+                  <pic:spPr bwMode="auto">
+                    <a:xfrm>
+                      <a:off x="0" y="0"/>
+                      <a:ext cx="5334000" cy="1866900"/>
+                    </a:xfrm>
+                    <a:prstGeom prst="rect">
+                      <a:avLst/>
+                    </a:prstGeom>
+                    <a:noFill/>
+                    <a:ln w="9525">
+                      <a:noFill/>
+                      <a:headEnd/>
+                      <a:tailEnd/>
+                    </a:ln>
+                  </pic:spPr>
+                </pic:pic>
+              </a:graphicData>
+            </a:graphic>
+          </wp:inline>
+        </w:drawing>
+      </w:r>
+    </w:p>
+    <w:p>
+      <w:pPr>
+        <w:pStyle w:val="ImageCaption"/>
+      </w:pPr>
+      <w:r>
+        <w:t xml:space="preserve">Predicted class trajectories (95% bands) by number of classes. Dashed line: observed overall means.</w:t>
+      </w:r>
+    </w:p>
+    <w:tbl>
+      <w:tblPr>
+        <w:tblStyle w:val="Table"/>
+        <w:tblLook w:firstRow="0" w:lastRow="0" w:firstColumn="0" w:lastColumn="0" w:noHBand="0" w:noVBand="0" w:val="0000"/>
+        <w:tblBorders>
+          <w:top w:val="single" w:sz="4" w:space="0" w:color="0758E5"/>
+          <w:left w:val="single" w:sz="24" w:space="0" w:color="0758E5"/>
+          <w:bottom w:val="single" w:sz="4" w:space="0" w:color="0758E5"/>
+          <w:right w:val="single" w:sz="4" w:space="0" w:color="0758E5"/>
+        </w:tblBorders>
+        <w:tblCellMar>
+          <w:left w:w="144" w:type="dxa"/>
+          <w:right w:w="144" w:type="dxa"/>
+        </w:tblCellMar>
+        <w:tblLook w:firstRow="0" w:lastRow="0" w:firstColumn="0" w:lastColumn="0" w:noHBand="0" w:noVBand="0" w:val="0000"/>
+      </w:tblPr>
+      <w:tr>
+        <w:trPr>
+          <w:cantSplit/>
+        </w:trPr>
+        <w:tc>
+          <w:tcPr>
+            <w:shd w:color="auto" w:fill="dae6fb" w:val="clear"/>
+            <w:tcMar>
+              <w:top w:w="92" w:type="dxa"/>
+              <w:bottom w:w="92" w:type="dxa"/>
+            </w:tcMar>
+          </w:tcPr>
+          <w:p>
+            <w:pPr>
+              <w:pStyle w:val="BodyText"/>
+            </w:pPr>
+            <w:pPr>
+              <w:spacing w:before="0" w:after="0"/>
+              <w:textAlignment w:val="center"/>
+            </w:pPr>
+            <w:r>
+              <w:drawing>
+                <wp:inline>
+                  <wp:extent cx="152400" cy="152400"/>
+                  <wp:effectExtent b="0" l="0" r="0" t="0"/>
+                  <wp:docPr descr="" title="" id="41" name="Picture"/>
+                  <a:graphic>
+                    <a:graphicData uri="http://schemas.openxmlformats.org/drawingml/2006/picture">
+                      <pic:pic>
+                        <pic:nvPicPr>
+                          <pic:cNvPr descr="/opt/quarto/share/formats/docx/note.png" id="42" name="Picture"/>
+                          <pic:cNvPicPr>
+                            <a:picLocks noChangeArrowheads="1" noChangeAspect="1"/>
+                          </pic:cNvPicPr>
+                        </pic:nvPicPr>
+                        <pic:blipFill>
+                          <a:blip r:embed="rId9"/>
+                          <a:stretch>
+                            <a:fillRect/>
+                          </a:stretch>
+                        </pic:blipFill>
+                        <pic:spPr bwMode="auto">
+                          <a:xfrm>
+                            <a:off x="0" y="0"/>
+                            <a:ext cx="152400" cy="152400"/>
+                          </a:xfrm>
+                          <a:prstGeom prst="rect">
+                            <a:avLst/>
+                          </a:prstGeom>
+                          <a:noFill/>
+                          <a:ln w="9525">
+                            <a:noFill/>
+                            <a:headEnd/>
+                            <a:tailEnd/>
+                          </a:ln>
+                        </pic:spPr>
+                      </pic:pic>
+                    </a:graphicData>
+                  </a:graphic>
+                </wp:inline>
+              </w:drawing>
+            </w:r>
+            <w:r>
+              <w:t xml:space="preserve"> </w:t>
+            </w:r>
+            <w:r>
+              <w:t xml:space="preserve"> </w:t>
+            </w:r>
+            <w:r>
+              <w:t xml:space="preserve">Interpretation</w:t>
+            </w:r>
+          </w:p>
+        </w:tc>
+      </w:tr>
+      <w:tr>
+        <w:trPr>
+          <w:cantSplit/>
+        </w:trPr>
+        <w:tc>
+          <w:tcPr>
+            <w:tcMar>
+              <w:top w:w="108" w:type="dxa"/>
+              <w:bottom w:w="108" w:type="dxa"/>
+            </w:tcMar>
+          </w:tcPr>
+          <w:p>
+            <w:pPr>
+              <w:pStyle w:val="Compact"/>
+              <w:numPr>
+                <w:ilvl w:val="0"/>
+                <w:numId w:val="1007"/>
+              </w:numPr>
+            </w:pPr>
+            <w:r>
+              <w:t xml:space="preserve">All five models converged. As anticipated at this sample size (N = 7,843),</w:t>
+            </w:r>
+            <w:r>
+              <w:t xml:space="preserve"> </w:t>
+            </w:r>
+            <w:r>
+              <w:t xml:space="preserve">AIC/BIC/SABIC fall monotonically through K = 5, so information criteria</w:t>
+            </w:r>
+            <w:r>
+              <w:t xml:space="preserve"> </w:t>
+            </w:r>
+            <w:r>
+              <w:t xml:space="preserve">alone cannot settle enumeration — entropy, class sizes, and</w:t>
+            </w:r>
+            <w:r>
+              <w:t xml:space="preserve"> </w:t>
+            </w:r>
+            <w:r>
+              <w:t xml:space="preserve">interpretability carry more weight.</w:t>
+            </w:r>
+          </w:p>
+          <w:p>
+            <w:pPr>
+              <w:pStyle w:val="Compact"/>
+              <w:numPr>
+                <w:ilvl w:val="0"/>
+                <w:numId w:val="1007"/>
+              </w:numPr>
+            </w:pPr>
+            <w:r>
+              <w:rPr>
+                <w:b/>
+                <w:bCs/>
+              </w:rPr>
+              <w:t xml:space="preserve">Entropy peaks at K = 3 (0.85)</w:t>
+            </w:r>
+            <w:r>
+              <w:t xml:space="preserve"> </w:t>
+            </w:r>
+            <w:r>
+              <w:t xml:space="preserve">and drops to ~0.81 at K = 4–5. All values</w:t>
+            </w:r>
+            <w:r>
+              <w:t xml:space="preserve"> </w:t>
+            </w:r>
+            <w:r>
+              <w:t xml:space="preserve">from K = 3 up clear the ≥0.8 bar for the proportional-weighting three-step</w:t>
+            </w:r>
+            <w:r>
+              <w:t xml:space="preserve"> </w:t>
+            </w:r>
+            <w:r>
+              <w:t xml:space="preserve">approach (Step 4 decision point).</w:t>
+            </w:r>
+          </w:p>
+          <w:p>
+            <w:pPr>
+              <w:pStyle w:val="Compact"/>
+              <w:numPr>
+                <w:ilvl w:val="0"/>
+                <w:numId w:val="1007"/>
+              </w:numPr>
+            </w:pPr>
+            <w:r>
+              <w:t xml:space="preserve">The K = 3 solution is highly interpretable: a satisfied majority tracking</w:t>
+            </w:r>
+            <w:r>
+              <w:t xml:space="preserve"> </w:t>
+            </w:r>
+            <w:r>
+              <w:t xml:space="preserve">close to zero discrepancy (~84%), a</w:t>
+            </w:r>
+            <w:r>
+              <w:t xml:space="preserve"> </w:t>
+            </w:r>
+            <w:r>
+              <w:t xml:space="preserve">“larger than ideal”</w:t>
+            </w:r>
+            <w:r>
+              <w:t xml:space="preserve"> </w:t>
+            </w:r>
+            <w:r>
+              <w:t xml:space="preserve">class starting high</w:t>
+            </w:r>
+            <w:r>
+              <w:t xml:space="preserve"> </w:t>
+            </w:r>
+            <w:r>
+              <w:t xml:space="preserve">and declining (~13.5%), and a small</w:t>
+            </w:r>
+            <w:r>
+              <w:t xml:space="preserve"> </w:t>
+            </w:r>
+            <w:r>
+              <w:t xml:space="preserve">“thinner than ideal”</w:t>
+            </w:r>
+            <w:r>
+              <w:t xml:space="preserve"> </w:t>
+            </w:r>
+            <w:r>
+              <w:t xml:space="preserve">class converging</w:t>
+            </w:r>
+            <w:r>
+              <w:t xml:space="preserve"> </w:t>
+            </w:r>
+            <w:r>
+              <w:t xml:space="preserve">toward zero (~2.8%, ≈ 220 children).</w:t>
+            </w:r>
+          </w:p>
+          <w:p>
+            <w:pPr>
+              <w:pStyle w:val="Compact"/>
+              <w:numPr>
+                <w:ilvl w:val="0"/>
+                <w:numId w:val="1007"/>
+              </w:numPr>
+            </w:pPr>
+            <w:r>
+              <w:t xml:space="preserve">K = 4 splits the</w:t>
+            </w:r>
+            <w:r>
+              <w:t xml:space="preserve"> </w:t>
+            </w:r>
+            <w:r>
+              <w:t xml:space="preserve">“larger than ideal”</w:t>
+            </w:r>
+            <w:r>
+              <w:t xml:space="preserve"> </w:t>
+            </w:r>
+            <w:r>
+              <w:t xml:space="preserve">group into a moderate-stable class</w:t>
+            </w:r>
+            <w:r>
+              <w:t xml:space="preserve"> </w:t>
+            </w:r>
+            <w:r>
+              <w:t xml:space="preserve">(~23%) and a small extreme-declining class (~2.7%), at the cost of lower</w:t>
+            </w:r>
+            <w:r>
+              <w:t xml:space="preserve"> </w:t>
+            </w:r>
+            <w:r>
+              <w:t xml:space="preserve">entropy; K = 5 adds a 1.6% class with a steep crossing trajectory that looks</w:t>
+            </w:r>
+            <w:r>
+              <w:t xml:space="preserve"> </w:t>
+            </w:r>
+            <w:r>
+              <w:t xml:space="preserve">like a fringe pattern rather than a substantive group.</w:t>
+            </w:r>
+          </w:p>
+          <w:p>
+            <w:pPr>
+              <w:pStyle w:val="Compact"/>
+              <w:numPr>
+                <w:ilvl w:val="0"/>
+                <w:numId w:val="1007"/>
+              </w:numPr>
+            </w:pPr>
+            <w:r>
+              <w:t xml:space="preserve">Classes below the 5% flag appear from K = 3 onward, but the 2.8% class at</w:t>
+            </w:r>
+            <w:r>
+              <w:t xml:space="preserve"> </w:t>
+            </w:r>
+            <w:r>
+              <w:t xml:space="preserve">K = 3 maps directly onto the</w:t>
+            </w:r>
+            <w:r>
+              <w:t xml:space="preserve"> </w:t>
+            </w:r>
+            <w:r>
+              <w:t xml:space="preserve">“thinner than ideal”</w:t>
+            </w:r>
+            <w:r>
+              <w:t xml:space="preserve"> </w:t>
+            </w:r>
+            <w:r>
+              <w:t xml:space="preserve">group visible in the</w:t>
+            </w:r>
+            <w:r>
+              <w:t xml:space="preserve"> </w:t>
+            </w:r>
+            <w:r>
+              <w:t xml:space="preserve">descriptives, which argues for keeping it.</w:t>
+            </w:r>
+          </w:p>
+          <w:p>
+            <w:pPr>
+              <w:pStyle w:val="Compact"/>
+              <w:numPr>
+                <w:ilvl w:val="0"/>
+                <w:numId w:val="1007"/>
+              </w:numPr>
+            </w:pPr>
+            <w:r>
+              <w:rPr>
+                <w:b/>
+                <w:bCs/>
+              </w:rPr>
+              <w:t xml:space="preserve">Tentative recommendation: K = 3</w:t>
+            </w:r>
+            <w:r>
+              <w:t xml:space="preserve"> </w:t>
+            </w:r>
+            <w:r>
+              <w:t xml:space="preserve">(best entropy, cleanly interpretable,</w:t>
+            </w:r>
+            <w:r>
+              <w:t xml:space="preserve"> </w:t>
+            </w:r>
+            <w:r>
+              <w:t xml:space="preserve">classes matching the descriptive patterns), with K = 4 the main alternative</w:t>
+            </w:r>
+            <w:r>
+              <w:t xml:space="preserve"> </w:t>
+            </w:r>
+            <w:r>
+              <w:t xml:space="preserve">if the moderate/extreme split among dissatisfied children is of substantive</w:t>
+            </w:r>
+            <w:r>
+              <w:t xml:space="preserve"> </w:t>
+            </w:r>
+            <w:r>
+              <w:t xml:space="preserve">interest.</w:t>
+            </w:r>
+            <w:r>
+              <w:t xml:space="preserve"> </w:t>
+            </w:r>
+            <w:r>
+              <w:rPr>
+                <w:b/>
+                <w:bCs/>
+              </w:rPr>
+              <w:t xml:space="preserve">Decision on K is yours</w:t>
+            </w:r>
+            <w:r>
+              <w:t xml:space="preserve"> </w:t>
+            </w:r>
+            <w:r>
+              <w:t xml:space="preserve">— it is set in one place</w:t>
+            </w:r>
+            <w:r>
+              <w:t xml:space="preserve"> </w:t>
+            </w:r>
+            <w:r>
+              <w:t xml:space="preserve">(</w:t>
+            </w:r>
+            <w:r>
+              <w:rPr>
+                <w:rStyle w:val="VerbatimChar"/>
+              </w:rPr>
+              <w:t xml:space="preserve">lcga_k_chosen</w:t>
+            </w:r>
+            <w:r>
+              <w:t xml:space="preserve"> </w:t>
+            </w:r>
+            <w:r>
+              <w:t xml:space="preserve">in</w:t>
+            </w:r>
+            <w:r>
+              <w:t xml:space="preserve"> </w:t>
+            </w:r>
+            <w:r>
+              <w:rPr>
+                <w:rStyle w:val="VerbatimChar"/>
+              </w:rPr>
+              <w:t xml:space="preserve">_targets.R</w:t>
+            </w:r>
+            <w:r>
+              <w:t xml:space="preserve">) at Step 3b.</w:t>
+            </w:r>
+          </w:p>
+          <w:p/>
+        </w:tc>
+      </w:tr>
+    </w:tbl>
+    <w:bookmarkStart w:id="52" w:name="sex-stratified-enumeration-check"/>
+    <w:p>
+      <w:pPr>
+        <w:pStyle w:val="Heading2"/>
+      </w:pPr>
+      <w:r>
+        <w:t xml:space="preserve">5.1 Sex-stratified enumeration check</w:t>
+      </w:r>
+    </w:p>
+    <w:p>
+      <w:pPr>
+        <w:pStyle w:val="FirstParagraph"/>
+      </w:pPr>
+      <w:r>
+        <w:t xml:space="preserve">The descriptive statistics showed sex-linked patterns in the level and</w:t>
+      </w:r>
+      <w:r>
+        <w:t xml:space="preserve"> </w:t>
+      </w:r>
+      <w:r>
+        <w:t xml:space="preserve">direction of body dissatisfaction, raising the question of whether trajectory</w:t>
+      </w:r>
+      <w:r>
+        <w:t xml:space="preserve"> </w:t>
+      </w:r>
+      <w:r>
+        <w:t xml:space="preserve">classes should be sex-stratified. As a diagnostic, the same K = 1–5</w:t>
+      </w:r>
+      <w:r>
+        <w:t xml:space="preserve"> </w:t>
+      </w:r>
+      <w:r>
+        <w:t xml:space="preserve">enumeration was repeated separately for boys and girls. If the stratified</w:t>
+      </w:r>
+      <w:r>
+        <w:t xml:space="preserve"> </w:t>
+      </w:r>
+      <w:r>
+        <w:t xml:space="preserve">class</w:t>
+      </w:r>
+      <w:r>
+        <w:t xml:space="preserve"> </w:t>
+      </w:r>
+      <w:r>
+        <w:rPr>
+          <w:i/>
+          <w:iCs/>
+        </w:rPr>
+        <w:t xml:space="preserve">shapes</w:t>
+      </w:r>
+      <w:r>
+        <w:t xml:space="preserve"> </w:t>
+      </w:r>
+      <w:r>
+        <w:t xml:space="preserve">mirror the pooled solution, sex differences are a matter of</w:t>
+      </w:r>
+      <w:r>
+        <w:t xml:space="preserve"> </w:t>
+      </w:r>
+      <w:r>
+        <w:t xml:space="preserve">class</w:t>
+      </w:r>
+      <w:r>
+        <w:t xml:space="preserve"> </w:t>
+      </w:r>
+      <w:r>
+        <w:rPr>
+          <w:i/>
+          <w:iCs/>
+        </w:rPr>
+        <w:t xml:space="preserve">prevalence</w:t>
+      </w:r>
+      <w:r>
+        <w:t xml:space="preserve"> </w:t>
+      </w:r>
+      <w:r>
+        <w:t xml:space="preserve">— handled by sex in the class-membership model and the</w:t>
+      </w:r>
+      <w:r>
+        <w:t xml:space="preserve"> </w:t>
+      </w:r>
+      <w:r>
+        <w:t xml:space="preserve">planned sex-moderation tests — and the pooled LCGA stands as the primary</w:t>
+      </w:r>
+      <w:r>
+        <w:t xml:space="preserve"> </w:t>
+      </w:r>
+      <w:r>
+        <w:t xml:space="preserve">specification.</w:t>
+      </w:r>
+    </w:p>
+    <w:tbl>
+      <w:tblPr>
+        <w:tblStyle w:val="Table"/>
+        <w:tblW w:type="pct" w:w="5000"/>
+        <w:tblLayout w:type="fixed"/>
+        <w:tblLook w:firstRow="0" w:lastRow="0" w:firstColumn="0" w:lastColumn="0" w:noHBand="0" w:noVBand="0" w:val="0000"/>
+      </w:tblPr>
+      <w:tblGrid>
+        <w:gridCol w:w="7920"/>
+      </w:tblGrid>
+      <w:tr>
+        <w:tc>
+          <w:tcPr/>
+          <w:bookmarkStart w:id="43" w:name="tbl-lcga-strat"/>
+          <w:p>
+            <w:pPr>
+              <w:jc w:val="center"/>
+            </w:pPr>
+            <w:pPr>
+              <w:jc w:val="left"/>
+              <w:spacing w:before="200"/>
+              <w:pStyle w:val="ImageCaption"/>
+            </w:pPr>
+            <w:r>
+              <w:t xml:space="preserve">Table 7: Class enumeration in the pooled sample and stratified by sex.</w:t>
+            </w:r>
+          </w:p>
+          <w:tbl>
+            <w:tblPr>
+              <w:tblStyle w:val="Table"/>
+              <w:tblW w:type="pct" w:w="5000"/>
+              <w:tblLayout w:type="fixed"/>
+              <w:tblLook w:firstRow="1" w:lastRow="0" w:firstColumn="0" w:lastColumn="0" w:noHBand="0" w:noVBand="0" w:val="0020"/>
+            </w:tblPr>
+            <w:tblGrid>
+              <w:gridCol w:w="792"/>
+              <w:gridCol w:w="339"/>
+              <w:gridCol w:w="1131"/>
+              <w:gridCol w:w="678"/>
+              <w:gridCol w:w="678"/>
+              <w:gridCol w:w="905"/>
+              <w:gridCol w:w="3394"/>
+            </w:tblGrid>
+            <w:tr>
+              <w:trPr>
+                <w:tblHeader w:val="on"/>
+              </w:trPr>
+              <w:tc>
+                <w:tcPr/>
+                <w:p>
+                  <w:pPr>
+                    <w:pStyle w:val="Compact"/>
+                    <w:jc w:val="left"/>
+                    <w:jc w:val="center"/>
+                  </w:pPr>
+                  <w:r>
+                    <w:t xml:space="preserve">Sample</w:t>
+                  </w:r>
+                </w:p>
+              </w:tc>
+              <w:tc>
+                <w:tcPr/>
+                <w:p>
+                  <w:pPr>
+                    <w:pStyle w:val="Compact"/>
+                    <w:jc w:val="right"/>
+                    <w:jc w:val="center"/>
+                  </w:pPr>
+                  <w:r>
+                    <w:t xml:space="preserve">K</w:t>
+                  </w:r>
+                </w:p>
+              </w:tc>
+              <w:tc>
+                <w:tcPr/>
+                <w:p>
+                  <w:pPr>
+                    <w:pStyle w:val="Compact"/>
+                    <w:jc w:val="right"/>
+                    <w:jc w:val="center"/>
+                  </w:pPr>
+                  <w:r>
+                    <w:t xml:space="preserve">Converged</w:t>
+                  </w:r>
+                </w:p>
+              </w:tc>
+              <w:tc>
+                <w:tcPr/>
+                <w:p>
+                  <w:pPr>
+                    <w:pStyle w:val="Compact"/>
+                    <w:jc w:val="right"/>
+                    <w:jc w:val="center"/>
+                  </w:pPr>
+                  <w:r>
+                    <w:t xml:space="preserve">BIC</w:t>
+                  </w:r>
+                </w:p>
+              </w:tc>
+              <w:tc>
+                <w:tcPr/>
+                <w:p>
+                  <w:pPr>
+                    <w:pStyle w:val="Compact"/>
+                    <w:jc w:val="right"/>
+                    <w:jc w:val="center"/>
+                  </w:pPr>
+                  <w:r>
+                    <w:t xml:space="preserve">SABIC</w:t>
+                  </w:r>
+                </w:p>
+              </w:tc>
+              <w:tc>
+                <w:tcPr/>
+                <w:p>
+                  <w:pPr>
+                    <w:pStyle w:val="Compact"/>
+                    <w:jc w:val="right"/>
+                    <w:jc w:val="center"/>
+                  </w:pPr>
+                  <w:r>
+                    <w:t xml:space="preserve">Entropy</w:t>
+                  </w:r>
+                </w:p>
+              </w:tc>
+              <w:tc>
+                <w:tcPr/>
+                <w:p>
+                  <w:pPr>
+                    <w:pStyle w:val="Compact"/>
+                    <w:jc w:val="right"/>
+                    <w:jc w:val="center"/>
+                  </w:pPr>
+                  <w:r>
+                    <w:t xml:space="preserve">Class % (largest → smallest)</w:t>
+                  </w:r>
+                </w:p>
+              </w:tc>
+            </w:tr>
+            <w:tr>
+              <w:tc>
+                <w:tcPr/>
+                <w:p>
+                  <w:pPr>
+                    <w:pStyle w:val="Compact"/>
+                    <w:jc w:val="left"/>
+                    <w:jc w:val="center"/>
+                  </w:pPr>
+                  <w:r>
+                    <w:t xml:space="preserve">Boys</w:t>
+                  </w:r>
+                </w:p>
+              </w:tc>
+              <w:tc>
+                <w:tcPr/>
+                <w:p>
+                  <w:pPr>
+                    <w:pStyle w:val="Compact"/>
+                    <w:jc w:val="right"/>
+                    <w:jc w:val="center"/>
+                  </w:pPr>
+                  <w:r>
+                    <w:t xml:space="preserve">1</w:t>
+                  </w:r>
+                </w:p>
+              </w:tc>
+              <w:tc>
+                <w:tcPr/>
+                <w:p>
+                  <w:pPr>
+                    <w:pStyle w:val="Compact"/>
+                    <w:jc w:val="right"/>
+                    <w:jc w:val="center"/>
+                  </w:pPr>
+                  <w:r>
+                    <w:t xml:space="preserve">Yes</w:t>
+                  </w:r>
+                </w:p>
+              </w:tc>
+              <w:tc>
+                <w:tcPr/>
+                <w:p>
+                  <w:pPr>
+                    <w:pStyle w:val="Compact"/>
+                    <w:jc w:val="right"/>
+                    <w:jc w:val="center"/>
+                  </w:pPr>
+                  <w:r>
+                    <w:t xml:space="preserve">30310</w:t>
+                  </w:r>
+                </w:p>
+              </w:tc>
+              <w:tc>
+                <w:tcPr/>
+                <w:p>
+                  <w:pPr>
+                    <w:pStyle w:val="Compact"/>
+                    <w:jc w:val="right"/>
+                    <w:jc w:val="center"/>
+                  </w:pPr>
+                  <w:r>
+                    <w:t xml:space="preserve">30301</w:t>
+                  </w:r>
+                </w:p>
+              </w:tc>
+              <w:tc>
+                <w:tcPr/>
+                <w:p>
+                  <w:pPr>
+                    <w:pStyle w:val="Compact"/>
+                    <w:jc w:val="right"/>
+                    <w:jc w:val="center"/>
+                  </w:pPr>
+                  <w:r>
+                    <w:t xml:space="preserve">—</w:t>
+                  </w:r>
+                </w:p>
+              </w:tc>
+              <w:tc>
+                <w:tcPr/>
+                <w:p>
+                  <w:pPr>
+                    <w:pStyle w:val="Compact"/>
+                    <w:jc w:val="right"/>
+                    <w:jc w:val="center"/>
+                  </w:pPr>
+                  <w:r>
+                    <w:t xml:space="preserve">100.0</w:t>
+                  </w:r>
+                </w:p>
+              </w:tc>
+            </w:tr>
+            <w:tr>
+              <w:tc>
+                <w:tcPr/>
+                <w:p>
+                  <w:pPr>
+                    <w:pStyle w:val="Compact"/>
+                    <w:jc w:val="left"/>
+                    <w:jc w:val="center"/>
+                  </w:pPr>
+                  <w:r>
+                    <w:t xml:space="preserve">Boys</w:t>
+                  </w:r>
+                </w:p>
+              </w:tc>
+              <w:tc>
+                <w:tcPr/>
+                <w:p>
+                  <w:pPr>
+                    <w:pStyle w:val="Compact"/>
+                    <w:jc w:val="right"/>
+                    <w:jc w:val="center"/>
+                  </w:pPr>
+                  <w:r>
+                    <w:t xml:space="preserve">2</w:t>
+                  </w:r>
+                </w:p>
+              </w:tc>
+              <w:tc>
+                <w:tcPr/>
+                <w:p>
+                  <w:pPr>
+                    <w:pStyle w:val="Compact"/>
+                    <w:jc w:val="right"/>
+                    <w:jc w:val="center"/>
+                  </w:pPr>
+                  <w:r>
+                    <w:t xml:space="preserve">Yes</w:t>
+                  </w:r>
+                </w:p>
+              </w:tc>
+              <w:tc>
+                <w:tcPr/>
+                <w:p>
+                  <w:pPr>
+                    <w:pStyle w:val="Compact"/>
+                    <w:jc w:val="right"/>
+                    <w:jc w:val="center"/>
+                  </w:pPr>
+                  <w:r>
+                    <w:t xml:space="preserve">28904</w:t>
+                  </w:r>
+                </w:p>
+              </w:tc>
+              <w:tc>
+                <w:tcPr/>
+                <w:p>
+                  <w:pPr>
+                    <w:pStyle w:val="Compact"/>
+                    <w:jc w:val="right"/>
+                    <w:jc w:val="center"/>
+                  </w:pPr>
+                  <w:r>
+                    <w:t xml:space="preserve">28885</w:t>
+                  </w:r>
+                </w:p>
+              </w:tc>
+              <w:tc>
+                <w:tcPr/>
+                <w:p>
+                  <w:pPr>
+                    <w:pStyle w:val="Compact"/>
+                    <w:jc w:val="right"/>
+                    <w:jc w:val="center"/>
+                  </w:pPr>
+                  <w:r>
+                    <w:t xml:space="preserve">0.78</w:t>
+                  </w:r>
+                </w:p>
+              </w:tc>
+              <w:tc>
+                <w:tcPr/>
+                <w:p>
+                  <w:pPr>
+                    <w:pStyle w:val="Compact"/>
+                    <w:jc w:val="right"/>
+                    <w:jc w:val="center"/>
+                  </w:pPr>
+                  <w:r>
+                    <w:t xml:space="preserve">85.6 / 14.4</w:t>
+                  </w:r>
+                </w:p>
+              </w:tc>
+            </w:tr>
+            <w:tr>
+              <w:tc>
+                <w:tcPr/>
+                <w:p>
+                  <w:pPr>
+                    <w:pStyle w:val="Compact"/>
+                    <w:jc w:val="left"/>
+                    <w:jc w:val="center"/>
+                  </w:pPr>
+                  <w:r>
+                    <w:t xml:space="preserve">Boys</w:t>
+                  </w:r>
+                </w:p>
+              </w:tc>
+              <w:tc>
+                <w:tcPr/>
+                <w:p>
+                  <w:pPr>
+                    <w:pStyle w:val="Compact"/>
+                    <w:jc w:val="right"/>
+                    <w:jc w:val="center"/>
+                  </w:pPr>
+                  <w:r>
+                    <w:t xml:space="preserve">3</w:t>
+                  </w:r>
+                </w:p>
+              </w:tc>
+              <w:tc>
+                <w:tcPr/>
+                <w:p>
+                  <w:pPr>
+                    <w:pStyle w:val="Compact"/>
+                    <w:jc w:val="right"/>
+                    <w:jc w:val="center"/>
+                  </w:pPr>
+                  <w:r>
+                    <w:t xml:space="preserve">Yes</w:t>
+                  </w:r>
+                </w:p>
+              </w:tc>
+              <w:tc>
+                <w:tcPr/>
+                <w:p>
+                  <w:pPr>
+                    <w:pStyle w:val="Compact"/>
+                    <w:jc w:val="right"/>
+                    <w:jc w:val="center"/>
+                  </w:pPr>
+                  <w:r>
+                    <w:t xml:space="preserve">28485</w:t>
+                  </w:r>
+                </w:p>
+              </w:tc>
+              <w:tc>
+                <w:tcPr/>
+                <w:p>
+                  <w:pPr>
+                    <w:pStyle w:val="Compact"/>
+                    <w:jc w:val="right"/>
+                    <w:jc w:val="center"/>
+                  </w:pPr>
+                  <w:r>
+                    <w:t xml:space="preserve">28456</w:t>
+                  </w:r>
+                </w:p>
+              </w:tc>
+              <w:tc>
+                <w:tcPr/>
+                <w:p>
+                  <w:pPr>
+                    <w:pStyle w:val="Compact"/>
+                    <w:jc w:val="right"/>
+                    <w:jc w:val="center"/>
+                  </w:pPr>
+                  <w:r>
+                    <w:t xml:space="preserve">0.85</w:t>
+                  </w:r>
+                </w:p>
+              </w:tc>
+              <w:tc>
+                <w:tcPr/>
+                <w:p>
+                  <w:pPr>
+                    <w:pStyle w:val="Compact"/>
+                    <w:jc w:val="right"/>
+                    <w:jc w:val="center"/>
+                  </w:pPr>
+                  <w:r>
+                    <w:t xml:space="preserve">83.8 / 12.6 / 3.5</w:t>
+                  </w:r>
+                </w:p>
+              </w:tc>
+            </w:tr>
+            <w:tr>
+              <w:tc>
+                <w:tcPr/>
+                <w:p>
+                  <w:pPr>
+                    <w:pStyle w:val="Compact"/>
+                    <w:jc w:val="left"/>
+                    <w:jc w:val="center"/>
+                  </w:pPr>
+                  <w:r>
+                    <w:t xml:space="preserve">Boys</w:t>
+                  </w:r>
+                </w:p>
+              </w:tc>
+              <w:tc>
+                <w:tcPr/>
+                <w:p>
+                  <w:pPr>
+                    <w:pStyle w:val="Compact"/>
+                    <w:jc w:val="right"/>
+                    <w:jc w:val="center"/>
+                  </w:pPr>
+                  <w:r>
+                    <w:t xml:space="preserve">4</w:t>
+                  </w:r>
+                </w:p>
+              </w:tc>
+              <w:tc>
+                <w:tcPr/>
+                <w:p>
+                  <w:pPr>
+                    <w:pStyle w:val="Compact"/>
+                    <w:jc w:val="right"/>
+                    <w:jc w:val="center"/>
+                  </w:pPr>
+                  <w:r>
+                    <w:t xml:space="preserve">Yes</w:t>
+                  </w:r>
+                </w:p>
+              </w:tc>
+              <w:tc>
+                <w:tcPr/>
+                <w:p>
+                  <w:pPr>
+                    <w:pStyle w:val="Compact"/>
+                    <w:jc w:val="right"/>
+                    <w:jc w:val="center"/>
+                  </w:pPr>
+                  <w:r>
+                    <w:t xml:space="preserve">28236</w:t>
+                  </w:r>
+                </w:p>
+              </w:tc>
+              <w:tc>
+                <w:tcPr/>
+                <w:p>
+                  <w:pPr>
+                    <w:pStyle w:val="Compact"/>
+                    <w:jc w:val="right"/>
+                    <w:jc w:val="center"/>
+                  </w:pPr>
+                  <w:r>
+                    <w:t xml:space="preserve">28198</w:t>
+                  </w:r>
+                </w:p>
+              </w:tc>
+              <w:tc>
+                <w:tcPr/>
+                <w:p>
+                  <w:pPr>
+                    <w:pStyle w:val="Compact"/>
+                    <w:jc w:val="right"/>
+                    <w:jc w:val="center"/>
+                  </w:pPr>
+                  <w:r>
+                    <w:t xml:space="preserve">0.82</w:t>
+                  </w:r>
+                </w:p>
+              </w:tc>
+              <w:tc>
+                <w:tcPr/>
+                <w:p>
+                  <w:pPr>
+                    <w:pStyle w:val="Compact"/>
+                    <w:jc w:val="right"/>
+                    <w:jc w:val="center"/>
+                  </w:pPr>
+                  <w:r>
+                    <w:t xml:space="preserve">74.8 / 20.6 / 2.9 / 1.7</w:t>
+                  </w:r>
+                </w:p>
+              </w:tc>
+            </w:tr>
+            <w:tr>
+              <w:tc>
+                <w:tcPr/>
+                <w:p>
+                  <w:pPr>
+                    <w:pStyle w:val="Compact"/>
+                    <w:jc w:val="left"/>
+                    <w:jc w:val="center"/>
+                  </w:pPr>
+                  <w:r>
+                    <w:t xml:space="preserve">Boys</w:t>
+                  </w:r>
+                </w:p>
+              </w:tc>
+              <w:tc>
+                <w:tcPr/>
+                <w:p>
+                  <w:pPr>
+                    <w:pStyle w:val="Compact"/>
+                    <w:jc w:val="right"/>
+                    <w:jc w:val="center"/>
+                  </w:pPr>
+                  <w:r>
+                    <w:t xml:space="preserve">5</w:t>
+                  </w:r>
+                </w:p>
+              </w:tc>
+              <w:tc>
+                <w:tcPr/>
+                <w:p>
+                  <w:pPr>
+                    <w:pStyle w:val="Compact"/>
+                    <w:jc w:val="right"/>
+                    <w:jc w:val="center"/>
+                  </w:pPr>
+                  <w:r>
+                    <w:t xml:space="preserve">Yes</w:t>
+                  </w:r>
+                </w:p>
+              </w:tc>
+              <w:tc>
+                <w:tcPr/>
+                <w:p>
+                  <w:pPr>
+                    <w:pStyle w:val="Compact"/>
+                    <w:jc w:val="right"/>
+                    <w:jc w:val="center"/>
+                  </w:pPr>
+                  <w:r>
+                    <w:t xml:space="preserve">28130</w:t>
+                  </w:r>
+                </w:p>
+              </w:tc>
+              <w:tc>
+                <w:tcPr/>
+                <w:p>
+                  <w:pPr>
+                    <w:pStyle w:val="Compact"/>
+                    <w:jc w:val="right"/>
+                    <w:jc w:val="center"/>
+                  </w:pPr>
+                  <w:r>
+                    <w:t xml:space="preserve">28083</w:t>
+                  </w:r>
+                </w:p>
+              </w:tc>
+              <w:tc>
+                <w:tcPr/>
+                <w:p>
+                  <w:pPr>
+                    <w:pStyle w:val="Compact"/>
+                    <w:jc w:val="right"/>
+                    <w:jc w:val="center"/>
+                  </w:pPr>
+                  <w:r>
+                    <w:t xml:space="preserve">0.80</w:t>
+                  </w:r>
+                </w:p>
+              </w:tc>
+              <w:tc>
+                <w:tcPr/>
+                <w:p>
+                  <w:pPr>
+                    <w:pStyle w:val="Compact"/>
+                    <w:jc w:val="right"/>
+                    <w:jc w:val="center"/>
+                  </w:pPr>
+                  <w:r>
+                    <w:t xml:space="preserve">75.7 / 11.7 / 7.2 / 3.5 / 1.8</w:t>
+                  </w:r>
+                </w:p>
+              </w:tc>
+            </w:tr>
+            <w:tr>
+              <w:tc>
+                <w:tcPr/>
+                <w:p>
+                  <w:pPr>
+                    <w:pStyle w:val="Compact"/>
+                    <w:jc w:val="left"/>
+                    <w:jc w:val="center"/>
+                  </w:pPr>
+                  <w:r>
+                    <w:t xml:space="preserve">Girls</w:t>
+                  </w:r>
+                </w:p>
+              </w:tc>
+              <w:tc>
+                <w:tcPr/>
+                <w:p>
+                  <w:pPr>
+                    <w:pStyle w:val="Compact"/>
+                    <w:jc w:val="right"/>
+                    <w:jc w:val="center"/>
+                  </w:pPr>
+                  <w:r>
+                    <w:t xml:space="preserve">1</w:t>
+                  </w:r>
+                </w:p>
+              </w:tc>
+              <w:tc>
+                <w:tcPr/>
+                <w:p>
+                  <w:pPr>
+                    <w:pStyle w:val="Compact"/>
+                    <w:jc w:val="right"/>
+                    <w:jc w:val="center"/>
+                  </w:pPr>
+                  <w:r>
+                    <w:t xml:space="preserve">Yes</w:t>
+                  </w:r>
+                </w:p>
+              </w:tc>
+              <w:tc>
+                <w:tcPr/>
+                <w:p>
+                  <w:pPr>
+                    <w:pStyle w:val="Compact"/>
+                    <w:jc w:val="right"/>
+                    <w:jc w:val="center"/>
+                  </w:pPr>
+                  <w:r>
+                    <w:t xml:space="preserve">28094</w:t>
+                  </w:r>
+                </w:p>
+              </w:tc>
+              <w:tc>
+                <w:tcPr/>
+                <w:p>
+                  <w:pPr>
+                    <w:pStyle w:val="Compact"/>
+                    <w:jc w:val="right"/>
+                    <w:jc w:val="center"/>
+                  </w:pPr>
+                  <w:r>
+                    <w:t xml:space="preserve">28084</w:t>
+                  </w:r>
+                </w:p>
+              </w:tc>
+              <w:tc>
+                <w:tcPr/>
+                <w:p>
+                  <w:pPr>
+                    <w:pStyle w:val="Compact"/>
+                    <w:jc w:val="right"/>
+                    <w:jc w:val="center"/>
+                  </w:pPr>
+                  <w:r>
+                    <w:t xml:space="preserve">—</w:t>
+                  </w:r>
+                </w:p>
+              </w:tc>
+              <w:tc>
+                <w:tcPr/>
+                <w:p>
+                  <w:pPr>
+                    <w:pStyle w:val="Compact"/>
+                    <w:jc w:val="right"/>
+                    <w:jc w:val="center"/>
+                  </w:pPr>
+                  <w:r>
+                    <w:t xml:space="preserve">100.0</w:t>
+                  </w:r>
+                </w:p>
+              </w:tc>
+            </w:tr>
+            <w:tr>
+              <w:tc>
+                <w:tcPr/>
+                <w:p>
+                  <w:pPr>
+                    <w:pStyle w:val="Compact"/>
+                    <w:jc w:val="left"/>
+                    <w:jc w:val="center"/>
+                  </w:pPr>
+                  <w:r>
+                    <w:t xml:space="preserve">Girls</w:t>
+                  </w:r>
+                </w:p>
+              </w:tc>
+              <w:tc>
+                <w:tcPr/>
+                <w:p>
+                  <w:pPr>
+                    <w:pStyle w:val="Compact"/>
+                    <w:jc w:val="right"/>
+                    <w:jc w:val="center"/>
+                  </w:pPr>
+                  <w:r>
+                    <w:t xml:space="preserve">2</w:t>
+                  </w:r>
+                </w:p>
+              </w:tc>
+              <w:tc>
+                <w:tcPr/>
+                <w:p>
+                  <w:pPr>
+                    <w:pStyle w:val="Compact"/>
+                    <w:jc w:val="right"/>
+                    <w:jc w:val="center"/>
+                  </w:pPr>
+                  <w:r>
+                    <w:t xml:space="preserve">Yes</w:t>
+                  </w:r>
+                </w:p>
+              </w:tc>
+              <w:tc>
+                <w:tcPr/>
+                <w:p>
+                  <w:pPr>
+                    <w:pStyle w:val="Compact"/>
+                    <w:jc w:val="right"/>
+                    <w:jc w:val="center"/>
+                  </w:pPr>
+                  <w:r>
+                    <w:t xml:space="preserve">26677</w:t>
+                  </w:r>
+                </w:p>
+              </w:tc>
+              <w:tc>
+                <w:tcPr/>
+                <w:p>
+                  <w:pPr>
+                    <w:pStyle w:val="Compact"/>
+                    <w:jc w:val="right"/>
+                    <w:jc w:val="center"/>
+                  </w:pPr>
+                  <w:r>
+                    <w:t xml:space="preserve">26658</w:t>
+                  </w:r>
+                </w:p>
+              </w:tc>
+              <w:tc>
+                <w:tcPr/>
+                <w:p>
+                  <w:pPr>
+                    <w:pStyle w:val="Compact"/>
+                    <w:jc w:val="right"/>
+                    <w:jc w:val="center"/>
+                  </w:pPr>
+                  <w:r>
+                    <w:t xml:space="preserve">0.76</w:t>
+                  </w:r>
+                </w:p>
+              </w:tc>
+              <w:tc>
+                <w:tcPr/>
+                <w:p>
+                  <w:pPr>
+                    <w:pStyle w:val="Compact"/>
+                    <w:jc w:val="right"/>
+                    <w:jc w:val="center"/>
+                  </w:pPr>
+                  <w:r>
+                    <w:t xml:space="preserve">84.7 / 15.3</w:t>
+                  </w:r>
+                </w:p>
+              </w:tc>
+            </w:tr>
+            <w:tr>
+              <w:tc>
+                <w:tcPr/>
+                <w:p>
+                  <w:pPr>
+                    <w:pStyle w:val="Compact"/>
+                    <w:jc w:val="left"/>
+                    <w:jc w:val="center"/>
+                  </w:pPr>
+                  <w:r>
+                    <w:t xml:space="preserve">Girls</w:t>
+                  </w:r>
+                </w:p>
+              </w:tc>
+              <w:tc>
+                <w:tcPr/>
+                <w:p>
+                  <w:pPr>
+                    <w:pStyle w:val="Compact"/>
+                    <w:jc w:val="right"/>
+                    <w:jc w:val="center"/>
+                  </w:pPr>
+                  <w:r>
+                    <w:t xml:space="preserve">3</w:t>
+                  </w:r>
+                </w:p>
+              </w:tc>
+              <w:tc>
+                <w:tcPr/>
+                <w:p>
+                  <w:pPr>
+                    <w:pStyle w:val="Compact"/>
+                    <w:jc w:val="right"/>
+                    <w:jc w:val="center"/>
+                  </w:pPr>
+                  <w:r>
+                    <w:t xml:space="preserve">Yes</w:t>
+                  </w:r>
+                </w:p>
+              </w:tc>
+              <w:tc>
+                <w:tcPr/>
+                <w:p>
+                  <w:pPr>
+                    <w:pStyle w:val="Compact"/>
+                    <w:jc w:val="right"/>
+                    <w:jc w:val="center"/>
+                  </w:pPr>
+                  <w:r>
+                    <w:t xml:space="preserve">26370</w:t>
+                  </w:r>
+                </w:p>
+              </w:tc>
+              <w:tc>
+                <w:tcPr/>
+                <w:p>
+                  <w:pPr>
+                    <w:pStyle w:val="Compact"/>
+                    <w:jc w:val="right"/>
+                    <w:jc w:val="center"/>
+                  </w:pPr>
+                  <w:r>
+                    <w:t xml:space="preserve">26342</w:t>
+                  </w:r>
+                </w:p>
+              </w:tc>
+              <w:tc>
+                <w:tcPr/>
+                <w:p>
+                  <w:pPr>
+                    <w:pStyle w:val="Compact"/>
+                    <w:jc w:val="right"/>
+                    <w:jc w:val="center"/>
+                  </w:pPr>
+                  <w:r>
+                    <w:t xml:space="preserve">0.85</w:t>
+                  </w:r>
+                </w:p>
+              </w:tc>
+              <w:tc>
+                <w:tcPr/>
+                <w:p>
+                  <w:pPr>
+                    <w:pStyle w:val="Compact"/>
+                    <w:jc w:val="right"/>
+                    <w:jc w:val="center"/>
+                  </w:pPr>
+                  <w:r>
+                    <w:t xml:space="preserve">83.7 / 14.3 / 2.0</w:t>
+                  </w:r>
+                </w:p>
+              </w:tc>
+            </w:tr>
+            <w:tr>
+              <w:tc>
+                <w:tcPr/>
+                <w:p>
+                  <w:pPr>
+                    <w:pStyle w:val="Compact"/>
+                    <w:jc w:val="left"/>
+                    <w:jc w:val="center"/>
+                  </w:pPr>
+                  <w:r>
+                    <w:t xml:space="preserve">Girls</w:t>
+                  </w:r>
+                </w:p>
+              </w:tc>
+              <w:tc>
+                <w:tcPr/>
+                <w:p>
+                  <w:pPr>
+                    <w:pStyle w:val="Compact"/>
+                    <w:jc w:val="right"/>
+                    <w:jc w:val="center"/>
+                  </w:pPr>
+                  <w:r>
+                    <w:t xml:space="preserve">4</w:t>
+                  </w:r>
+                </w:p>
+              </w:tc>
+              <w:tc>
+                <w:tcPr/>
+                <w:p>
+                  <w:pPr>
+                    <w:pStyle w:val="Compact"/>
+                    <w:jc w:val="right"/>
+                    <w:jc w:val="center"/>
+                  </w:pPr>
+                  <w:r>
+                    <w:t xml:space="preserve">Yes</w:t>
+                  </w:r>
+                </w:p>
+              </w:tc>
+              <w:tc>
+                <w:tcPr/>
+                <w:p>
+                  <w:pPr>
+                    <w:pStyle w:val="Compact"/>
+                    <w:jc w:val="right"/>
+                    <w:jc w:val="center"/>
+                  </w:pPr>
+                  <w:r>
+                    <w:t xml:space="preserve">26092</w:t>
+                  </w:r>
+                </w:p>
+              </w:tc>
+              <w:tc>
+                <w:tcPr/>
+                <w:p>
+                  <w:pPr>
+                    <w:pStyle w:val="Compact"/>
+                    <w:jc w:val="right"/>
+                    <w:jc w:val="center"/>
+                  </w:pPr>
+                  <w:r>
+                    <w:t xml:space="preserve">26054</w:t>
+                  </w:r>
+                </w:p>
+              </w:tc>
+              <w:tc>
+                <w:tcPr/>
+                <w:p>
+                  <w:pPr>
+                    <w:pStyle w:val="Compact"/>
+                    <w:jc w:val="right"/>
+                    <w:jc w:val="center"/>
+                  </w:pPr>
+                  <w:r>
+                    <w:t xml:space="preserve">0.81</w:t>
+                  </w:r>
+                </w:p>
+              </w:tc>
+              <w:tc>
+                <w:tcPr/>
+                <w:p>
+                  <w:pPr>
+                    <w:pStyle w:val="Compact"/>
+                    <w:jc w:val="right"/>
+                    <w:jc w:val="center"/>
+                  </w:pPr>
+                  <w:r>
+                    <w:t xml:space="preserve">73.2 / 20.9 / 4.0 / 2.0</w:t>
+                  </w:r>
+                </w:p>
+              </w:tc>
+            </w:tr>
+            <w:tr>
+              <w:tc>
+                <w:tcPr/>
+                <w:p>
+                  <w:pPr>
+                    <w:pStyle w:val="Compact"/>
+                    <w:jc w:val="left"/>
+                    <w:jc w:val="center"/>
+                  </w:pPr>
+                  <w:r>
+                    <w:t xml:space="preserve">Girls</w:t>
+                  </w:r>
+                </w:p>
+              </w:tc>
+              <w:tc>
+                <w:tcPr/>
+                <w:p>
+                  <w:pPr>
+                    <w:pStyle w:val="Compact"/>
+                    <w:jc w:val="right"/>
+                    <w:jc w:val="center"/>
+                  </w:pPr>
+                  <w:r>
+                    <w:t xml:space="preserve">5</w:t>
+                  </w:r>
+                </w:p>
+              </w:tc>
+              <w:tc>
+                <w:tcPr/>
+                <w:p>
+                  <w:pPr>
+                    <w:pStyle w:val="Compact"/>
+                    <w:jc w:val="right"/>
+                    <w:jc w:val="center"/>
+                  </w:pPr>
+                  <w:r>
+                    <w:t xml:space="preserve">Yes</w:t>
+                  </w:r>
+                </w:p>
+              </w:tc>
+              <w:tc>
+                <w:tcPr/>
+                <w:p>
+                  <w:pPr>
+                    <w:pStyle w:val="Compact"/>
+                    <w:jc w:val="right"/>
+                    <w:jc w:val="center"/>
+                  </w:pPr>
+                  <w:r>
+                    <w:t xml:space="preserve">25882</w:t>
+                  </w:r>
+                </w:p>
+              </w:tc>
+              <w:tc>
+                <w:tcPr/>
+                <w:p>
+                  <w:pPr>
+                    <w:pStyle w:val="Compact"/>
+                    <w:jc w:val="right"/>
+                    <w:jc w:val="center"/>
+                  </w:pPr>
+                  <w:r>
+                    <w:t xml:space="preserve">25834</w:t>
+                  </w:r>
+                </w:p>
+              </w:tc>
+              <w:tc>
+                <w:tcPr/>
+                <w:p>
+                  <w:pPr>
+                    <w:pStyle w:val="Compact"/>
+                    <w:jc w:val="right"/>
+                    <w:jc w:val="center"/>
+                  </w:pPr>
+                  <w:r>
+                    <w:t xml:space="preserve">0.80</w:t>
+                  </w:r>
+                </w:p>
+              </w:tc>
+              <w:tc>
+                <w:tcPr/>
+                <w:p>
+                  <w:pPr>
+                    <w:pStyle w:val="Compact"/>
+                    <w:jc w:val="right"/>
+                    <w:jc w:val="center"/>
+                  </w:pPr>
+                  <w:r>
+                    <w:t xml:space="preserve">69.9 / 22.3 / 3.5 / 2.3 / 2.0</w:t>
+                  </w:r>
+                </w:p>
+              </w:tc>
+            </w:tr>
+            <w:tr>
+              <w:tc>
+                <w:tcPr/>
+                <w:p>
+                  <w:pPr>
+                    <w:pStyle w:val="Compact"/>
+                    <w:jc w:val="left"/>
+                    <w:jc w:val="center"/>
+                  </w:pPr>
+                  <w:r>
+                    <w:t xml:space="preserve">Pooled</w:t>
+                  </w:r>
+                </w:p>
+              </w:tc>
+              <w:tc>
+                <w:tcPr/>
+                <w:p>
+                  <w:pPr>
+                    <w:pStyle w:val="Compact"/>
+                    <w:jc w:val="right"/>
+                    <w:jc w:val="center"/>
+                  </w:pPr>
+                  <w:r>
+                    <w:t xml:space="preserve">1</w:t>
+                  </w:r>
+                </w:p>
+              </w:tc>
+              <w:tc>
+                <w:tcPr/>
+                <w:p>
+                  <w:pPr>
+                    <w:pStyle w:val="Compact"/>
+                    <w:jc w:val="right"/>
+                    <w:jc w:val="center"/>
+                  </w:pPr>
+                  <w:r>
+                    <w:t xml:space="preserve">Yes</w:t>
+                  </w:r>
+                </w:p>
+              </w:tc>
+              <w:tc>
+                <w:tcPr/>
+                <w:p>
+                  <w:pPr>
+                    <w:pStyle w:val="Compact"/>
+                    <w:jc w:val="right"/>
+                    <w:jc w:val="center"/>
+                  </w:pPr>
+                  <w:r>
+                    <w:t xml:space="preserve">58496</w:t>
+                  </w:r>
+                </w:p>
+              </w:tc>
+              <w:tc>
+                <w:tcPr/>
+                <w:p>
+                  <w:pPr>
+                    <w:pStyle w:val="Compact"/>
+                    <w:jc w:val="right"/>
+                    <w:jc w:val="center"/>
+                  </w:pPr>
+                  <w:r>
+                    <w:t xml:space="preserve">58487</w:t>
+                  </w:r>
+                </w:p>
+              </w:tc>
+              <w:tc>
+                <w:tcPr/>
+                <w:p>
+                  <w:pPr>
+                    <w:pStyle w:val="Compact"/>
+                    <w:jc w:val="right"/>
+                    <w:jc w:val="center"/>
+                  </w:pPr>
+                  <w:r>
+                    <w:t xml:space="preserve">—</w:t>
+                  </w:r>
+                </w:p>
+              </w:tc>
+              <w:tc>
+                <w:tcPr/>
+                <w:p>
+                  <w:pPr>
+                    <w:pStyle w:val="Compact"/>
+                    <w:jc w:val="right"/>
+                    <w:jc w:val="center"/>
+                  </w:pPr>
+                  <w:r>
+                    <w:t xml:space="preserve">100.0</w:t>
+                  </w:r>
+                </w:p>
+              </w:tc>
+            </w:tr>
+            <w:tr>
+              <w:tc>
+                <w:tcPr/>
+                <w:p>
+                  <w:pPr>
+                    <w:pStyle w:val="Compact"/>
+                    <w:jc w:val="left"/>
+                    <w:jc w:val="center"/>
+                  </w:pPr>
+                  <w:r>
+                    <w:t xml:space="preserve">Pooled</w:t>
+                  </w:r>
+                </w:p>
+              </w:tc>
+              <w:tc>
+                <w:tcPr/>
+                <w:p>
+                  <w:pPr>
+                    <w:pStyle w:val="Compact"/>
+                    <w:jc w:val="right"/>
+                    <w:jc w:val="center"/>
+                  </w:pPr>
+                  <w:r>
+                    <w:t xml:space="preserve">2</w:t>
+                  </w:r>
+                </w:p>
+              </w:tc>
+              <w:tc>
+                <w:tcPr/>
+                <w:p>
+                  <w:pPr>
+                    <w:pStyle w:val="Compact"/>
+                    <w:jc w:val="right"/>
+                    <w:jc w:val="center"/>
+                  </w:pPr>
+                  <w:r>
+                    <w:t xml:space="preserve">Yes</w:t>
+                  </w:r>
+                </w:p>
+              </w:tc>
+              <w:tc>
+                <w:tcPr/>
+                <w:p>
+                  <w:pPr>
+                    <w:pStyle w:val="Compact"/>
+                    <w:jc w:val="right"/>
+                    <w:jc w:val="center"/>
+                  </w:pPr>
+                  <w:r>
+                    <w:t xml:space="preserve">55664</w:t>
+                  </w:r>
+                </w:p>
+              </w:tc>
+              <w:tc>
+                <w:tcPr/>
+                <w:p>
+                  <w:pPr>
+                    <w:pStyle w:val="Compact"/>
+                    <w:jc w:val="right"/>
+                    <w:jc w:val="center"/>
+                  </w:pPr>
+                  <w:r>
+                    <w:t xml:space="preserve">55645</w:t>
+                  </w:r>
+                </w:p>
+              </w:tc>
+              <w:tc>
+                <w:tcPr/>
+                <w:p>
+                  <w:pPr>
+                    <w:pStyle w:val="Compact"/>
+                    <w:jc w:val="right"/>
+                    <w:jc w:val="center"/>
+                  </w:pPr>
+                  <w:r>
+                    <w:t xml:space="preserve">0.77</w:t>
+                  </w:r>
+                </w:p>
+              </w:tc>
+              <w:tc>
+                <w:tcPr/>
+                <w:p>
+                  <w:pPr>
+                    <w:pStyle w:val="Compact"/>
+                    <w:jc w:val="right"/>
+                    <w:jc w:val="center"/>
+                  </w:pPr>
+                  <w:r>
+                    <w:t xml:space="preserve">84.7 / 15.3</w:t>
+                  </w:r>
+                </w:p>
+              </w:tc>
+            </w:tr>
+            <w:tr>
+              <w:tc>
+                <w:tcPr/>
+                <w:p>
+                  <w:pPr>
+                    <w:pStyle w:val="Compact"/>
+                    <w:jc w:val="left"/>
+                    <w:jc w:val="center"/>
+                  </w:pPr>
+                  <w:r>
+                    <w:t xml:space="preserve">Pooled</w:t>
+                  </w:r>
+                </w:p>
+              </w:tc>
+              <w:tc>
+                <w:tcPr/>
+                <w:p>
+                  <w:pPr>
+                    <w:pStyle w:val="Compact"/>
+                    <w:jc w:val="right"/>
+                    <w:jc w:val="center"/>
+                  </w:pPr>
+                  <w:r>
+                    <w:t xml:space="preserve">3</w:t>
+                  </w:r>
+                </w:p>
+              </w:tc>
+              <w:tc>
+                <w:tcPr/>
+                <w:p>
+                  <w:pPr>
+                    <w:pStyle w:val="Compact"/>
+                    <w:jc w:val="right"/>
+                    <w:jc w:val="center"/>
+                  </w:pPr>
+                  <w:r>
+                    <w:t xml:space="preserve">Yes</w:t>
+                  </w:r>
+                </w:p>
+              </w:tc>
+              <w:tc>
+                <w:tcPr/>
+                <w:p>
+                  <w:pPr>
+                    <w:pStyle w:val="Compact"/>
+                    <w:jc w:val="right"/>
+                    <w:jc w:val="center"/>
+                  </w:pPr>
+                  <w:r>
+                    <w:t xml:space="preserve">54895</w:t>
+                  </w:r>
+                </w:p>
+              </w:tc>
+              <w:tc>
+                <w:tcPr/>
+                <w:p>
+                  <w:pPr>
+                    <w:pStyle w:val="Compact"/>
+                    <w:jc w:val="right"/>
+                    <w:jc w:val="center"/>
+                  </w:pPr>
+                  <w:r>
+                    <w:t xml:space="preserve">54867</w:t>
+                  </w:r>
+                </w:p>
+              </w:tc>
+              <w:tc>
+                <w:tcPr/>
+                <w:p>
+                  <w:pPr>
+                    <w:pStyle w:val="Compact"/>
+                    <w:jc w:val="right"/>
+                    <w:jc w:val="center"/>
+                  </w:pPr>
+                  <w:r>
+                    <w:t xml:space="preserve">0.85</w:t>
+                  </w:r>
+                </w:p>
+              </w:tc>
+              <w:tc>
+                <w:tcPr/>
+                <w:p>
+                  <w:pPr>
+                    <w:pStyle w:val="Compact"/>
+                    <w:jc w:val="right"/>
+                    <w:jc w:val="center"/>
+                  </w:pPr>
+                  <w:r>
+                    <w:t xml:space="preserve">83.8 / 13.5 / 2.8</w:t>
+                  </w:r>
+                </w:p>
+              </w:tc>
+            </w:tr>
+            <w:tr>
+              <w:tc>
+                <w:tcPr/>
+                <w:p>
+                  <w:pPr>
+                    <w:pStyle w:val="Compact"/>
+                    <w:jc w:val="left"/>
+                    <w:jc w:val="center"/>
+                  </w:pPr>
+                  <w:r>
+                    <w:t xml:space="preserve">Pooled</w:t>
+                  </w:r>
+                </w:p>
+              </w:tc>
+              <w:tc>
+                <w:tcPr/>
+                <w:p>
+                  <w:pPr>
+                    <w:pStyle w:val="Compact"/>
+                    <w:jc w:val="right"/>
+                    <w:jc w:val="center"/>
+                  </w:pPr>
+                  <w:r>
+                    <w:t xml:space="preserve">4</w:t>
+                  </w:r>
+                </w:p>
+              </w:tc>
+              <w:tc>
+                <w:tcPr/>
+                <w:p>
+                  <w:pPr>
+                    <w:pStyle w:val="Compact"/>
+                    <w:jc w:val="right"/>
+                    <w:jc w:val="center"/>
+                  </w:pPr>
+                  <w:r>
+                    <w:t xml:space="preserve">Yes</w:t>
+                  </w:r>
+                </w:p>
+              </w:tc>
+              <w:tc>
+                <w:tcPr/>
+                <w:p>
+                  <w:pPr>
+                    <w:pStyle w:val="Compact"/>
+                    <w:jc w:val="right"/>
+                    <w:jc w:val="center"/>
+                  </w:pPr>
+                  <w:r>
+                    <w:t xml:space="preserve">54393</w:t>
+                  </w:r>
+                </w:p>
+              </w:tc>
+              <w:tc>
+                <w:tcPr/>
+                <w:p>
+                  <w:pPr>
+                    <w:pStyle w:val="Compact"/>
+                    <w:jc w:val="right"/>
+                    <w:jc w:val="center"/>
+                  </w:pPr>
+                  <w:r>
+                    <w:t xml:space="preserve">54355</w:t>
+                  </w:r>
+                </w:p>
+              </w:tc>
+              <w:tc>
+                <w:tcPr/>
+                <w:p>
+                  <w:pPr>
+                    <w:pStyle w:val="Compact"/>
+                    <w:jc w:val="right"/>
+                    <w:jc w:val="center"/>
+                  </w:pPr>
+                  <w:r>
+                    <w:t xml:space="preserve">0.81</w:t>
+                  </w:r>
+                </w:p>
+              </w:tc>
+              <w:tc>
+                <w:tcPr/>
+                <w:p>
+                  <w:pPr>
+                    <w:pStyle w:val="Compact"/>
+                    <w:jc w:val="right"/>
+                    <w:jc w:val="center"/>
+                  </w:pPr>
+                  <w:r>
+                    <w:t xml:space="preserve">72.1 / 22.6 / 2.7 / 2.6</w:t>
+                  </w:r>
+                </w:p>
+              </w:tc>
+            </w:tr>
+            <w:tr>
+              <w:tc>
+                <w:tcPr/>
+                <w:p>
+                  <w:pPr>
+                    <w:pStyle w:val="Compact"/>
+                    <w:jc w:val="left"/>
+                    <w:jc w:val="center"/>
+                  </w:pPr>
+                  <w:r>
+                    <w:t xml:space="preserve">Pooled</w:t>
+                  </w:r>
+                </w:p>
+              </w:tc>
+              <w:tc>
+                <w:tcPr/>
+                <w:p>
+                  <w:pPr>
+                    <w:pStyle w:val="Compact"/>
+                    <w:jc w:val="right"/>
+                    <w:jc w:val="center"/>
+                  </w:pPr>
+                  <w:r>
+                    <w:t xml:space="preserve">5</w:t>
+                  </w:r>
+                </w:p>
+              </w:tc>
+              <w:tc>
+                <w:tcPr/>
+                <w:p>
+                  <w:pPr>
+                    <w:pStyle w:val="Compact"/>
+                    <w:jc w:val="right"/>
+                    <w:jc w:val="center"/>
+                  </w:pPr>
+                  <w:r>
+                    <w:t xml:space="preserve">Yes</w:t>
+                  </w:r>
+                </w:p>
+              </w:tc>
+              <w:tc>
+                <w:tcPr/>
+                <w:p>
+                  <w:pPr>
+                    <w:pStyle w:val="Compact"/>
+                    <w:jc w:val="right"/>
+                    <w:jc w:val="center"/>
+                  </w:pPr>
+                  <w:r>
+                    <w:t xml:space="preserve">54035</w:t>
+                  </w:r>
+                </w:p>
+              </w:tc>
+              <w:tc>
+                <w:tcPr/>
+                <w:p>
+                  <w:pPr>
+                    <w:pStyle w:val="Compact"/>
+                    <w:jc w:val="right"/>
+                    <w:jc w:val="center"/>
+                  </w:pPr>
+                  <w:r>
+                    <w:t xml:space="preserve">53987</w:t>
+                  </w:r>
+                </w:p>
+              </w:tc>
+              <w:tc>
+                <w:tcPr/>
+                <w:p>
+                  <w:pPr>
+                    <w:pStyle w:val="Compact"/>
+                    <w:jc w:val="right"/>
+                    <w:jc w:val="center"/>
+                  </w:pPr>
+                  <w:r>
+                    <w:t xml:space="preserve">0.81</w:t>
+                  </w:r>
+                </w:p>
+              </w:tc>
+              <w:tc>
+                <w:tcPr/>
+                <w:p>
+                  <w:pPr>
+                    <w:pStyle w:val="Compact"/>
+                    <w:jc w:val="right"/>
+                    <w:jc w:val="center"/>
+                  </w:pPr>
+                  <w:r>
+                    <w:t xml:space="preserve">72.2 / 19.1 / 4.4 / 2.8 / 1.6</w:t>
+                  </w:r>
+                </w:p>
+              </w:tc>
+            </w:tr>
+          </w:tbl>
+          <w:bookmarkEnd w:id="43"/>
+          <w:p/>
+        </w:tc>
+      </w:tr>
+    </w:tbl>
+    <w:p>
+      <w:pPr>
+        <w:pStyle w:val="CaptionedFigure"/>
+      </w:pPr>
+      <w:r>
+        <w:drawing>
+          <wp:inline>
+            <wp:extent cx="5334000" cy="4267200"/>
+            <wp:effectExtent b="0" l="0" r="0" t="0"/>
+            <wp:docPr descr="Predicted class trajectories by sample (pooled, boys, girls) and number of classes. Dashed lines: observed means within each sample." title="" id="45" name="Picture"/>
+            <a:graphic>
+              <a:graphicData uri="http://schemas.openxmlformats.org/drawingml/2006/picture">
+                <pic:pic>
+                  <pic:nvPicPr>
+                    <pic:cNvPr descr="report_files/figure-docx/plot-lcga-sex-comparison-1.png" id="46" name="Picture"/>
+                    <pic:cNvPicPr>
+                      <a:picLocks noChangeArrowheads="1" noChangeAspect="1"/>
+                    </pic:cNvPicPr>
+                  </pic:nvPicPr>
+                  <pic:blipFill>
+                    <a:blip r:embed="rId44"/>
+                    <a:stretch>
+                      <a:fillRect/>
+                    </a:stretch>
+                  </pic:blipFill>
+                  <pic:spPr bwMode="auto">
+                    <a:xfrm>
+                      <a:off x="0" y="0"/>
+                      <a:ext cx="5334000" cy="4267200"/>
+                    </a:xfrm>
+                    <a:prstGeom prst="rect">
+                      <a:avLst/>
+                    </a:prstGeom>
+                    <a:noFill/>
+                    <a:ln w="9525">
+                      <a:noFill/>
+                      <a:headEnd/>
+                      <a:tailEnd/>
+                    </a:ln>
+                  </pic:spPr>
+                </pic:pic>
+              </a:graphicData>
+            </a:graphic>
+          </wp:inline>
+        </w:drawing>
+      </w:r>
+    </w:p>
+    <w:p>
+      <w:pPr>
+        <w:pStyle w:val="ImageCaption"/>
+      </w:pPr>
+      <w:r>
+        <w:t xml:space="preserve">Predicted class trajectories by sample (pooled, boys, girls) and number of classes. Dashed lines: observed means within each sample.</w:t>
+      </w:r>
+    </w:p>
+    <w:tbl>
+      <w:tblPr>
+        <w:tblStyle w:val="Table"/>
+        <w:tblLook w:firstRow="0" w:lastRow="0" w:firstColumn="0" w:lastColumn="0" w:noHBand="0" w:noVBand="0" w:val="0000"/>
+        <w:tblBorders>
+          <w:top w:val="single" w:sz="4" w:space="0" w:color="0758E5"/>
+          <w:left w:val="single" w:sz="24" w:space="0" w:color="0758E5"/>
+          <w:bottom w:val="single" w:sz="4" w:space="0" w:color="0758E5"/>
+          <w:right w:val="single" w:sz="4" w:space="0" w:color="0758E5"/>
+        </w:tblBorders>
+        <w:tblCellMar>
+          <w:left w:w="144" w:type="dxa"/>
+          <w:right w:w="144" w:type="dxa"/>
+        </w:tblCellMar>
+        <w:tblLook w:firstRow="0" w:lastRow="0" w:firstColumn="0" w:lastColumn="0" w:noHBand="0" w:noVBand="0" w:val="0000"/>
+      </w:tblPr>
+      <w:tr>
+        <w:trPr>
+          <w:cantSplit/>
+        </w:trPr>
+        <w:tc>
+          <w:tcPr>
+            <w:shd w:color="auto" w:fill="dae6fb" w:val="clear"/>
+            <w:tcMar>
+              <w:top w:w="92" w:type="dxa"/>
+              <w:bottom w:w="92" w:type="dxa"/>
+            </w:tcMar>
+          </w:tcPr>
+          <w:p>
+            <w:pPr>
+              <w:pStyle w:val="BodyText"/>
+            </w:pPr>
+            <w:pPr>
+              <w:spacing w:before="0" w:after="0"/>
+              <w:textAlignment w:val="center"/>
+            </w:pPr>
+            <w:r>
+              <w:drawing>
+                <wp:inline>
+                  <wp:extent cx="152400" cy="152400"/>
+                  <wp:effectExtent b="0" l="0" r="0" t="0"/>
+                  <wp:docPr descr="" title="" id="47" name="Picture"/>
+                  <a:graphic>
+                    <a:graphicData uri="http://schemas.openxmlformats.org/drawingml/2006/picture">
+                      <pic:pic>
+                        <pic:nvPicPr>
+                          <pic:cNvPr descr="/opt/quarto/share/formats/docx/note.png" id="48" name="Picture"/>
+                          <pic:cNvPicPr>
+                            <a:picLocks noChangeArrowheads="1" noChangeAspect="1"/>
+                          </pic:cNvPicPr>
+                        </pic:nvPicPr>
+                        <pic:blipFill>
+                          <a:blip r:embed="rId9"/>
+                          <a:stretch>
+                            <a:fillRect/>
+                          </a:stretch>
+                        </pic:blipFill>
+                        <pic:spPr bwMode="auto">
+                          <a:xfrm>
+                            <a:off x="0" y="0"/>
+                            <a:ext cx="152400" cy="152400"/>
+                          </a:xfrm>
+                          <a:prstGeom prst="rect">
+                            <a:avLst/>
+                          </a:prstGeom>
+                          <a:noFill/>
+                          <a:ln w="9525">
+                            <a:noFill/>
+                            <a:headEnd/>
+                            <a:tailEnd/>
+                          </a:ln>
+                        </pic:spPr>
+                      </pic:pic>
+                    </a:graphicData>
+                  </a:graphic>
+                </wp:inline>
+              </w:drawing>
+            </w:r>
+            <w:r>
+              <w:t xml:space="preserve"> </w:t>
+            </w:r>
+            <w:r>
+              <w:t xml:space="preserve"> </w:t>
+            </w:r>
+            <w:r>
+              <w:t xml:space="preserve">Interpretation</w:t>
+            </w:r>
+          </w:p>
+        </w:tc>
+      </w:tr>
+      <w:tr>
+        <w:trPr>
+          <w:cantSplit/>
+        </w:trPr>
+        <w:tc>
+          <w:tcPr>
+            <w:tcMar>
+              <w:top w:w="108" w:type="dxa"/>
+              <w:bottom w:w="108" w:type="dxa"/>
+            </w:tcMar>
+          </w:tcPr>
+          <w:p>
+            <w:pPr>
+              <w:pStyle w:val="Compact"/>
+              <w:numPr>
+                <w:ilvl w:val="0"/>
+                <w:numId w:val="1008"/>
+              </w:numPr>
+            </w:pPr>
+            <w:r>
+              <w:t xml:space="preserve">All stratified models converged, and enumeration behaves the same way</w:t>
+            </w:r>
+            <w:r>
+              <w:t xml:space="preserve"> </w:t>
+            </w:r>
+            <w:r>
+              <w:t xml:space="preserve">within each sex as in the pooled sample: BIC falls monotonically, entropy</w:t>
+            </w:r>
+            <w:r>
+              <w:t xml:space="preserve"> </w:t>
+            </w:r>
+            <w:r>
+              <w:t xml:space="preserve">peaks at K = 3 (0.85 in boys, girls, and pooled alike).</w:t>
+            </w:r>
+          </w:p>
+          <w:p>
+            <w:pPr>
+              <w:pStyle w:val="Compact"/>
+              <w:numPr>
+                <w:ilvl w:val="0"/>
+                <w:numId w:val="1008"/>
+              </w:numPr>
+            </w:pPr>
+            <w:r>
+              <w:rPr>
+                <w:b/>
+                <w:bCs/>
+              </w:rPr>
+              <w:t xml:space="preserve">At K = 3 the class shapes replicate almost exactly in both sexes</w:t>
+            </w:r>
+            <w:r>
+              <w:t xml:space="preserve">: a</w:t>
+            </w:r>
+            <w:r>
+              <w:t xml:space="preserve"> </w:t>
+            </w:r>
+            <w:r>
+              <w:t xml:space="preserve">flat satisfied majority (~84% in both), a declining</w:t>
+            </w:r>
+            <w:r>
+              <w:t xml:space="preserve"> </w:t>
+            </w:r>
+            <w:r>
+              <w:t xml:space="preserve">“larger than ideal”</w:t>
+            </w:r>
+            <w:r>
+              <w:t xml:space="preserve"> </w:t>
+            </w:r>
+            <w:r>
+              <w:t xml:space="preserve">class (boys 12.6%, girls 14.3%), and a rising</w:t>
+            </w:r>
+            <w:r>
+              <w:t xml:space="preserve"> </w:t>
+            </w:r>
+            <w:r>
+              <w:t xml:space="preserve">“thinner than ideal”</w:t>
+            </w:r>
+            <w:r>
+              <w:t xml:space="preserve"> </w:t>
+            </w:r>
+            <w:r>
+              <w:t xml:space="preserve">class</w:t>
+            </w:r>
+            <w:r>
+              <w:t xml:space="preserve"> </w:t>
+            </w:r>
+            <w:r>
+              <w:t xml:space="preserve">(boys 3.5%, girls 2.0%). The sexes differ in class</w:t>
+            </w:r>
+            <w:r>
+              <w:t xml:space="preserve"> </w:t>
+            </w:r>
+            <w:r>
+              <w:rPr>
+                <w:i/>
+                <w:iCs/>
+              </w:rPr>
+              <w:t xml:space="preserve">prevalence</w:t>
+            </w:r>
+            <w:r>
+              <w:t xml:space="preserve"> </w:t>
+            </w:r>
+            <w:r>
+              <w:t xml:space="preserve">— the</w:t>
+            </w:r>
+            <w:r>
+              <w:t xml:space="preserve"> </w:t>
+            </w:r>
+            <w:r>
+              <w:t xml:space="preserve">thinner-than-ideal class is nearly twice as common in boys — not in class</w:t>
+            </w:r>
+            <w:r>
+              <w:t xml:space="preserve"> </w:t>
+            </w:r>
+            <w:r>
+              <w:rPr>
+                <w:i/>
+                <w:iCs/>
+              </w:rPr>
+              <w:t xml:space="preserve">shape</w:t>
+            </w:r>
+            <w:r>
+              <w:t xml:space="preserve">. Prevalence differences are exactly what the class-membership</w:t>
+            </w:r>
+            <w:r>
+              <w:t xml:space="preserve"> </w:t>
+            </w:r>
+            <w:r>
+              <w:t xml:space="preserve">model with sex handles.</w:t>
+            </w:r>
+          </w:p>
+          <w:p>
+            <w:pPr>
+              <w:pStyle w:val="Compact"/>
+              <w:numPr>
+                <w:ilvl w:val="0"/>
+                <w:numId w:val="1008"/>
+              </w:numPr>
+            </w:pPr>
+            <w:r>
+              <w:t xml:space="preserve">The girls’ age-12 rebound in</w:t>
+            </w:r>
+            <w:r>
+              <w:t xml:space="preserve"> </w:t>
+            </w:r>
+            <w:r>
+              <w:t xml:space="preserve">“larger than ideal”</w:t>
+            </w:r>
+            <w:r>
+              <w:t xml:space="preserve"> </w:t>
+            </w:r>
+            <w:r>
+              <w:t xml:space="preserve">seen in the descriptives</w:t>
+            </w:r>
+            <w:r>
+              <w:t xml:space="preserve"> </w:t>
+            </w:r>
+            <w:r>
+              <w:t xml:space="preserve">surfaces only at K = 4, and only as a slope difference: girls’ moderate</w:t>
+            </w:r>
+            <w:r>
+              <w:t xml:space="preserve"> </w:t>
+            </w:r>
+            <w:r>
+              <w:t xml:space="preserve">dissatisfied class drifts slightly upward from 10 to 12 while the boys’</w:t>
+            </w:r>
+            <w:r>
+              <w:t xml:space="preserve"> </w:t>
+            </w:r>
+            <w:r>
+              <w:t xml:space="preserve">equivalent drifts down. It is a modest divergence within one class, not a</w:t>
+            </w:r>
+            <w:r>
+              <w:t xml:space="preserve"> </w:t>
+            </w:r>
+            <w:r>
+              <w:t xml:space="preserve">distinct trajectory structure, and no rising-positive class exists in the</w:t>
+            </w:r>
+            <w:r>
+              <w:t xml:space="preserve"> </w:t>
+            </w:r>
+            <w:r>
+              <w:t xml:space="preserve">girls-only solutions at K = 3.</w:t>
+            </w:r>
+          </w:p>
+          <w:p>
+            <w:pPr>
+              <w:pStyle w:val="Compact"/>
+              <w:numPr>
+                <w:ilvl w:val="0"/>
+                <w:numId w:val="1008"/>
+              </w:numPr>
+            </w:pPr>
+            <w:r>
+              <w:rPr>
+                <w:b/>
+                <w:bCs/>
+              </w:rPr>
+              <w:t xml:space="preserve">Conclusion: the pooled LCGA stands as the primary specification.</w:t>
+            </w:r>
+            <w:r>
+              <w:t xml:space="preserve"> </w:t>
+            </w:r>
+            <w:r>
+              <w:t xml:space="preserve">This</w:t>
+            </w:r>
+            <w:r>
+              <w:t xml:space="preserve"> </w:t>
+            </w:r>
+            <w:r>
+              <w:t xml:space="preserve">supports K = 3 specifically — its structure is reproducible within each</w:t>
+            </w:r>
+            <w:r>
+              <w:t xml:space="preserve"> </w:t>
+            </w:r>
+            <w:r>
+              <w:t xml:space="preserve">sex, whereas the K = 4 structures start to diverge across sexes. If the</w:t>
+            </w:r>
+            <w:r>
+              <w:t xml:space="preserve"> </w:t>
+            </w:r>
+            <w:r>
+              <w:t xml:space="preserve">moderate-class slope difference matters substantively, it is better</w:t>
+            </w:r>
+            <w:r>
+              <w:t xml:space="preserve"> </w:t>
+            </w:r>
+            <w:r>
+              <w:t xml:space="preserve">captured by the planned sex-moderation analysis than by stratified</w:t>
+            </w:r>
+            <w:r>
+              <w:t xml:space="preserve"> </w:t>
+            </w:r>
+            <w:r>
+              <w:t xml:space="preserve">classes.</w:t>
+            </w:r>
+          </w:p>
+          <w:p/>
+        </w:tc>
+      </w:tr>
+    </w:tbl>
+    <w:p>
+      <w:pPr>
+        <w:pStyle w:val="FirstParagraph"/>
+      </w:pPr>
+      <w:r>
+        <w:t xml:space="preserve"> </w:t>
+      </w:r>
+    </w:p>
+    <w:tbl>
+      <w:tblPr>
+        <w:tblStyle w:val="Table"/>
+        <w:tblLook w:firstRow="0" w:lastRow="0" w:firstColumn="0" w:lastColumn="0" w:noHBand="0" w:noVBand="0" w:val="0000"/>
+        <w:tblBorders>
+          <w:top w:val="single" w:sz="4" w:space="0" w:color="CC1914"/>
+          <w:left w:val="single" w:sz="24" w:space="0" w:color="CC1914"/>
+          <w:bottom w:val="single" w:sz="4" w:space="0" w:color="CC1914"/>
+          <w:right w:val="single" w:sz="4" w:space="0" w:color="CC1914"/>
+        </w:tblBorders>
+        <w:tblCellMar>
+          <w:left w:w="144" w:type="dxa"/>
+          <w:right w:w="144" w:type="dxa"/>
+        </w:tblCellMar>
+        <w:tblLook w:firstRow="0" w:lastRow="0" w:firstColumn="0" w:lastColumn="0" w:noHBand="0" w:noVBand="0" w:val="0000"/>
+      </w:tblPr>
+      <w:tr>
+        <w:trPr>
+          <w:cantSplit/>
+        </w:trPr>
+        <w:tc>
+          <w:tcPr>
+            <w:shd w:color="auto" w:fill="f7dddc" w:val="clear"/>
+            <w:tcMar>
+              <w:top w:w="92" w:type="dxa"/>
+              <w:bottom w:w="92" w:type="dxa"/>
+            </w:tcMar>
+          </w:tcPr>
+          <w:p>
+            <w:pPr>
+              <w:pStyle w:val="BodyText"/>
+            </w:pPr>
+            <w:pPr>
+              <w:spacing w:before="0" w:after="0"/>
+              <w:textAlignment w:val="center"/>
+            </w:pPr>
+            <w:r>
+              <w:drawing>
+                <wp:inline>
+                  <wp:extent cx="152400" cy="152400"/>
+                  <wp:effectExtent b="0" l="0" r="0" t="0"/>
+                  <wp:docPr descr="" title="" id="50" name="Picture"/>
+                  <a:graphic>
+                    <a:graphicData uri="http://schemas.openxmlformats.org/drawingml/2006/picture">
+                      <pic:pic>
+                        <pic:nvPicPr>
+                          <pic:cNvPr descr="/opt/quarto/share/formats/docx/important.png" id="51" name="Picture"/>
+                          <pic:cNvPicPr>
+                            <a:picLocks noChangeArrowheads="1" noChangeAspect="1"/>
+                          </pic:cNvPicPr>
+                        </pic:nvPicPr>
+                        <pic:blipFill>
+                          <a:blip r:embed="rId49"/>
+                          <a:stretch>
+                            <a:fillRect/>
+                          </a:stretch>
+                        </pic:blipFill>
+                        <pic:spPr bwMode="auto">
+                          <a:xfrm>
+                            <a:off x="0" y="0"/>
+                            <a:ext cx="152400" cy="152400"/>
+                          </a:xfrm>
+                          <a:prstGeom prst="rect">
+                            <a:avLst/>
+                          </a:prstGeom>
+                          <a:noFill/>
+                          <a:ln w="9525">
+                            <a:noFill/>
+                            <a:headEnd/>
+                            <a:tailEnd/>
+                          </a:ln>
+                        </pic:spPr>
+                      </pic:pic>
+                    </a:graphicData>
+                  </a:graphic>
+                </wp:inline>
+              </w:drawing>
+            </w:r>
+            <w:r>
+              <w:t xml:space="preserve"> </w:t>
+            </w:r>
+            <w:r>
+              <w:t xml:space="preserve"> </w:t>
+            </w:r>
+            <w:r>
+              <w:t xml:space="preserve">Enumeration criteria &amp; limitations</w:t>
+            </w:r>
+          </w:p>
+        </w:tc>
+      </w:tr>
+      <w:tr>
+        <w:trPr>
+          <w:cantSplit/>
+        </w:trPr>
+        <w:tc>
+          <w:tcPr>
+            <w:tcMar>
+              <w:top w:w="108" w:type="dxa"/>
+              <w:bottom w:w="108" w:type="dxa"/>
+            </w:tcMar>
+          </w:tcPr>
+          <w:p>
+            <w:pPr>
+              <w:pStyle w:val="Compact"/>
+              <w:numPr>
+                <w:ilvl w:val="0"/>
+                <w:numId w:val="1009"/>
+              </w:numPr>
+            </w:pPr>
+            <w:r>
+              <w:t xml:space="preserve">Class enumeration rests on BIC/SABIC, entropy, smallest-class size (flag</w:t>
+            </w:r>
+            <w:r>
+              <w:t xml:space="preserve"> </w:t>
+            </w:r>
+            <w:r>
+              <w:t xml:space="preserve">&lt;5%), and interpretability.</w:t>
+            </w:r>
+            <w:r>
+              <w:t xml:space="preserve"> </w:t>
+            </w:r>
+            <w:r>
+              <w:rPr>
+                <w:rStyle w:val="VerbatimChar"/>
+              </w:rPr>
+              <w:t xml:space="preserve">lcmm</w:t>
+            </w:r>
+            <w:r>
+              <w:t xml:space="preserve"> </w:t>
+            </w:r>
+            <w:r>
+              <w:t xml:space="preserve">provides no LMR-LRT or BLRT (Nylund et</w:t>
+            </w:r>
+            <w:r>
+              <w:t xml:space="preserve"> </w:t>
+            </w:r>
+            <w:r>
+              <w:t xml:space="preserve">al., 2007); a manual bootstrap LRT is a possible add-on if the picture is</w:t>
+            </w:r>
+            <w:r>
+              <w:t xml:space="preserve"> </w:t>
+            </w:r>
+            <w:r>
+              <w:t xml:space="preserve">ambiguous.</w:t>
+            </w:r>
+          </w:p>
+          <w:p>
+            <w:pPr>
+              <w:pStyle w:val="Compact"/>
+              <w:numPr>
+                <w:ilvl w:val="0"/>
+                <w:numId w:val="1009"/>
+              </w:numPr>
+            </w:pPr>
+            <w:r>
+              <w:t xml:space="preserve">At this sample size BIC can keep falling as classes are added — where it</w:t>
+            </w:r>
+            <w:r>
+              <w:t xml:space="preserve"> </w:t>
+            </w:r>
+            <w:r>
+              <w:t xml:space="preserve">does, we lean on entropy, class sizes, and interpretability.</w:t>
+            </w:r>
+          </w:p>
+          <w:p>
+            <w:pPr>
+              <w:pStyle w:val="Compact"/>
+              <w:numPr>
+                <w:ilvl w:val="0"/>
+                <w:numId w:val="1009"/>
+              </w:numPr>
+            </w:pPr>
+            <w:r>
+              <w:t xml:space="preserve">Never accept a solution with</w:t>
+            </w:r>
+            <w:r>
+              <w:t xml:space="preserve"> </w:t>
+            </w:r>
+            <w:r>
+              <w:rPr>
+                <w:rStyle w:val="VerbatimChar"/>
+              </w:rPr>
+              <w:t xml:space="preserve">Converged = No</w:t>
+            </w:r>
+            <w:r>
+              <w:t xml:space="preserve">.</w:t>
+            </w:r>
+          </w:p>
+          <w:p>
+            <w:pPr>
+              <w:pStyle w:val="Compact"/>
+              <w:numPr>
+                <w:ilvl w:val="0"/>
+                <w:numId w:val="1009"/>
+              </w:numPr>
+            </w:pPr>
+            <w:r>
+              <w:t xml:space="preserve">Linear class trajectories only: three timepoints saturate a quadratic.</w:t>
+            </w:r>
+          </w:p>
+          <w:p>
+            <w:pPr>
+              <w:pStyle w:val="Compact"/>
+              <w:numPr>
+                <w:ilvl w:val="0"/>
+                <w:numId w:val="1009"/>
+              </w:numPr>
+            </w:pPr>
+            <w:r>
+              <w:t xml:space="preserve">Reporting follows the GRoLTS checklist (van de Schoot et al., 2017).</w:t>
+            </w:r>
+          </w:p>
+          <w:p/>
+        </w:tc>
+      </w:tr>
+    </w:tbl>
+    <w:bookmarkEnd w:id="52"/>
+    <w:bookmarkEnd w:id="53"/>
+    <w:bookmarkStart w:id="60" w:name="trajectory-classes-final-model"/>
+    <w:p>
+      <w:pPr>
+        <w:pStyle w:val="Heading1"/>
+      </w:pPr>
+      <w:r>
+        <w:t xml:space="preserve">6. Trajectory classes (final model)</w:t>
+      </w:r>
+    </w:p>
+    <w:p>
+      <w:pPr>
+        <w:pStyle w:val="FirstParagraph"/>
+      </w:pPr>
+      <w:r>
+        <w:t xml:space="preserve">The three-class model was frozen as the final trajectory model (K = 3;</w:t>
+      </w:r>
+      <w:r>
+        <w:t xml:space="preserve"> </w:t>
+      </w:r>
+      <w:r>
+        <w:t xml:space="preserve">entropy 0.85), based on the enumeration statistics and the sex-stratified</w:t>
+      </w:r>
+      <w:r>
+        <w:t xml:space="preserve"> </w:t>
+      </w:r>
+      <w:r>
+        <w:t xml:space="preserve">check above. Classes are labelled in ascending order of their age-8</w:t>
+      </w:r>
+      <w:r>
+        <w:t xml:space="preserve"> </w:t>
+      </w:r>
+      <w:r>
+        <w:t xml:space="preserve">intercept, so numbering is stable across refits.</w:t>
+      </w:r>
+    </w:p>
+    <w:p>
+      <w:pPr>
+        <w:pStyle w:val="CaptionedFigure"/>
+      </w:pPr>
+      <w:r>
+        <w:drawing>
+          <wp:inline>
+            <wp:extent cx="5334000" cy="3429000"/>
+            <wp:effectExtent b="0" l="0" r="0" t="0"/>
+            <wp:docPr descr="Final three-class model: predicted trajectories (95% bands) and observed means by modal class." title="" id="55" name="Picture"/>
+            <a:graphic>
+              <a:graphicData uri="http://schemas.openxmlformats.org/drawingml/2006/picture">
+                <pic:pic>
+                  <pic:nvPicPr>
+                    <pic:cNvPr descr="report_files/figure-docx/plot-lcga-classes-1.png" id="56" name="Picture"/>
+                    <pic:cNvPicPr>
+                      <a:picLocks noChangeArrowheads="1" noChangeAspect="1"/>
+                    </pic:cNvPicPr>
+                  </pic:nvPicPr>
+                  <pic:blipFill>
+                    <a:blip r:embed="rId54"/>
+                    <a:stretch>
+                      <a:fillRect/>
+                    </a:stretch>
+                  </pic:blipFill>
+                  <pic:spPr bwMode="auto">
+                    <a:xfrm>
+                      <a:off x="0" y="0"/>
+                      <a:ext cx="5334000" cy="3429000"/>
+                    </a:xfrm>
+                    <a:prstGeom prst="rect">
+                      <a:avLst/>
+                    </a:prstGeom>
+                    <a:noFill/>
+                    <a:ln w="9525">
+                      <a:noFill/>
+                      <a:headEnd/>
+                      <a:tailEnd/>
+                    </a:ln>
+                  </pic:spPr>
+                </pic:pic>
+              </a:graphicData>
+            </a:graphic>
+          </wp:inline>
+        </w:drawing>
+      </w:r>
+    </w:p>
+    <w:p>
+      <w:pPr>
+        <w:pStyle w:val="ImageCaption"/>
+      </w:pPr>
+      <w:r>
+        <w:t xml:space="preserve">Final three-class model: predicted trajectories (95% bands) and observed means by modal class.</w:t>
+      </w:r>
+    </w:p>
+    <w:tbl>
+      <w:tblPr>
+        <w:tblStyle w:val="Table"/>
+        <w:tblW w:type="pct" w:w="5000"/>
+        <w:tblLayout w:type="fixed"/>
+        <w:tblLook w:firstRow="0" w:lastRow="0" w:firstColumn="0" w:lastColumn="0" w:noHBand="0" w:noVBand="0" w:val="0000"/>
+      </w:tblPr>
+      <w:tblGrid>
+        <w:gridCol w:w="7920"/>
+      </w:tblGrid>
+      <w:tr>
+        <w:tc>
+          <w:tcPr/>
+          <w:bookmarkStart w:id="57" w:name="tbl-class-quality"/>
+          <w:p>
+            <w:pPr>
+              <w:jc w:val="center"/>
+            </w:pPr>
+            <w:pPr>
+              <w:jc w:val="left"/>
+              <w:spacing w:before="200"/>
+              <w:pStyle w:val="ImageCaption"/>
+            </w:pPr>
+            <w:r>
+              <w:t xml:space="preserve">Table 8: Class sizes and modal-assignment quality (posterior probabilities of the assigned class).</w:t>
+            </w:r>
+          </w:p>
+          <w:tbl>
+            <w:tblPr>
+              <w:tblStyle w:val="Table"/>
+              <w:tblW w:type="auto" w:w="0"/>
+              <w:tblLook w:firstRow="1" w:lastRow="0" w:firstColumn="0" w:lastColumn="0" w:noHBand="0" w:noVBand="0" w:val="0020"/>
+            </w:tblPr>
+            <w:tblGrid>
+              <w:gridCol w:w="1584"/>
+              <w:gridCol w:w="1584"/>
+              <w:gridCol w:w="1584"/>
+              <w:gridCol w:w="1584"/>
+              <w:gridCol w:w="1584"/>
+            </w:tblGrid>
+            <w:tr>
+              <w:trPr>
+                <w:tblHeader w:val="on"/>
+              </w:trPr>
+              <w:tc>
+                <w:tcPr/>
+                <w:p>
+                  <w:pPr>
+                    <w:pStyle w:val="Compact"/>
+                    <w:jc w:val="left"/>
+                    <w:jc w:val="center"/>
+                  </w:pPr>
+                  <w:r>
+                    <w:t xml:space="preserve">Class</w:t>
+                  </w:r>
+                </w:p>
+              </w:tc>
+              <w:tc>
+                <w:tcPr/>
+                <w:p>
+                  <w:pPr>
+                    <w:pStyle w:val="Compact"/>
+                    <w:jc w:val="right"/>
+                    <w:jc w:val="center"/>
+                  </w:pPr>
+                  <w:r>
+                    <w:t xml:space="preserve">N</w:t>
+                  </w:r>
+                </w:p>
+              </w:tc>
+              <w:tc>
+                <w:tcPr/>
+                <w:p>
+                  <w:pPr>
+                    <w:pStyle w:val="Compact"/>
+                    <w:jc w:val="right"/>
+                    <w:jc w:val="center"/>
+                  </w:pPr>
+                  <w:r>
+                    <w:t xml:space="preserve">%</w:t>
+                  </w:r>
+                </w:p>
+              </w:tc>
+              <w:tc>
+                <w:tcPr/>
+                <w:p>
+                  <w:pPr>
+                    <w:pStyle w:val="Compact"/>
+                    <w:jc w:val="right"/>
+                    <w:jc w:val="center"/>
+                  </w:pPr>
+                  <w:r>
+                    <w:t xml:space="preserve">Mean posterior prob.</w:t>
+                  </w:r>
+                </w:p>
+              </w:tc>
+              <w:tc>
+                <w:tcPr/>
+                <w:p>
+                  <w:pPr>
+                    <w:pStyle w:val="Compact"/>
+                    <w:jc w:val="right"/>
+                    <w:jc w:val="center"/>
+                  </w:pPr>
+                  <w:r>
+                    <w:t xml:space="preserve">Min posterior prob.</w:t>
+                  </w:r>
+                </w:p>
+              </w:tc>
+            </w:tr>
+            <w:tr>
+              <w:tc>
+                <w:tcPr/>
+                <w:p>
+                  <w:pPr>
+                    <w:pStyle w:val="Compact"/>
+                    <w:jc w:val="left"/>
+                    <w:jc w:val="center"/>
+                  </w:pPr>
+                  <w:r>
+                    <w:t xml:space="preserve">1</w:t>
+                  </w:r>
+                </w:p>
+              </w:tc>
+              <w:tc>
+                <w:tcPr/>
+                <w:p>
+                  <w:pPr>
+                    <w:pStyle w:val="Compact"/>
+                    <w:jc w:val="right"/>
+                    <w:jc w:val="center"/>
+                  </w:pPr>
+                  <w:r>
+                    <w:t xml:space="preserve">218</w:t>
+                  </w:r>
+                </w:p>
+              </w:tc>
+              <w:tc>
+                <w:tcPr/>
+                <w:p>
+                  <w:pPr>
+                    <w:pStyle w:val="Compact"/>
+                    <w:jc w:val="right"/>
+                    <w:jc w:val="center"/>
+                  </w:pPr>
+                  <w:r>
+                    <w:t xml:space="preserve">2.8</w:t>
+                  </w:r>
+                </w:p>
+              </w:tc>
+              <w:tc>
+                <w:tcPr/>
+                <w:p>
+                  <w:pPr>
+                    <w:pStyle w:val="Compact"/>
+                    <w:jc w:val="right"/>
+                    <w:jc w:val="center"/>
+                  </w:pPr>
+                  <w:r>
+                    <w:t xml:space="preserve">0.81</w:t>
+                  </w:r>
+                </w:p>
+              </w:tc>
+              <w:tc>
+                <w:tcPr/>
+                <w:p>
+                  <w:pPr>
+                    <w:pStyle w:val="Compact"/>
+                    <w:jc w:val="right"/>
+                    <w:jc w:val="center"/>
+                  </w:pPr>
+                  <w:r>
+                    <w:t xml:space="preserve">0.54</w:t>
+                  </w:r>
+                </w:p>
+              </w:tc>
+            </w:tr>
+            <w:tr>
+              <w:tc>
+                <w:tcPr/>
+                <w:p>
+                  <w:pPr>
+                    <w:pStyle w:val="Compact"/>
+                    <w:jc w:val="left"/>
+                    <w:jc w:val="center"/>
+                  </w:pPr>
+                  <w:r>
+                    <w:t xml:space="preserve">2</w:t>
+                  </w:r>
+                </w:p>
+              </w:tc>
+              <w:tc>
+                <w:tcPr/>
+                <w:p>
+                  <w:pPr>
+                    <w:pStyle w:val="Compact"/>
+                    <w:jc w:val="right"/>
+                    <w:jc w:val="center"/>
+                  </w:pPr>
+                  <w:r>
+                    <w:t xml:space="preserve">6570</w:t>
+                  </w:r>
+                </w:p>
+              </w:tc>
+              <w:tc>
+                <w:tcPr/>
+                <w:p>
+                  <w:pPr>
+                    <w:pStyle w:val="Compact"/>
+                    <w:jc w:val="right"/>
+                    <w:jc w:val="center"/>
+                  </w:pPr>
+                  <w:r>
+                    <w:t xml:space="preserve">83.8</w:t>
+                  </w:r>
+                </w:p>
+              </w:tc>
+              <w:tc>
+                <w:tcPr/>
+                <w:p>
+                  <w:pPr>
+                    <w:pStyle w:val="Compact"/>
+                    <w:jc w:val="right"/>
+                    <w:jc w:val="center"/>
+                  </w:pPr>
+                  <w:r>
+                    <w:t xml:space="preserve">0.94</w:t>
+                  </w:r>
+                </w:p>
+              </w:tc>
+              <w:tc>
+                <w:tcPr/>
+                <w:p>
+                  <w:pPr>
+                    <w:pStyle w:val="Compact"/>
+                    <w:jc w:val="right"/>
+                    <w:jc w:val="center"/>
+                  </w:pPr>
+                  <w:r>
+                    <w:t xml:space="preserve">0.53</w:t>
+                  </w:r>
+                </w:p>
+              </w:tc>
+            </w:tr>
+            <w:tr>
+              <w:tc>
+                <w:tcPr/>
+                <w:p>
+                  <w:pPr>
+                    <w:pStyle w:val="Compact"/>
+                    <w:jc w:val="left"/>
+                    <w:jc w:val="center"/>
+                  </w:pPr>
+                  <w:r>
+                    <w:t xml:space="preserve">3</w:t>
+                  </w:r>
+                </w:p>
+              </w:tc>
+              <w:tc>
+                <w:tcPr/>
+                <w:p>
+                  <w:pPr>
+                    <w:pStyle w:val="Compact"/>
+                    <w:jc w:val="right"/>
+                    <w:jc w:val="center"/>
+                  </w:pPr>
+                  <w:r>
+                    <w:t xml:space="preserve">1055</w:t>
+                  </w:r>
+                </w:p>
+              </w:tc>
+              <w:tc>
+                <w:tcPr/>
+                <w:p>
+                  <w:pPr>
+                    <w:pStyle w:val="Compact"/>
+                    <w:jc w:val="right"/>
+                    <w:jc w:val="center"/>
+                  </w:pPr>
+                  <w:r>
+                    <w:t xml:space="preserve">13.5</w:t>
+                  </w:r>
+                </w:p>
+              </w:tc>
+              <w:tc>
+                <w:tcPr/>
+                <w:p>
+                  <w:pPr>
+                    <w:pStyle w:val="Compact"/>
+                    <w:jc w:val="right"/>
+                    <w:jc w:val="center"/>
+                  </w:pPr>
+                  <w:r>
+                    <w:t xml:space="preserve">0.90</w:t>
+                  </w:r>
+                </w:p>
+              </w:tc>
+              <w:tc>
+                <w:tcPr/>
+                <w:p>
+                  <w:pPr>
+                    <w:pStyle w:val="Compact"/>
+                    <w:jc w:val="right"/>
+                    <w:jc w:val="center"/>
+                  </w:pPr>
+                  <w:r>
+                    <w:t xml:space="preserve">0.54</w:t>
+                  </w:r>
+                </w:p>
+              </w:tc>
+            </w:tr>
+          </w:tbl>
+          <w:bookmarkEnd w:id="57"/>
+          <w:p/>
+        </w:tc>
+      </w:tr>
+    </w:tbl>
+    <w:p>
+      <w:pPr>
+        <w:pStyle w:val="BodyText"/>
+      </w:pPr>
+      <w:r>
+        <w:t xml:space="preserve"> </w:t>
+      </w:r>
+    </w:p>
+    <w:tbl>
+      <w:tblPr>
+        <w:tblStyle w:val="Table"/>
+        <w:tblLook w:firstRow="0" w:lastRow="0" w:firstColumn="0" w:lastColumn="0" w:noHBand="0" w:noVBand="0" w:val="0000"/>
+        <w:tblBorders>
+          <w:top w:val="single" w:sz="4" w:space="0" w:color="0758E5"/>
+          <w:left w:val="single" w:sz="24" w:space="0" w:color="0758E5"/>
+          <w:bottom w:val="single" w:sz="4" w:space="0" w:color="0758E5"/>
+          <w:right w:val="single" w:sz="4" w:space="0" w:color="0758E5"/>
+        </w:tblBorders>
+        <w:tblCellMar>
+          <w:left w:w="144" w:type="dxa"/>
+          <w:right w:w="144" w:type="dxa"/>
+        </w:tblCellMar>
+        <w:tblLook w:firstRow="0" w:lastRow="0" w:firstColumn="0" w:lastColumn="0" w:noHBand="0" w:noVBand="0" w:val="0000"/>
+      </w:tblPr>
+      <w:tr>
+        <w:trPr>
+          <w:cantSplit/>
+        </w:trPr>
+        <w:tc>
+          <w:tcPr>
+            <w:shd w:color="auto" w:fill="dae6fb" w:val="clear"/>
+            <w:tcMar>
+              <w:top w:w="92" w:type="dxa"/>
+              <w:bottom w:w="92" w:type="dxa"/>
+            </w:tcMar>
+          </w:tcPr>
+          <w:p>
+            <w:pPr>
+              <w:pStyle w:val="BodyText"/>
+            </w:pPr>
+            <w:pPr>
+              <w:spacing w:before="0" w:after="0"/>
+              <w:textAlignment w:val="center"/>
+            </w:pPr>
+            <w:r>
+              <w:drawing>
+                <wp:inline>
+                  <wp:extent cx="152400" cy="152400"/>
+                  <wp:effectExtent b="0" l="0" r="0" t="0"/>
+                  <wp:docPr descr="" title="" id="58" name="Picture"/>
+                  <a:graphic>
+                    <a:graphicData uri="http://schemas.openxmlformats.org/drawingml/2006/picture">
+                      <pic:pic>
+                        <pic:nvPicPr>
+                          <pic:cNvPr descr="/opt/quarto/share/formats/docx/note.png" id="59" name="Picture"/>
+                          <pic:cNvPicPr>
+                            <a:picLocks noChangeArrowheads="1" noChangeAspect="1"/>
+                          </pic:cNvPicPr>
+                        </pic:nvPicPr>
+                        <pic:blipFill>
+                          <a:blip r:embed="rId9"/>
+                          <a:stretch>
+                            <a:fillRect/>
+                          </a:stretch>
+                        </pic:blipFill>
+                        <pic:spPr bwMode="auto">
+                          <a:xfrm>
+                            <a:off x="0" y="0"/>
+                            <a:ext cx="152400" cy="152400"/>
+                          </a:xfrm>
+                          <a:prstGeom prst="rect">
+                            <a:avLst/>
+                          </a:prstGeom>
+                          <a:noFill/>
+                          <a:ln w="9525">
+                            <a:noFill/>
+                            <a:headEnd/>
+                            <a:tailEnd/>
+                          </a:ln>
+                        </pic:spPr>
+                      </pic:pic>
+                    </a:graphicData>
+                  </a:graphic>
+                </wp:inline>
+              </w:drawing>
+            </w:r>
+            <w:r>
+              <w:t xml:space="preserve"> </w:t>
+            </w:r>
+            <w:r>
+              <w:t xml:space="preserve"> </w:t>
+            </w:r>
+            <w:r>
+              <w:t xml:space="preserve">Interpretation</w:t>
+            </w:r>
+          </w:p>
+        </w:tc>
+      </w:tr>
+      <w:tr>
+        <w:trPr>
+          <w:cantSplit/>
+        </w:trPr>
+        <w:tc>
+          <w:tcPr>
+            <w:tcMar>
+              <w:top w:w="108" w:type="dxa"/>
+              <w:bottom w:w="108" w:type="dxa"/>
+            </w:tcMar>
+          </w:tcPr>
+          <w:p>
+            <w:pPr>
+              <w:pStyle w:val="Compact"/>
+              <w:numPr>
+                <w:ilvl w:val="0"/>
+                <w:numId w:val="1010"/>
+              </w:numPr>
+            </w:pPr>
+            <w:r>
+              <w:rPr>
+                <w:b/>
+                <w:bCs/>
+              </w:rPr>
+              <w:t xml:space="preserve">Class 1 —</w:t>
+            </w:r>
+            <w:r>
+              <w:rPr>
+                <w:b/>
+                <w:bCs/>
+              </w:rPr>
+              <w:t xml:space="preserve"> </w:t>
+            </w:r>
+            <w:r>
+              <w:rPr>
+                <w:b/>
+                <w:bCs/>
+              </w:rPr>
+              <w:t xml:space="preserve">“thinner than ideal, converging”</w:t>
+            </w:r>
+            <w:r>
+              <w:rPr>
+                <w:b/>
+                <w:bCs/>
+              </w:rPr>
+              <w:t xml:space="preserve"> </w:t>
+            </w:r>
+            <w:r>
+              <w:rPr>
+                <w:b/>
+                <w:bCs/>
+              </w:rPr>
+              <w:t xml:space="preserve">(2.8%, n = 218):</w:t>
+            </w:r>
+            <w:r>
+              <w:t xml:space="preserve"> </w:t>
+            </w:r>
+            <w:r>
+              <w:t xml:space="preserve">starts</w:t>
+            </w:r>
+            <w:r>
+              <w:t xml:space="preserve"> </w:t>
+            </w:r>
+            <w:r>
+              <w:t xml:space="preserve">around −1.7 at age 8 and rises toward −0.4 by 12; these children see</w:t>
+            </w:r>
+            <w:r>
+              <w:t xml:space="preserve"> </w:t>
+            </w:r>
+            <w:r>
+              <w:t xml:space="preserve">themselves as thinner than their ideal, with the gap closing over time.</w:t>
+            </w:r>
+          </w:p>
+          <w:p>
+            <w:pPr>
+              <w:pStyle w:val="Compact"/>
+              <w:numPr>
+                <w:ilvl w:val="0"/>
+                <w:numId w:val="1010"/>
+              </w:numPr>
+            </w:pPr>
+            <w:r>
+              <w:rPr>
+                <w:b/>
+                <w:bCs/>
+              </w:rPr>
+              <w:t xml:space="preserve">Class 2 —</w:t>
+            </w:r>
+            <w:r>
+              <w:rPr>
+                <w:b/>
+                <w:bCs/>
+              </w:rPr>
+              <w:t xml:space="preserve"> </w:t>
+            </w:r>
+            <w:r>
+              <w:rPr>
+                <w:b/>
+                <w:bCs/>
+              </w:rPr>
+              <w:t xml:space="preserve">“satisfied”</w:t>
+            </w:r>
+            <w:r>
+              <w:rPr>
+                <w:b/>
+                <w:bCs/>
+              </w:rPr>
+              <w:t xml:space="preserve"> </w:t>
+            </w:r>
+            <w:r>
+              <w:rPr>
+                <w:b/>
+                <w:bCs/>
+              </w:rPr>
+              <w:t xml:space="preserve">(83.8%, n = 6,570):</w:t>
+            </w:r>
+            <w:r>
+              <w:t xml:space="preserve"> </w:t>
+            </w:r>
+            <w:r>
+              <w:t xml:space="preserve">flat trajectory just above</w:t>
+            </w:r>
+            <w:r>
+              <w:t xml:space="preserve"> </w:t>
+            </w:r>
+            <w:r>
+              <w:t xml:space="preserve">zero across ages 8–12.</w:t>
+            </w:r>
+          </w:p>
+          <w:p>
+            <w:pPr>
+              <w:pStyle w:val="Compact"/>
+              <w:numPr>
+                <w:ilvl w:val="0"/>
+                <w:numId w:val="1010"/>
+              </w:numPr>
+            </w:pPr>
+            <w:r>
+              <w:rPr>
+                <w:b/>
+                <w:bCs/>
+              </w:rPr>
+              <w:t xml:space="preserve">Class 3 —</w:t>
+            </w:r>
+            <w:r>
+              <w:rPr>
+                <w:b/>
+                <w:bCs/>
+              </w:rPr>
+              <w:t xml:space="preserve"> </w:t>
+            </w:r>
+            <w:r>
+              <w:rPr>
+                <w:b/>
+                <w:bCs/>
+              </w:rPr>
+              <w:t xml:space="preserve">“larger than ideal, declining”</w:t>
+            </w:r>
+            <w:r>
+              <w:rPr>
+                <w:b/>
+                <w:bCs/>
+              </w:rPr>
+              <w:t xml:space="preserve"> </w:t>
+            </w:r>
+            <w:r>
+              <w:rPr>
+                <w:b/>
+                <w:bCs/>
+              </w:rPr>
+              <w:t xml:space="preserve">(13.5%, n = 1,055):</w:t>
+            </w:r>
+            <w:r>
+              <w:t xml:space="preserve"> </w:t>
+            </w:r>
+            <w:r>
+              <w:t xml:space="preserve">starts</w:t>
+            </w:r>
+            <w:r>
+              <w:t xml:space="preserve"> </w:t>
+            </w:r>
+            <w:r>
+              <w:t xml:space="preserve">around 1.7 and declines modestly to about 1.3; persistent dissatisfaction</w:t>
+            </w:r>
+            <w:r>
+              <w:t xml:space="preserve"> </w:t>
+            </w:r>
+            <w:r>
+              <w:t xml:space="preserve">in the</w:t>
+            </w:r>
+            <w:r>
+              <w:t xml:space="preserve"> </w:t>
+            </w:r>
+            <w:r>
+              <w:t xml:space="preserve">“feels larger than ideal”</w:t>
+            </w:r>
+            <w:r>
+              <w:t xml:space="preserve"> </w:t>
+            </w:r>
+            <w:r>
+              <w:t xml:space="preserve">direction.</w:t>
+            </w:r>
+          </w:p>
+          <w:p>
+            <w:pPr>
+              <w:pStyle w:val="Compact"/>
+              <w:numPr>
+                <w:ilvl w:val="0"/>
+                <w:numId w:val="1010"/>
+              </w:numPr>
+            </w:pPr>
+            <w:r>
+              <w:t xml:space="preserve">Classification quality is good: mean posterior probabilities of the</w:t>
+            </w:r>
+            <w:r>
+              <w:t xml:space="preserve"> </w:t>
+            </w:r>
+            <w:r>
+              <w:t xml:space="preserve">assigned class are 0.81 / 0.94 / 0.90 (all above the 0.70 rule of thumb),</w:t>
+            </w:r>
+            <w:r>
+              <w:t xml:space="preserve"> </w:t>
+            </w:r>
+            <w:r>
+              <w:t xml:space="preserve">consistent with entropy of 0.85. Observed class means track the model</w:t>
+            </w:r>
+            <w:r>
+              <w:t xml:space="preserve"> </w:t>
+            </w:r>
+            <w:r>
+              <w:t xml:space="preserve">predictions closely, with mild shrinkage at the age-8 extremes.</w:t>
+            </w:r>
+          </w:p>
+          <w:p>
+            <w:pPr>
+              <w:pStyle w:val="Compact"/>
+              <w:numPr>
+                <w:ilvl w:val="0"/>
+                <w:numId w:val="1010"/>
+              </w:numPr>
+            </w:pPr>
+            <w:r>
+              <w:t xml:space="preserve">Entropy ≥ 0.8 settles the Step 4 decision point: the three-step membership</w:t>
+            </w:r>
+            <w:r>
+              <w:t xml:space="preserve"> </w:t>
+            </w:r>
+            <w:r>
+              <w:t xml:space="preserve">models will use</w:t>
+            </w:r>
+            <w:r>
+              <w:t xml:space="preserve"> </w:t>
+            </w:r>
+            <w:r>
+              <w:rPr>
+                <w:b/>
+                <w:bCs/>
+              </w:rPr>
+              <w:t xml:space="preserve">proportional posterior weighting</w:t>
+            </w:r>
+            <w:r>
+              <w:t xml:space="preserve">, with a</w:t>
+            </w:r>
+            <w:r>
+              <w:t xml:space="preserve"> </w:t>
+            </w:r>
+            <w:r>
+              <w:t xml:space="preserve">modal-assignment sensitivity check.</w:t>
+            </w:r>
+          </w:p>
+          <w:p>
+            <w:pPr>
+              <w:pStyle w:val="Compact"/>
+              <w:numPr>
+                <w:ilvl w:val="0"/>
+                <w:numId w:val="1010"/>
+              </w:numPr>
+            </w:pPr>
+            <w:r>
+              <w:t xml:space="preserve">Class names above are working labels — happy to change them to whatever</w:t>
+            </w:r>
+            <w:r>
+              <w:t xml:space="preserve"> </w:t>
+            </w:r>
+            <w:r>
+              <w:t xml:space="preserve">you want used in the manuscript.</w:t>
+            </w:r>
+          </w:p>
+          <w:p/>
+        </w:tc>
+      </w:tr>
+    </w:tbl>
+    <w:bookmarkEnd w:id="60"/>
+    <w:bookmarkStart w:id="61" w:name="results"/>
+    <w:p>
+      <w:pPr>
+        <w:pStyle w:val="Heading1"/>
+      </w:pPr>
+      <w:r>
+        <w:t xml:space="preserve">7. Results</w:t>
       </w:r>
     </w:p>
     <w:p>
@@ -10754,7 +15052,7 @@
         <w:t xml:space="preserve">Placeholder</w:t>
       </w:r>
     </w:p>
-    <w:bookmarkEnd w:id="37"/>
+    <w:bookmarkEnd w:id="61"/>
     <w:sectPr>
       <w:footnotePr>
         <w:numRestart w:val="eachSect"/>
@@ -10987,6 +15285,18 @@
     <w:abstractNumId w:val="991"/>
   </w:num>
   <w:num w:numId="1006">
+    <w:abstractNumId w:val="991"/>
+  </w:num>
+  <w:num w:numId="1007">
+    <w:abstractNumId w:val="991"/>
+  </w:num>
+  <w:num w:numId="1008">
+    <w:abstractNumId w:val="991"/>
+  </w:num>
+  <w:num w:numId="1009">
+    <w:abstractNumId w:val="991"/>
+  </w:num>
+  <w:num w:numId="1010">
     <w:abstractNumId w:val="991"/>
   </w:num>
 </w:numbering>

--- a/doc/report.docx
+++ b/doc/report.docx
@@ -31,7 +31,7 @@
         <w:pStyle w:val="Date"/>
       </w:pPr>
       <w:r>
-        <w:t xml:space="preserve">2026-07-27</w:t>
+        <w:t xml:space="preserve">2026-09-08</w:t>
       </w:r>
     </w:p>
     <w:sdt>
@@ -2553,7 +2553,7 @@
         <w:t xml:space="preserve"> </w:t>
       </w:r>
       <w:r>
-        <w:t xml:space="preserve">for 1–5 classes, each from 50 random starts. Full enumeration statistics are in</w:t>
+        <w:t xml:space="preserve">for 1–5 classes, each from 50 random starts. LCGA (no within-class random effects) was used rather than a latent growth mixture model because three timepoints with linear class trajectories cannot reliably identify within-class random slopes or growth-mixture variance components. Full enumeration statistics (including the number of final iterations each model took to converge) are in</w:t>
       </w:r>
       <w:r>
         <w:t xml:space="preserve"> </w:t>
@@ -4928,7 +4928,7 @@
                 <w:rPr>
                   <w:rStyle w:val="Hyperlink"/>
                 </w:rPr>
-                <w:t xml:space="preserve">Section 3.6</w:t>
+                <w:t xml:space="preserve">Section 3.7</w:t>
               </w:r>
             </w:hyperlink>
             <w:r>
@@ -6089,7 +6089,7 @@
     </w:tbl>
     <w:bookmarkEnd w:id="38"/>
     <w:bookmarkEnd w:id="39"/>
-    <w:bookmarkStart w:id="81" w:name="supplementary-material"/>
+    <w:bookmarkStart w:id="96" w:name="supplementary-material"/>
     <w:p>
       <w:pPr>
         <w:pStyle w:val="Heading1"/>
@@ -6098,7 +6098,7 @@
         <w:t xml:space="preserve">3. Supplementary material</w:t>
       </w:r>
     </w:p>
-    <w:bookmarkStart w:id="47" w:name="sec-supp-descriptives"/>
+    <w:bookmarkStart w:id="54" w:name="sec-supp-descriptives"/>
     <w:p>
       <w:pPr>
         <w:pStyle w:val="Heading2"/>
@@ -13026,14 +13026,91 @@
         </w:tc>
       </w:tr>
     </w:tbl>
-    <w:bookmarkEnd w:id="47"/>
-    <w:bookmarkStart w:id="51" w:name="baseline-covariate-missingness"/>
+    <w:bookmarkStart w:id="53" w:name="X5580de68adcfe0dc678a8c225404f31f494caf4"/>
     <w:p>
       <w:pPr>
-        <w:pStyle w:val="Heading2"/>
+        <w:pStyle w:val="Heading3"/>
       </w:pPr>
       <w:r>
-        <w:t xml:space="preserve">3.2 Baseline covariate missingness</w:t>
+        <w:t xml:space="preserve">3.1.1 Distribution of the outcome within classes</w:t>
+      </w:r>
+    </w:p>
+    <w:p>
+      <w:pPr>
+        <w:pStyle w:val="FirstParagraph"/>
+      </w:pPr>
+      <w:r>
+        <w:rPr>
+          <w:rStyle w:val="VerbatimChar"/>
+        </w:rPr>
+        <w:t xml:space="preserve">lcmm::hlme()</w:t>
+      </w:r>
+      <w:r>
+        <w:t xml:space="preserve"> </w:t>
+      </w:r>
+      <w:r>
+        <w:t xml:space="preserve">assumes the outcome is normal within each class.</w:t>
+      </w:r>
+      <w:r>
+        <w:t xml:space="preserve"> </w:t>
+      </w:r>
+      <w:r>
+        <w:t xml:space="preserve">The histograms show the distribution of scores by age within each trajectory class, and the table gives skewness and kurtosis (0 would mean normal).</w:t>
+      </w:r>
+    </w:p>
+    <w:p>
+      <w:pPr>
+        <w:pStyle w:val="CaptionedFigure"/>
+      </w:pPr>
+      <w:r>
+        <w:drawing>
+          <wp:inline>
+            <wp:extent cx="5334000" cy="3556000"/>
+            <wp:effectExtent b="0" l="0" r="0" t="0"/>
+            <wp:docPr descr="Distribution of body dissatisfaction by age within each latent class." title="" id="48" name="Picture"/>
+            <a:graphic>
+              <a:graphicData uri="http://schemas.openxmlformats.org/drawingml/2006/picture">
+                <pic:pic>
+                  <pic:nvPicPr>
+                    <pic:cNvPr descr="report_files/figure-docx/plot-outcome-distribution-1.png" id="49" name="Picture"/>
+                    <pic:cNvPicPr>
+                      <a:picLocks noChangeArrowheads="1" noChangeAspect="1"/>
+                    </pic:cNvPicPr>
+                  </pic:nvPicPr>
+                  <pic:blipFill>
+                    <a:blip r:embed="rId47"/>
+                    <a:stretch>
+                      <a:fillRect/>
+                    </a:stretch>
+                  </pic:blipFill>
+                  <pic:spPr bwMode="auto">
+                    <a:xfrm>
+                      <a:off x="0" y="0"/>
+                      <a:ext cx="5334000" cy="3556000"/>
+                    </a:xfrm>
+                    <a:prstGeom prst="rect">
+                      <a:avLst/>
+                    </a:prstGeom>
+                    <a:noFill/>
+                    <a:ln w="9525">
+                      <a:noFill/>
+                      <a:headEnd/>
+                      <a:tailEnd/>
+                    </a:ln>
+                  </pic:spPr>
+                </pic:pic>
+              </a:graphicData>
+            </a:graphic>
+          </wp:inline>
+        </w:drawing>
+      </w:r>
+    </w:p>
+    <w:p>
+      <w:pPr>
+        <w:pStyle w:val="ImageCaption"/>
+      </w:pPr>
+      <w:r>
+        <w:t xml:space="preserve">Distribution of body dissatisfaction by age within each latent class.</w:t>
       </w:r>
     </w:p>
     <w:tbl>
@@ -13049,7 +13126,7 @@
       <w:tr>
         <w:tc>
           <w:tcPr/>
-          <w:bookmarkStart w:id="48" w:name="tbl-baseline-missingness"/>
+          <w:bookmarkStart w:id="50" w:name="tbl-outcome-normality"/>
           <w:p>
             <w:pPr>
               <w:jc w:val="center"/>
@@ -13060,19 +13137,24 @@
               <w:pStyle w:val="ImageCaption"/>
             </w:pPr>
             <w:r>
-              <w:t xml:space="preserve">Table 6: Baseline (age 8) covariate missingness in the trajectory sample.</w:t>
+              <w:t xml:space="preserve">Table 6: Skewness and excess kurtosis of body dissatisfaction by wave and by latent class.</w:t>
             </w:r>
           </w:p>
           <w:tbl>
             <w:tblPr>
               <w:tblStyle w:val="Table"/>
-              <w:tblW w:type="auto" w:w="0"/>
+              <w:tblW w:type="pct" w:w="5000"/>
+              <w:tblLayout w:type="fixed"/>
               <w:tblLook w:firstRow="1" w:lastRow="0" w:firstColumn="0" w:lastColumn="0" w:noHBand="0" w:noVBand="0" w:val="0020"/>
             </w:tblPr>
             <w:tblGrid>
-              <w:gridCol w:w="2640"/>
-              <w:gridCol w:w="2640"/>
-              <w:gridCol w:w="2640"/>
+              <w:gridCol w:w="1712"/>
+              <w:gridCol w:w="1712"/>
+              <w:gridCol w:w="642"/>
+              <w:gridCol w:w="642"/>
+              <w:gridCol w:w="535"/>
+              <w:gridCol w:w="963"/>
+              <w:gridCol w:w="1712"/>
             </w:tblGrid>
             <w:tr>
               <w:trPr>
@@ -13087,7 +13169,20 @@
                     <w:jc w:val="center"/>
                   </w:pPr>
                   <w:r>
-                    <w:t xml:space="preserve">Covariate</w:t>
+                    <w:t xml:space="preserve">Grouping</w:t>
+                  </w:r>
+                </w:p>
+              </w:tc>
+              <w:tc>
+                <w:tcPr/>
+                <w:p>
+                  <w:pPr>
+                    <w:pStyle w:val="Compact"/>
+                    <w:jc w:val="left"/>
+                    <w:jc w:val="center"/>
+                  </w:pPr>
+                  <w:r>
+                    <w:t xml:space="preserve">Group</w:t>
                   </w:r>
                 </w:p>
               </w:tc>
@@ -13100,20 +13195,59 @@
                     <w:jc w:val="center"/>
                   </w:pPr>
                   <w:r>
-                    <w:t xml:space="preserve">N missing</w:t>
-                  </w:r>
-                </w:p>
-              </w:tc>
-              <w:tc>
-                <w:tcPr/>
-                <w:p>
-                  <w:pPr>
-                    <w:pStyle w:val="Compact"/>
-                    <w:jc w:val="left"/>
-                    <w:jc w:val="center"/>
-                  </w:pPr>
-                  <w:r>
-                    <w:t xml:space="preserve">% missing</w:t>
+                    <w:t xml:space="preserve">N</w:t>
+                  </w:r>
+                </w:p>
+              </w:tc>
+              <w:tc>
+                <w:tcPr/>
+                <w:p>
+                  <w:pPr>
+                    <w:pStyle w:val="Compact"/>
+                    <w:jc w:val="right"/>
+                    <w:jc w:val="center"/>
+                  </w:pPr>
+                  <w:r>
+                    <w:t xml:space="preserve">Mean</w:t>
+                  </w:r>
+                </w:p>
+              </w:tc>
+              <w:tc>
+                <w:tcPr/>
+                <w:p>
+                  <w:pPr>
+                    <w:pStyle w:val="Compact"/>
+                    <w:jc w:val="right"/>
+                    <w:jc w:val="center"/>
+                  </w:pPr>
+                  <w:r>
+                    <w:t xml:space="preserve">SD</w:t>
+                  </w:r>
+                </w:p>
+              </w:tc>
+              <w:tc>
+                <w:tcPr/>
+                <w:p>
+                  <w:pPr>
+                    <w:pStyle w:val="Compact"/>
+                    <w:jc w:val="right"/>
+                    <w:jc w:val="center"/>
+                  </w:pPr>
+                  <w:r>
+                    <w:t xml:space="preserve">Skewness</w:t>
+                  </w:r>
+                </w:p>
+              </w:tc>
+              <w:tc>
+                <w:tcPr/>
+                <w:p>
+                  <w:pPr>
+                    <w:pStyle w:val="Compact"/>
+                    <w:jc w:val="right"/>
+                    <w:jc w:val="center"/>
+                  </w:pPr>
+                  <w:r>
+                    <w:t xml:space="preserve">Excess kurtosis</w:t>
                   </w:r>
                 </w:p>
               </w:tc>
@@ -13128,7 +13262,20 @@
                     <w:jc w:val="center"/>
                   </w:pPr>
                   <w:r>
-                    <w:t xml:space="preserve">Sex</w:t>
+                    <w:t xml:space="preserve">By wave</w:t>
+                  </w:r>
+                </w:p>
+              </w:tc>
+              <w:tc>
+                <w:tcPr/>
+                <w:p>
+                  <w:pPr>
+                    <w:pStyle w:val="Compact"/>
+                    <w:jc w:val="left"/>
+                    <w:jc w:val="center"/>
+                  </w:pPr>
+                  <w:r>
+                    <w:t xml:space="preserve">Age 10</w:t>
                   </w:r>
                 </w:p>
               </w:tc>
@@ -13141,20 +13288,59 @@
                     <w:jc w:val="center"/>
                   </w:pPr>
                   <w:r>
-                    <w:t xml:space="preserve">129</w:t>
-                  </w:r>
-                </w:p>
-              </w:tc>
-              <w:tc>
-                <w:tcPr/>
-                <w:p>
-                  <w:pPr>
-                    <w:pStyle w:val="Compact"/>
-                    <w:jc w:val="left"/>
-                    <w:jc w:val="center"/>
-                  </w:pPr>
-                  <w:r>
-                    <w:t xml:space="preserve">1.6</w:t>
+                    <w:t xml:space="preserve">7580</w:t>
+                  </w:r>
+                </w:p>
+              </w:tc>
+              <w:tc>
+                <w:tcPr/>
+                <w:p>
+                  <w:pPr>
+                    <w:pStyle w:val="Compact"/>
+                    <w:jc w:val="right"/>
+                    <w:jc w:val="center"/>
+                  </w:pPr>
+                  <w:r>
+                    <w:t xml:space="preserve">0.40</w:t>
+                  </w:r>
+                </w:p>
+              </w:tc>
+              <w:tc>
+                <w:tcPr/>
+                <w:p>
+                  <w:pPr>
+                    <w:pStyle w:val="Compact"/>
+                    <w:jc w:val="right"/>
+                    <w:jc w:val="center"/>
+                  </w:pPr>
+                  <w:r>
+                    <w:t xml:space="preserve">0.85</w:t>
+                  </w:r>
+                </w:p>
+              </w:tc>
+              <w:tc>
+                <w:tcPr/>
+                <w:p>
+                  <w:pPr>
+                    <w:pStyle w:val="Compact"/>
+                    <w:jc w:val="right"/>
+                    <w:jc w:val="center"/>
+                  </w:pPr>
+                  <w:r>
+                    <w:t xml:space="preserve">0.55</w:t>
+                  </w:r>
+                </w:p>
+              </w:tc>
+              <w:tc>
+                <w:tcPr/>
+                <w:p>
+                  <w:pPr>
+                    <w:pStyle w:val="Compact"/>
+                    <w:jc w:val="right"/>
+                    <w:jc w:val="center"/>
+                  </w:pPr>
+                  <w:r>
+                    <w:t xml:space="preserve">3.08</w:t>
                   </w:r>
                 </w:p>
               </w:tc>
@@ -13169,7 +13355,20 @@
                     <w:jc w:val="center"/>
                   </w:pPr>
                   <w:r>
-                    <w:t xml:space="preserve">Socioeconomic position (z)</w:t>
+                    <w:t xml:space="preserve">By wave</w:t>
+                  </w:r>
+                </w:p>
+              </w:tc>
+              <w:tc>
+                <w:tcPr/>
+                <w:p>
+                  <w:pPr>
+                    <w:pStyle w:val="Compact"/>
+                    <w:jc w:val="left"/>
+                    <w:jc w:val="center"/>
+                  </w:pPr>
+                  <w:r>
+                    <w:t xml:space="preserve">Age 12</w:t>
                   </w:r>
                 </w:p>
               </w:tc>
@@ -13182,20 +13381,59 @@
                     <w:jc w:val="center"/>
                   </w:pPr>
                   <w:r>
-                    <w:t xml:space="preserve">188</w:t>
-                  </w:r>
-                </w:p>
-              </w:tc>
-              <w:tc>
-                <w:tcPr/>
-                <w:p>
-                  <w:pPr>
-                    <w:pStyle w:val="Compact"/>
-                    <w:jc w:val="left"/>
-                    <w:jc w:val="center"/>
-                  </w:pPr>
-                  <w:r>
-                    <w:t xml:space="preserve">2.4</w:t>
+                    <w:t xml:space="preserve">6974</w:t>
+                  </w:r>
+                </w:p>
+              </w:tc>
+              <w:tc>
+                <w:tcPr/>
+                <w:p>
+                  <w:pPr>
+                    <w:pStyle w:val="Compact"/>
+                    <w:jc w:val="right"/>
+                    <w:jc w:val="center"/>
+                  </w:pPr>
+                  <w:r>
+                    <w:t xml:space="preserve">0.40</w:t>
+                  </w:r>
+                </w:p>
+              </w:tc>
+              <w:tc>
+                <w:tcPr/>
+                <w:p>
+                  <w:pPr>
+                    <w:pStyle w:val="Compact"/>
+                    <w:jc w:val="right"/>
+                    <w:jc w:val="center"/>
+                  </w:pPr>
+                  <w:r>
+                    <w:t xml:space="preserve">0.82</w:t>
+                  </w:r>
+                </w:p>
+              </w:tc>
+              <w:tc>
+                <w:tcPr/>
+                <w:p>
+                  <w:pPr>
+                    <w:pStyle w:val="Compact"/>
+                    <w:jc w:val="right"/>
+                    <w:jc w:val="center"/>
+                  </w:pPr>
+                  <w:r>
+                    <w:t xml:space="preserve">0.73</w:t>
+                  </w:r>
+                </w:p>
+              </w:tc>
+              <w:tc>
+                <w:tcPr/>
+                <w:p>
+                  <w:pPr>
+                    <w:pStyle w:val="Compact"/>
+                    <w:jc w:val="right"/>
+                    <w:jc w:val="center"/>
+                  </w:pPr>
+                  <w:r>
+                    <w:t xml:space="preserve">2.55</w:t>
                   </w:r>
                 </w:p>
               </w:tc>
@@ -13210,7 +13448,20 @@
                     <w:jc w:val="center"/>
                   </w:pPr>
                   <w:r>
-                    <w:t xml:space="preserve">BMI z-score</w:t>
+                    <w:t xml:space="preserve">By wave</w:t>
+                  </w:r>
+                </w:p>
+              </w:tc>
+              <w:tc>
+                <w:tcPr/>
+                <w:p>
+                  <w:pPr>
+                    <w:pStyle w:val="Compact"/>
+                    <w:jc w:val="left"/>
+                    <w:jc w:val="center"/>
+                  </w:pPr>
+                  <w:r>
+                    <w:t xml:space="preserve">Age 8</w:t>
                   </w:r>
                 </w:p>
               </w:tc>
@@ -13223,20 +13474,59 @@
                     <w:jc w:val="center"/>
                   </w:pPr>
                   <w:r>
-                    <w:t xml:space="preserve">198</w:t>
-                  </w:r>
-                </w:p>
-              </w:tc>
-              <w:tc>
-                <w:tcPr/>
-                <w:p>
-                  <w:pPr>
-                    <w:pStyle w:val="Compact"/>
-                    <w:jc w:val="left"/>
-                    <w:jc w:val="center"/>
-                  </w:pPr>
-                  <w:r>
-                    <w:t xml:space="preserve">2.5</w:t>
+                    <w:t xml:space="preserve">7641</w:t>
+                  </w:r>
+                </w:p>
+              </w:tc>
+              <w:tc>
+                <w:tcPr/>
+                <w:p>
+                  <w:pPr>
+                    <w:pStyle w:val="Compact"/>
+                    <w:jc w:val="right"/>
+                    <w:jc w:val="center"/>
+                  </w:pPr>
+                  <w:r>
+                    <w:t xml:space="preserve">0.45</w:t>
+                  </w:r>
+                </w:p>
+              </w:tc>
+              <w:tc>
+                <w:tcPr/>
+                <w:p>
+                  <w:pPr>
+                    <w:pStyle w:val="Compact"/>
+                    <w:jc w:val="right"/>
+                    <w:jc w:val="center"/>
+                  </w:pPr>
+                  <w:r>
+                    <w:t xml:space="preserve">1.02</w:t>
+                  </w:r>
+                </w:p>
+              </w:tc>
+              <w:tc>
+                <w:tcPr/>
+                <w:p>
+                  <w:pPr>
+                    <w:pStyle w:val="Compact"/>
+                    <w:jc w:val="right"/>
+                    <w:jc w:val="center"/>
+                  </w:pPr>
+                  <w:r>
+                    <w:t xml:space="preserve">0.31</w:t>
+                  </w:r>
+                </w:p>
+              </w:tc>
+              <w:tc>
+                <w:tcPr/>
+                <w:p>
+                  <w:pPr>
+                    <w:pStyle w:val="Compact"/>
+                    <w:jc w:val="right"/>
+                    <w:jc w:val="center"/>
+                  </w:pPr>
+                  <w:r>
+                    <w:t xml:space="preserve">2.54</w:t>
                   </w:r>
                 </w:p>
               </w:tc>
@@ -13251,7 +13541,20 @@
                     <w:jc w:val="center"/>
                   </w:pPr>
                   <w:r>
-                    <w:t xml:space="preserve">Parental warmth, Parent 1 (z)</w:t>
+                    <w:t xml:space="preserve">By class</w:t>
+                  </w:r>
+                </w:p>
+              </w:tc>
+              <w:tc>
+                <w:tcPr/>
+                <w:p>
+                  <w:pPr>
+                    <w:pStyle w:val="Compact"/>
+                    <w:jc w:val="left"/>
+                    <w:jc w:val="center"/>
+                  </w:pPr>
+                  <w:r>
+                    <w:t xml:space="preserve">Class 1</w:t>
                   </w:r>
                 </w:p>
               </w:tc>
@@ -13264,20 +13567,59 @@
                     <w:jc w:val="center"/>
                   </w:pPr>
                   <w:r>
-                    <w:t xml:space="preserve">645</w:t>
-                  </w:r>
-                </w:p>
-              </w:tc>
-              <w:tc>
-                <w:tcPr/>
-                <w:p>
-                  <w:pPr>
-                    <w:pStyle w:val="Compact"/>
-                    <w:jc w:val="left"/>
-                    <w:jc w:val="center"/>
-                  </w:pPr>
-                  <w:r>
-                    <w:t xml:space="preserve">8.2</w:t>
+                    <w:t xml:space="preserve">618</w:t>
+                  </w:r>
+                </w:p>
+              </w:tc>
+              <w:tc>
+                <w:tcPr/>
+                <w:p>
+                  <w:pPr>
+                    <w:pStyle w:val="Compact"/>
+                    <w:jc w:val="right"/>
+                    <w:jc w:val="center"/>
+                  </w:pPr>
+                  <w:r>
+                    <w:t xml:space="preserve">-1.14</w:t>
+                  </w:r>
+                </w:p>
+              </w:tc>
+              <w:tc>
+                <w:tcPr/>
+                <w:p>
+                  <w:pPr>
+                    <w:pStyle w:val="Compact"/>
+                    <w:jc w:val="right"/>
+                    <w:jc w:val="center"/>
+                  </w:pPr>
+                  <w:r>
+                    <w:t xml:space="preserve">1.10</w:t>
+                  </w:r>
+                </w:p>
+              </w:tc>
+              <w:tc>
+                <w:tcPr/>
+                <w:p>
+                  <w:pPr>
+                    <w:pStyle w:val="Compact"/>
+                    <w:jc w:val="right"/>
+                    <w:jc w:val="center"/>
+                  </w:pPr>
+                  <w:r>
+                    <w:t xml:space="preserve">-0.79</w:t>
+                  </w:r>
+                </w:p>
+              </w:tc>
+              <w:tc>
+                <w:tcPr/>
+                <w:p>
+                  <w:pPr>
+                    <w:pStyle w:val="Compact"/>
+                    <w:jc w:val="right"/>
+                    <w:jc w:val="center"/>
+                  </w:pPr>
+                  <w:r>
+                    <w:t xml:space="preserve">2.26</w:t>
                   </w:r>
                 </w:p>
               </w:tc>
@@ -13292,7 +13634,20 @@
                     <w:jc w:val="center"/>
                   </w:pPr>
                   <w:r>
-                    <w:t xml:space="preserve">Parental warmth, Parent 2 (z)</w:t>
+                    <w:t xml:space="preserve">By class</w:t>
+                  </w:r>
+                </w:p>
+              </w:tc>
+              <w:tc>
+                <w:tcPr/>
+                <w:p>
+                  <w:pPr>
+                    <w:pStyle w:val="Compact"/>
+                    <w:jc w:val="left"/>
+                    <w:jc w:val="center"/>
+                  </w:pPr>
+                  <w:r>
+                    <w:t xml:space="preserve">Class 2</w:t>
                   </w:r>
                 </w:p>
               </w:tc>
@@ -13305,20 +13660,59 @@
                     <w:jc w:val="center"/>
                   </w:pPr>
                   <w:r>
-                    <w:t xml:space="preserve">2972</w:t>
-                  </w:r>
-                </w:p>
-              </w:tc>
-              <w:tc>
-                <w:tcPr/>
-                <w:p>
-                  <w:pPr>
-                    <w:pStyle w:val="Compact"/>
-                    <w:jc w:val="left"/>
-                    <w:jc w:val="center"/>
-                  </w:pPr>
-                  <w:r>
-                    <w:t xml:space="preserve">37.9</w:t>
+                    <w:t xml:space="preserve">18608</w:t>
+                  </w:r>
+                </w:p>
+              </w:tc>
+              <w:tc>
+                <w:tcPr/>
+                <w:p>
+                  <w:pPr>
+                    <w:pStyle w:val="Compact"/>
+                    <w:jc w:val="right"/>
+                    <w:jc w:val="center"/>
+                  </w:pPr>
+                  <w:r>
+                    <w:t xml:space="preserve">0.27</w:t>
+                  </w:r>
+                </w:p>
+              </w:tc>
+              <w:tc>
+                <w:tcPr/>
+                <w:p>
+                  <w:pPr>
+                    <w:pStyle w:val="Compact"/>
+                    <w:jc w:val="right"/>
+                    <w:jc w:val="center"/>
+                  </w:pPr>
+                  <w:r>
+                    <w:t xml:space="preserve">0.66</w:t>
+                  </w:r>
+                </w:p>
+              </w:tc>
+              <w:tc>
+                <w:tcPr/>
+                <w:p>
+                  <w:pPr>
+                    <w:pStyle w:val="Compact"/>
+                    <w:jc w:val="right"/>
+                    <w:jc w:val="center"/>
+                  </w:pPr>
+                  <w:r>
+                    <w:t xml:space="preserve">0.22</w:t>
+                  </w:r>
+                </w:p>
+              </w:tc>
+              <w:tc>
+                <w:tcPr/>
+                <w:p>
+                  <w:pPr>
+                    <w:pStyle w:val="Compact"/>
+                    <w:jc w:val="right"/>
+                    <w:jc w:val="center"/>
+                  </w:pPr>
+                  <w:r>
+                    <w:t xml:space="preserve">1.55</w:t>
                   </w:r>
                 </w:p>
               </w:tc>
@@ -13333,7 +13727,20 @@
                     <w:jc w:val="center"/>
                   </w:pPr>
                   <w:r>
-                    <w:t xml:space="preserve">Parental anger, Parent 1 (z)</w:t>
+                    <w:t xml:space="preserve">By class</w:t>
+                  </w:r>
+                </w:p>
+              </w:tc>
+              <w:tc>
+                <w:tcPr/>
+                <w:p>
+                  <w:pPr>
+                    <w:pStyle w:val="Compact"/>
+                    <w:jc w:val="left"/>
+                    <w:jc w:val="center"/>
+                  </w:pPr>
+                  <w:r>
+                    <w:t xml:space="preserve">Class 3</w:t>
                   </w:r>
                 </w:p>
               </w:tc>
@@ -13346,20 +13753,59 @@
                     <w:jc w:val="center"/>
                   </w:pPr>
                   <w:r>
-                    <w:t xml:space="preserve">635</w:t>
-                  </w:r>
-                </w:p>
-              </w:tc>
-              <w:tc>
-                <w:tcPr/>
-                <w:p>
-                  <w:pPr>
-                    <w:pStyle w:val="Compact"/>
-                    <w:jc w:val="left"/>
-                    <w:jc w:val="center"/>
-                  </w:pPr>
-                  <w:r>
-                    <w:t xml:space="preserve">8.1</w:t>
+                    <w:t xml:space="preserve">2969</w:t>
+                  </w:r>
+                </w:p>
+              </w:tc>
+              <w:tc>
+                <w:tcPr/>
+                <w:p>
+                  <w:pPr>
+                    <w:pStyle w:val="Compact"/>
+                    <w:jc w:val="right"/>
+                    <w:jc w:val="center"/>
+                  </w:pPr>
+                  <w:r>
+                    <w:t xml:space="preserve">1.69</w:t>
+                  </w:r>
+                </w:p>
+              </w:tc>
+              <w:tc>
+                <w:tcPr/>
+                <w:p>
+                  <w:pPr>
+                    <w:pStyle w:val="Compact"/>
+                    <w:jc w:val="right"/>
+                    <w:jc w:val="center"/>
+                  </w:pPr>
+                  <w:r>
+                    <w:t xml:space="preserve">0.94</w:t>
+                  </w:r>
+                </w:p>
+              </w:tc>
+              <w:tc>
+                <w:tcPr/>
+                <w:p>
+                  <w:pPr>
+                    <w:pStyle w:val="Compact"/>
+                    <w:jc w:val="right"/>
+                    <w:jc w:val="center"/>
+                  </w:pPr>
+                  <w:r>
+                    <w:t xml:space="preserve">0.48</w:t>
+                  </w:r>
+                </w:p>
+              </w:tc>
+              <w:tc>
+                <w:tcPr/>
+                <w:p>
+                  <w:pPr>
+                    <w:pStyle w:val="Compact"/>
+                    <w:jc w:val="right"/>
+                    <w:jc w:val="center"/>
+                  </w:pPr>
+                  <w:r>
+                    <w:t xml:space="preserve">0.97</w:t>
                   </w:r>
                 </w:p>
               </w:tc>
@@ -13374,7 +13820,20 @@
                     <w:jc w:val="center"/>
                   </w:pPr>
                   <w:r>
-                    <w:t xml:space="preserve">Parental anger, Parent 2 (z)</w:t>
+                    <w:t xml:space="preserve">By class × wave</w:t>
+                  </w:r>
+                </w:p>
+              </w:tc>
+              <w:tc>
+                <w:tcPr/>
+                <w:p>
+                  <w:pPr>
+                    <w:pStyle w:val="Compact"/>
+                    <w:jc w:val="left"/>
+                    <w:jc w:val="center"/>
+                  </w:pPr>
+                  <w:r>
+                    <w:t xml:space="preserve">Class 1, Age 10</w:t>
                   </w:r>
                 </w:p>
               </w:tc>
@@ -13387,26 +13846,809 @@
                     <w:jc w:val="center"/>
                   </w:pPr>
                   <w:r>
-                    <w:t xml:space="preserve">2977</w:t>
-                  </w:r>
-                </w:p>
-              </w:tc>
-              <w:tc>
-                <w:tcPr/>
-                <w:p>
-                  <w:pPr>
-                    <w:pStyle w:val="Compact"/>
-                    <w:jc w:val="left"/>
-                    <w:jc w:val="center"/>
-                  </w:pPr>
-                  <w:r>
-                    <w:t xml:space="preserve">38.0</w:t>
+                    <w:t xml:space="preserve">210</w:t>
+                  </w:r>
+                </w:p>
+              </w:tc>
+              <w:tc>
+                <w:tcPr/>
+                <w:p>
+                  <w:pPr>
+                    <w:pStyle w:val="Compact"/>
+                    <w:jc w:val="right"/>
+                    <w:jc w:val="center"/>
+                  </w:pPr>
+                  <w:r>
+                    <w:t xml:space="preserve">-0.88</w:t>
+                  </w:r>
+                </w:p>
+              </w:tc>
+              <w:tc>
+                <w:tcPr/>
+                <w:p>
+                  <w:pPr>
+                    <w:pStyle w:val="Compact"/>
+                    <w:jc w:val="right"/>
+                    <w:jc w:val="center"/>
+                  </w:pPr>
+                  <w:r>
+                    <w:t xml:space="preserve">0.99</w:t>
+                  </w:r>
+                </w:p>
+              </w:tc>
+              <w:tc>
+                <w:tcPr/>
+                <w:p>
+                  <w:pPr>
+                    <w:pStyle w:val="Compact"/>
+                    <w:jc w:val="right"/>
+                    <w:jc w:val="center"/>
+                  </w:pPr>
+                  <w:r>
+                    <w:t xml:space="preserve">-1.32</w:t>
+                  </w:r>
+                </w:p>
+              </w:tc>
+              <w:tc>
+                <w:tcPr/>
+                <w:p>
+                  <w:pPr>
+                    <w:pStyle w:val="Compact"/>
+                    <w:jc w:val="right"/>
+                    <w:jc w:val="center"/>
+                  </w:pPr>
+                  <w:r>
+                    <w:t xml:space="preserve">4.50</w:t>
+                  </w:r>
+                </w:p>
+              </w:tc>
+            </w:tr>
+            <w:tr>
+              <w:tc>
+                <w:tcPr/>
+                <w:p>
+                  <w:pPr>
+                    <w:pStyle w:val="Compact"/>
+                    <w:jc w:val="left"/>
+                    <w:jc w:val="center"/>
+                  </w:pPr>
+                  <w:r>
+                    <w:t xml:space="preserve">By class × wave</w:t>
+                  </w:r>
+                </w:p>
+              </w:tc>
+              <w:tc>
+                <w:tcPr/>
+                <w:p>
+                  <w:pPr>
+                    <w:pStyle w:val="Compact"/>
+                    <w:jc w:val="left"/>
+                    <w:jc w:val="center"/>
+                  </w:pPr>
+                  <w:r>
+                    <w:t xml:space="preserve">Class 1, Age 12</w:t>
+                  </w:r>
+                </w:p>
+              </w:tc>
+              <w:tc>
+                <w:tcPr/>
+                <w:p>
+                  <w:pPr>
+                    <w:pStyle w:val="Compact"/>
+                    <w:jc w:val="right"/>
+                    <w:jc w:val="center"/>
+                  </w:pPr>
+                  <w:r>
+                    <w:t xml:space="preserve">196</w:t>
+                  </w:r>
+                </w:p>
+              </w:tc>
+              <w:tc>
+                <w:tcPr/>
+                <w:p>
+                  <w:pPr>
+                    <w:pStyle w:val="Compact"/>
+                    <w:jc w:val="right"/>
+                    <w:jc w:val="center"/>
+                  </w:pPr>
+                  <w:r>
+                    <w:t xml:space="preserve">-0.56</w:t>
+                  </w:r>
+                </w:p>
+              </w:tc>
+              <w:tc>
+                <w:tcPr/>
+                <w:p>
+                  <w:pPr>
+                    <w:pStyle w:val="Compact"/>
+                    <w:jc w:val="right"/>
+                    <w:jc w:val="center"/>
+                  </w:pPr>
+                  <w:r>
+                    <w:t xml:space="preserve">0.82</w:t>
+                  </w:r>
+                </w:p>
+              </w:tc>
+              <w:tc>
+                <w:tcPr/>
+                <w:p>
+                  <w:pPr>
+                    <w:pStyle w:val="Compact"/>
+                    <w:jc w:val="right"/>
+                    <w:jc w:val="center"/>
+                  </w:pPr>
+                  <w:r>
+                    <w:t xml:space="preserve">-0.00</w:t>
+                  </w:r>
+                </w:p>
+              </w:tc>
+              <w:tc>
+                <w:tcPr/>
+                <w:p>
+                  <w:pPr>
+                    <w:pStyle w:val="Compact"/>
+                    <w:jc w:val="right"/>
+                    <w:jc w:val="center"/>
+                  </w:pPr>
+                  <w:r>
+                    <w:t xml:space="preserve">0.58</w:t>
+                  </w:r>
+                </w:p>
+              </w:tc>
+            </w:tr>
+            <w:tr>
+              <w:tc>
+                <w:tcPr/>
+                <w:p>
+                  <w:pPr>
+                    <w:pStyle w:val="Compact"/>
+                    <w:jc w:val="left"/>
+                    <w:jc w:val="center"/>
+                  </w:pPr>
+                  <w:r>
+                    <w:t xml:space="preserve">By class × wave</w:t>
+                  </w:r>
+                </w:p>
+              </w:tc>
+              <w:tc>
+                <w:tcPr/>
+                <w:p>
+                  <w:pPr>
+                    <w:pStyle w:val="Compact"/>
+                    <w:jc w:val="left"/>
+                    <w:jc w:val="center"/>
+                  </w:pPr>
+                  <w:r>
+                    <w:t xml:space="preserve">Class 1, Age 8</w:t>
+                  </w:r>
+                </w:p>
+              </w:tc>
+              <w:tc>
+                <w:tcPr/>
+                <w:p>
+                  <w:pPr>
+                    <w:pStyle w:val="Compact"/>
+                    <w:jc w:val="right"/>
+                    <w:jc w:val="center"/>
+                  </w:pPr>
+                  <w:r>
+                    <w:t xml:space="preserve">212</w:t>
+                  </w:r>
+                </w:p>
+              </w:tc>
+              <w:tc>
+                <w:tcPr/>
+                <w:p>
+                  <w:pPr>
+                    <w:pStyle w:val="Compact"/>
+                    <w:jc w:val="right"/>
+                    <w:jc w:val="center"/>
+                  </w:pPr>
+                  <w:r>
+                    <w:t xml:space="preserve">-1.95</w:t>
+                  </w:r>
+                </w:p>
+              </w:tc>
+              <w:tc>
+                <w:tcPr/>
+                <w:p>
+                  <w:pPr>
+                    <w:pStyle w:val="Compact"/>
+                    <w:jc w:val="right"/>
+                    <w:jc w:val="center"/>
+                  </w:pPr>
+                  <w:r>
+                    <w:t xml:space="preserve">0.95</w:t>
+                  </w:r>
+                </w:p>
+              </w:tc>
+              <w:tc>
+                <w:tcPr/>
+                <w:p>
+                  <w:pPr>
+                    <w:pStyle w:val="Compact"/>
+                    <w:jc w:val="right"/>
+                    <w:jc w:val="center"/>
+                  </w:pPr>
+                  <w:r>
+                    <w:t xml:space="preserve">-1.33</w:t>
+                  </w:r>
+                </w:p>
+              </w:tc>
+              <w:tc>
+                <w:tcPr/>
+                <w:p>
+                  <w:pPr>
+                    <w:pStyle w:val="Compact"/>
+                    <w:jc w:val="right"/>
+                    <w:jc w:val="center"/>
+                  </w:pPr>
+                  <w:r>
+                    <w:t xml:space="preserve">4.07</w:t>
+                  </w:r>
+                </w:p>
+              </w:tc>
+            </w:tr>
+            <w:tr>
+              <w:tc>
+                <w:tcPr/>
+                <w:p>
+                  <w:pPr>
+                    <w:pStyle w:val="Compact"/>
+                    <w:jc w:val="left"/>
+                    <w:jc w:val="center"/>
+                  </w:pPr>
+                  <w:r>
+                    <w:t xml:space="preserve">By class × wave</w:t>
+                  </w:r>
+                </w:p>
+              </w:tc>
+              <w:tc>
+                <w:tcPr/>
+                <w:p>
+                  <w:pPr>
+                    <w:pStyle w:val="Compact"/>
+                    <w:jc w:val="left"/>
+                    <w:jc w:val="center"/>
+                  </w:pPr>
+                  <w:r>
+                    <w:t xml:space="preserve">Class 2, Age 10</w:t>
+                  </w:r>
+                </w:p>
+              </w:tc>
+              <w:tc>
+                <w:tcPr/>
+                <w:p>
+                  <w:pPr>
+                    <w:pStyle w:val="Compact"/>
+                    <w:jc w:val="right"/>
+                    <w:jc w:val="center"/>
+                  </w:pPr>
+                  <w:r>
+                    <w:t xml:space="preserve">6349</w:t>
+                  </w:r>
+                </w:p>
+              </w:tc>
+              <w:tc>
+                <w:tcPr/>
+                <w:p>
+                  <w:pPr>
+                    <w:pStyle w:val="Compact"/>
+                    <w:jc w:val="right"/>
+                    <w:jc w:val="center"/>
+                  </w:pPr>
+                  <w:r>
+                    <w:t xml:space="preserve">0.25</w:t>
+                  </w:r>
+                </w:p>
+              </w:tc>
+              <w:tc>
+                <w:tcPr/>
+                <w:p>
+                  <w:pPr>
+                    <w:pStyle w:val="Compact"/>
+                    <w:jc w:val="right"/>
+                    <w:jc w:val="center"/>
+                  </w:pPr>
+                  <w:r>
+                    <w:t xml:space="preserve">0.63</w:t>
+                  </w:r>
+                </w:p>
+              </w:tc>
+              <w:tc>
+                <w:tcPr/>
+                <w:p>
+                  <w:pPr>
+                    <w:pStyle w:val="Compact"/>
+                    <w:jc w:val="right"/>
+                    <w:jc w:val="center"/>
+                  </w:pPr>
+                  <w:r>
+                    <w:t xml:space="preserve">0.16</w:t>
+                  </w:r>
+                </w:p>
+              </w:tc>
+              <w:tc>
+                <w:tcPr/>
+                <w:p>
+                  <w:pPr>
+                    <w:pStyle w:val="Compact"/>
+                    <w:jc w:val="right"/>
+                    <w:jc w:val="center"/>
+                  </w:pPr>
+                  <w:r>
+                    <w:t xml:space="preserve">2.19</w:t>
+                  </w:r>
+                </w:p>
+              </w:tc>
+            </w:tr>
+            <w:tr>
+              <w:tc>
+                <w:tcPr/>
+                <w:p>
+                  <w:pPr>
+                    <w:pStyle w:val="Compact"/>
+                    <w:jc w:val="left"/>
+                    <w:jc w:val="center"/>
+                  </w:pPr>
+                  <w:r>
+                    <w:t xml:space="preserve">By class × wave</w:t>
+                  </w:r>
+                </w:p>
+              </w:tc>
+              <w:tc>
+                <w:tcPr/>
+                <w:p>
+                  <w:pPr>
+                    <w:pStyle w:val="Compact"/>
+                    <w:jc w:val="left"/>
+                    <w:jc w:val="center"/>
+                  </w:pPr>
+                  <w:r>
+                    <w:t xml:space="preserve">Class 2, Age 12</w:t>
+                  </w:r>
+                </w:p>
+              </w:tc>
+              <w:tc>
+                <w:tcPr/>
+                <w:p>
+                  <w:pPr>
+                    <w:pStyle w:val="Compact"/>
+                    <w:jc w:val="right"/>
+                    <w:jc w:val="center"/>
+                  </w:pPr>
+                  <w:r>
+                    <w:t xml:space="preserve">5859</w:t>
+                  </w:r>
+                </w:p>
+              </w:tc>
+              <w:tc>
+                <w:tcPr/>
+                <w:p>
+                  <w:pPr>
+                    <w:pStyle w:val="Compact"/>
+                    <w:jc w:val="right"/>
+                    <w:jc w:val="center"/>
+                  </w:pPr>
+                  <w:r>
+                    <w:t xml:space="preserve">0.26</w:t>
+                  </w:r>
+                </w:p>
+              </w:tc>
+              <w:tc>
+                <w:tcPr/>
+                <w:p>
+                  <w:pPr>
+                    <w:pStyle w:val="Compact"/>
+                    <w:jc w:val="right"/>
+                    <w:jc w:val="center"/>
+                  </w:pPr>
+                  <w:r>
+                    <w:t xml:space="preserve">0.63</w:t>
+                  </w:r>
+                </w:p>
+              </w:tc>
+              <w:tc>
+                <w:tcPr/>
+                <w:p>
+                  <w:pPr>
+                    <w:pStyle w:val="Compact"/>
+                    <w:jc w:val="right"/>
+                    <w:jc w:val="center"/>
+                  </w:pPr>
+                  <w:r>
+                    <w:t xml:space="preserve">0.15</w:t>
+                  </w:r>
+                </w:p>
+              </w:tc>
+              <w:tc>
+                <w:tcPr/>
+                <w:p>
+                  <w:pPr>
+                    <w:pStyle w:val="Compact"/>
+                    <w:jc w:val="right"/>
+                    <w:jc w:val="center"/>
+                  </w:pPr>
+                  <w:r>
+                    <w:t xml:space="preserve">2.61</w:t>
+                  </w:r>
+                </w:p>
+              </w:tc>
+            </w:tr>
+            <w:tr>
+              <w:tc>
+                <w:tcPr/>
+                <w:p>
+                  <w:pPr>
+                    <w:pStyle w:val="Compact"/>
+                    <w:jc w:val="left"/>
+                    <w:jc w:val="center"/>
+                  </w:pPr>
+                  <w:r>
+                    <w:t xml:space="preserve">By class × wave</w:t>
+                  </w:r>
+                </w:p>
+              </w:tc>
+              <w:tc>
+                <w:tcPr/>
+                <w:p>
+                  <w:pPr>
+                    <w:pStyle w:val="Compact"/>
+                    <w:jc w:val="left"/>
+                    <w:jc w:val="center"/>
+                  </w:pPr>
+                  <w:r>
+                    <w:t xml:space="preserve">Class 2, Age 8</w:t>
+                  </w:r>
+                </w:p>
+              </w:tc>
+              <w:tc>
+                <w:tcPr/>
+                <w:p>
+                  <w:pPr>
+                    <w:pStyle w:val="Compact"/>
+                    <w:jc w:val="right"/>
+                    <w:jc w:val="center"/>
+                  </w:pPr>
+                  <w:r>
+                    <w:t xml:space="preserve">6400</w:t>
+                  </w:r>
+                </w:p>
+              </w:tc>
+              <w:tc>
+                <w:tcPr/>
+                <w:p>
+                  <w:pPr>
+                    <w:pStyle w:val="Compact"/>
+                    <w:jc w:val="right"/>
+                    <w:jc w:val="center"/>
+                  </w:pPr>
+                  <w:r>
+                    <w:t xml:space="preserve">0.30</w:t>
+                  </w:r>
+                </w:p>
+              </w:tc>
+              <w:tc>
+                <w:tcPr/>
+                <w:p>
+                  <w:pPr>
+                    <w:pStyle w:val="Compact"/>
+                    <w:jc w:val="right"/>
+                    <w:jc w:val="center"/>
+                  </w:pPr>
+                  <w:r>
+                    <w:t xml:space="preserve">0.71</w:t>
+                  </w:r>
+                </w:p>
+              </w:tc>
+              <w:tc>
+                <w:tcPr/>
+                <w:p>
+                  <w:pPr>
+                    <w:pStyle w:val="Compact"/>
+                    <w:jc w:val="right"/>
+                    <w:jc w:val="center"/>
+                  </w:pPr>
+                  <w:r>
+                    <w:t xml:space="preserve">0.26</w:t>
+                  </w:r>
+                </w:p>
+              </w:tc>
+              <w:tc>
+                <w:tcPr/>
+                <w:p>
+                  <w:pPr>
+                    <w:pStyle w:val="Compact"/>
+                    <w:jc w:val="right"/>
+                    <w:jc w:val="center"/>
+                  </w:pPr>
+                  <w:r>
+                    <w:t xml:space="preserve">0.42</w:t>
+                  </w:r>
+                </w:p>
+              </w:tc>
+            </w:tr>
+            <w:tr>
+              <w:tc>
+                <w:tcPr/>
+                <w:p>
+                  <w:pPr>
+                    <w:pStyle w:val="Compact"/>
+                    <w:jc w:val="left"/>
+                    <w:jc w:val="center"/>
+                  </w:pPr>
+                  <w:r>
+                    <w:t xml:space="preserve">By class × wave</w:t>
+                  </w:r>
+                </w:p>
+              </w:tc>
+              <w:tc>
+                <w:tcPr/>
+                <w:p>
+                  <w:pPr>
+                    <w:pStyle w:val="Compact"/>
+                    <w:jc w:val="left"/>
+                    <w:jc w:val="center"/>
+                  </w:pPr>
+                  <w:r>
+                    <w:t xml:space="preserve">Class 3, Age 10</w:t>
+                  </w:r>
+                </w:p>
+              </w:tc>
+              <w:tc>
+                <w:tcPr/>
+                <w:p>
+                  <w:pPr>
+                    <w:pStyle w:val="Compact"/>
+                    <w:jc w:val="right"/>
+                    <w:jc w:val="center"/>
+                  </w:pPr>
+                  <w:r>
+                    <w:t xml:space="preserve">1021</w:t>
+                  </w:r>
+                </w:p>
+              </w:tc>
+              <w:tc>
+                <w:tcPr/>
+                <w:p>
+                  <w:pPr>
+                    <w:pStyle w:val="Compact"/>
+                    <w:jc w:val="right"/>
+                    <w:jc w:val="center"/>
+                  </w:pPr>
+                  <w:r>
+                    <w:t xml:space="preserve">1.62</w:t>
+                  </w:r>
+                </w:p>
+              </w:tc>
+              <w:tc>
+                <w:tcPr/>
+                <w:p>
+                  <w:pPr>
+                    <w:pStyle w:val="Compact"/>
+                    <w:jc w:val="right"/>
+                    <w:jc w:val="center"/>
+                  </w:pPr>
+                  <w:r>
+                    <w:t xml:space="preserve">0.86</w:t>
+                  </w:r>
+                </w:p>
+              </w:tc>
+              <w:tc>
+                <w:tcPr/>
+                <w:p>
+                  <w:pPr>
+                    <w:pStyle w:val="Compact"/>
+                    <w:jc w:val="right"/>
+                    <w:jc w:val="center"/>
+                  </w:pPr>
+                  <w:r>
+                    <w:t xml:space="preserve">0.50</w:t>
+                  </w:r>
+                </w:p>
+              </w:tc>
+              <w:tc>
+                <w:tcPr/>
+                <w:p>
+                  <w:pPr>
+                    <w:pStyle w:val="Compact"/>
+                    <w:jc w:val="right"/>
+                    <w:jc w:val="center"/>
+                  </w:pPr>
+                  <w:r>
+                    <w:t xml:space="preserve">1.54</w:t>
+                  </w:r>
+                </w:p>
+              </w:tc>
+            </w:tr>
+            <w:tr>
+              <w:tc>
+                <w:tcPr/>
+                <w:p>
+                  <w:pPr>
+                    <w:pStyle w:val="Compact"/>
+                    <w:jc w:val="left"/>
+                    <w:jc w:val="center"/>
+                  </w:pPr>
+                  <w:r>
+                    <w:t xml:space="preserve">By class × wave</w:t>
+                  </w:r>
+                </w:p>
+              </w:tc>
+              <w:tc>
+                <w:tcPr/>
+                <w:p>
+                  <w:pPr>
+                    <w:pStyle w:val="Compact"/>
+                    <w:jc w:val="left"/>
+                    <w:jc w:val="center"/>
+                  </w:pPr>
+                  <w:r>
+                    <w:t xml:space="preserve">Class 3, Age 12</w:t>
+                  </w:r>
+                </w:p>
+              </w:tc>
+              <w:tc>
+                <w:tcPr/>
+                <w:p>
+                  <w:pPr>
+                    <w:pStyle w:val="Compact"/>
+                    <w:jc w:val="right"/>
+                    <w:jc w:val="center"/>
+                  </w:pPr>
+                  <w:r>
+                    <w:t xml:space="preserve">919</w:t>
+                  </w:r>
+                </w:p>
+              </w:tc>
+              <w:tc>
+                <w:tcPr/>
+                <w:p>
+                  <w:pPr>
+                    <w:pStyle w:val="Compact"/>
+                    <w:jc w:val="right"/>
+                    <w:jc w:val="center"/>
+                  </w:pPr>
+                  <w:r>
+                    <w:t xml:space="preserve">1.52</w:t>
+                  </w:r>
+                </w:p>
+              </w:tc>
+              <w:tc>
+                <w:tcPr/>
+                <w:p>
+                  <w:pPr>
+                    <w:pStyle w:val="Compact"/>
+                    <w:jc w:val="right"/>
+                    <w:jc w:val="center"/>
+                  </w:pPr>
+                  <w:r>
+                    <w:t xml:space="preserve">0.90</w:t>
+                  </w:r>
+                </w:p>
+              </w:tc>
+              <w:tc>
+                <w:tcPr/>
+                <w:p>
+                  <w:pPr>
+                    <w:pStyle w:val="Compact"/>
+                    <w:jc w:val="right"/>
+                    <w:jc w:val="center"/>
+                  </w:pPr>
+                  <w:r>
+                    <w:t xml:space="preserve">0.46</w:t>
+                  </w:r>
+                </w:p>
+              </w:tc>
+              <w:tc>
+                <w:tcPr/>
+                <w:p>
+                  <w:pPr>
+                    <w:pStyle w:val="Compact"/>
+                    <w:jc w:val="right"/>
+                    <w:jc w:val="center"/>
+                  </w:pPr>
+                  <w:r>
+                    <w:t xml:space="preserve">0.79</w:t>
+                  </w:r>
+                </w:p>
+              </w:tc>
+            </w:tr>
+            <w:tr>
+              <w:tc>
+                <w:tcPr/>
+                <w:p>
+                  <w:pPr>
+                    <w:pStyle w:val="Compact"/>
+                    <w:jc w:val="left"/>
+                    <w:jc w:val="center"/>
+                  </w:pPr>
+                  <w:r>
+                    <w:t xml:space="preserve">By class × wave</w:t>
+                  </w:r>
+                </w:p>
+              </w:tc>
+              <w:tc>
+                <w:tcPr/>
+                <w:p>
+                  <w:pPr>
+                    <w:pStyle w:val="Compact"/>
+                    <w:jc w:val="left"/>
+                    <w:jc w:val="center"/>
+                  </w:pPr>
+                  <w:r>
+                    <w:t xml:space="preserve">Class 3, Age 8</w:t>
+                  </w:r>
+                </w:p>
+              </w:tc>
+              <w:tc>
+                <w:tcPr/>
+                <w:p>
+                  <w:pPr>
+                    <w:pStyle w:val="Compact"/>
+                    <w:jc w:val="right"/>
+                    <w:jc w:val="center"/>
+                  </w:pPr>
+                  <w:r>
+                    <w:t xml:space="preserve">1029</w:t>
+                  </w:r>
+                </w:p>
+              </w:tc>
+              <w:tc>
+                <w:tcPr/>
+                <w:p>
+                  <w:pPr>
+                    <w:pStyle w:val="Compact"/>
+                    <w:jc w:val="right"/>
+                    <w:jc w:val="center"/>
+                  </w:pPr>
+                  <w:r>
+                    <w:t xml:space="preserve">1.90</w:t>
+                  </w:r>
+                </w:p>
+              </w:tc>
+              <w:tc>
+                <w:tcPr/>
+                <w:p>
+                  <w:pPr>
+                    <w:pStyle w:val="Compact"/>
+                    <w:jc w:val="right"/>
+                    <w:jc w:val="center"/>
+                  </w:pPr>
+                  <w:r>
+                    <w:t xml:space="preserve">1.00</w:t>
+                  </w:r>
+                </w:p>
+              </w:tc>
+              <w:tc>
+                <w:tcPr/>
+                <w:p>
+                  <w:pPr>
+                    <w:pStyle w:val="Compact"/>
+                    <w:jc w:val="right"/>
+                    <w:jc w:val="center"/>
+                  </w:pPr>
+                  <w:r>
+                    <w:t xml:space="preserve">0.39</w:t>
+                  </w:r>
+                </w:p>
+              </w:tc>
+              <w:tc>
+                <w:tcPr/>
+                <w:p>
+                  <w:pPr>
+                    <w:pStyle w:val="Compact"/>
+                    <w:jc w:val="right"/>
+                    <w:jc w:val="center"/>
+                  </w:pPr>
+                  <w:r>
+                    <w:t xml:space="preserve">0.67</w:t>
                   </w:r>
                 </w:p>
               </w:tc>
             </w:tr>
           </w:tbl>
-          <w:bookmarkEnd w:id="48"/>
+          <w:bookmarkEnd w:id="50"/>
           <w:p/>
         </w:tc>
       </w:tr>
@@ -13460,12 +14702,12 @@
                 <wp:inline>
                   <wp:extent cx="152400" cy="152400"/>
                   <wp:effectExtent b="0" l="0" r="0" t="0"/>
-                  <wp:docPr descr="" title="" id="49" name="Picture"/>
+                  <wp:docPr descr="" title="" id="51" name="Picture"/>
                   <a:graphic>
                     <a:graphicData uri="http://schemas.openxmlformats.org/drawingml/2006/picture">
                       <pic:pic>
                         <pic:nvPicPr>
-                          <pic:cNvPr descr="/opt/quarto/share/formats/docx/note.png" id="50" name="Picture"/>
+                          <pic:cNvPr descr="/opt/quarto/share/formats/docx/note.png" id="52" name="Picture"/>
                           <pic:cNvPicPr>
                             <a:picLocks noChangeArrowheads="1" noChangeAspect="1"/>
                           </pic:cNvPicPr>
@@ -13529,27 +14771,2259 @@
               </w:numPr>
             </w:pPr>
             <w:r>
-              <w:t xml:space="preserve">Parent 2 warmth/anger missing for ~38% (largely single-parent households);</w:t>
+              <w:t xml:space="preserve">There is a small amount of skewness (especially the “thinner than ideal class), probably because the outcome is discrete and bounded. So the assumption is approximate rather than exact.</w:t>
+            </w:r>
+          </w:p>
+          <w:p>
+            <w:pPr>
+              <w:pStyle w:val="Compact"/>
+              <w:numPr>
+                <w:ilvl w:val="0"/>
+                <w:numId w:val="1009"/>
+              </w:numPr>
+            </w:pPr>
+            <w:r>
+              <w:t xml:space="preserve">The sensitivity analyse all give the same result, (especially the absolute-discrepenacy analysis) which suggests that the minor non-normality</w:t>
             </w:r>
             <w:r>
               <w:t xml:space="preserve"> </w:t>
             </w:r>
             <w:r>
-              <w:t xml:space="preserve">all other covariates under 9% — the basis for the Parent-1-primary</w:t>
-            </w:r>
-            <w:r>
-              <w:t xml:space="preserve"> </w:t>
-            </w:r>
-            <w:r>
-              <w:t xml:space="preserve">decision.</w:t>
+              <w:t xml:space="preserve">doesn’t change what we conclude.</w:t>
             </w:r>
           </w:p>
           <w:p/>
         </w:tc>
       </w:tr>
     </w:tbl>
-    <w:bookmarkEnd w:id="51"/>
-    <w:bookmarkStart w:id="57" w:name="sec-supp-enumeration"/>
+    <w:bookmarkEnd w:id="53"/>
+    <w:bookmarkEnd w:id="54"/>
+    <w:bookmarkStart w:id="62" w:name="sec-supp-missingness"/>
+    <w:p>
+      <w:pPr>
+        <w:pStyle w:val="Heading2"/>
+      </w:pPr>
+      <w:r>
+        <w:t xml:space="preserve">3.2 Missingness and attrition</w:t>
+      </w:r>
+    </w:p>
+    <w:tbl>
+      <w:tblPr>
+        <w:tblStyle w:val="Table"/>
+        <w:tblW w:type="pct" w:w="5000"/>
+        <w:tblLayout w:type="fixed"/>
+        <w:tblLook w:firstRow="0" w:lastRow="0" w:firstColumn="0" w:lastColumn="0" w:noHBand="0" w:noVBand="0" w:val="0000"/>
+      </w:tblPr>
+      <w:tblGrid>
+        <w:gridCol w:w="7920"/>
+      </w:tblGrid>
+      <w:tr>
+        <w:tc>
+          <w:tcPr/>
+          <w:bookmarkStart w:id="55" w:name="tbl-baseline-missingness"/>
+          <w:p>
+            <w:pPr>
+              <w:jc w:val="center"/>
+            </w:pPr>
+            <w:pPr>
+              <w:jc w:val="left"/>
+              <w:spacing w:before="200"/>
+              <w:pStyle w:val="ImageCaption"/>
+            </w:pPr>
+            <w:r>
+              <w:t xml:space="preserve">Table 7: Baseline (age 8) covariate missingness in the trajectory sample.</w:t>
+            </w:r>
+          </w:p>
+          <w:tbl>
+            <w:tblPr>
+              <w:tblStyle w:val="Table"/>
+              <w:tblW w:type="auto" w:w="0"/>
+              <w:tblLook w:firstRow="1" w:lastRow="0" w:firstColumn="0" w:lastColumn="0" w:noHBand="0" w:noVBand="0" w:val="0020"/>
+            </w:tblPr>
+            <w:tblGrid>
+              <w:gridCol w:w="2640"/>
+              <w:gridCol w:w="2640"/>
+              <w:gridCol w:w="2640"/>
+            </w:tblGrid>
+            <w:tr>
+              <w:trPr>
+                <w:tblHeader w:val="on"/>
+              </w:trPr>
+              <w:tc>
+                <w:tcPr/>
+                <w:p>
+                  <w:pPr>
+                    <w:pStyle w:val="Compact"/>
+                    <w:jc w:val="left"/>
+                    <w:jc w:val="center"/>
+                  </w:pPr>
+                  <w:r>
+                    <w:t xml:space="preserve">Covariate</w:t>
+                  </w:r>
+                </w:p>
+              </w:tc>
+              <w:tc>
+                <w:tcPr/>
+                <w:p>
+                  <w:pPr>
+                    <w:pStyle w:val="Compact"/>
+                    <w:jc w:val="right"/>
+                    <w:jc w:val="center"/>
+                  </w:pPr>
+                  <w:r>
+                    <w:t xml:space="preserve">N missing</w:t>
+                  </w:r>
+                </w:p>
+              </w:tc>
+              <w:tc>
+                <w:tcPr/>
+                <w:p>
+                  <w:pPr>
+                    <w:pStyle w:val="Compact"/>
+                    <w:jc w:val="left"/>
+                    <w:jc w:val="center"/>
+                  </w:pPr>
+                  <w:r>
+                    <w:t xml:space="preserve">% missing</w:t>
+                  </w:r>
+                </w:p>
+              </w:tc>
+            </w:tr>
+            <w:tr>
+              <w:tc>
+                <w:tcPr/>
+                <w:p>
+                  <w:pPr>
+                    <w:pStyle w:val="Compact"/>
+                    <w:jc w:val="left"/>
+                    <w:jc w:val="center"/>
+                  </w:pPr>
+                  <w:r>
+                    <w:t xml:space="preserve">Sex</w:t>
+                  </w:r>
+                </w:p>
+              </w:tc>
+              <w:tc>
+                <w:tcPr/>
+                <w:p>
+                  <w:pPr>
+                    <w:pStyle w:val="Compact"/>
+                    <w:jc w:val="right"/>
+                    <w:jc w:val="center"/>
+                  </w:pPr>
+                  <w:r>
+                    <w:t xml:space="preserve">129</w:t>
+                  </w:r>
+                </w:p>
+              </w:tc>
+              <w:tc>
+                <w:tcPr/>
+                <w:p>
+                  <w:pPr>
+                    <w:pStyle w:val="Compact"/>
+                    <w:jc w:val="left"/>
+                    <w:jc w:val="center"/>
+                  </w:pPr>
+                  <w:r>
+                    <w:t xml:space="preserve">1.6</w:t>
+                  </w:r>
+                </w:p>
+              </w:tc>
+            </w:tr>
+            <w:tr>
+              <w:tc>
+                <w:tcPr/>
+                <w:p>
+                  <w:pPr>
+                    <w:pStyle w:val="Compact"/>
+                    <w:jc w:val="left"/>
+                    <w:jc w:val="center"/>
+                  </w:pPr>
+                  <w:r>
+                    <w:t xml:space="preserve">Socioeconomic position (z)</w:t>
+                  </w:r>
+                </w:p>
+              </w:tc>
+              <w:tc>
+                <w:tcPr/>
+                <w:p>
+                  <w:pPr>
+                    <w:pStyle w:val="Compact"/>
+                    <w:jc w:val="right"/>
+                    <w:jc w:val="center"/>
+                  </w:pPr>
+                  <w:r>
+                    <w:t xml:space="preserve">188</w:t>
+                  </w:r>
+                </w:p>
+              </w:tc>
+              <w:tc>
+                <w:tcPr/>
+                <w:p>
+                  <w:pPr>
+                    <w:pStyle w:val="Compact"/>
+                    <w:jc w:val="left"/>
+                    <w:jc w:val="center"/>
+                  </w:pPr>
+                  <w:r>
+                    <w:t xml:space="preserve">2.4</w:t>
+                  </w:r>
+                </w:p>
+              </w:tc>
+            </w:tr>
+            <w:tr>
+              <w:tc>
+                <w:tcPr/>
+                <w:p>
+                  <w:pPr>
+                    <w:pStyle w:val="Compact"/>
+                    <w:jc w:val="left"/>
+                    <w:jc w:val="center"/>
+                  </w:pPr>
+                  <w:r>
+                    <w:t xml:space="preserve">BMI z-score</w:t>
+                  </w:r>
+                </w:p>
+              </w:tc>
+              <w:tc>
+                <w:tcPr/>
+                <w:p>
+                  <w:pPr>
+                    <w:pStyle w:val="Compact"/>
+                    <w:jc w:val="right"/>
+                    <w:jc w:val="center"/>
+                  </w:pPr>
+                  <w:r>
+                    <w:t xml:space="preserve">198</w:t>
+                  </w:r>
+                </w:p>
+              </w:tc>
+              <w:tc>
+                <w:tcPr/>
+                <w:p>
+                  <w:pPr>
+                    <w:pStyle w:val="Compact"/>
+                    <w:jc w:val="left"/>
+                    <w:jc w:val="center"/>
+                  </w:pPr>
+                  <w:r>
+                    <w:t xml:space="preserve">2.5</w:t>
+                  </w:r>
+                </w:p>
+              </w:tc>
+            </w:tr>
+            <w:tr>
+              <w:tc>
+                <w:tcPr/>
+                <w:p>
+                  <w:pPr>
+                    <w:pStyle w:val="Compact"/>
+                    <w:jc w:val="left"/>
+                    <w:jc w:val="center"/>
+                  </w:pPr>
+                  <w:r>
+                    <w:t xml:space="preserve">Parental warmth, Parent 1 (z)</w:t>
+                  </w:r>
+                </w:p>
+              </w:tc>
+              <w:tc>
+                <w:tcPr/>
+                <w:p>
+                  <w:pPr>
+                    <w:pStyle w:val="Compact"/>
+                    <w:jc w:val="right"/>
+                    <w:jc w:val="center"/>
+                  </w:pPr>
+                  <w:r>
+                    <w:t xml:space="preserve">645</w:t>
+                  </w:r>
+                </w:p>
+              </w:tc>
+              <w:tc>
+                <w:tcPr/>
+                <w:p>
+                  <w:pPr>
+                    <w:pStyle w:val="Compact"/>
+                    <w:jc w:val="left"/>
+                    <w:jc w:val="center"/>
+                  </w:pPr>
+                  <w:r>
+                    <w:t xml:space="preserve">8.2</w:t>
+                  </w:r>
+                </w:p>
+              </w:tc>
+            </w:tr>
+            <w:tr>
+              <w:tc>
+                <w:tcPr/>
+                <w:p>
+                  <w:pPr>
+                    <w:pStyle w:val="Compact"/>
+                    <w:jc w:val="left"/>
+                    <w:jc w:val="center"/>
+                  </w:pPr>
+                  <w:r>
+                    <w:t xml:space="preserve">Parental warmth, Parent 2 (z)</w:t>
+                  </w:r>
+                </w:p>
+              </w:tc>
+              <w:tc>
+                <w:tcPr/>
+                <w:p>
+                  <w:pPr>
+                    <w:pStyle w:val="Compact"/>
+                    <w:jc w:val="right"/>
+                    <w:jc w:val="center"/>
+                  </w:pPr>
+                  <w:r>
+                    <w:t xml:space="preserve">2972</w:t>
+                  </w:r>
+                </w:p>
+              </w:tc>
+              <w:tc>
+                <w:tcPr/>
+                <w:p>
+                  <w:pPr>
+                    <w:pStyle w:val="Compact"/>
+                    <w:jc w:val="left"/>
+                    <w:jc w:val="center"/>
+                  </w:pPr>
+                  <w:r>
+                    <w:t xml:space="preserve">37.9</w:t>
+                  </w:r>
+                </w:p>
+              </w:tc>
+            </w:tr>
+            <w:tr>
+              <w:tc>
+                <w:tcPr/>
+                <w:p>
+                  <w:pPr>
+                    <w:pStyle w:val="Compact"/>
+                    <w:jc w:val="left"/>
+                    <w:jc w:val="center"/>
+                  </w:pPr>
+                  <w:r>
+                    <w:t xml:space="preserve">Parental anger, Parent 1 (z)</w:t>
+                  </w:r>
+                </w:p>
+              </w:tc>
+              <w:tc>
+                <w:tcPr/>
+                <w:p>
+                  <w:pPr>
+                    <w:pStyle w:val="Compact"/>
+                    <w:jc w:val="right"/>
+                    <w:jc w:val="center"/>
+                  </w:pPr>
+                  <w:r>
+                    <w:t xml:space="preserve">635</w:t>
+                  </w:r>
+                </w:p>
+              </w:tc>
+              <w:tc>
+                <w:tcPr/>
+                <w:p>
+                  <w:pPr>
+                    <w:pStyle w:val="Compact"/>
+                    <w:jc w:val="left"/>
+                    <w:jc w:val="center"/>
+                  </w:pPr>
+                  <w:r>
+                    <w:t xml:space="preserve">8.1</w:t>
+                  </w:r>
+                </w:p>
+              </w:tc>
+            </w:tr>
+            <w:tr>
+              <w:tc>
+                <w:tcPr/>
+                <w:p>
+                  <w:pPr>
+                    <w:pStyle w:val="Compact"/>
+                    <w:jc w:val="left"/>
+                    <w:jc w:val="center"/>
+                  </w:pPr>
+                  <w:r>
+                    <w:t xml:space="preserve">Parental anger, Parent 2 (z)</w:t>
+                  </w:r>
+                </w:p>
+              </w:tc>
+              <w:tc>
+                <w:tcPr/>
+                <w:p>
+                  <w:pPr>
+                    <w:pStyle w:val="Compact"/>
+                    <w:jc w:val="right"/>
+                    <w:jc w:val="center"/>
+                  </w:pPr>
+                  <w:r>
+                    <w:t xml:space="preserve">2977</w:t>
+                  </w:r>
+                </w:p>
+              </w:tc>
+              <w:tc>
+                <w:tcPr/>
+                <w:p>
+                  <w:pPr>
+                    <w:pStyle w:val="Compact"/>
+                    <w:jc w:val="left"/>
+                    <w:jc w:val="center"/>
+                  </w:pPr>
+                  <w:r>
+                    <w:t xml:space="preserve">38.0</w:t>
+                  </w:r>
+                </w:p>
+              </w:tc>
+            </w:tr>
+          </w:tbl>
+          <w:bookmarkEnd w:id="55"/>
+          <w:p/>
+        </w:tc>
+      </w:tr>
+    </w:tbl>
+    <w:p>
+      <w:pPr>
+        <w:pStyle w:val="BodyText"/>
+      </w:pPr>
+      <w:r>
+        <w:t xml:space="preserve"> </w:t>
+      </w:r>
+    </w:p>
+    <w:tbl>
+      <w:tblPr>
+        <w:tblStyle w:val="Table"/>
+        <w:tblLook w:firstRow="0" w:lastRow="0" w:firstColumn="0" w:lastColumn="0" w:noHBand="0" w:noVBand="0" w:val="0000"/>
+        <w:tblBorders>
+          <w:top w:val="single" w:sz="4" w:space="0" w:color="0758E5"/>
+          <w:left w:val="single" w:sz="24" w:space="0" w:color="0758E5"/>
+          <w:bottom w:val="single" w:sz="4" w:space="0" w:color="0758E5"/>
+          <w:right w:val="single" w:sz="4" w:space="0" w:color="0758E5"/>
+        </w:tblBorders>
+        <w:tblCellMar>
+          <w:left w:w="144" w:type="dxa"/>
+          <w:right w:w="144" w:type="dxa"/>
+        </w:tblCellMar>
+        <w:tblLook w:firstRow="0" w:lastRow="0" w:firstColumn="0" w:lastColumn="0" w:noHBand="0" w:noVBand="0" w:val="0000"/>
+      </w:tblPr>
+      <w:tr>
+        <w:trPr>
+          <w:cantSplit/>
+        </w:trPr>
+        <w:tc>
+          <w:tcPr>
+            <w:shd w:color="auto" w:fill="dae6fb" w:val="clear"/>
+            <w:tcMar>
+              <w:top w:w="92" w:type="dxa"/>
+              <w:bottom w:w="92" w:type="dxa"/>
+            </w:tcMar>
+          </w:tcPr>
+          <w:p>
+            <w:pPr>
+              <w:pStyle w:val="BodyText"/>
+            </w:pPr>
+            <w:pPr>
+              <w:spacing w:before="0" w:after="0"/>
+              <w:textAlignment w:val="center"/>
+            </w:pPr>
+            <w:r>
+              <w:drawing>
+                <wp:inline>
+                  <wp:extent cx="152400" cy="152400"/>
+                  <wp:effectExtent b="0" l="0" r="0" t="0"/>
+                  <wp:docPr descr="" title="" id="56" name="Picture"/>
+                  <a:graphic>
+                    <a:graphicData uri="http://schemas.openxmlformats.org/drawingml/2006/picture">
+                      <pic:pic>
+                        <pic:nvPicPr>
+                          <pic:cNvPr descr="/opt/quarto/share/formats/docx/note.png" id="57" name="Picture"/>
+                          <pic:cNvPicPr>
+                            <a:picLocks noChangeArrowheads="1" noChangeAspect="1"/>
+                          </pic:cNvPicPr>
+                        </pic:nvPicPr>
+                        <pic:blipFill>
+                          <a:blip r:embed="rId12"/>
+                          <a:stretch>
+                            <a:fillRect/>
+                          </a:stretch>
+                        </pic:blipFill>
+                        <pic:spPr bwMode="auto">
+                          <a:xfrm>
+                            <a:off x="0" y="0"/>
+                            <a:ext cx="152400" cy="152400"/>
+                          </a:xfrm>
+                          <a:prstGeom prst="rect">
+                            <a:avLst/>
+                          </a:prstGeom>
+                          <a:noFill/>
+                          <a:ln w="9525">
+                            <a:noFill/>
+                            <a:headEnd/>
+                            <a:tailEnd/>
+                          </a:ln>
+                        </pic:spPr>
+                      </pic:pic>
+                    </a:graphicData>
+                  </a:graphic>
+                </wp:inline>
+              </w:drawing>
+            </w:r>
+            <w:r>
+              <w:t xml:space="preserve"> </w:t>
+            </w:r>
+            <w:r>
+              <w:t xml:space="preserve"> </w:t>
+            </w:r>
+            <w:r>
+              <w:t xml:space="preserve">Interpretation</w:t>
+            </w:r>
+          </w:p>
+        </w:tc>
+      </w:tr>
+      <w:tr>
+        <w:trPr>
+          <w:cantSplit/>
+        </w:trPr>
+        <w:tc>
+          <w:tcPr>
+            <w:tcMar>
+              <w:top w:w="108" w:type="dxa"/>
+              <w:bottom w:w="108" w:type="dxa"/>
+            </w:tcMar>
+          </w:tcPr>
+          <w:p>
+            <w:pPr>
+              <w:pStyle w:val="Compact"/>
+              <w:numPr>
+                <w:ilvl w:val="0"/>
+                <w:numId w:val="1010"/>
+              </w:numPr>
+            </w:pPr>
+            <w:r>
+              <w:t xml:space="preserve">Parent 2 warmth/anger missing for ~38% (largely single-parent households);</w:t>
+            </w:r>
+            <w:r>
+              <w:t xml:space="preserve"> </w:t>
+            </w:r>
+            <w:r>
+              <w:t xml:space="preserve">all other covariates under 9% — the basis for the Parent-1-primary</w:t>
+            </w:r>
+            <w:r>
+              <w:t xml:space="preserve"> </w:t>
+            </w:r>
+            <w:r>
+              <w:t xml:space="preserve">decision.</w:t>
+            </w:r>
+          </w:p>
+          <w:p/>
+        </w:tc>
+      </w:tr>
+    </w:tbl>
+    <w:p>
+      <w:pPr>
+        <w:pStyle w:val="FirstParagraph"/>
+      </w:pPr>
+      <w:r>
+        <w:t xml:space="preserve">To see if any baseline characteristics are related to attrition, the tables below compare children by how many waves of the outcome they contributed. Don’t just look at the p-value (the sample size inflates significance here). The standardized mean difference (SMD) is helpful to know if it is actually a big difference (SMD ≳ 0.1 is normally considered a non-trivial difference).</w:t>
+      </w:r>
+    </w:p>
+    <w:tbl>
+      <w:tblPr>
+        <w:tblStyle w:val="Table"/>
+        <w:tblW w:type="pct" w:w="5000"/>
+        <w:tblLayout w:type="fixed"/>
+        <w:tblLook w:firstRow="0" w:lastRow="0" w:firstColumn="0" w:lastColumn="0" w:noHBand="0" w:noVBand="0" w:val="0000"/>
+      </w:tblPr>
+      <w:tblGrid>
+        <w:gridCol w:w="7920"/>
+      </w:tblGrid>
+      <w:tr>
+        <w:tc>
+          <w:tcPr/>
+          <w:bookmarkStart w:id="58" w:name="tbl-attrition-inclusion"/>
+          <w:p>
+            <w:pPr>
+              <w:jc w:val="center"/>
+            </w:pPr>
+            <w:pPr>
+              <w:jc w:val="left"/>
+              <w:spacing w:before="200"/>
+              <w:pStyle w:val="ImageCaption"/>
+            </w:pPr>
+            <w:r>
+              <w:t xml:space="preserve">Table 8: Baseline (age 8) characteristics of children included in vs excluded from the trajectory sample (&lt; 2 vs ≥ 2 waves).</w:t>
+            </w:r>
+          </w:p>
+          <w:tbl>
+            <w:tblPr>
+              <w:tblStyle w:val="Table"/>
+              <w:tblW w:type="pct" w:w="5000"/>
+              <w:tblLayout w:type="fixed"/>
+              <w:tblLook w:firstRow="1" w:lastRow="0" w:firstColumn="0" w:lastColumn="0" w:noHBand="0" w:noVBand="0" w:val="0020"/>
+            </w:tblPr>
+            <w:tblGrid>
+              <w:gridCol w:w="3540"/>
+              <w:gridCol w:w="1304"/>
+              <w:gridCol w:w="1304"/>
+              <w:gridCol w:w="652"/>
+              <w:gridCol w:w="465"/>
+              <w:gridCol w:w="652"/>
+            </w:tblGrid>
+            <w:tr>
+              <w:trPr>
+                <w:tblHeader w:val="on"/>
+              </w:trPr>
+              <w:tc>
+                <w:tcPr/>
+                <w:p>
+                  <w:pPr>
+                    <w:pStyle w:val="Compact"/>
+                  </w:pPr>
+                </w:p>
+              </w:tc>
+              <w:tc>
+                <w:tcPr/>
+                <w:p>
+                  <w:pPr>
+                    <w:pStyle w:val="Compact"/>
+                    <w:jc w:val="left"/>
+                    <w:jc w:val="center"/>
+                  </w:pPr>
+                  <w:r>
+                    <w:t xml:space="preserve">Excluded (&lt;2)</w:t>
+                  </w:r>
+                </w:p>
+              </w:tc>
+              <w:tc>
+                <w:tcPr/>
+                <w:p>
+                  <w:pPr>
+                    <w:pStyle w:val="Compact"/>
+                    <w:jc w:val="left"/>
+                    <w:jc w:val="center"/>
+                  </w:pPr>
+                  <w:r>
+                    <w:t xml:space="preserve">Included (≥2)</w:t>
+                  </w:r>
+                </w:p>
+              </w:tc>
+              <w:tc>
+                <w:tcPr/>
+                <w:p>
+                  <w:pPr>
+                    <w:pStyle w:val="Compact"/>
+                    <w:jc w:val="left"/>
+                    <w:jc w:val="center"/>
+                  </w:pPr>
+                  <w:r>
+                    <w:t xml:space="preserve">p</w:t>
+                  </w:r>
+                </w:p>
+              </w:tc>
+              <w:tc>
+                <w:tcPr/>
+                <w:p>
+                  <w:pPr>
+                    <w:pStyle w:val="Compact"/>
+                    <w:jc w:val="left"/>
+                    <w:jc w:val="center"/>
+                  </w:pPr>
+                  <w:r>
+                    <w:t xml:space="preserve">test</w:t>
+                  </w:r>
+                </w:p>
+              </w:tc>
+              <w:tc>
+                <w:tcPr/>
+                <w:p>
+                  <w:pPr>
+                    <w:pStyle w:val="Compact"/>
+                    <w:jc w:val="left"/>
+                    <w:jc w:val="center"/>
+                  </w:pPr>
+                  <w:r>
+                    <w:t xml:space="preserve">SMD</w:t>
+                  </w:r>
+                </w:p>
+              </w:tc>
+            </w:tr>
+            <w:tr>
+              <w:tc>
+                <w:tcPr/>
+                <w:p>
+                  <w:pPr>
+                    <w:pStyle w:val="Compact"/>
+                    <w:jc w:val="left"/>
+                    <w:jc w:val="center"/>
+                  </w:pPr>
+                  <w:r>
+                    <w:t xml:space="preserve">n</w:t>
+                  </w:r>
+                </w:p>
+              </w:tc>
+              <w:tc>
+                <w:tcPr/>
+                <w:p>
+                  <w:pPr>
+                    <w:pStyle w:val="Compact"/>
+                    <w:jc w:val="left"/>
+                    <w:jc w:val="center"/>
+                  </w:pPr>
+                  <w:r>
+                    <w:t xml:space="preserve">729</w:t>
+                  </w:r>
+                </w:p>
+              </w:tc>
+              <w:tc>
+                <w:tcPr/>
+                <w:p>
+                  <w:pPr>
+                    <w:pStyle w:val="Compact"/>
+                    <w:jc w:val="left"/>
+                    <w:jc w:val="center"/>
+                  </w:pPr>
+                  <w:r>
+                    <w:t xml:space="preserve">7843</w:t>
+                  </w:r>
+                </w:p>
+              </w:tc>
+              <w:tc>
+                <w:tcPr/>
+                <w:p>
+                  <w:pPr>
+                    <w:pStyle w:val="Compact"/>
+                  </w:pPr>
+                </w:p>
+              </w:tc>
+              <w:tc>
+                <w:tcPr/>
+                <w:p>
+                  <w:pPr>
+                    <w:pStyle w:val="Compact"/>
+                  </w:pPr>
+                </w:p>
+              </w:tc>
+              <w:tc>
+                <w:tcPr/>
+                <w:p>
+                  <w:pPr>
+                    <w:pStyle w:val="Compact"/>
+                  </w:pPr>
+                </w:p>
+              </w:tc>
+            </w:tr>
+            <w:tr>
+              <w:tc>
+                <w:tcPr/>
+                <w:p>
+                  <w:pPr>
+                    <w:pStyle w:val="Compact"/>
+                    <w:jc w:val="left"/>
+                    <w:jc w:val="center"/>
+                  </w:pPr>
+                  <w:r>
+                    <w:t xml:space="preserve">Sex = Female (%)</w:t>
+                  </w:r>
+                </w:p>
+              </w:tc>
+              <w:tc>
+                <w:tcPr/>
+                <w:p>
+                  <w:pPr>
+                    <w:pStyle w:val="Compact"/>
+                    <w:jc w:val="left"/>
+                    <w:jc w:val="center"/>
+                  </w:pPr>
+                  <w:r>
+                    <w:t xml:space="preserve">306 (48.2)</w:t>
+                  </w:r>
+                </w:p>
+              </w:tc>
+              <w:tc>
+                <w:tcPr/>
+                <w:p>
+                  <w:pPr>
+                    <w:pStyle w:val="Compact"/>
+                    <w:jc w:val="left"/>
+                    <w:jc w:val="center"/>
+                  </w:pPr>
+                  <w:r>
+                    <w:t xml:space="preserve">3778 (49.0)</w:t>
+                  </w:r>
+                </w:p>
+              </w:tc>
+              <w:tc>
+                <w:tcPr/>
+                <w:p>
+                  <w:pPr>
+                    <w:pStyle w:val="Compact"/>
+                    <w:jc w:val="left"/>
+                    <w:jc w:val="center"/>
+                  </w:pPr>
+                  <w:r>
+                    <w:t xml:space="preserve">0.734</w:t>
+                  </w:r>
+                </w:p>
+              </w:tc>
+              <w:tc>
+                <w:tcPr/>
+                <w:p>
+                  <w:pPr>
+                    <w:pStyle w:val="Compact"/>
+                  </w:pPr>
+                </w:p>
+              </w:tc>
+              <w:tc>
+                <w:tcPr/>
+                <w:p>
+                  <w:pPr>
+                    <w:pStyle w:val="Compact"/>
+                    <w:jc w:val="left"/>
+                    <w:jc w:val="center"/>
+                  </w:pPr>
+                  <w:r>
+                    <w:t xml:space="preserve">0.016</w:t>
+                  </w:r>
+                </w:p>
+              </w:tc>
+            </w:tr>
+            <w:tr>
+              <w:tc>
+                <w:tcPr/>
+                <w:p>
+                  <w:pPr>
+                    <w:pStyle w:val="Compact"/>
+                    <w:jc w:val="left"/>
+                    <w:jc w:val="center"/>
+                  </w:pPr>
+                  <w:r>
+                    <w:t xml:space="preserve">Socioeconomic position (mean (SD))</w:t>
+                  </w:r>
+                </w:p>
+              </w:tc>
+              <w:tc>
+                <w:tcPr/>
+                <w:p>
+                  <w:pPr>
+                    <w:pStyle w:val="Compact"/>
+                    <w:jc w:val="left"/>
+                    <w:jc w:val="center"/>
+                  </w:pPr>
+                  <w:r>
+                    <w:t xml:space="preserve">-0.36 (0.96)</w:t>
+                  </w:r>
+                </w:p>
+              </w:tc>
+              <w:tc>
+                <w:tcPr/>
+                <w:p>
+                  <w:pPr>
+                    <w:pStyle w:val="Compact"/>
+                    <w:jc w:val="left"/>
+                    <w:jc w:val="center"/>
+                  </w:pPr>
+                  <w:r>
+                    <w:t xml:space="preserve">0.04 (0.97)</w:t>
+                  </w:r>
+                </w:p>
+              </w:tc>
+              <w:tc>
+                <w:tcPr/>
+                <w:p>
+                  <w:pPr>
+                    <w:pStyle w:val="Compact"/>
+                    <w:jc w:val="left"/>
+                    <w:jc w:val="center"/>
+                  </w:pPr>
+                  <w:r>
+                    <w:t xml:space="preserve">&lt;0.001</w:t>
+                  </w:r>
+                </w:p>
+              </w:tc>
+              <w:tc>
+                <w:tcPr/>
+                <w:p>
+                  <w:pPr>
+                    <w:pStyle w:val="Compact"/>
+                  </w:pPr>
+                </w:p>
+              </w:tc>
+              <w:tc>
+                <w:tcPr/>
+                <w:p>
+                  <w:pPr>
+                    <w:pStyle w:val="Compact"/>
+                    <w:jc w:val="left"/>
+                    <w:jc w:val="center"/>
+                  </w:pPr>
+                  <w:r>
+                    <w:t xml:space="preserve">0.414</w:t>
+                  </w:r>
+                </w:p>
+              </w:tc>
+            </w:tr>
+            <w:tr>
+              <w:tc>
+                <w:tcPr/>
+                <w:p>
+                  <w:pPr>
+                    <w:pStyle w:val="Compact"/>
+                    <w:jc w:val="left"/>
+                    <w:jc w:val="center"/>
+                  </w:pPr>
+                  <w:r>
+                    <w:t xml:space="preserve">BMI z-score (mean (SD))</w:t>
+                  </w:r>
+                </w:p>
+              </w:tc>
+              <w:tc>
+                <w:tcPr/>
+                <w:p>
+                  <w:pPr>
+                    <w:pStyle w:val="Compact"/>
+                    <w:jc w:val="left"/>
+                    <w:jc w:val="center"/>
+                  </w:pPr>
+                  <w:r>
+                    <w:t xml:space="preserve">0.49 (1.06)</w:t>
+                  </w:r>
+                </w:p>
+              </w:tc>
+              <w:tc>
+                <w:tcPr/>
+                <w:p>
+                  <w:pPr>
+                    <w:pStyle w:val="Compact"/>
+                    <w:jc w:val="left"/>
+                    <w:jc w:val="center"/>
+                  </w:pPr>
+                  <w:r>
+                    <w:t xml:space="preserve">0.38 (0.97)</w:t>
+                  </w:r>
+                </w:p>
+              </w:tc>
+              <w:tc>
+                <w:tcPr/>
+                <w:p>
+                  <w:pPr>
+                    <w:pStyle w:val="Compact"/>
+                    <w:jc w:val="left"/>
+                    <w:jc w:val="center"/>
+                  </w:pPr>
+                  <w:r>
+                    <w:t xml:space="preserve">0.007</w:t>
+                  </w:r>
+                </w:p>
+              </w:tc>
+              <w:tc>
+                <w:tcPr/>
+                <w:p>
+                  <w:pPr>
+                    <w:pStyle w:val="Compact"/>
+                  </w:pPr>
+                </w:p>
+              </w:tc>
+              <w:tc>
+                <w:tcPr/>
+                <w:p>
+                  <w:pPr>
+                    <w:pStyle w:val="Compact"/>
+                    <w:jc w:val="left"/>
+                    <w:jc w:val="center"/>
+                  </w:pPr>
+                  <w:r>
+                    <w:t xml:space="preserve">0.111</w:t>
+                  </w:r>
+                </w:p>
+              </w:tc>
+            </w:tr>
+            <w:tr>
+              <w:tc>
+                <w:tcPr/>
+                <w:p>
+                  <w:pPr>
+                    <w:pStyle w:val="Compact"/>
+                    <w:jc w:val="left"/>
+                    <w:jc w:val="center"/>
+                  </w:pPr>
+                  <w:r>
+                    <w:t xml:space="preserve">Parental warmth, Parent 1 (mean (SD))</w:t>
+                  </w:r>
+                </w:p>
+              </w:tc>
+              <w:tc>
+                <w:tcPr/>
+                <w:p>
+                  <w:pPr>
+                    <w:pStyle w:val="Compact"/>
+                    <w:jc w:val="left"/>
+                    <w:jc w:val="center"/>
+                  </w:pPr>
+                  <w:r>
+                    <w:t xml:space="preserve">4.42 (0.54)</w:t>
+                  </w:r>
+                </w:p>
+              </w:tc>
+              <w:tc>
+                <w:tcPr/>
+                <w:p>
+                  <w:pPr>
+                    <w:pStyle w:val="Compact"/>
+                    <w:jc w:val="left"/>
+                    <w:jc w:val="center"/>
+                  </w:pPr>
+                  <w:r>
+                    <w:t xml:space="preserve">4.38 (0.54)</w:t>
+                  </w:r>
+                </w:p>
+              </w:tc>
+              <w:tc>
+                <w:tcPr/>
+                <w:p>
+                  <w:pPr>
+                    <w:pStyle w:val="Compact"/>
+                    <w:jc w:val="left"/>
+                    <w:jc w:val="center"/>
+                  </w:pPr>
+                  <w:r>
+                    <w:t xml:space="preserve">0.064</w:t>
+                  </w:r>
+                </w:p>
+              </w:tc>
+              <w:tc>
+                <w:tcPr/>
+                <w:p>
+                  <w:pPr>
+                    <w:pStyle w:val="Compact"/>
+                  </w:pPr>
+                </w:p>
+              </w:tc>
+              <w:tc>
+                <w:tcPr/>
+                <w:p>
+                  <w:pPr>
+                    <w:pStyle w:val="Compact"/>
+                    <w:jc w:val="left"/>
+                    <w:jc w:val="center"/>
+                  </w:pPr>
+                  <w:r>
+                    <w:t xml:space="preserve">0.082</w:t>
+                  </w:r>
+                </w:p>
+              </w:tc>
+            </w:tr>
+            <w:tr>
+              <w:tc>
+                <w:tcPr/>
+                <w:p>
+                  <w:pPr>
+                    <w:pStyle w:val="Compact"/>
+                    <w:jc w:val="left"/>
+                    <w:jc w:val="center"/>
+                  </w:pPr>
+                  <w:r>
+                    <w:t xml:space="preserve">Parental anger, Parent 1 (mean (SD))</w:t>
+                  </w:r>
+                </w:p>
+              </w:tc>
+              <w:tc>
+                <w:tcPr/>
+                <w:p>
+                  <w:pPr>
+                    <w:pStyle w:val="Compact"/>
+                    <w:jc w:val="left"/>
+                    <w:jc w:val="center"/>
+                  </w:pPr>
+                  <w:r>
+                    <w:t xml:space="preserve">2.17 (0.64)</w:t>
+                  </w:r>
+                </w:p>
+              </w:tc>
+              <w:tc>
+                <w:tcPr/>
+                <w:p>
+                  <w:pPr>
+                    <w:pStyle w:val="Compact"/>
+                    <w:jc w:val="left"/>
+                    <w:jc w:val="center"/>
+                  </w:pPr>
+                  <w:r>
+                    <w:t xml:space="preserve">2.15 (0.60)</w:t>
+                  </w:r>
+                </w:p>
+              </w:tc>
+              <w:tc>
+                <w:tcPr/>
+                <w:p>
+                  <w:pPr>
+                    <w:pStyle w:val="Compact"/>
+                    <w:jc w:val="left"/>
+                    <w:jc w:val="center"/>
+                  </w:pPr>
+                  <w:r>
+                    <w:t xml:space="preserve">0.449</w:t>
+                  </w:r>
+                </w:p>
+              </w:tc>
+              <w:tc>
+                <w:tcPr/>
+                <w:p>
+                  <w:pPr>
+                    <w:pStyle w:val="Compact"/>
+                  </w:pPr>
+                </w:p>
+              </w:tc>
+              <w:tc>
+                <w:tcPr/>
+                <w:p>
+                  <w:pPr>
+                    <w:pStyle w:val="Compact"/>
+                    <w:jc w:val="left"/>
+                    <w:jc w:val="center"/>
+                  </w:pPr>
+                  <w:r>
+                    <w:t xml:space="preserve">0.032</w:t>
+                  </w:r>
+                </w:p>
+              </w:tc>
+            </w:tr>
+            <w:tr>
+              <w:tc>
+                <w:tcPr/>
+                <w:p>
+                  <w:pPr>
+                    <w:pStyle w:val="Compact"/>
+                    <w:jc w:val="left"/>
+                    <w:jc w:val="center"/>
+                  </w:pPr>
+                  <w:r>
+                    <w:t xml:space="preserve">Parental warmth, Parent 2 (mean (SD))</w:t>
+                  </w:r>
+                </w:p>
+              </w:tc>
+              <w:tc>
+                <w:tcPr/>
+                <w:p>
+                  <w:pPr>
+                    <w:pStyle w:val="Compact"/>
+                    <w:jc w:val="left"/>
+                    <w:jc w:val="center"/>
+                  </w:pPr>
+                  <w:r>
+                    <w:t xml:space="preserve">4.08 (0.64)</w:t>
+                  </w:r>
+                </w:p>
+              </w:tc>
+              <w:tc>
+                <w:tcPr/>
+                <w:p>
+                  <w:pPr>
+                    <w:pStyle w:val="Compact"/>
+                    <w:jc w:val="left"/>
+                    <w:jc w:val="center"/>
+                  </w:pPr>
+                  <w:r>
+                    <w:t xml:space="preserve">4.04 (0.63)</w:t>
+                  </w:r>
+                </w:p>
+              </w:tc>
+              <w:tc>
+                <w:tcPr/>
+                <w:p>
+                  <w:pPr>
+                    <w:pStyle w:val="Compact"/>
+                    <w:jc w:val="left"/>
+                    <w:jc w:val="center"/>
+                  </w:pPr>
+                  <w:r>
+                    <w:t xml:space="preserve">0.344</w:t>
+                  </w:r>
+                </w:p>
+              </w:tc>
+              <w:tc>
+                <w:tcPr/>
+                <w:p>
+                  <w:pPr>
+                    <w:pStyle w:val="Compact"/>
+                  </w:pPr>
+                </w:p>
+              </w:tc>
+              <w:tc>
+                <w:tcPr/>
+                <w:p>
+                  <w:pPr>
+                    <w:pStyle w:val="Compact"/>
+                    <w:jc w:val="left"/>
+                    <w:jc w:val="center"/>
+                  </w:pPr>
+                  <w:r>
+                    <w:t xml:space="preserve">0.066</w:t>
+                  </w:r>
+                </w:p>
+              </w:tc>
+            </w:tr>
+            <w:tr>
+              <w:tc>
+                <w:tcPr/>
+                <w:p>
+                  <w:pPr>
+                    <w:pStyle w:val="Compact"/>
+                    <w:jc w:val="left"/>
+                    <w:jc w:val="center"/>
+                  </w:pPr>
+                  <w:r>
+                    <w:t xml:space="preserve">Parental anger, Parent 2 (mean (SD))</w:t>
+                  </w:r>
+                </w:p>
+              </w:tc>
+              <w:tc>
+                <w:tcPr/>
+                <w:p>
+                  <w:pPr>
+                    <w:pStyle w:val="Compact"/>
+                    <w:jc w:val="left"/>
+                    <w:jc w:val="center"/>
+                  </w:pPr>
+                  <w:r>
+                    <w:t xml:space="preserve">2.16 (0.67)</w:t>
+                  </w:r>
+                </w:p>
+              </w:tc>
+              <w:tc>
+                <w:tcPr/>
+                <w:p>
+                  <w:pPr>
+                    <w:pStyle w:val="Compact"/>
+                    <w:jc w:val="left"/>
+                    <w:jc w:val="center"/>
+                  </w:pPr>
+                  <w:r>
+                    <w:t xml:space="preserve">2.16 (0.61)</w:t>
+                  </w:r>
+                </w:p>
+              </w:tc>
+              <w:tc>
+                <w:tcPr/>
+                <w:p>
+                  <w:pPr>
+                    <w:pStyle w:val="Compact"/>
+                    <w:jc w:val="left"/>
+                    <w:jc w:val="center"/>
+                  </w:pPr>
+                  <w:r>
+                    <w:t xml:space="preserve">0.997</w:t>
+                  </w:r>
+                </w:p>
+              </w:tc>
+              <w:tc>
+                <w:tcPr/>
+                <w:p>
+                  <w:pPr>
+                    <w:pStyle w:val="Compact"/>
+                  </w:pPr>
+                </w:p>
+              </w:tc>
+              <w:tc>
+                <w:tcPr/>
+                <w:p>
+                  <w:pPr>
+                    <w:pStyle w:val="Compact"/>
+                    <w:jc w:val="left"/>
+                    <w:jc w:val="center"/>
+                  </w:pPr>
+                  <w:r>
+                    <w:t xml:space="preserve">&lt;0.001</w:t>
+                  </w:r>
+                </w:p>
+              </w:tc>
+            </w:tr>
+          </w:tbl>
+          <w:bookmarkEnd w:id="58"/>
+          <w:p/>
+        </w:tc>
+      </w:tr>
+    </w:tbl>
+    <w:p>
+      <w:pPr>
+        <w:pStyle w:val="BodyText"/>
+      </w:pPr>
+      <w:r>
+        <w:t xml:space="preserve"> </w:t>
+      </w:r>
+    </w:p>
+    <w:tbl>
+      <w:tblPr>
+        <w:tblStyle w:val="Table"/>
+        <w:tblW w:type="pct" w:w="5000"/>
+        <w:tblLayout w:type="fixed"/>
+        <w:tblLook w:firstRow="0" w:lastRow="0" w:firstColumn="0" w:lastColumn="0" w:noHBand="0" w:noVBand="0" w:val="0000"/>
+      </w:tblPr>
+      <w:tblGrid>
+        <w:gridCol w:w="7920"/>
+      </w:tblGrid>
+      <w:tr>
+        <w:tc>
+          <w:tcPr/>
+          <w:bookmarkStart w:id="59" w:name="tbl-attrition-waves"/>
+          <w:p>
+            <w:pPr>
+              <w:jc w:val="center"/>
+            </w:pPr>
+            <w:pPr>
+              <w:jc w:val="left"/>
+              <w:spacing w:before="200"/>
+              <w:pStyle w:val="ImageCaption"/>
+            </w:pPr>
+            <w:r>
+              <w:t xml:space="preserve">Table 9: Baseline (age 8) characteristics by number of observed waves.</w:t>
+            </w:r>
+          </w:p>
+          <w:tbl>
+            <w:tblPr>
+              <w:tblStyle w:val="Table"/>
+              <w:tblW w:type="pct" w:w="5000"/>
+              <w:tblLayout w:type="fixed"/>
+              <w:tblLook w:firstRow="1" w:lastRow="0" w:firstColumn="0" w:lastColumn="0" w:noHBand="0" w:noVBand="0" w:val="0020"/>
+            </w:tblPr>
+            <w:tblGrid>
+              <w:gridCol w:w="3201"/>
+              <w:gridCol w:w="1095"/>
+              <w:gridCol w:w="1095"/>
+              <w:gridCol w:w="1011"/>
+              <w:gridCol w:w="589"/>
+              <w:gridCol w:w="421"/>
+              <w:gridCol w:w="505"/>
+            </w:tblGrid>
+            <w:tr>
+              <w:trPr>
+                <w:tblHeader w:val="on"/>
+              </w:trPr>
+              <w:tc>
+                <w:tcPr/>
+                <w:p>
+                  <w:pPr>
+                    <w:pStyle w:val="Compact"/>
+                  </w:pPr>
+                </w:p>
+              </w:tc>
+              <w:tc>
+                <w:tcPr/>
+                <w:p>
+                  <w:pPr>
+                    <w:pStyle w:val="Compact"/>
+                    <w:jc w:val="left"/>
+                    <w:jc w:val="center"/>
+                  </w:pPr>
+                  <w:r>
+                    <w:t xml:space="preserve">1 wave</w:t>
+                  </w:r>
+                </w:p>
+              </w:tc>
+              <w:tc>
+                <w:tcPr/>
+                <w:p>
+                  <w:pPr>
+                    <w:pStyle w:val="Compact"/>
+                    <w:jc w:val="left"/>
+                    <w:jc w:val="center"/>
+                  </w:pPr>
+                  <w:r>
+                    <w:t xml:space="preserve">2 waves</w:t>
+                  </w:r>
+                </w:p>
+              </w:tc>
+              <w:tc>
+                <w:tcPr/>
+                <w:p>
+                  <w:pPr>
+                    <w:pStyle w:val="Compact"/>
+                    <w:jc w:val="left"/>
+                    <w:jc w:val="center"/>
+                  </w:pPr>
+                  <w:r>
+                    <w:t xml:space="preserve">3 waves</w:t>
+                  </w:r>
+                </w:p>
+              </w:tc>
+              <w:tc>
+                <w:tcPr/>
+                <w:p>
+                  <w:pPr>
+                    <w:pStyle w:val="Compact"/>
+                    <w:jc w:val="left"/>
+                    <w:jc w:val="center"/>
+                  </w:pPr>
+                  <w:r>
+                    <w:t xml:space="preserve">p</w:t>
+                  </w:r>
+                </w:p>
+              </w:tc>
+              <w:tc>
+                <w:tcPr/>
+                <w:p>
+                  <w:pPr>
+                    <w:pStyle w:val="Compact"/>
+                    <w:jc w:val="left"/>
+                    <w:jc w:val="center"/>
+                  </w:pPr>
+                  <w:r>
+                    <w:t xml:space="preserve">test</w:t>
+                  </w:r>
+                </w:p>
+              </w:tc>
+              <w:tc>
+                <w:tcPr/>
+                <w:p>
+                  <w:pPr>
+                    <w:pStyle w:val="Compact"/>
+                    <w:jc w:val="left"/>
+                    <w:jc w:val="center"/>
+                  </w:pPr>
+                  <w:r>
+                    <w:t xml:space="preserve">SMD</w:t>
+                  </w:r>
+                </w:p>
+              </w:tc>
+            </w:tr>
+            <w:tr>
+              <w:tc>
+                <w:tcPr/>
+                <w:p>
+                  <w:pPr>
+                    <w:pStyle w:val="Compact"/>
+                    <w:jc w:val="left"/>
+                    <w:jc w:val="center"/>
+                  </w:pPr>
+                  <w:r>
+                    <w:t xml:space="preserve">n</w:t>
+                  </w:r>
+                </w:p>
+              </w:tc>
+              <w:tc>
+                <w:tcPr/>
+                <w:p>
+                  <w:pPr>
+                    <w:pStyle w:val="Compact"/>
+                    <w:jc w:val="left"/>
+                    <w:jc w:val="center"/>
+                  </w:pPr>
+                  <w:r>
+                    <w:t xml:space="preserve">729</w:t>
+                  </w:r>
+                </w:p>
+              </w:tc>
+              <w:tc>
+                <w:tcPr/>
+                <w:p>
+                  <w:pPr>
+                    <w:pStyle w:val="Compact"/>
+                    <w:jc w:val="left"/>
+                    <w:jc w:val="center"/>
+                  </w:pPr>
+                  <w:r>
+                    <w:t xml:space="preserve">1334</w:t>
+                  </w:r>
+                </w:p>
+              </w:tc>
+              <w:tc>
+                <w:tcPr/>
+                <w:p>
+                  <w:pPr>
+                    <w:pStyle w:val="Compact"/>
+                    <w:jc w:val="left"/>
+                    <w:jc w:val="center"/>
+                  </w:pPr>
+                  <w:r>
+                    <w:t xml:space="preserve">6509</w:t>
+                  </w:r>
+                </w:p>
+              </w:tc>
+              <w:tc>
+                <w:tcPr/>
+                <w:p>
+                  <w:pPr>
+                    <w:pStyle w:val="Compact"/>
+                  </w:pPr>
+                </w:p>
+              </w:tc>
+              <w:tc>
+                <w:tcPr/>
+                <w:p>
+                  <w:pPr>
+                    <w:pStyle w:val="Compact"/>
+                  </w:pPr>
+                </w:p>
+              </w:tc>
+              <w:tc>
+                <w:tcPr/>
+                <w:p>
+                  <w:pPr>
+                    <w:pStyle w:val="Compact"/>
+                  </w:pPr>
+                </w:p>
+              </w:tc>
+            </w:tr>
+            <w:tr>
+              <w:tc>
+                <w:tcPr/>
+                <w:p>
+                  <w:pPr>
+                    <w:pStyle w:val="Compact"/>
+                    <w:jc w:val="left"/>
+                    <w:jc w:val="center"/>
+                  </w:pPr>
+                  <w:r>
+                    <w:t xml:space="preserve">Sex = Female (%)</w:t>
+                  </w:r>
+                </w:p>
+              </w:tc>
+              <w:tc>
+                <w:tcPr/>
+                <w:p>
+                  <w:pPr>
+                    <w:pStyle w:val="Compact"/>
+                    <w:jc w:val="left"/>
+                    <w:jc w:val="center"/>
+                  </w:pPr>
+                  <w:r>
+                    <w:t xml:space="preserve">306 (48.2)</w:t>
+                  </w:r>
+                </w:p>
+              </w:tc>
+              <w:tc>
+                <w:tcPr/>
+                <w:p>
+                  <w:pPr>
+                    <w:pStyle w:val="Compact"/>
+                    <w:jc w:val="left"/>
+                    <w:jc w:val="center"/>
+                  </w:pPr>
+                  <w:r>
+                    <w:t xml:space="preserve">588 (48.8)</w:t>
+                  </w:r>
+                </w:p>
+              </w:tc>
+              <w:tc>
+                <w:tcPr/>
+                <w:p>
+                  <w:pPr>
+                    <w:pStyle w:val="Compact"/>
+                    <w:jc w:val="left"/>
+                    <w:jc w:val="center"/>
+                  </w:pPr>
+                  <w:r>
+                    <w:t xml:space="preserve">3190 (49.0)</w:t>
+                  </w:r>
+                </w:p>
+              </w:tc>
+              <w:tc>
+                <w:tcPr/>
+                <w:p>
+                  <w:pPr>
+                    <w:pStyle w:val="Compact"/>
+                    <w:jc w:val="left"/>
+                    <w:jc w:val="center"/>
+                  </w:pPr>
+                  <w:r>
+                    <w:t xml:space="preserve">0.921</w:t>
+                  </w:r>
+                </w:p>
+              </w:tc>
+              <w:tc>
+                <w:tcPr/>
+                <w:p>
+                  <w:pPr>
+                    <w:pStyle w:val="Compact"/>
+                  </w:pPr>
+                </w:p>
+              </w:tc>
+              <w:tc>
+                <w:tcPr/>
+                <w:p>
+                  <w:pPr>
+                    <w:pStyle w:val="Compact"/>
+                    <w:jc w:val="left"/>
+                    <w:jc w:val="center"/>
+                  </w:pPr>
+                  <w:r>
+                    <w:t xml:space="preserve">0.011</w:t>
+                  </w:r>
+                </w:p>
+              </w:tc>
+            </w:tr>
+            <w:tr>
+              <w:tc>
+                <w:tcPr/>
+                <w:p>
+                  <w:pPr>
+                    <w:pStyle w:val="Compact"/>
+                    <w:jc w:val="left"/>
+                    <w:jc w:val="center"/>
+                  </w:pPr>
+                  <w:r>
+                    <w:t xml:space="preserve">Socioeconomic position (mean (SD))</w:t>
+                  </w:r>
+                </w:p>
+              </w:tc>
+              <w:tc>
+                <w:tcPr/>
+                <w:p>
+                  <w:pPr>
+                    <w:pStyle w:val="Compact"/>
+                    <w:jc w:val="left"/>
+                    <w:jc w:val="center"/>
+                  </w:pPr>
+                  <w:r>
+                    <w:t xml:space="preserve">-0.36 (0.96)</w:t>
+                  </w:r>
+                </w:p>
+              </w:tc>
+              <w:tc>
+                <w:tcPr/>
+                <w:p>
+                  <w:pPr>
+                    <w:pStyle w:val="Compact"/>
+                    <w:jc w:val="left"/>
+                    <w:jc w:val="center"/>
+                  </w:pPr>
+                  <w:r>
+                    <w:t xml:space="preserve">-0.23 (0.99)</w:t>
+                  </w:r>
+                </w:p>
+              </w:tc>
+              <w:tc>
+                <w:tcPr/>
+                <w:p>
+                  <w:pPr>
+                    <w:pStyle w:val="Compact"/>
+                    <w:jc w:val="left"/>
+                    <w:jc w:val="center"/>
+                  </w:pPr>
+                  <w:r>
+                    <w:t xml:space="preserve">0.09 (0.96)</w:t>
+                  </w:r>
+                </w:p>
+              </w:tc>
+              <w:tc>
+                <w:tcPr/>
+                <w:p>
+                  <w:pPr>
+                    <w:pStyle w:val="Compact"/>
+                    <w:jc w:val="left"/>
+                    <w:jc w:val="center"/>
+                  </w:pPr>
+                  <w:r>
+                    <w:t xml:space="preserve">&lt;0.001</w:t>
+                  </w:r>
+                </w:p>
+              </w:tc>
+              <w:tc>
+                <w:tcPr/>
+                <w:p>
+                  <w:pPr>
+                    <w:pStyle w:val="Compact"/>
+                  </w:pPr>
+                </w:p>
+              </w:tc>
+              <w:tc>
+                <w:tcPr/>
+                <w:p>
+                  <w:pPr>
+                    <w:pStyle w:val="Compact"/>
+                    <w:jc w:val="left"/>
+                    <w:jc w:val="center"/>
+                  </w:pPr>
+                  <w:r>
+                    <w:t xml:space="preserve">0.310</w:t>
+                  </w:r>
+                </w:p>
+              </w:tc>
+            </w:tr>
+            <w:tr>
+              <w:tc>
+                <w:tcPr/>
+                <w:p>
+                  <w:pPr>
+                    <w:pStyle w:val="Compact"/>
+                    <w:jc w:val="left"/>
+                    <w:jc w:val="center"/>
+                  </w:pPr>
+                  <w:r>
+                    <w:t xml:space="preserve">BMI z-score (mean (SD))</w:t>
+                  </w:r>
+                </w:p>
+              </w:tc>
+              <w:tc>
+                <w:tcPr/>
+                <w:p>
+                  <w:pPr>
+                    <w:pStyle w:val="Compact"/>
+                    <w:jc w:val="left"/>
+                    <w:jc w:val="center"/>
+                  </w:pPr>
+                  <w:r>
+                    <w:t xml:space="preserve">0.49 (1.06)</w:t>
+                  </w:r>
+                </w:p>
+              </w:tc>
+              <w:tc>
+                <w:tcPr/>
+                <w:p>
+                  <w:pPr>
+                    <w:pStyle w:val="Compact"/>
+                    <w:jc w:val="left"/>
+                    <w:jc w:val="center"/>
+                  </w:pPr>
+                  <w:r>
+                    <w:t xml:space="preserve">0.42 (1.00)</w:t>
+                  </w:r>
+                </w:p>
+              </w:tc>
+              <w:tc>
+                <w:tcPr/>
+                <w:p>
+                  <w:pPr>
+                    <w:pStyle w:val="Compact"/>
+                    <w:jc w:val="left"/>
+                    <w:jc w:val="center"/>
+                  </w:pPr>
+                  <w:r>
+                    <w:t xml:space="preserve">0.37 (0.97)</w:t>
+                  </w:r>
+                </w:p>
+              </w:tc>
+              <w:tc>
+                <w:tcPr/>
+                <w:p>
+                  <w:pPr>
+                    <w:pStyle w:val="Compact"/>
+                    <w:jc w:val="left"/>
+                    <w:jc w:val="center"/>
+                  </w:pPr>
+                  <w:r>
+                    <w:t xml:space="preserve">0.005</w:t>
+                  </w:r>
+                </w:p>
+              </w:tc>
+              <w:tc>
+                <w:tcPr/>
+                <w:p>
+                  <w:pPr>
+                    <w:pStyle w:val="Compact"/>
+                  </w:pPr>
+                </w:p>
+              </w:tc>
+              <w:tc>
+                <w:tcPr/>
+                <w:p>
+                  <w:pPr>
+                    <w:pStyle w:val="Compact"/>
+                    <w:jc w:val="left"/>
+                    <w:jc w:val="center"/>
+                  </w:pPr>
+                  <w:r>
+                    <w:t xml:space="preserve">0.080</w:t>
+                  </w:r>
+                </w:p>
+              </w:tc>
+            </w:tr>
+            <w:tr>
+              <w:tc>
+                <w:tcPr/>
+                <w:p>
+                  <w:pPr>
+                    <w:pStyle w:val="Compact"/>
+                    <w:jc w:val="left"/>
+                    <w:jc w:val="center"/>
+                  </w:pPr>
+                  <w:r>
+                    <w:t xml:space="preserve">Parental warmth, Parent 1 (mean (SD))</w:t>
+                  </w:r>
+                </w:p>
+              </w:tc>
+              <w:tc>
+                <w:tcPr/>
+                <w:p>
+                  <w:pPr>
+                    <w:pStyle w:val="Compact"/>
+                    <w:jc w:val="left"/>
+                    <w:jc w:val="center"/>
+                  </w:pPr>
+                  <w:r>
+                    <w:t xml:space="preserve">4.42 (0.54)</w:t>
+                  </w:r>
+                </w:p>
+              </w:tc>
+              <w:tc>
+                <w:tcPr/>
+                <w:p>
+                  <w:pPr>
+                    <w:pStyle w:val="Compact"/>
+                    <w:jc w:val="left"/>
+                    <w:jc w:val="center"/>
+                  </w:pPr>
+                  <w:r>
+                    <w:t xml:space="preserve">4.38 (0.57)</w:t>
+                  </w:r>
+                </w:p>
+              </w:tc>
+              <w:tc>
+                <w:tcPr/>
+                <w:p>
+                  <w:pPr>
+                    <w:pStyle w:val="Compact"/>
+                    <w:jc w:val="left"/>
+                    <w:jc w:val="center"/>
+                  </w:pPr>
+                  <w:r>
+                    <w:t xml:space="preserve">4.37 (0.54)</w:t>
+                  </w:r>
+                </w:p>
+              </w:tc>
+              <w:tc>
+                <w:tcPr/>
+                <w:p>
+                  <w:pPr>
+                    <w:pStyle w:val="Compact"/>
+                    <w:jc w:val="left"/>
+                    <w:jc w:val="center"/>
+                  </w:pPr>
+                  <w:r>
+                    <w:t xml:space="preserve">0.162</w:t>
+                  </w:r>
+                </w:p>
+              </w:tc>
+              <w:tc>
+                <w:tcPr/>
+                <w:p>
+                  <w:pPr>
+                    <w:pStyle w:val="Compact"/>
+                  </w:pPr>
+                </w:p>
+              </w:tc>
+              <w:tc>
+                <w:tcPr/>
+                <w:p>
+                  <w:pPr>
+                    <w:pStyle w:val="Compact"/>
+                    <w:jc w:val="left"/>
+                    <w:jc w:val="center"/>
+                  </w:pPr>
+                  <w:r>
+                    <w:t xml:space="preserve">0.056</w:t>
+                  </w:r>
+                </w:p>
+              </w:tc>
+            </w:tr>
+            <w:tr>
+              <w:tc>
+                <w:tcPr/>
+                <w:p>
+                  <w:pPr>
+                    <w:pStyle w:val="Compact"/>
+                    <w:jc w:val="left"/>
+                    <w:jc w:val="center"/>
+                  </w:pPr>
+                  <w:r>
+                    <w:t xml:space="preserve">Parental anger, Parent 1 (mean (SD))</w:t>
+                  </w:r>
+                </w:p>
+              </w:tc>
+              <w:tc>
+                <w:tcPr/>
+                <w:p>
+                  <w:pPr>
+                    <w:pStyle w:val="Compact"/>
+                    <w:jc w:val="left"/>
+                    <w:jc w:val="center"/>
+                  </w:pPr>
+                  <w:r>
+                    <w:t xml:space="preserve">2.17 (0.64)</w:t>
+                  </w:r>
+                </w:p>
+              </w:tc>
+              <w:tc>
+                <w:tcPr/>
+                <w:p>
+                  <w:pPr>
+                    <w:pStyle w:val="Compact"/>
+                    <w:jc w:val="left"/>
+                    <w:jc w:val="center"/>
+                  </w:pPr>
+                  <w:r>
+                    <w:t xml:space="preserve">2.16 (0.61)</w:t>
+                  </w:r>
+                </w:p>
+              </w:tc>
+              <w:tc>
+                <w:tcPr/>
+                <w:p>
+                  <w:pPr>
+                    <w:pStyle w:val="Compact"/>
+                    <w:jc w:val="left"/>
+                    <w:jc w:val="center"/>
+                  </w:pPr>
+                  <w:r>
+                    <w:t xml:space="preserve">2.15 (0.60)</w:t>
+                  </w:r>
+                </w:p>
+              </w:tc>
+              <w:tc>
+                <w:tcPr/>
+                <w:p>
+                  <w:pPr>
+                    <w:pStyle w:val="Compact"/>
+                    <w:jc w:val="left"/>
+                    <w:jc w:val="center"/>
+                  </w:pPr>
+                  <w:r>
+                    <w:t xml:space="preserve">0.725</w:t>
+                  </w:r>
+                </w:p>
+              </w:tc>
+              <w:tc>
+                <w:tcPr/>
+                <w:p>
+                  <w:pPr>
+                    <w:pStyle w:val="Compact"/>
+                  </w:pPr>
+                </w:p>
+              </w:tc>
+              <w:tc>
+                <w:tcPr/>
+                <w:p>
+                  <w:pPr>
+                    <w:pStyle w:val="Compact"/>
+                    <w:jc w:val="left"/>
+                    <w:jc w:val="center"/>
+                  </w:pPr>
+                  <w:r>
+                    <w:t xml:space="preserve">0.023</w:t>
+                  </w:r>
+                </w:p>
+              </w:tc>
+            </w:tr>
+            <w:tr>
+              <w:tc>
+                <w:tcPr/>
+                <w:p>
+                  <w:pPr>
+                    <w:pStyle w:val="Compact"/>
+                    <w:jc w:val="left"/>
+                    <w:jc w:val="center"/>
+                  </w:pPr>
+                  <w:r>
+                    <w:t xml:space="preserve">Parental warmth, Parent 2 (mean (SD))</w:t>
+                  </w:r>
+                </w:p>
+              </w:tc>
+              <w:tc>
+                <w:tcPr/>
+                <w:p>
+                  <w:pPr>
+                    <w:pStyle w:val="Compact"/>
+                    <w:jc w:val="left"/>
+                    <w:jc w:val="center"/>
+                  </w:pPr>
+                  <w:r>
+                    <w:t xml:space="preserve">4.08 (0.64)</w:t>
+                  </w:r>
+                </w:p>
+              </w:tc>
+              <w:tc>
+                <w:tcPr/>
+                <w:p>
+                  <w:pPr>
+                    <w:pStyle w:val="Compact"/>
+                    <w:jc w:val="left"/>
+                    <w:jc w:val="center"/>
+                  </w:pPr>
+                  <w:r>
+                    <w:t xml:space="preserve">4.06 (0.61)</w:t>
+                  </w:r>
+                </w:p>
+              </w:tc>
+              <w:tc>
+                <w:tcPr/>
+                <w:p>
+                  <w:pPr>
+                    <w:pStyle w:val="Compact"/>
+                    <w:jc w:val="left"/>
+                    <w:jc w:val="center"/>
+                  </w:pPr>
+                  <w:r>
+                    <w:t xml:space="preserve">4.03 (0.63)</w:t>
+                  </w:r>
+                </w:p>
+              </w:tc>
+              <w:tc>
+                <w:tcPr/>
+                <w:p>
+                  <w:pPr>
+                    <w:pStyle w:val="Compact"/>
+                    <w:jc w:val="left"/>
+                    <w:jc w:val="center"/>
+                  </w:pPr>
+                  <w:r>
+                    <w:t xml:space="preserve">0.470</w:t>
+                  </w:r>
+                </w:p>
+              </w:tc>
+              <w:tc>
+                <w:tcPr/>
+                <w:p>
+                  <w:pPr>
+                    <w:pStyle w:val="Compact"/>
+                  </w:pPr>
+                </w:p>
+              </w:tc>
+              <w:tc>
+                <w:tcPr/>
+                <w:p>
+                  <w:pPr>
+                    <w:pStyle w:val="Compact"/>
+                    <w:jc w:val="left"/>
+                    <w:jc w:val="center"/>
+                  </w:pPr>
+                  <w:r>
+                    <w:t xml:space="preserve">0.047</w:t>
+                  </w:r>
+                </w:p>
+              </w:tc>
+            </w:tr>
+            <w:tr>
+              <w:tc>
+                <w:tcPr/>
+                <w:p>
+                  <w:pPr>
+                    <w:pStyle w:val="Compact"/>
+                    <w:jc w:val="left"/>
+                    <w:jc w:val="center"/>
+                  </w:pPr>
+                  <w:r>
+                    <w:t xml:space="preserve">Parental anger, Parent 2 (mean (SD))</w:t>
+                  </w:r>
+                </w:p>
+              </w:tc>
+              <w:tc>
+                <w:tcPr/>
+                <w:p>
+                  <w:pPr>
+                    <w:pStyle w:val="Compact"/>
+                    <w:jc w:val="left"/>
+                    <w:jc w:val="center"/>
+                  </w:pPr>
+                  <w:r>
+                    <w:t xml:space="preserve">2.16 (0.67)</w:t>
+                  </w:r>
+                </w:p>
+              </w:tc>
+              <w:tc>
+                <w:tcPr/>
+                <w:p>
+                  <w:pPr>
+                    <w:pStyle w:val="Compact"/>
+                    <w:jc w:val="left"/>
+                    <w:jc w:val="center"/>
+                  </w:pPr>
+                  <w:r>
+                    <w:t xml:space="preserve">2.16 (0.64)</w:t>
+                  </w:r>
+                </w:p>
+              </w:tc>
+              <w:tc>
+                <w:tcPr/>
+                <w:p>
+                  <w:pPr>
+                    <w:pStyle w:val="Compact"/>
+                    <w:jc w:val="left"/>
+                    <w:jc w:val="center"/>
+                  </w:pPr>
+                  <w:r>
+                    <w:t xml:space="preserve">2.16 (0.61)</w:t>
+                  </w:r>
+                </w:p>
+              </w:tc>
+              <w:tc>
+                <w:tcPr/>
+                <w:p>
+                  <w:pPr>
+                    <w:pStyle w:val="Compact"/>
+                    <w:jc w:val="left"/>
+                    <w:jc w:val="center"/>
+                  </w:pPr>
+                  <w:r>
+                    <w:t xml:space="preserve">0.964</w:t>
+                  </w:r>
+                </w:p>
+              </w:tc>
+              <w:tc>
+                <w:tcPr/>
+                <w:p>
+                  <w:pPr>
+                    <w:pStyle w:val="Compact"/>
+                  </w:pPr>
+                </w:p>
+              </w:tc>
+              <w:tc>
+                <w:tcPr/>
+                <w:p>
+                  <w:pPr>
+                    <w:pStyle w:val="Compact"/>
+                    <w:jc w:val="left"/>
+                    <w:jc w:val="center"/>
+                  </w:pPr>
+                  <w:r>
+                    <w:t xml:space="preserve">0.008</w:t>
+                  </w:r>
+                </w:p>
+              </w:tc>
+            </w:tr>
+          </w:tbl>
+          <w:bookmarkEnd w:id="59"/>
+          <w:p/>
+        </w:tc>
+      </w:tr>
+    </w:tbl>
+    <w:p>
+      <w:pPr>
+        <w:pStyle w:val="BodyText"/>
+      </w:pPr>
+      <w:r>
+        <w:t xml:space="preserve"> </w:t>
+      </w:r>
+    </w:p>
+    <w:tbl>
+      <w:tblPr>
+        <w:tblStyle w:val="Table"/>
+        <w:tblLook w:firstRow="0" w:lastRow="0" w:firstColumn="0" w:lastColumn="0" w:noHBand="0" w:noVBand="0" w:val="0000"/>
+        <w:tblBorders>
+          <w:top w:val="single" w:sz="4" w:space="0" w:color="0758E5"/>
+          <w:left w:val="single" w:sz="24" w:space="0" w:color="0758E5"/>
+          <w:bottom w:val="single" w:sz="4" w:space="0" w:color="0758E5"/>
+          <w:right w:val="single" w:sz="4" w:space="0" w:color="0758E5"/>
+        </w:tblBorders>
+        <w:tblCellMar>
+          <w:left w:w="144" w:type="dxa"/>
+          <w:right w:w="144" w:type="dxa"/>
+        </w:tblCellMar>
+        <w:tblLook w:firstRow="0" w:lastRow="0" w:firstColumn="0" w:lastColumn="0" w:noHBand="0" w:noVBand="0" w:val="0000"/>
+      </w:tblPr>
+      <w:tr>
+        <w:trPr>
+          <w:cantSplit/>
+        </w:trPr>
+        <w:tc>
+          <w:tcPr>
+            <w:shd w:color="auto" w:fill="dae6fb" w:val="clear"/>
+            <w:tcMar>
+              <w:top w:w="92" w:type="dxa"/>
+              <w:bottom w:w="92" w:type="dxa"/>
+            </w:tcMar>
+          </w:tcPr>
+          <w:p>
+            <w:pPr>
+              <w:pStyle w:val="BodyText"/>
+            </w:pPr>
+            <w:pPr>
+              <w:spacing w:before="0" w:after="0"/>
+              <w:textAlignment w:val="center"/>
+            </w:pPr>
+            <w:r>
+              <w:drawing>
+                <wp:inline>
+                  <wp:extent cx="152400" cy="152400"/>
+                  <wp:effectExtent b="0" l="0" r="0" t="0"/>
+                  <wp:docPr descr="" title="" id="60" name="Picture"/>
+                  <a:graphic>
+                    <a:graphicData uri="http://schemas.openxmlformats.org/drawingml/2006/picture">
+                      <pic:pic>
+                        <pic:nvPicPr>
+                          <pic:cNvPr descr="/opt/quarto/share/formats/docx/note.png" id="61" name="Picture"/>
+                          <pic:cNvPicPr>
+                            <a:picLocks noChangeArrowheads="1" noChangeAspect="1"/>
+                          </pic:cNvPicPr>
+                        </pic:nvPicPr>
+                        <pic:blipFill>
+                          <a:blip r:embed="rId12"/>
+                          <a:stretch>
+                            <a:fillRect/>
+                          </a:stretch>
+                        </pic:blipFill>
+                        <pic:spPr bwMode="auto">
+                          <a:xfrm>
+                            <a:off x="0" y="0"/>
+                            <a:ext cx="152400" cy="152400"/>
+                          </a:xfrm>
+                          <a:prstGeom prst="rect">
+                            <a:avLst/>
+                          </a:prstGeom>
+                          <a:noFill/>
+                          <a:ln w="9525">
+                            <a:noFill/>
+                            <a:headEnd/>
+                            <a:tailEnd/>
+                          </a:ln>
+                        </pic:spPr>
+                      </pic:pic>
+                    </a:graphicData>
+                  </a:graphic>
+                </wp:inline>
+              </w:drawing>
+            </w:r>
+            <w:r>
+              <w:t xml:space="preserve"> </w:t>
+            </w:r>
+            <w:r>
+              <w:t xml:space="preserve"> </w:t>
+            </w:r>
+            <w:r>
+              <w:t xml:space="preserve">Interpretation</w:t>
+            </w:r>
+          </w:p>
+        </w:tc>
+      </w:tr>
+      <w:tr>
+        <w:trPr>
+          <w:cantSplit/>
+        </w:trPr>
+        <w:tc>
+          <w:tcPr>
+            <w:tcMar>
+              <w:top w:w="108" w:type="dxa"/>
+              <w:bottom w:w="108" w:type="dxa"/>
+            </w:tcMar>
+          </w:tcPr>
+          <w:p>
+            <w:pPr>
+              <w:pStyle w:val="Compact"/>
+              <w:numPr>
+                <w:ilvl w:val="0"/>
+                <w:numId w:val="1011"/>
+              </w:numPr>
+            </w:pPr>
+            <w:r>
+              <w:t xml:space="preserve">The SMDs are all pretty small, so attrition looks close to missing-at-random.</w:t>
+            </w:r>
+          </w:p>
+          <w:p>
+            <w:pPr>
+              <w:pStyle w:val="Compact"/>
+              <w:numPr>
+                <w:ilvl w:val="0"/>
+                <w:numId w:val="1011"/>
+              </w:numPr>
+            </w:pPr>
+            <w:r>
+              <w:t xml:space="preserve">There is a small effect of socioeconomic position (which is pretty normal in longitudinal studies - lower SES families tend to dropout first), and maybe an effect of BMI (but, I’d say that is just because higher SES tends to mean higher BMI). I would probably report this, but say that the effect is small enough that it is unlikely to bias the results and so we went with MAR.</w:t>
+            </w:r>
+          </w:p>
+          <w:p/>
+        </w:tc>
+      </w:tr>
+    </w:tbl>
+    <w:bookmarkEnd w:id="62"/>
+    <w:bookmarkStart w:id="68" w:name="sec-supp-enumeration"/>
     <w:p>
       <w:pPr>
         <w:pStyle w:val="Heading2"/>
@@ -13575,15 +17049,16 @@
         <w:tblCaption w:val="Fit statistics for K = 1-5 latent class growth models of body dissatisfaction. BIC/SABIC are fit indices penalised for model complexity (lower is better)."/>
       </w:tblPr>
       <w:tblGrid>
-        <w:gridCol w:w="250"/>
-        <w:gridCol w:w="833"/>
-        <w:gridCol w:w="1250"/>
-        <w:gridCol w:w="917"/>
-        <w:gridCol w:w="500"/>
-        <w:gridCol w:w="500"/>
-        <w:gridCol w:w="500"/>
-        <w:gridCol w:w="666"/>
-        <w:gridCol w:w="2501"/>
+        <w:gridCol w:w="224"/>
+        <w:gridCol w:w="747"/>
+        <w:gridCol w:w="821"/>
+        <w:gridCol w:w="1120"/>
+        <w:gridCol w:w="821"/>
+        <w:gridCol w:w="448"/>
+        <w:gridCol w:w="448"/>
+        <w:gridCol w:w="448"/>
+        <w:gridCol w:w="597"/>
+        <w:gridCol w:w="2241"/>
       </w:tblGrid>
       <w:tr>
         <w:trPr>
@@ -13621,6 +17096,18 @@
               <w:jc w:val="right"/>
             </w:pPr>
             <w:r>
+              <w:t xml:space="preserve">Iterations</w:t>
+            </w:r>
+          </w:p>
+        </w:tc>
+        <w:tc>
+          <w:tcPr/>
+          <w:p>
+            <w:pPr>
+              <w:pStyle w:val="Compact"/>
+              <w:jc w:val="right"/>
+            </w:pPr>
+            <w:r>
               <w:t xml:space="preserve">Log-likelihood</w:t>
             </w:r>
           </w:p>
@@ -13731,6 +17218,18 @@
               <w:jc w:val="right"/>
             </w:pPr>
             <w:r>
+              <w:t xml:space="preserve">8</w:t>
+            </w:r>
+          </w:p>
+        </w:tc>
+        <w:tc>
+          <w:tcPr/>
+          <w:p>
+            <w:pPr>
+              <w:pStyle w:val="Compact"/>
+              <w:jc w:val="right"/>
+            </w:pPr>
+            <w:r>
               <w:t xml:space="preserve">-29234.7</w:t>
             </w:r>
           </w:p>
@@ -13841,6 +17340,18 @@
               <w:jc w:val="right"/>
             </w:pPr>
             <w:r>
+              <w:t xml:space="preserve">1</w:t>
+            </w:r>
+          </w:p>
+        </w:tc>
+        <w:tc>
+          <w:tcPr/>
+          <w:p>
+            <w:pPr>
+              <w:pStyle w:val="Compact"/>
+              <w:jc w:val="right"/>
+            </w:pPr>
+            <w:r>
               <w:t xml:space="preserve">-27805.2</w:t>
             </w:r>
           </w:p>
@@ -13951,6 +17462,18 @@
               <w:jc w:val="right"/>
             </w:pPr>
             <w:r>
+              <w:t xml:space="preserve">1</w:t>
+            </w:r>
+          </w:p>
+        </w:tc>
+        <w:tc>
+          <w:tcPr/>
+          <w:p>
+            <w:pPr>
+              <w:pStyle w:val="Compact"/>
+              <w:jc w:val="right"/>
+            </w:pPr>
+            <w:r>
               <w:t xml:space="preserve">-27407.3</w:t>
             </w:r>
           </w:p>
@@ -14061,6 +17584,18 @@
               <w:jc w:val="right"/>
             </w:pPr>
             <w:r>
+              <w:t xml:space="preserve">1</w:t>
+            </w:r>
+          </w:p>
+        </w:tc>
+        <w:tc>
+          <w:tcPr/>
+          <w:p>
+            <w:pPr>
+              <w:pStyle w:val="Compact"/>
+              <w:jc w:val="right"/>
+            </w:pPr>
+            <w:r>
               <w:t xml:space="preserve">-27142.6</w:t>
             </w:r>
           </w:p>
@@ -14160,6 +17695,18 @@
             </w:pPr>
             <w:r>
               <w:t xml:space="preserve">Yes</w:t>
+            </w:r>
+          </w:p>
+        </w:tc>
+        <w:tc>
+          <w:tcPr/>
+          <w:p>
+            <w:pPr>
+              <w:pStyle w:val="Compact"/>
+              <w:jc w:val="right"/>
+            </w:pPr>
+            <w:r>
+              <w:t xml:space="preserve">1</w:t>
             </w:r>
           </w:p>
         </w:tc>
@@ -14258,18 +17805,18 @@
           <wp:inline>
             <wp:extent cx="5334000" cy="1866900"/>
             <wp:effectExtent b="0" l="0" r="0" t="0"/>
-            <wp:docPr descr="Predicted class trajectories (95% bands) by number of classes. Dashed line: observed overall means." title="" id="53" name="Picture"/>
+            <wp:docPr descr="Predicted class trajectories (95% bands) by number of classes. Dashed line: observed overall means." title="" id="64" name="Picture"/>
             <a:graphic>
               <a:graphicData uri="http://schemas.openxmlformats.org/drawingml/2006/picture">
                 <pic:pic>
                   <pic:nvPicPr>
-                    <pic:cNvPr descr="report_files/figure-docx/plot-lcga-trajectories-1.png" id="54" name="Picture"/>
+                    <pic:cNvPr descr="report_files/figure-docx/plot-lcga-trajectories-1.png" id="65" name="Picture"/>
                     <pic:cNvPicPr>
                       <a:picLocks noChangeArrowheads="1" noChangeAspect="1"/>
                     </pic:cNvPicPr>
                   </pic:nvPicPr>
                   <pic:blipFill>
-                    <a:blip r:embed="rId52"/>
+                    <a:blip r:embed="rId63"/>
                     <a:stretch>
                       <a:fillRect/>
                     </a:stretch>
@@ -14345,12 +17892,12 @@
                 <wp:inline>
                   <wp:extent cx="152400" cy="152400"/>
                   <wp:effectExtent b="0" l="0" r="0" t="0"/>
-                  <wp:docPr descr="" title="" id="55" name="Picture"/>
+                  <wp:docPr descr="" title="" id="66" name="Picture"/>
                   <a:graphic>
                     <a:graphicData uri="http://schemas.openxmlformats.org/drawingml/2006/picture">
                       <pic:pic>
                         <pic:nvPicPr>
-                          <pic:cNvPr descr="/opt/quarto/share/formats/docx/note.png" id="56" name="Picture"/>
+                          <pic:cNvPr descr="/opt/quarto/share/formats/docx/note.png" id="67" name="Picture"/>
                           <pic:cNvPicPr>
                             <a:picLocks noChangeArrowheads="1" noChangeAspect="1"/>
                           </pic:cNvPicPr>
@@ -14410,7 +17957,7 @@
               <w:pStyle w:val="Compact"/>
               <w:numPr>
                 <w:ilvl w:val="0"/>
-                <w:numId w:val="1010"/>
+                <w:numId w:val="1012"/>
               </w:numPr>
             </w:pPr>
             <w:r>
@@ -14434,35 +17981,11 @@
               <w:pStyle w:val="Compact"/>
               <w:numPr>
                 <w:ilvl w:val="0"/>
-                <w:numId w:val="1010"/>
+                <w:numId w:val="1012"/>
               </w:numPr>
             </w:pPr>
             <w:r>
-              <w:t xml:space="preserve">K = 4–5 split off small (&lt;3%) fragments at the cost of entropy; the 2.8%</w:t>
-            </w:r>
-            <w:r>
-              <w:t xml:space="preserve"> </w:t>
-            </w:r>
-            <w:r>
-              <w:t xml:space="preserve">class at K = 3 maps onto the</w:t>
-            </w:r>
-            <w:r>
-              <w:t xml:space="preserve"> </w:t>
-            </w:r>
-            <w:r>
-              <w:t xml:space="preserve">“thinner than ideal”</w:t>
-            </w:r>
-            <w:r>
-              <w:t xml:space="preserve"> </w:t>
-            </w:r>
-            <w:r>
-              <w:t xml:space="preserve">group in the</w:t>
-            </w:r>
-            <w:r>
-              <w:t xml:space="preserve"> </w:t>
-            </w:r>
-            <w:r>
-              <w:t xml:space="preserve">descriptives, arguing for keeping it.</w:t>
+              <w:t xml:space="preserve">The Iterations column reports the iterations of the final convergence refit. Because that refit starts from the best of the 50 random starts (based on the first model), the multi-class models finish in a single additional iteration.</w:t>
             </w:r>
           </w:p>
           <w:p>
@@ -14470,11 +17993,35 @@
               <w:pStyle w:val="Compact"/>
               <w:numPr>
                 <w:ilvl w:val="0"/>
-                <w:numId w:val="1010"/>
+                <w:numId w:val="1012"/>
               </w:numPr>
             </w:pPr>
             <w:r>
-              <w:t xml:space="preserve">When reporting, it’s worth knowing that I followed the usual BIC + entropy + size + interpretability approach (GRoLTS-consistent).</w:t>
+              <w:t xml:space="preserve">K = 4–5 split off small (&lt;3%) fragments at the cost of entropy; the 2.8%</w:t>
+            </w:r>
+            <w:r>
+              <w:t xml:space="preserve"> </w:t>
+            </w:r>
+            <w:r>
+              <w:t xml:space="preserve">class at K = 3 maps onto the</w:t>
+            </w:r>
+            <w:r>
+              <w:t xml:space="preserve"> </w:t>
+            </w:r>
+            <w:r>
+              <w:t xml:space="preserve">“thinner than ideal”</w:t>
+            </w:r>
+            <w:r>
+              <w:t xml:space="preserve"> </w:t>
+            </w:r>
+            <w:r>
+              <w:t xml:space="preserve">group in the</w:t>
+            </w:r>
+            <w:r>
+              <w:t xml:space="preserve"> </w:t>
+            </w:r>
+            <w:r>
+              <w:t xml:space="preserve">descriptives, arguing for keeping it.</w:t>
             </w:r>
           </w:p>
           <w:p>
@@ -14482,7 +18029,19 @@
               <w:pStyle w:val="Compact"/>
               <w:numPr>
                 <w:ilvl w:val="0"/>
-                <w:numId w:val="1010"/>
+                <w:numId w:val="1012"/>
+              </w:numPr>
+            </w:pPr>
+            <w:r>
+              <w:t xml:space="preserve">When reporting, it’s worth knowing that I followed the usual BIC + entropy + size + interpretability approach (GRoLTS-consistent).</w:t>
+            </w:r>
+          </w:p>
+          <w:p>
+            <w:pPr>
+              <w:pStyle w:val="Compact"/>
+              <w:numPr>
+                <w:ilvl w:val="0"/>
+                <w:numId w:val="1012"/>
               </w:numPr>
             </w:pPr>
             <w:r>
@@ -14493,8 +18052,8 @@
         </w:tc>
       </w:tr>
     </w:tbl>
-    <w:bookmarkEnd w:id="57"/>
-    <w:bookmarkStart w:id="63" w:name="sec-supp-stratified"/>
+    <w:bookmarkEnd w:id="68"/>
+    <w:bookmarkStart w:id="74" w:name="sec-supp-stratified"/>
     <w:p>
       <w:pPr>
         <w:pStyle w:val="Heading2"/>
@@ -15925,18 +19484,18 @@
           <wp:inline>
             <wp:extent cx="5334000" cy="4267200"/>
             <wp:effectExtent b="0" l="0" r="0" t="0"/>
-            <wp:docPr descr="Predicted class trajectories by sample (pooled, boys, girls) and number of classes. Dashed lines: observed means within each sample." title="" id="59" name="Picture"/>
+            <wp:docPr descr="Predicted class trajectories by sample (pooled, boys, girls) and number of classes. Dashed lines: observed means within each sample." title="" id="70" name="Picture"/>
             <a:graphic>
               <a:graphicData uri="http://schemas.openxmlformats.org/drawingml/2006/picture">
                 <pic:pic>
                   <pic:nvPicPr>
-                    <pic:cNvPr descr="report_files/figure-docx/plot-lcga-sex-comparison-1.png" id="60" name="Picture"/>
+                    <pic:cNvPr descr="report_files/figure-docx/plot-lcga-sex-comparison-1.png" id="71" name="Picture"/>
                     <pic:cNvPicPr>
                       <a:picLocks noChangeArrowheads="1" noChangeAspect="1"/>
                     </pic:cNvPicPr>
                   </pic:nvPicPr>
                   <pic:blipFill>
-                    <a:blip r:embed="rId58"/>
+                    <a:blip r:embed="rId69"/>
                     <a:stretch>
                       <a:fillRect/>
                     </a:stretch>
@@ -16012,12 +19571,12 @@
                 <wp:inline>
                   <wp:extent cx="152400" cy="152400"/>
                   <wp:effectExtent b="0" l="0" r="0" t="0"/>
-                  <wp:docPr descr="" title="" id="61" name="Picture"/>
+                  <wp:docPr descr="" title="" id="72" name="Picture"/>
                   <a:graphic>
                     <a:graphicData uri="http://schemas.openxmlformats.org/drawingml/2006/picture">
                       <pic:pic>
                         <pic:nvPicPr>
-                          <pic:cNvPr descr="/opt/quarto/share/formats/docx/note.png" id="62" name="Picture"/>
+                          <pic:cNvPr descr="/opt/quarto/share/formats/docx/note.png" id="73" name="Picture"/>
                           <pic:cNvPicPr>
                             <a:picLocks noChangeArrowheads="1" noChangeAspect="1"/>
                           </pic:cNvPicPr>
@@ -16077,7 +19636,7 @@
               <w:pStyle w:val="Compact"/>
               <w:numPr>
                 <w:ilvl w:val="0"/>
-                <w:numId w:val="1011"/>
+                <w:numId w:val="1013"/>
               </w:numPr>
             </w:pPr>
             <w:r>
@@ -16089,7 +19648,7 @@
               <w:pStyle w:val="Compact"/>
               <w:numPr>
                 <w:ilvl w:val="0"/>
-                <w:numId w:val="1011"/>
+                <w:numId w:val="1013"/>
               </w:numPr>
             </w:pPr>
             <w:r>
@@ -16117,7 +19676,7 @@
               <w:pStyle w:val="Compact"/>
               <w:numPr>
                 <w:ilvl w:val="0"/>
-                <w:numId w:val="1011"/>
+                <w:numId w:val="1013"/>
               </w:numPr>
             </w:pPr>
             <w:r>
@@ -16128,8 +19687,8 @@
         </w:tc>
       </w:tr>
     </w:tbl>
-    <w:bookmarkEnd w:id="63"/>
-    <w:bookmarkStart w:id="67" w:name="sec-supp-sensitivity"/>
+    <w:bookmarkEnd w:id="74"/>
+    <w:bookmarkStart w:id="78" w:name="sec-supp-sensitivity"/>
     <w:p>
       <w:pPr>
         <w:pStyle w:val="Heading2"/>
@@ -16151,7 +19710,7 @@
       <w:tr>
         <w:tc>
           <w:tcPr/>
-          <w:bookmarkStart w:id="64" w:name="tbl-parenting-sensitivity"/>
+          <w:bookmarkStart w:id="75" w:name="tbl-parenting-sensitivity"/>
           <w:p>
             <w:pPr>
               <w:jc w:val="center"/>
@@ -16162,7 +19721,7 @@
               <w:pStyle w:val="ImageCaption"/>
             </w:pPr>
             <w:r>
-              <w:t xml:space="preserve">Table 7: Sensitivity: both parents’ warmth and anger jointly (subset with second-carer data).</w:t>
+              <w:t xml:space="preserve">Table 10: Sensitivity: both parents’ warmth and anger jointly (subset with second-carer data).</w:t>
             </w:r>
           </w:p>
           <w:tbl>
@@ -16771,7 +20330,7 @@
               </w:tc>
             </w:tr>
           </w:tbl>
-          <w:bookmarkEnd w:id="64"/>
+          <w:bookmarkEnd w:id="75"/>
           <w:p/>
         </w:tc>
       </w:tr>
@@ -16825,12 +20384,12 @@
                 <wp:inline>
                   <wp:extent cx="152400" cy="152400"/>
                   <wp:effectExtent b="0" l="0" r="0" t="0"/>
-                  <wp:docPr descr="" title="" id="65" name="Picture"/>
+                  <wp:docPr descr="" title="" id="76" name="Picture"/>
                   <a:graphic>
                     <a:graphicData uri="http://schemas.openxmlformats.org/drawingml/2006/picture">
                       <pic:pic>
                         <pic:nvPicPr>
-                          <pic:cNvPr descr="/opt/quarto/share/formats/docx/note.png" id="66" name="Picture"/>
+                          <pic:cNvPr descr="/opt/quarto/share/formats/docx/note.png" id="77" name="Picture"/>
                           <pic:cNvPicPr>
                             <a:picLocks noChangeArrowheads="1" noChangeAspect="1"/>
                           </pic:cNvPicPr>
@@ -16890,7 +20449,7 @@
               <w:pStyle w:val="Compact"/>
               <w:numPr>
                 <w:ilvl w:val="0"/>
-                <w:numId w:val="1012"/>
+                <w:numId w:val="1014"/>
               </w:numPr>
             </w:pPr>
             <w:r>
@@ -16902,7 +20461,7 @@
               <w:pStyle w:val="Compact"/>
               <w:numPr>
                 <w:ilvl w:val="0"/>
-                <w:numId w:val="1012"/>
+                <w:numId w:val="1014"/>
               </w:numPr>
             </w:pPr>
             <w:r>
@@ -16919,14 +20478,500 @@
         </w:tc>
       </w:tr>
     </w:tbl>
-    <w:bookmarkEnd w:id="67"/>
-    <w:bookmarkStart w:id="73" w:name="sec-supp-moderation"/>
+    <w:bookmarkEnd w:id="78"/>
+    <w:bookmarkStart w:id="82" w:name="sec-supp-variance"/>
     <w:p>
       <w:pPr>
         <w:pStyle w:val="Heading2"/>
       </w:pPr>
       <w:r>
-        <w:t xml:space="preserve">3.6 Sex moderation: full model</w:t>
+        <w:t xml:space="preserve">3.6 Between-class residual variance</w:t>
+      </w:r>
+    </w:p>
+    <w:p>
+      <w:pPr>
+        <w:pStyle w:val="FirstParagraph"/>
+      </w:pPr>
+      <w:r>
+        <w:t xml:space="preserve">The primary LCGA holds the residual variance equal across classes. As a check on that choice, the chosen K = 3 model was re-fit allowing class-specific (proportional) residual variances and compared on fit and classification quality.</w:t>
+      </w:r>
+    </w:p>
+    <w:tbl>
+      <w:tblPr>
+        <w:tblStyle w:val="Table"/>
+        <w:tblW w:type="pct" w:w="5000"/>
+        <w:tblLayout w:type="fixed"/>
+        <w:tblLook w:firstRow="0" w:lastRow="0" w:firstColumn="0" w:lastColumn="0" w:noHBand="0" w:noVBand="0" w:val="0000"/>
+      </w:tblPr>
+      <w:tblGrid>
+        <w:gridCol w:w="7920"/>
+      </w:tblGrid>
+      <w:tr>
+        <w:tc>
+          <w:tcPr/>
+          <w:bookmarkStart w:id="79" w:name="tbl-nwg"/>
+          <w:p>
+            <w:pPr>
+              <w:jc w:val="center"/>
+            </w:pPr>
+            <w:pPr>
+              <w:jc w:val="left"/>
+              <w:spacing w:before="200"/>
+              <w:pStyle w:val="ImageCaption"/>
+            </w:pPr>
+            <w:r>
+              <w:t xml:space="preserve">Table 11: Primary equal-variance LCGA vs a class-specific residual-variance sensitivity, at K = 3.</w:t>
+            </w:r>
+          </w:p>
+          <w:tbl>
+            <w:tblPr>
+              <w:tblStyle w:val="Table"/>
+              <w:tblW w:type="pct" w:w="5000"/>
+              <w:tblLayout w:type="fixed"/>
+              <w:tblLook w:firstRow="1" w:lastRow="0" w:firstColumn="0" w:lastColumn="0" w:noHBand="0" w:noVBand="0" w:val="0020"/>
+            </w:tblPr>
+            <w:tblGrid>
+              <w:gridCol w:w="1960"/>
+              <w:gridCol w:w="784"/>
+              <w:gridCol w:w="470"/>
+              <w:gridCol w:w="470"/>
+              <w:gridCol w:w="627"/>
+              <w:gridCol w:w="2274"/>
+              <w:gridCol w:w="1333"/>
+            </w:tblGrid>
+            <w:tr>
+              <w:trPr>
+                <w:tblHeader w:val="on"/>
+              </w:trPr>
+              <w:tc>
+                <w:tcPr/>
+                <w:p>
+                  <w:pPr>
+                    <w:pStyle w:val="Compact"/>
+                    <w:jc w:val="left"/>
+                    <w:jc w:val="center"/>
+                  </w:pPr>
+                  <w:r>
+                    <w:t xml:space="preserve">Model</w:t>
+                  </w:r>
+                </w:p>
+              </w:tc>
+              <w:tc>
+                <w:tcPr/>
+                <w:p>
+                  <w:pPr>
+                    <w:pStyle w:val="Compact"/>
+                    <w:jc w:val="right"/>
+                    <w:jc w:val="center"/>
+                  </w:pPr>
+                  <w:r>
+                    <w:t xml:space="preserve">Converged</w:t>
+                  </w:r>
+                </w:p>
+              </w:tc>
+              <w:tc>
+                <w:tcPr/>
+                <w:p>
+                  <w:pPr>
+                    <w:pStyle w:val="Compact"/>
+                    <w:jc w:val="right"/>
+                    <w:jc w:val="center"/>
+                  </w:pPr>
+                  <w:r>
+                    <w:t xml:space="preserve">BIC</w:t>
+                  </w:r>
+                </w:p>
+              </w:tc>
+              <w:tc>
+                <w:tcPr/>
+                <w:p>
+                  <w:pPr>
+                    <w:pStyle w:val="Compact"/>
+                    <w:jc w:val="right"/>
+                    <w:jc w:val="center"/>
+                  </w:pPr>
+                  <w:r>
+                    <w:t xml:space="preserve">SABIC</w:t>
+                  </w:r>
+                </w:p>
+              </w:tc>
+              <w:tc>
+                <w:tcPr/>
+                <w:p>
+                  <w:pPr>
+                    <w:pStyle w:val="Compact"/>
+                    <w:jc w:val="right"/>
+                    <w:jc w:val="center"/>
+                  </w:pPr>
+                  <w:r>
+                    <w:t xml:space="preserve">Entropy</w:t>
+                  </w:r>
+                </w:p>
+              </w:tc>
+              <w:tc>
+                <w:tcPr/>
+                <w:p>
+                  <w:pPr>
+                    <w:pStyle w:val="Compact"/>
+                    <w:jc w:val="right"/>
+                    <w:jc w:val="center"/>
+                  </w:pPr>
+                  <w:r>
+                    <w:t xml:space="preserve">Class % (largest → smallest)</w:t>
+                  </w:r>
+                </w:p>
+              </w:tc>
+              <w:tc>
+                <w:tcPr/>
+                <w:p>
+                  <w:pPr>
+                    <w:pStyle w:val="Compact"/>
+                    <w:jc w:val="right"/>
+                    <w:jc w:val="center"/>
+                  </w:pPr>
+                  <w:r>
+                    <w:t xml:space="preserve">Smallest class %</w:t>
+                  </w:r>
+                </w:p>
+              </w:tc>
+            </w:tr>
+            <w:tr>
+              <w:tc>
+                <w:tcPr/>
+                <w:p>
+                  <w:pPr>
+                    <w:pStyle w:val="Compact"/>
+                    <w:jc w:val="left"/>
+                    <w:jc w:val="center"/>
+                  </w:pPr>
+                  <w:r>
+                    <w:t xml:space="preserve">Equal variance (primary)</w:t>
+                  </w:r>
+                </w:p>
+              </w:tc>
+              <w:tc>
+                <w:tcPr/>
+                <w:p>
+                  <w:pPr>
+                    <w:pStyle w:val="Compact"/>
+                    <w:jc w:val="right"/>
+                    <w:jc w:val="center"/>
+                  </w:pPr>
+                  <w:r>
+                    <w:t xml:space="preserve">Yes</w:t>
+                  </w:r>
+                </w:p>
+              </w:tc>
+              <w:tc>
+                <w:tcPr/>
+                <w:p>
+                  <w:pPr>
+                    <w:pStyle w:val="Compact"/>
+                    <w:jc w:val="right"/>
+                    <w:jc w:val="center"/>
+                  </w:pPr>
+                  <w:r>
+                    <w:t xml:space="preserve">54895</w:t>
+                  </w:r>
+                </w:p>
+              </w:tc>
+              <w:tc>
+                <w:tcPr/>
+                <w:p>
+                  <w:pPr>
+                    <w:pStyle w:val="Compact"/>
+                    <w:jc w:val="right"/>
+                    <w:jc w:val="center"/>
+                  </w:pPr>
+                  <w:r>
+                    <w:t xml:space="preserve">54867</w:t>
+                  </w:r>
+                </w:p>
+              </w:tc>
+              <w:tc>
+                <w:tcPr/>
+                <w:p>
+                  <w:pPr>
+                    <w:pStyle w:val="Compact"/>
+                    <w:jc w:val="right"/>
+                    <w:jc w:val="center"/>
+                  </w:pPr>
+                  <w:r>
+                    <w:t xml:space="preserve">0.85</w:t>
+                  </w:r>
+                </w:p>
+              </w:tc>
+              <w:tc>
+                <w:tcPr/>
+                <w:p>
+                  <w:pPr>
+                    <w:pStyle w:val="Compact"/>
+                    <w:jc w:val="right"/>
+                    <w:jc w:val="center"/>
+                  </w:pPr>
+                  <w:r>
+                    <w:t xml:space="preserve">83.8 / 13.5 / 2.8</w:t>
+                  </w:r>
+                </w:p>
+              </w:tc>
+              <w:tc>
+                <w:tcPr/>
+                <w:p>
+                  <w:pPr>
+                    <w:pStyle w:val="Compact"/>
+                    <w:jc w:val="right"/>
+                    <w:jc w:val="center"/>
+                  </w:pPr>
+                  <w:r>
+                    <w:t xml:space="preserve">2.8</w:t>
+                  </w:r>
+                </w:p>
+              </w:tc>
+            </w:tr>
+            <w:tr>
+              <w:tc>
+                <w:tcPr/>
+                <w:p>
+                  <w:pPr>
+                    <w:pStyle w:val="Compact"/>
+                    <w:jc w:val="left"/>
+                    <w:jc w:val="center"/>
+                  </w:pPr>
+                  <w:r>
+                    <w:t xml:space="preserve">Class-specific variance</w:t>
+                  </w:r>
+                </w:p>
+              </w:tc>
+              <w:tc>
+                <w:tcPr/>
+                <w:p>
+                  <w:pPr>
+                    <w:pStyle w:val="Compact"/>
+                    <w:jc w:val="right"/>
+                    <w:jc w:val="center"/>
+                  </w:pPr>
+                  <w:r>
+                    <w:t xml:space="preserve">No</w:t>
+                  </w:r>
+                </w:p>
+              </w:tc>
+              <w:tc>
+                <w:tcPr/>
+                <w:p>
+                  <w:pPr>
+                    <w:pStyle w:val="Compact"/>
+                    <w:jc w:val="right"/>
+                    <w:jc w:val="center"/>
+                  </w:pPr>
+                  <w:r>
+                    <w:t xml:space="preserve">54913</w:t>
+                  </w:r>
+                </w:p>
+              </w:tc>
+              <w:tc>
+                <w:tcPr/>
+                <w:p>
+                  <w:pPr>
+                    <w:pStyle w:val="Compact"/>
+                    <w:jc w:val="right"/>
+                    <w:jc w:val="center"/>
+                  </w:pPr>
+                  <w:r>
+                    <w:t xml:space="preserve">54878</w:t>
+                  </w:r>
+                </w:p>
+              </w:tc>
+              <w:tc>
+                <w:tcPr/>
+                <w:p>
+                  <w:pPr>
+                    <w:pStyle w:val="Compact"/>
+                    <w:jc w:val="right"/>
+                    <w:jc w:val="center"/>
+                  </w:pPr>
+                  <w:r>
+                    <w:t xml:space="preserve">0.85</w:t>
+                  </w:r>
+                </w:p>
+              </w:tc>
+              <w:tc>
+                <w:tcPr/>
+                <w:p>
+                  <w:pPr>
+                    <w:pStyle w:val="Compact"/>
+                    <w:jc w:val="right"/>
+                    <w:jc w:val="center"/>
+                  </w:pPr>
+                  <w:r>
+                    <w:t xml:space="preserve">83.8 / 13.5 / 2.8</w:t>
+                  </w:r>
+                </w:p>
+              </w:tc>
+              <w:tc>
+                <w:tcPr/>
+                <w:p>
+                  <w:pPr>
+                    <w:pStyle w:val="Compact"/>
+                    <w:jc w:val="right"/>
+                    <w:jc w:val="center"/>
+                  </w:pPr>
+                  <w:r>
+                    <w:t xml:space="preserve">2.8</w:t>
+                  </w:r>
+                </w:p>
+              </w:tc>
+            </w:tr>
+          </w:tbl>
+          <w:bookmarkEnd w:id="79"/>
+          <w:p/>
+        </w:tc>
+      </w:tr>
+    </w:tbl>
+    <w:p>
+      <w:pPr>
+        <w:pStyle w:val="BodyText"/>
+      </w:pPr>
+      <w:r>
+        <w:t xml:space="preserve"> </w:t>
+      </w:r>
+    </w:p>
+    <w:tbl>
+      <w:tblPr>
+        <w:tblStyle w:val="Table"/>
+        <w:tblLook w:firstRow="0" w:lastRow="0" w:firstColumn="0" w:lastColumn="0" w:noHBand="0" w:noVBand="0" w:val="0000"/>
+        <w:tblBorders>
+          <w:top w:val="single" w:sz="4" w:space="0" w:color="0758E5"/>
+          <w:left w:val="single" w:sz="24" w:space="0" w:color="0758E5"/>
+          <w:bottom w:val="single" w:sz="4" w:space="0" w:color="0758E5"/>
+          <w:right w:val="single" w:sz="4" w:space="0" w:color="0758E5"/>
+        </w:tblBorders>
+        <w:tblCellMar>
+          <w:left w:w="144" w:type="dxa"/>
+          <w:right w:w="144" w:type="dxa"/>
+        </w:tblCellMar>
+        <w:tblLook w:firstRow="0" w:lastRow="0" w:firstColumn="0" w:lastColumn="0" w:noHBand="0" w:noVBand="0" w:val="0000"/>
+      </w:tblPr>
+      <w:tr>
+        <w:trPr>
+          <w:cantSplit/>
+        </w:trPr>
+        <w:tc>
+          <w:tcPr>
+            <w:shd w:color="auto" w:fill="dae6fb" w:val="clear"/>
+            <w:tcMar>
+              <w:top w:w="92" w:type="dxa"/>
+              <w:bottom w:w="92" w:type="dxa"/>
+            </w:tcMar>
+          </w:tcPr>
+          <w:p>
+            <w:pPr>
+              <w:pStyle w:val="BodyText"/>
+            </w:pPr>
+            <w:pPr>
+              <w:spacing w:before="0" w:after="0"/>
+              <w:textAlignment w:val="center"/>
+            </w:pPr>
+            <w:r>
+              <w:drawing>
+                <wp:inline>
+                  <wp:extent cx="152400" cy="152400"/>
+                  <wp:effectExtent b="0" l="0" r="0" t="0"/>
+                  <wp:docPr descr="" title="" id="80" name="Picture"/>
+                  <a:graphic>
+                    <a:graphicData uri="http://schemas.openxmlformats.org/drawingml/2006/picture">
+                      <pic:pic>
+                        <pic:nvPicPr>
+                          <pic:cNvPr descr="/opt/quarto/share/formats/docx/note.png" id="81" name="Picture"/>
+                          <pic:cNvPicPr>
+                            <a:picLocks noChangeArrowheads="1" noChangeAspect="1"/>
+                          </pic:cNvPicPr>
+                        </pic:nvPicPr>
+                        <pic:blipFill>
+                          <a:blip r:embed="rId12"/>
+                          <a:stretch>
+                            <a:fillRect/>
+                          </a:stretch>
+                        </pic:blipFill>
+                        <pic:spPr bwMode="auto">
+                          <a:xfrm>
+                            <a:off x="0" y="0"/>
+                            <a:ext cx="152400" cy="152400"/>
+                          </a:xfrm>
+                          <a:prstGeom prst="rect">
+                            <a:avLst/>
+                          </a:prstGeom>
+                          <a:noFill/>
+                          <a:ln w="9525">
+                            <a:noFill/>
+                            <a:headEnd/>
+                            <a:tailEnd/>
+                          </a:ln>
+                        </pic:spPr>
+                      </pic:pic>
+                    </a:graphicData>
+                  </a:graphic>
+                </wp:inline>
+              </w:drawing>
+            </w:r>
+            <w:r>
+              <w:t xml:space="preserve"> </w:t>
+            </w:r>
+            <w:r>
+              <w:t xml:space="preserve"> </w:t>
+            </w:r>
+            <w:r>
+              <w:t xml:space="preserve">Interpretation</w:t>
+            </w:r>
+          </w:p>
+        </w:tc>
+      </w:tr>
+      <w:tr>
+        <w:trPr>
+          <w:cantSplit/>
+        </w:trPr>
+        <w:tc>
+          <w:tcPr>
+            <w:tcMar>
+              <w:top w:w="108" w:type="dxa"/>
+              <w:bottom w:w="108" w:type="dxa"/>
+            </w:tcMar>
+          </w:tcPr>
+          <w:p>
+            <w:pPr>
+              <w:pStyle w:val="Compact"/>
+              <w:numPr>
+                <w:ilvl w:val="0"/>
+                <w:numId w:val="1015"/>
+              </w:numPr>
+            </w:pPr>
+            <w:r>
+              <w:t xml:space="preserve">The table shows whether allowing class-specific variances</w:t>
+            </w:r>
+            <w:r>
+              <w:t xml:space="preserve"> </w:t>
+            </w:r>
+            <w:r>
+              <w:t xml:space="preserve">improves BIC/SABIC/entropy and if it changes the classes. It does</w:t>
+            </w:r>
+            <w:r>
+              <w:t xml:space="preserve"> </w:t>
+            </w:r>
+            <w:r>
+              <w:t xml:space="preserve">not - the model we already had fits (very slightly better) and given that class-specific variance can be more prone to not converging we can just stick with the original model.</w:t>
+            </w:r>
+          </w:p>
+          <w:p/>
+        </w:tc>
+      </w:tr>
+    </w:tbl>
+    <w:bookmarkEnd w:id="82"/>
+    <w:bookmarkStart w:id="88" w:name="sec-supp-moderation"/>
+    <w:p>
+      <w:pPr>
+        <w:pStyle w:val="Heading2"/>
+      </w:pPr>
+      <w:r>
+        <w:t xml:space="preserve">3.7 Sex moderation: full model</w:t>
       </w:r>
     </w:p>
     <w:p>
@@ -17267,18 +21312,18 @@
           <wp:inline>
             <wp:extent cx="5334000" cy="4667250"/>
             <wp:effectExtent b="0" l="0" r="0" t="0"/>
-            <wp:docPr descr="Predicted class probabilities across baseline parenting, by sex (other covariates at sample mean)." title="" id="69" name="Picture"/>
+            <wp:docPr descr="Predicted class probabilities across baseline parenting, by sex (other covariates at sample mean)." title="" id="84" name="Picture"/>
             <a:graphic>
               <a:graphicData uri="http://schemas.openxmlformats.org/drawingml/2006/picture">
                 <pic:pic>
                   <pic:nvPicPr>
-                    <pic:cNvPr descr="report_files/figure-docx/plot-moderation-1.png" id="70" name="Picture"/>
+                    <pic:cNvPr descr="report_files/figure-docx/plot-moderation-1.png" id="85" name="Picture"/>
                     <pic:cNvPicPr>
                       <a:picLocks noChangeArrowheads="1" noChangeAspect="1"/>
                     </pic:cNvPicPr>
                   </pic:nvPicPr>
                   <pic:blipFill>
-                    <a:blip r:embed="rId68"/>
+                    <a:blip r:embed="rId83"/>
                     <a:stretch>
                       <a:fillRect/>
                     </a:stretch>
@@ -17354,12 +21399,12 @@
                 <wp:inline>
                   <wp:extent cx="152400" cy="152400"/>
                   <wp:effectExtent b="0" l="0" r="0" t="0"/>
-                  <wp:docPr descr="" title="" id="71" name="Picture"/>
+                  <wp:docPr descr="" title="" id="86" name="Picture"/>
                   <a:graphic>
                     <a:graphicData uri="http://schemas.openxmlformats.org/drawingml/2006/picture">
                       <pic:pic>
                         <pic:nvPicPr>
-                          <pic:cNvPr descr="/opt/quarto/share/formats/docx/note.png" id="72" name="Picture"/>
+                          <pic:cNvPr descr="/opt/quarto/share/formats/docx/note.png" id="87" name="Picture"/>
                           <pic:cNvPicPr>
                             <a:picLocks noChangeArrowheads="1" noChangeAspect="1"/>
                           </pic:cNvPicPr>
@@ -17419,7 +21464,7 @@
               <w:pStyle w:val="Compact"/>
               <w:numPr>
                 <w:ilvl w:val="0"/>
-                <w:numId w:val="1013"/>
+                <w:numId w:val="1016"/>
               </w:numPr>
             </w:pPr>
             <w:r>
@@ -17442,14 +21487,14 @@
         </w:tc>
       </w:tr>
     </w:tbl>
-    <w:bookmarkEnd w:id="73"/>
-    <w:bookmarkStart w:id="80" w:name="X45eeef966f7c2603800a20af8759f1d34b09f76"/>
+    <w:bookmarkEnd w:id="88"/>
+    <w:bookmarkStart w:id="95" w:name="X45eeef966f7c2603800a20af8759f1d34b09f76"/>
     <w:p>
       <w:pPr>
         <w:pStyle w:val="Heading2"/>
       </w:pPr>
       <w:r>
-        <w:t xml:space="preserve">3.7 Sensitivity: absolute body dissatisfaction</w:t>
+        <w:t xml:space="preserve">3.8 Sensitivity: absolute body dissatisfaction</w:t>
       </w:r>
     </w:p>
     <w:p>
@@ -17976,18 +22021,18 @@
           <wp:inline>
             <wp:extent cx="5334000" cy="3429000"/>
             <wp:effectExtent b="0" l="0" r="0" t="0"/>
-            <wp:docPr descr="Final three-class model of absolute body dissatisfaction." title="" id="75" name="Picture"/>
+            <wp:docPr descr="Final three-class model of absolute body dissatisfaction." title="" id="90" name="Picture"/>
             <a:graphic>
               <a:graphicData uri="http://schemas.openxmlformats.org/drawingml/2006/picture">
                 <pic:pic>
                   <pic:nvPicPr>
-                    <pic:cNvPr descr="report_files/figure-docx/plot-classes-abs-1.png" id="76" name="Picture"/>
+                    <pic:cNvPr descr="report_files/figure-docx/plot-classes-abs-1.png" id="91" name="Picture"/>
                     <pic:cNvPicPr>
                       <a:picLocks noChangeArrowheads="1" noChangeAspect="1"/>
                     </pic:cNvPicPr>
                   </pic:nvPicPr>
                   <pic:blipFill>
-                    <a:blip r:embed="rId74"/>
+                    <a:blip r:embed="rId89"/>
                     <a:stretch>
                       <a:fillRect/>
                     </a:stretch>
@@ -18035,7 +22080,7 @@
       <w:tr>
         <w:tc>
           <w:tcPr/>
-          <w:bookmarkStart w:id="77" w:name="tbl-parenting-abs"/>
+          <w:bookmarkStart w:id="92" w:name="tbl-parenting-abs"/>
           <w:p>
             <w:pPr>
               <w:jc w:val="center"/>
@@ -18046,7 +22091,7 @@
               <w:pStyle w:val="ImageCaption"/>
             </w:pPr>
             <w:r>
-              <w:t xml:space="preserve">Table 8: Three-step model for absolute-discrepancy classes: RRR (95% bootstrap CI) vs the stable-low class (Class 1).</w:t>
+              <w:t xml:space="preserve">Table 12: Three-step model for absolute-discrepancy classes: RRR (95% bootstrap CI) vs the stable-low class (Class 1).</w:t>
             </w:r>
           </w:p>
           <w:tbl>
@@ -18311,7 +22356,7 @@
               </w:tc>
             </w:tr>
           </w:tbl>
-          <w:bookmarkEnd w:id="77"/>
+          <w:bookmarkEnd w:id="92"/>
           <w:p/>
         </w:tc>
       </w:tr>
@@ -18365,12 +22410,12 @@
                 <wp:inline>
                   <wp:extent cx="152400" cy="152400"/>
                   <wp:effectExtent b="0" l="0" r="0" t="0"/>
-                  <wp:docPr descr="" title="" id="78" name="Picture"/>
+                  <wp:docPr descr="" title="" id="93" name="Picture"/>
                   <a:graphic>
                     <a:graphicData uri="http://schemas.openxmlformats.org/drawingml/2006/picture">
                       <pic:pic>
                         <pic:nvPicPr>
-                          <pic:cNvPr descr="/opt/quarto/share/formats/docx/note.png" id="79" name="Picture"/>
+                          <pic:cNvPr descr="/opt/quarto/share/formats/docx/note.png" id="94" name="Picture"/>
                           <pic:cNvPicPr>
                             <a:picLocks noChangeArrowheads="1" noChangeAspect="1"/>
                           </pic:cNvPicPr>
@@ -18430,7 +22475,7 @@
               <w:pStyle w:val="Compact"/>
               <w:numPr>
                 <w:ilvl w:val="0"/>
-                <w:numId w:val="1014"/>
+                <w:numId w:val="1017"/>
               </w:numPr>
             </w:pPr>
             <w:r>
@@ -18509,7 +22554,7 @@
               <w:pStyle w:val="Compact"/>
               <w:numPr>
                 <w:ilvl w:val="0"/>
-                <w:numId w:val="1014"/>
+                <w:numId w:val="1017"/>
               </w:numPr>
             </w:pPr>
             <w:r>
@@ -18520,8 +22565,8 @@
         </w:tc>
       </w:tr>
     </w:tbl>
-    <w:bookmarkEnd w:id="80"/>
-    <w:bookmarkEnd w:id="81"/>
+    <w:bookmarkEnd w:id="95"/>
+    <w:bookmarkEnd w:id="96"/>
     <w:sectPr>
       <w:footnotePr>
         <w:numRestart w:val="eachSect"/>
@@ -18778,6 +22823,15 @@
     <w:abstractNumId w:val="991"/>
   </w:num>
   <w:num w:numId="1014">
+    <w:abstractNumId w:val="991"/>
+  </w:num>
+  <w:num w:numId="1015">
+    <w:abstractNumId w:val="991"/>
+  </w:num>
+  <w:num w:numId="1016">
+    <w:abstractNumId w:val="991"/>
+  </w:num>
+  <w:num w:numId="1017">
     <w:abstractNumId w:val="991"/>
   </w:num>
 </w:numbering>

--- a/doc/report.docx
+++ b/doc/report.docx
@@ -316,7 +316,7 @@
                     <w:jc w:val="center"/>
                   </w:pPr>
                   <w:r>
-                    <w:t xml:space="preserve">≥ 1 wave with a PBI score</w:t>
+                    <w:t xml:space="preserve">&gt;= 1 wave with a PBI score</w:t>
                   </w:r>
                 </w:p>
               </w:tc>
@@ -357,7 +357,7 @@
                     <w:jc w:val="center"/>
                   </w:pPr>
                   <w:r>
-                    <w:t xml:space="preserve">≥ 2 waves with a PBI score (trajectory sample)</w:t>
+                    <w:t xml:space="preserve">&gt;= 2 waves with a PBI score (trajectory sample)</w:t>
                   </w:r>
                 </w:p>
               </w:tc>
@@ -5366,7 +5366,7 @@
                     <w:jc w:val="center"/>
                   </w:pPr>
                   <w:r>
-                    <w:t xml:space="preserve">Warmth P1 × Time (per year)</w:t>
+                    <w:t xml:space="preserve">Warmth P1 x Time (per year)</w:t>
                   </w:r>
                 </w:p>
               </w:tc>
@@ -5407,7 +5407,7 @@
                     <w:jc w:val="center"/>
                   </w:pPr>
                   <w:r>
-                    <w:t xml:space="preserve">Anger P1 × Time (per year)</w:t>
+                    <w:t xml:space="preserve">Anger P1 x Time (per year)</w:t>
                   </w:r>
                 </w:p>
               </w:tc>
@@ -5791,7 +5791,7 @@
                     <w:jc w:val="center"/>
                   </w:pPr>
                   <w:r>
-                    <w:t xml:space="preserve">Warmth P1 × Time (per year)</w:t>
+                    <w:t xml:space="preserve">Warmth P1 x Time (per year)</w:t>
                   </w:r>
                 </w:p>
               </w:tc>
@@ -5832,7 +5832,7 @@
                     <w:jc w:val="center"/>
                   </w:pPr>
                   <w:r>
-                    <w:t xml:space="preserve">Anger P1 × Time (per year)</w:t>
+                    <w:t xml:space="preserve">Anger P1 x Time (per year)</w:t>
                   </w:r>
                 </w:p>
               </w:tc>
@@ -13820,7 +13820,7 @@
                     <w:jc w:val="center"/>
                   </w:pPr>
                   <w:r>
-                    <w:t xml:space="preserve">By class × wave</w:t>
+                    <w:t xml:space="preserve">By class x wave</w:t>
                   </w:r>
                 </w:p>
               </w:tc>
@@ -13913,7 +13913,7 @@
                     <w:jc w:val="center"/>
                   </w:pPr>
                   <w:r>
-                    <w:t xml:space="preserve">By class × wave</w:t>
+                    <w:t xml:space="preserve">By class x wave</w:t>
                   </w:r>
                 </w:p>
               </w:tc>
@@ -14006,7 +14006,7 @@
                     <w:jc w:val="center"/>
                   </w:pPr>
                   <w:r>
-                    <w:t xml:space="preserve">By class × wave</w:t>
+                    <w:t xml:space="preserve">By class x wave</w:t>
                   </w:r>
                 </w:p>
               </w:tc>
@@ -14099,7 +14099,7 @@
                     <w:jc w:val="center"/>
                   </w:pPr>
                   <w:r>
-                    <w:t xml:space="preserve">By class × wave</w:t>
+                    <w:t xml:space="preserve">By class x wave</w:t>
                   </w:r>
                 </w:p>
               </w:tc>
@@ -14192,7 +14192,7 @@
                     <w:jc w:val="center"/>
                   </w:pPr>
                   <w:r>
-                    <w:t xml:space="preserve">By class × wave</w:t>
+                    <w:t xml:space="preserve">By class x wave</w:t>
                   </w:r>
                 </w:p>
               </w:tc>
@@ -14285,7 +14285,7 @@
                     <w:jc w:val="center"/>
                   </w:pPr>
                   <w:r>
-                    <w:t xml:space="preserve">By class × wave</w:t>
+                    <w:t xml:space="preserve">By class x wave</w:t>
                   </w:r>
                 </w:p>
               </w:tc>
@@ -14378,7 +14378,7 @@
                     <w:jc w:val="center"/>
                   </w:pPr>
                   <w:r>
-                    <w:t xml:space="preserve">By class × wave</w:t>
+                    <w:t xml:space="preserve">By class x wave</w:t>
                   </w:r>
                 </w:p>
               </w:tc>
@@ -14471,7 +14471,7 @@
                     <w:jc w:val="center"/>
                   </w:pPr>
                   <w:r>
-                    <w:t xml:space="preserve">By class × wave</w:t>
+                    <w:t xml:space="preserve">By class x wave</w:t>
                   </w:r>
                 </w:p>
               </w:tc>
@@ -14564,7 +14564,7 @@
                     <w:jc w:val="center"/>
                   </w:pPr>
                   <w:r>
-                    <w:t xml:space="preserve">By class × wave</w:t>
+                    <w:t xml:space="preserve">By class x wave</w:t>
                   </w:r>
                 </w:p>
               </w:tc>
@@ -15362,12 +15362,12 @@
               <w:tblLook w:firstRow="1" w:lastRow="0" w:firstColumn="0" w:lastColumn="0" w:noHBand="0" w:noVBand="0" w:val="0020"/>
             </w:tblPr>
             <w:tblGrid>
-              <w:gridCol w:w="3540"/>
-              <w:gridCol w:w="1304"/>
-              <w:gridCol w:w="1304"/>
-              <w:gridCol w:w="652"/>
-              <w:gridCol w:w="465"/>
-              <w:gridCol w:w="652"/>
+              <w:gridCol w:w="3499"/>
+              <w:gridCol w:w="1289"/>
+              <w:gridCol w:w="1381"/>
+              <w:gridCol w:w="644"/>
+              <w:gridCol w:w="460"/>
+              <w:gridCol w:w="644"/>
             </w:tblGrid>
             <w:tr>
               <w:trPr>
@@ -15403,7 +15403,7 @@
                     <w:jc w:val="center"/>
                   </w:pPr>
                   <w:r>
-                    <w:t xml:space="preserve">Included (≥2)</w:t>
+                    <w:t xml:space="preserve">Included (&gt;=2)</w:t>
                   </w:r>
                 </w:p>
               </w:tc>
@@ -21235,7 +21235,7 @@
               <w:jc w:val="left"/>
             </w:pPr>
             <w:r>
-              <w:t xml:space="preserve">Warmth P1 × female</w:t>
+              <w:t xml:space="preserve">Warmth P1 x female</w:t>
             </w:r>
           </w:p>
         </w:tc>
